--- a/res/RaspberryPi.docx
+++ b/res/RaspberryPi.docx
@@ -10,6 +10,7 @@
           <w:numId w:val="0"/>
         </w:numPr>
         <w:spacing w:lineRule="auto" w:line="240" w:before="0" w:afterAutospacing="1"/>
+        <w:ind w:hanging="0" w:left="0"/>
         <w:outlineLvl w:val="0"/>
         <w:rPr>
           <w:rFonts w:ascii="Arial" w:hAnsi="Arial" w:eastAsia="Times New Roman" w:cs="Arial"/>
@@ -42,6 +43,7 @@
           <w:numId w:val="0"/>
         </w:numPr>
         <w:spacing w:lineRule="auto" w:line="240" w:before="0" w:afterAutospacing="1"/>
+        <w:ind w:hanging="0" w:left="0"/>
         <w:outlineLvl w:val="2"/>
         <w:rPr>
           <w:rFonts w:ascii="Arial" w:hAnsi="Arial" w:eastAsia="Times New Roman" w:cs="Arial"/>
@@ -184,15 +186,11 @@
               <wp:inline distT="0" distB="0" distL="0" distR="0">
                 <wp:extent cx="5943600" cy="635"/>
                 <wp:effectExtent l="0" t="0" r="0" b="0"/>
-                <wp:docPr id="1" name=""/>
+                <wp:docPr id="1" name="Shape1"/>
                 <a:graphic xmlns:a="http://schemas.openxmlformats.org/drawingml/2006/main">
                   <a:graphicData uri="http://schemas.microsoft.com/office/word/2010/wordprocessingShape">
                     <wps:wsp>
                       <wps:cNvSpPr/>
-                      <wps:nvSpPr>
-                        <wps:cNvPr id="2" name=""/>
-                        <wps:cNvSpPr/>
-                      </wps:nvSpPr>
                       <wps:spPr>
                         <a:xfrm>
                           <a:off x="0" y="0"/>
@@ -208,6 +206,12 @@
                           <a:noFill/>
                         </a:ln>
                       </wps:spPr>
+                      <wps:style>
+                        <a:lnRef idx="0"/>
+                        <a:fillRef idx="0"/>
+                        <a:effectRef idx="0"/>
+                        <a:fontRef idx="minor"/>
+                      </wps:style>
                       <wps:bodyPr/>
                     </wps:wsp>
                   </a:graphicData>
@@ -220,10 +224,10 @@
           </mc:Choice>
           <mc:Fallback>
             <w:pict>
-              <v:rect id="shape_0" fillcolor="#a0a0a0" stroked="f" o:allowincell="f" style="position:absolute;margin-left:0pt;margin-top:-0.1pt;width:467.95pt;height:0pt;mso-wrap-style:none;v-text-anchor:middle;mso-position-horizontal:center;mso-position-vertical:top">
+              <v:rect id="shape_0" ID="Shape1" path="m0,0l-2147483645,0l-2147483645,-2147483646l0,-2147483646xe" fillcolor="#a0a0a0" stroked="f" o:allowincell="f" style="position:absolute;margin-left:0pt;margin-top:-0.1pt;width:467.95pt;height:0pt;mso-wrap-style:none;v-text-anchor:middle;mso-position-vertical:top">
                 <v:fill o:detectmouseclick="t" type="solid" color2="#5f5f5f"/>
                 <v:stroke color="#3465a4" joinstyle="round" endcap="flat"/>
-                <w10:wrap type="topAndBottom"/>
+                <w10:wrap type="square"/>
               </v:rect>
             </w:pict>
           </mc:Fallback>
@@ -238,6 +242,7 @@
           <w:numId w:val="0"/>
         </w:numPr>
         <w:spacing w:lineRule="auto" w:line="240" w:before="0" w:afterAutospacing="1"/>
+        <w:ind w:hanging="0" w:left="0"/>
         <w:outlineLvl w:val="1"/>
         <w:rPr>
           <w:rFonts w:ascii="Arial" w:hAnsi="Arial" w:eastAsia="Times New Roman" w:cs="Arial"/>
@@ -269,6 +274,7 @@
           <w:numId w:val="0"/>
         </w:numPr>
         <w:spacing w:lineRule="auto" w:line="240" w:before="0" w:afterAutospacing="1"/>
+        <w:ind w:hanging="0" w:left="0"/>
         <w:outlineLvl w:val="1"/>
         <w:rPr>
           <w:rFonts w:ascii="Arial" w:hAnsi="Arial" w:eastAsia="Times New Roman" w:cs="Arial"/>
@@ -360,6 +366,7 @@
           <w:numId w:val="0"/>
         </w:numPr>
         <w:spacing w:lineRule="auto" w:line="240" w:before="0" w:afterAutospacing="1"/>
+        <w:ind w:hanging="0" w:left="0"/>
         <w:outlineLvl w:val="1"/>
         <w:rPr>
           <w:rFonts w:ascii="Arial" w:hAnsi="Arial" w:eastAsia="Times New Roman" w:cs="Arial"/>
@@ -447,17 +454,7 @@
           <w:szCs w:val="24"/>
           <w14:ligatures w14:val="none"/>
         </w:rPr>
-        <w:t xml:space="preserve">$ </w:t>
-      </w:r>
-      <w:r>
-        <w:rPr>
-          <w:rFonts w:eastAsia="Times New Roman" w:cs="Arial" w:ascii="Tlwg Mono" w:hAnsi="Tlwg Mono"/>
-          <w:kern w:val="0"/>
-          <w:sz w:val="24"/>
-          <w:szCs w:val="24"/>
-          <w14:ligatures w14:val="none"/>
-        </w:rPr>
-        <w:t>sudo apt update</w:t>
+        <w:t>$ sudo apt update</w:t>
       </w:r>
     </w:p>
     <w:p>
@@ -479,17 +476,7 @@
           <w:szCs w:val="24"/>
           <w14:ligatures w14:val="none"/>
         </w:rPr>
-        <w:t xml:space="preserve">$ </w:t>
-      </w:r>
-      <w:r>
-        <w:rPr>
-          <w:rFonts w:eastAsia="Times New Roman" w:cs="Arial" w:ascii="Tlwg Mono" w:hAnsi="Tlwg Mono"/>
-          <w:kern w:val="0"/>
-          <w:sz w:val="24"/>
-          <w:szCs w:val="24"/>
-          <w14:ligatures w14:val="none"/>
-        </w:rPr>
-        <w:t>sudo apt install qt6-base-dev qt6-base-private-dev libqt6gui6 libqt6widgets6 libqt6network6</w:t>
+        <w:t>$ sudo apt install qt6-base-dev qt6-base-private-dev libqt6gui6 libqt6widgets6 libqt6network6</w:t>
       </w:r>
     </w:p>
     <w:p>
@@ -507,17 +494,7 @@
           <w:szCs w:val="24"/>
           <w14:ligatures w14:val="none"/>
         </w:rPr>
-        <w:t xml:space="preserve">$ </w:t>
-      </w:r>
-      <w:r>
-        <w:rPr>
-          <w:rFonts w:eastAsia="Times New Roman" w:cs="Arial" w:ascii="Tlwg Mono" w:hAnsi="Tlwg Mono"/>
-          <w:kern w:val="0"/>
-          <w:sz w:val="24"/>
-          <w:szCs w:val="24"/>
-          <w14:ligatures w14:val="none"/>
-        </w:rPr>
-        <w:t xml:space="preserve">wget </w:t>
+        <w:t xml:space="preserve">$ wget </w:t>
       </w:r>
       <w:hyperlink r:id="rId3">
         <w:r>
@@ -545,33 +522,7 @@
           <w:u w:val="none"/>
           <w14:ligatures w14:val="none"/>
         </w:rPr>
-        <w:t xml:space="preserve"> </w:t>
-      </w:r>
-      <w:r>
-        <w:rPr>
-          <w:rStyle w:val="Hyperlink"/>
-          <w:rFonts w:eastAsia="Times New Roman" w:cs="Arial" w:ascii="Tlwg Mono" w:hAnsi="Tlwg Mono"/>
-          <w:color w:val="000000"/>
-          <w:kern w:val="0"/>
-          <w:sz w:val="24"/>
-          <w:szCs w:val="24"/>
-          <w:u w:val="none"/>
-          <w14:ligatures w14:val="none"/>
-        </w:rPr>
-        <w:t>(add current release – Pi tarball)</w:t>
-      </w:r>
-      <w:r>
-        <w:rPr>
-          <w:rStyle w:val="Hyperlink"/>
-          <w:rFonts w:eastAsia="Times New Roman" w:cs="Arial" w:ascii="Tlwg Mono" w:hAnsi="Tlwg Mono"/>
-          <w:color w:val="000000"/>
-          <w:kern w:val="0"/>
-          <w:sz w:val="24"/>
-          <w:szCs w:val="24"/>
-          <w:u w:val="none"/>
-          <w14:ligatures w14:val="none"/>
-        </w:rPr>
-        <w:t xml:space="preserve"> </w:t>
+        <w:t xml:space="preserve"> (add current release – Pi tarball) </w:t>
       </w:r>
     </w:p>
     <w:p>
@@ -643,17 +594,7 @@
           <w:szCs w:val="20"/>
           <w14:ligatures w14:val="none"/>
         </w:rPr>
-        <w:t xml:space="preserve">$ </w:t>
-      </w:r>
-      <w:r>
-        <w:rPr>
-          <w:rFonts w:eastAsia="Times New Roman" w:cs="Arial" w:ascii="Tlwg Mono" w:hAnsi="Tlwg Mono"/>
-          <w:kern w:val="0"/>
-          <w:sz w:val="20"/>
-          <w:szCs w:val="20"/>
-          <w14:ligatures w14:val="none"/>
-        </w:rPr>
-        <w:t>tar -xzvf AspeQt-2K26-pi.64-portable.tar.g</w:t>
+        <w:t>$ tar -xzvf AspeQt-2K26-pi.64-portable.tar.g</w:t>
       </w:r>
       <w:r>
         <w:rPr>
@@ -731,8 +672,18 @@
           <w:szCs w:val="20"/>
           <w14:ligatures w14:val="none"/>
         </w:rPr>
-        <w:t xml:space="preserve">$ </w:t>
-      </w:r>
+        <w:t>$ cd AspeQt-2K26-pi.64-portable</w:t>
+      </w:r>
+    </w:p>
+    <w:p>
+      <w:pPr>
+        <w:pStyle w:val="Normal"/>
+        <w:spacing w:lineRule="auto" w:line="240" w:before="0" w:afterAutospacing="1"/>
+        <w:ind w:left="720"/>
+        <w:rPr>
+          <w:rFonts w:ascii="Tlwg Mono" w:hAnsi="Tlwg Mono"/>
+        </w:rPr>
+      </w:pPr>
       <w:r>
         <w:rPr>
           <w:rFonts w:eastAsia="Times New Roman" w:cs="Arial" w:ascii="Tlwg Mono" w:hAnsi="Tlwg Mono"/>
@@ -741,37 +692,7 @@
           <w:szCs w:val="20"/>
           <w14:ligatures w14:val="none"/>
         </w:rPr>
-        <w:t>cd AspeQt-2K26-pi.64-portable</w:t>
-      </w:r>
-    </w:p>
-    <w:p>
-      <w:pPr>
-        <w:pStyle w:val="Normal"/>
-        <w:spacing w:lineRule="auto" w:line="240" w:before="0" w:afterAutospacing="1"/>
-        <w:ind w:left="720"/>
-        <w:rPr>
-          <w:rFonts w:ascii="Tlwg Mono" w:hAnsi="Tlwg Mono"/>
-        </w:rPr>
-      </w:pPr>
-      <w:r>
-        <w:rPr>
-          <w:rFonts w:eastAsia="Times New Roman" w:cs="Arial" w:ascii="Tlwg Mono" w:hAnsi="Tlwg Mono"/>
-          <w:kern w:val="0"/>
-          <w:sz w:val="20"/>
-          <w:szCs w:val="20"/>
-          <w14:ligatures w14:val="none"/>
-        </w:rPr>
-        <w:t xml:space="preserve">$ </w:t>
-      </w:r>
-      <w:r>
-        <w:rPr>
-          <w:rFonts w:eastAsia="Times New Roman" w:cs="Arial" w:ascii="Tlwg Mono" w:hAnsi="Tlwg Mono"/>
-          <w:kern w:val="0"/>
-          <w:sz w:val="20"/>
-          <w:szCs w:val="20"/>
-          <w14:ligatures w14:val="none"/>
-        </w:rPr>
-        <w:t>./AspeQt</w:t>
+        <w:t>$ ./AspeQt</w:t>
       </w:r>
     </w:p>
     <w:p>
@@ -801,6 +722,7 @@
           <w:numId w:val="0"/>
         </w:numPr>
         <w:spacing w:lineRule="auto" w:line="240" w:before="0" w:afterAutospacing="1"/>
+        <w:ind w:hanging="0" w:left="0"/>
         <w:outlineLvl w:val="1"/>
         <w:rPr>
           <w:rFonts w:ascii="Arial" w:hAnsi="Arial" w:eastAsia="Times New Roman" w:cs="Arial"/>
@@ -842,6 +764,24 @@
           <w14:ligatures w14:val="none"/>
         </w:rPr>
         <w:t>The Raspberry Pi 4/5 can communicate directly with the Atari SIO bus using its internal UART.</w:t>
+      </w:r>
+    </w:p>
+    <w:p>
+      <w:pPr>
+        <w:pStyle w:val="Normal"/>
+        <w:spacing w:lineRule="auto" w:line="240" w:before="0" w:afterAutospacing="1"/>
+        <w:rPr>
+          <w:rFonts w:ascii="Arial" w:hAnsi="Arial" w:eastAsia="Times New Roman" w:cs="Arial"/>
+          <w:kern w:val="0"/>
+          <w14:ligatures w14:val="none"/>
+        </w:rPr>
+      </w:pPr>
+      <w:r>
+        <w:rPr>
+          <w:rFonts w:eastAsia="Times New Roman" w:cs="Arial" w:ascii="Arial" w:hAnsi="Arial"/>
+          <w:kern w:val="0"/>
+          <w14:ligatures w14:val="none"/>
+        </w:rPr>
       </w:r>
     </w:p>
     <w:p>
@@ -852,6 +792,7 @@
           <w:numId w:val="0"/>
         </w:numPr>
         <w:spacing w:lineRule="auto" w:line="240" w:before="0" w:afterAutospacing="1"/>
+        <w:ind w:hanging="0" w:left="0"/>
         <w:outlineLvl w:val="2"/>
         <w:rPr>
           <w:rFonts w:ascii="Arial" w:hAnsi="Arial" w:eastAsia="Times New Roman" w:cs="Arial"/>
@@ -949,6 +890,7 @@
           <w:numId w:val="0"/>
         </w:numPr>
         <w:spacing w:lineRule="auto" w:line="240" w:before="0" w:afterAutospacing="1"/>
+        <w:ind w:hanging="0" w:left="0"/>
         <w:outlineLvl w:val="2"/>
         <w:rPr>
           <w:rFonts w:ascii="Arial" w:hAnsi="Arial" w:eastAsia="Times New Roman" w:cs="Arial"/>
@@ -970,20 +912,11 @@
           <w:szCs w:val="27"/>
           <w14:ligatures w14:val="none"/>
         </w:rPr>
-        <w:t>Wiring Diagram Reference</w:t>
-      </w:r>
-    </w:p>
-    <w:p>
-      <w:pPr>
-        <w:pStyle w:val="Normal"/>
-        <w:numPr>
-          <w:ilvl w:val="0"/>
-          <w:numId w:val="0"/>
-        </w:numPr>
-        <w:spacing w:lineRule="auto" w:line="240" w:before="0" w:afterAutospacing="1"/>
-        <w:outlineLvl w:val="2"/>
-        <w:rPr>
-          <w:rFonts w:ascii="Arial" w:hAnsi="Arial" w:eastAsia="Times New Roman" w:cs="Arial"/>
+        <w:t xml:space="preserve">Wiring Diagram Reference </w:t>
+      </w:r>
+      <w:r>
+        <w:rPr>
+          <w:rFonts w:eastAsia="Times New Roman" w:cs="Arial" w:ascii="Arial" w:hAnsi="Arial"/>
           <w:b/>
           <w:bCs/>
           <w:kern w:val="0"/>
@@ -991,38 +924,70 @@
           <w:szCs w:val="27"/>
           <w14:ligatures w14:val="none"/>
         </w:rPr>
-      </w:pPr>
-      <w:r>
-        <w:rPr>
-          <w:rFonts w:eastAsia="Times New Roman" w:cs="Arial" w:ascii="Arial" w:hAnsi="Arial"/>
-          <w:b/>
-          <w:bCs/>
+        <w:t>(t</w:t>
+      </w:r>
+      <w:r>
+        <w:rPr>
+          <w:rFonts w:eastAsia="Times New Roman" w:cs="Arial" w:ascii="Google Sans Text;sans-serif" w:hAnsi="Google Sans Text;sans-serif"/>
+          <w:b/>
+          <w:bCs/>
+          <w:color w:val="auto"/>
           <w:kern w:val="0"/>
           <w:sz w:val="27"/>
           <w:szCs w:val="27"/>
           <w14:ligatures w14:val="none"/>
         </w:rPr>
-        <w:t>Connection Logic</w:t>
+        <w:t>he 3.3V vs 5V Requirement)</w:t>
+      </w:r>
+    </w:p>
+    <w:p>
+      <w:pPr>
+        <w:pStyle w:val="Heading3"/>
+        <w:spacing w:lineRule="auto" w:line="274" w:before="0" w:after="80"/>
+        <w:ind w:hanging="0" w:left="0" w:right="0"/>
+        <w:rPr>
+          <w:rFonts w:ascii="Google Sans Text;sans-serif" w:hAnsi="Google Sans Text;sans-serif" w:eastAsia="Times New Roman" w:cs="Arial"/>
+          <w:b/>
+          <w:bCs/>
+          <w:color w:val="auto"/>
+          <w:kern w:val="0"/>
+          <w:sz w:val="24"/>
+          <w:szCs w:val="24"/>
+          <w14:ligatures w14:val="none"/>
+        </w:rPr>
+      </w:pPr>
+      <w:r>
+        <w:rPr>
+          <w:rFonts w:eastAsia="Times New Roman" w:cs="Arial" w:ascii="Google Sans Text;sans-serif" w:hAnsi="Google Sans Text;sans-serif"/>
+          <w:b/>
+          <w:bCs/>
+          <w:color w:val="auto"/>
+          <w:kern w:val="0"/>
+          <w:sz w:val="24"/>
+          <w:szCs w:val="24"/>
+          <w14:ligatures w14:val="none"/>
+        </w:rPr>
+        <w:t>Logic Shifter Wiring Table</w:t>
       </w:r>
     </w:p>
     <w:tbl>
       <w:tblPr>
-        <w:tblW w:w="7663" w:type="dxa"/>
+        <w:tblW w:w="9259" w:type="dxa"/>
         <w:jc w:val="left"/>
-        <w:tblInd w:w="0" w:type="dxa"/>
+        <w:tblInd w:w="28" w:type="dxa"/>
         <w:tblLayout w:type="fixed"/>
         <w:tblCellMar>
-          <w:top w:w="15" w:type="dxa"/>
-          <w:left w:w="15" w:type="dxa"/>
-          <w:bottom w:w="15" w:type="dxa"/>
-          <w:right w:w="15" w:type="dxa"/>
+          <w:top w:w="28" w:type="dxa"/>
+          <w:left w:w="28" w:type="dxa"/>
+          <w:bottom w:w="28" w:type="dxa"/>
+          <w:right w:w="28" w:type="dxa"/>
         </w:tblCellMar>
-        <w:tblLook w:val="04a0" w:noHBand="0" w:noVBand="1" w:firstColumn="1" w:lastRow="0" w:lastColumn="0" w:firstRow="1"/>
       </w:tblPr>
       <w:tblGrid>
-        <w:gridCol w:w="1571"/>
-        <w:gridCol w:w="2199"/>
-        <w:gridCol w:w="3893"/>
+        <w:gridCol w:w="2388"/>
+        <w:gridCol w:w="2258"/>
+        <w:gridCol w:w="1963"/>
+        <w:gridCol w:w="2650"/>
       </w:tblGrid>
       <w:tr>
         <w:trPr>
@@ -1030,100 +995,109 @@
         </w:trPr>
         <w:tc>
           <w:tcPr>
-            <w:tcW w:w="1571" w:type="dxa"/>
+            <w:tcW w:w="2388" w:type="dxa"/>
             <w:tcBorders>
-              <w:top w:val="single" w:sz="6" w:space="0" w:color="000000"/>
-              <w:left w:val="single" w:sz="6" w:space="0" w:color="000000"/>
-              <w:bottom w:val="single" w:sz="6" w:space="0" w:color="000000"/>
-              <w:right w:val="single" w:sz="6" w:space="0" w:color="000000"/>
+              <w:top w:val="single" w:sz="2" w:space="0" w:color="000000"/>
+              <w:left w:val="single" w:sz="2" w:space="0" w:color="000000"/>
+              <w:bottom w:val="single" w:sz="2" w:space="0" w:color="000000"/>
+              <w:right w:val="single" w:sz="2" w:space="0" w:color="000000"/>
             </w:tcBorders>
             <w:vAlign w:val="center"/>
           </w:tcPr>
           <w:p>
             <w:pPr>
-              <w:pStyle w:val="Normal"/>
-              <w:spacing w:lineRule="auto" w:line="240" w:before="0" w:after="0"/>
-              <w:rPr>
-                <w:rFonts w:ascii="Arial" w:hAnsi="Arial" w:eastAsia="Times New Roman" w:cs="Arial"/>
-                <w:kern w:val="0"/>
-                <w14:ligatures w14:val="none"/>
-              </w:rPr>
+              <w:pStyle w:val="TableContents"/>
+              <w:spacing w:lineRule="auto" w:line="274" w:before="0" w:after="0"/>
+              <w:ind w:hanging="0" w:left="0" w:right="0"/>
+              <w:rPr/>
             </w:pPr>
             <w:r>
               <w:rPr>
-                <w:rFonts w:eastAsia="Times New Roman" w:cs="Arial" w:ascii="Arial" w:hAnsi="Arial"/>
-                <w:b/>
-                <w:bCs/>
-                <w:kern w:val="0"/>
-                <w14:ligatures w14:val="none"/>
+                <w:rStyle w:val="Strong"/>
+                <w:rFonts w:ascii="Google Sans Text;sans-serif" w:hAnsi="Google Sans Text;sans-serif"/>
               </w:rPr>
-              <w:t>Atari SIO Pin</w:t>
+              <w:t>Connection Type</w:t>
             </w:r>
           </w:p>
         </w:tc>
         <w:tc>
           <w:tcPr>
-            <w:tcW w:w="2199" w:type="dxa"/>
+            <w:tcW w:w="2258" w:type="dxa"/>
             <w:tcBorders>
-              <w:top w:val="single" w:sz="6" w:space="0" w:color="000000"/>
-              <w:left w:val="single" w:sz="6" w:space="0" w:color="000000"/>
-              <w:bottom w:val="single" w:sz="6" w:space="0" w:color="000000"/>
-              <w:right w:val="single" w:sz="6" w:space="0" w:color="000000"/>
+              <w:top w:val="single" w:sz="2" w:space="0" w:color="000000"/>
+              <w:left w:val="single" w:sz="2" w:space="0" w:color="000000"/>
+              <w:bottom w:val="single" w:sz="2" w:space="0" w:color="000000"/>
+              <w:right w:val="single" w:sz="2" w:space="0" w:color="000000"/>
             </w:tcBorders>
             <w:vAlign w:val="center"/>
           </w:tcPr>
           <w:p>
             <w:pPr>
-              <w:pStyle w:val="Normal"/>
-              <w:spacing w:lineRule="auto" w:line="240" w:before="0" w:after="0"/>
-              <w:rPr>
-                <w:rFonts w:ascii="Arial" w:hAnsi="Arial" w:eastAsia="Times New Roman" w:cs="Arial"/>
-                <w:kern w:val="0"/>
-                <w14:ligatures w14:val="none"/>
-              </w:rPr>
+              <w:pStyle w:val="TableContents"/>
+              <w:spacing w:lineRule="auto" w:line="274" w:before="0" w:after="0"/>
+              <w:ind w:hanging="0" w:left="0" w:right="0"/>
+              <w:rPr/>
             </w:pPr>
             <w:r>
               <w:rPr>
-                <w:rFonts w:eastAsia="Times New Roman" w:cs="Arial" w:ascii="Arial" w:hAnsi="Arial"/>
-                <w:b/>
-                <w:bCs/>
-                <w:kern w:val="0"/>
-                <w14:ligatures w14:val="none"/>
+                <w:rStyle w:val="Strong"/>
+                <w:rFonts w:ascii="Google Sans Text;sans-serif" w:hAnsi="Google Sans Text;sans-serif"/>
               </w:rPr>
-              <w:t>Signal Description</w:t>
+              <w:t>Atari SIO (5V Side)</w:t>
             </w:r>
           </w:p>
         </w:tc>
         <w:tc>
           <w:tcPr>
-            <w:tcW w:w="3893" w:type="dxa"/>
+            <w:tcW w:w="1963" w:type="dxa"/>
             <w:tcBorders>
-              <w:top w:val="single" w:sz="6" w:space="0" w:color="000000"/>
-              <w:left w:val="single" w:sz="6" w:space="0" w:color="000000"/>
-              <w:bottom w:val="single" w:sz="6" w:space="0" w:color="000000"/>
-              <w:right w:val="single" w:sz="6" w:space="0" w:color="000000"/>
+              <w:top w:val="single" w:sz="2" w:space="0" w:color="000000"/>
+              <w:left w:val="single" w:sz="2" w:space="0" w:color="000000"/>
+              <w:bottom w:val="single" w:sz="2" w:space="0" w:color="000000"/>
+              <w:right w:val="single" w:sz="2" w:space="0" w:color="000000"/>
             </w:tcBorders>
             <w:vAlign w:val="center"/>
           </w:tcPr>
           <w:p>
             <w:pPr>
-              <w:pStyle w:val="Normal"/>
-              <w:spacing w:lineRule="auto" w:line="240" w:before="0" w:after="0"/>
-              <w:rPr>
-                <w:rFonts w:ascii="Arial" w:hAnsi="Arial" w:eastAsia="Times New Roman" w:cs="Arial"/>
-                <w:kern w:val="0"/>
-                <w14:ligatures w14:val="none"/>
-              </w:rPr>
+              <w:pStyle w:val="TableContents"/>
+              <w:spacing w:lineRule="auto" w:line="274" w:before="0" w:after="0"/>
+              <w:ind w:hanging="0" w:left="0" w:right="0"/>
+              <w:rPr/>
             </w:pPr>
             <w:r>
               <w:rPr>
-                <w:rFonts w:eastAsia="Times New Roman" w:cs="Arial" w:ascii="Arial" w:hAnsi="Arial"/>
-                <w:b/>
-                <w:bCs/>
-                <w:kern w:val="0"/>
-                <w14:ligatures w14:val="none"/>
+                <w:rStyle w:val="Strong"/>
+                <w:rFonts w:ascii="Google Sans Text;sans-serif" w:hAnsi="Google Sans Text;sans-serif"/>
               </w:rPr>
-              <w:t>Raspberry Pi GPIO (Physical Pin)</w:t>
+              <w:t>Shifter Channel</w:t>
+            </w:r>
+          </w:p>
+        </w:tc>
+        <w:tc>
+          <w:tcPr>
+            <w:tcW w:w="2650" w:type="dxa"/>
+            <w:tcBorders>
+              <w:top w:val="single" w:sz="2" w:space="0" w:color="000000"/>
+              <w:left w:val="single" w:sz="2" w:space="0" w:color="000000"/>
+              <w:bottom w:val="single" w:sz="2" w:space="0" w:color="000000"/>
+              <w:right w:val="single" w:sz="2" w:space="0" w:color="000000"/>
+            </w:tcBorders>
+            <w:vAlign w:val="center"/>
+          </w:tcPr>
+          <w:p>
+            <w:pPr>
+              <w:pStyle w:val="TableContents"/>
+              <w:spacing w:lineRule="auto" w:line="274" w:before="0" w:after="0"/>
+              <w:ind w:hanging="0" w:left="0" w:right="0"/>
+              <w:rPr/>
+            </w:pPr>
+            <w:r>
+              <w:rPr>
+                <w:rStyle w:val="Strong"/>
+                <w:rFonts w:ascii="Google Sans Text;sans-serif" w:hAnsi="Google Sans Text;sans-serif"/>
+              </w:rPr>
+              <w:t>Pi GPIO (3.3V Side)</w:t>
             </w:r>
           </w:p>
         </w:tc>
@@ -1132,63 +1106,29 @@
         <w:trPr/>
         <w:tc>
           <w:tcPr>
-            <w:tcW w:w="1571" w:type="dxa"/>
+            <w:tcW w:w="2388" w:type="dxa"/>
             <w:tcBorders>
-              <w:top w:val="single" w:sz="6" w:space="0" w:color="000000"/>
-              <w:left w:val="single" w:sz="6" w:space="0" w:color="000000"/>
-              <w:bottom w:val="single" w:sz="6" w:space="0" w:color="000000"/>
-              <w:right w:val="single" w:sz="6" w:space="0" w:color="000000"/>
+              <w:top w:val="single" w:sz="2" w:space="0" w:color="000000"/>
+              <w:left w:val="single" w:sz="2" w:space="0" w:color="000000"/>
+              <w:bottom w:val="single" w:sz="2" w:space="0" w:color="000000"/>
+              <w:right w:val="single" w:sz="2" w:space="0" w:color="000000"/>
             </w:tcBorders>
             <w:vAlign w:val="center"/>
           </w:tcPr>
           <w:p>
             <w:pPr>
-              <w:pStyle w:val="Normal"/>
-              <w:spacing w:lineRule="auto" w:line="240" w:before="0" w:after="0"/>
+              <w:pStyle w:val="TableContents"/>
+              <w:spacing w:lineRule="auto" w:line="274" w:before="0" w:after="140"/>
+              <w:ind w:hanging="0" w:left="0" w:right="0"/>
               <w:rPr>
-                <w:rFonts w:ascii="Arial" w:hAnsi="Arial" w:eastAsia="Times New Roman" w:cs="Arial"/>
-                <w:kern w:val="0"/>
-                <w14:ligatures w14:val="none"/>
+                <w:rFonts w:ascii="Google Sans Text;sans-serif" w:hAnsi="Google Sans Text;sans-serif"/>
+                <w:b/>
               </w:rPr>
             </w:pPr>
             <w:r>
               <w:rPr>
-                <w:rFonts w:eastAsia="Times New Roman" w:cs="Arial" w:ascii="Arial" w:hAnsi="Arial"/>
+                <w:rFonts w:ascii="Google Sans Text;sans-serif" w:hAnsi="Google Sans Text;sans-serif"/>
                 <w:b/>
-                <w:bCs/>
-                <w:kern w:val="0"/>
-                <w14:ligatures w14:val="none"/>
-              </w:rPr>
-              <w:t>Pin 3</w:t>
-            </w:r>
-          </w:p>
-        </w:tc>
-        <w:tc>
-          <w:tcPr>
-            <w:tcW w:w="2199" w:type="dxa"/>
-            <w:tcBorders>
-              <w:top w:val="single" w:sz="6" w:space="0" w:color="000000"/>
-              <w:left w:val="single" w:sz="6" w:space="0" w:color="000000"/>
-              <w:bottom w:val="single" w:sz="6" w:space="0" w:color="000000"/>
-              <w:right w:val="single" w:sz="6" w:space="0" w:color="000000"/>
-            </w:tcBorders>
-            <w:vAlign w:val="center"/>
-          </w:tcPr>
-          <w:p>
-            <w:pPr>
-              <w:pStyle w:val="Normal"/>
-              <w:spacing w:lineRule="auto" w:line="240" w:before="0" w:after="0"/>
-              <w:rPr>
-                <w:rFonts w:ascii="Arial" w:hAnsi="Arial" w:eastAsia="Times New Roman" w:cs="Arial"/>
-                <w:kern w:val="0"/>
-                <w14:ligatures w14:val="none"/>
-              </w:rPr>
-            </w:pPr>
-            <w:r>
-              <w:rPr>
-                <w:rFonts w:eastAsia="Times New Roman" w:cs="Arial" w:ascii="Arial" w:hAnsi="Arial"/>
-                <w:kern w:val="0"/>
-                <w14:ligatures w14:val="none"/>
               </w:rPr>
               <w:t>Data Out (Atari TX)</w:t>
             </w:r>
@@ -1196,32 +1136,85 @@
         </w:tc>
         <w:tc>
           <w:tcPr>
-            <w:tcW w:w="3893" w:type="dxa"/>
+            <w:tcW w:w="2258" w:type="dxa"/>
             <w:tcBorders>
-              <w:top w:val="single" w:sz="6" w:space="0" w:color="000000"/>
-              <w:left w:val="single" w:sz="6" w:space="0" w:color="000000"/>
-              <w:bottom w:val="single" w:sz="6" w:space="0" w:color="000000"/>
-              <w:right w:val="single" w:sz="6" w:space="0" w:color="000000"/>
+              <w:top w:val="single" w:sz="2" w:space="0" w:color="000000"/>
+              <w:left w:val="single" w:sz="2" w:space="0" w:color="000000"/>
+              <w:bottom w:val="single" w:sz="2" w:space="0" w:color="000000"/>
+              <w:right w:val="single" w:sz="2" w:space="0" w:color="000000"/>
             </w:tcBorders>
             <w:vAlign w:val="center"/>
           </w:tcPr>
           <w:p>
             <w:pPr>
-              <w:pStyle w:val="Normal"/>
-              <w:spacing w:lineRule="auto" w:line="240" w:before="0" w:after="0"/>
+              <w:pStyle w:val="TableContents"/>
+              <w:spacing w:lineRule="auto" w:line="274" w:before="0" w:after="140"/>
+              <w:ind w:hanging="0" w:left="0" w:right="0"/>
               <w:rPr>
-                <w:rFonts w:ascii="Arial" w:hAnsi="Arial" w:eastAsia="Times New Roman" w:cs="Arial"/>
-                <w:kern w:val="0"/>
-                <w14:ligatures w14:val="none"/>
+                <w:rFonts w:ascii="Google Sans Text;sans-serif" w:hAnsi="Google Sans Text;sans-serif"/>
               </w:rPr>
             </w:pPr>
             <w:r>
               <w:rPr>
-                <w:rFonts w:eastAsia="Times New Roman" w:cs="Arial" w:ascii="Arial" w:hAnsi="Arial"/>
+                <w:rFonts w:ascii="Google Sans Text;sans-serif" w:hAnsi="Google Sans Text;sans-serif"/>
+              </w:rPr>
+              <w:t>SIO Pin 3</w:t>
+            </w:r>
+          </w:p>
+        </w:tc>
+        <w:tc>
+          <w:tcPr>
+            <w:tcW w:w="1963" w:type="dxa"/>
+            <w:tcBorders>
+              <w:top w:val="single" w:sz="2" w:space="0" w:color="000000"/>
+              <w:left w:val="single" w:sz="2" w:space="0" w:color="000000"/>
+              <w:bottom w:val="single" w:sz="2" w:space="0" w:color="000000"/>
+              <w:right w:val="single" w:sz="2" w:space="0" w:color="000000"/>
+            </w:tcBorders>
+            <w:vAlign w:val="center"/>
+          </w:tcPr>
+          <w:p>
+            <w:pPr>
+              <w:pStyle w:val="TableContents"/>
+              <w:spacing w:lineRule="auto" w:line="274" w:before="0" w:after="140"/>
+              <w:ind w:hanging="0" w:left="0" w:right="0"/>
+              <w:rPr>
+                <w:rFonts w:ascii="Google Sans Text;sans-serif" w:hAnsi="Google Sans Text;sans-serif"/>
                 <w:b/>
-                <w:bCs/>
-                <w:kern w:val="0"/>
-                <w14:ligatures w14:val="none"/>
+              </w:rPr>
+            </w:pPr>
+            <w:r>
+              <w:rPr>
+                <w:rFonts w:ascii="Google Sans Text;sans-serif" w:hAnsi="Google Sans Text;sans-serif"/>
+                <w:b/>
+              </w:rPr>
+              <w:t>HV1 &lt;---&gt; LV1</w:t>
+            </w:r>
+          </w:p>
+        </w:tc>
+        <w:tc>
+          <w:tcPr>
+            <w:tcW w:w="2650" w:type="dxa"/>
+            <w:tcBorders>
+              <w:top w:val="single" w:sz="2" w:space="0" w:color="000000"/>
+              <w:left w:val="single" w:sz="2" w:space="0" w:color="000000"/>
+              <w:bottom w:val="single" w:sz="2" w:space="0" w:color="000000"/>
+              <w:right w:val="single" w:sz="2" w:space="0" w:color="000000"/>
+            </w:tcBorders>
+            <w:vAlign w:val="center"/>
+          </w:tcPr>
+          <w:p>
+            <w:pPr>
+              <w:pStyle w:val="TableContents"/>
+              <w:spacing w:lineRule="auto" w:line="274" w:before="0" w:after="140"/>
+              <w:ind w:hanging="0" w:left="0" w:right="0"/>
+              <w:rPr>
+                <w:rFonts w:ascii="Google Sans Text;sans-serif" w:hAnsi="Google Sans Text;sans-serif"/>
+              </w:rPr>
+            </w:pPr>
+            <w:r>
+              <w:rPr>
+                <w:rFonts w:ascii="Google Sans Text;sans-serif" w:hAnsi="Google Sans Text;sans-serif"/>
               </w:rPr>
               <w:t>Pin 10 (GPIO 15 / RXD)</w:t>
             </w:r>
@@ -1232,63 +1225,29 @@
         <w:trPr/>
         <w:tc>
           <w:tcPr>
-            <w:tcW w:w="1571" w:type="dxa"/>
+            <w:tcW w:w="2388" w:type="dxa"/>
             <w:tcBorders>
-              <w:top w:val="single" w:sz="6" w:space="0" w:color="000000"/>
-              <w:left w:val="single" w:sz="6" w:space="0" w:color="000000"/>
-              <w:bottom w:val="single" w:sz="6" w:space="0" w:color="000000"/>
-              <w:right w:val="single" w:sz="6" w:space="0" w:color="000000"/>
+              <w:top w:val="single" w:sz="2" w:space="0" w:color="000000"/>
+              <w:left w:val="single" w:sz="2" w:space="0" w:color="000000"/>
+              <w:bottom w:val="single" w:sz="2" w:space="0" w:color="000000"/>
+              <w:right w:val="single" w:sz="2" w:space="0" w:color="000000"/>
             </w:tcBorders>
             <w:vAlign w:val="center"/>
           </w:tcPr>
           <w:p>
             <w:pPr>
-              <w:pStyle w:val="Normal"/>
-              <w:spacing w:lineRule="auto" w:line="240" w:before="0" w:after="0"/>
+              <w:pStyle w:val="TableContents"/>
+              <w:spacing w:lineRule="auto" w:line="274" w:before="0" w:after="140"/>
+              <w:ind w:hanging="0" w:left="0" w:right="0"/>
               <w:rPr>
-                <w:rFonts w:ascii="Arial" w:hAnsi="Arial" w:eastAsia="Times New Roman" w:cs="Arial"/>
-                <w:kern w:val="0"/>
-                <w14:ligatures w14:val="none"/>
+                <w:rFonts w:ascii="Google Sans Text;sans-serif" w:hAnsi="Google Sans Text;sans-serif"/>
+                <w:b/>
               </w:rPr>
             </w:pPr>
             <w:r>
               <w:rPr>
-                <w:rFonts w:eastAsia="Times New Roman" w:cs="Arial" w:ascii="Arial" w:hAnsi="Arial"/>
+                <w:rFonts w:ascii="Google Sans Text;sans-serif" w:hAnsi="Google Sans Text;sans-serif"/>
                 <w:b/>
-                <w:bCs/>
-                <w:kern w:val="0"/>
-                <w14:ligatures w14:val="none"/>
-              </w:rPr>
-              <w:t>Pin 5</w:t>
-            </w:r>
-          </w:p>
-        </w:tc>
-        <w:tc>
-          <w:tcPr>
-            <w:tcW w:w="2199" w:type="dxa"/>
-            <w:tcBorders>
-              <w:top w:val="single" w:sz="6" w:space="0" w:color="000000"/>
-              <w:left w:val="single" w:sz="6" w:space="0" w:color="000000"/>
-              <w:bottom w:val="single" w:sz="6" w:space="0" w:color="000000"/>
-              <w:right w:val="single" w:sz="6" w:space="0" w:color="000000"/>
-            </w:tcBorders>
-            <w:vAlign w:val="center"/>
-          </w:tcPr>
-          <w:p>
-            <w:pPr>
-              <w:pStyle w:val="Normal"/>
-              <w:spacing w:lineRule="auto" w:line="240" w:before="0" w:after="0"/>
-              <w:rPr>
-                <w:rFonts w:ascii="Arial" w:hAnsi="Arial" w:eastAsia="Times New Roman" w:cs="Arial"/>
-                <w:kern w:val="0"/>
-                <w14:ligatures w14:val="none"/>
-              </w:rPr>
-            </w:pPr>
-            <w:r>
-              <w:rPr>
-                <w:rFonts w:eastAsia="Times New Roman" w:cs="Arial" w:ascii="Arial" w:hAnsi="Arial"/>
-                <w:kern w:val="0"/>
-                <w14:ligatures w14:val="none"/>
               </w:rPr>
               <w:t>Data In (Atari RX)</w:t>
             </w:r>
@@ -1296,32 +1255,85 @@
         </w:tc>
         <w:tc>
           <w:tcPr>
-            <w:tcW w:w="3893" w:type="dxa"/>
+            <w:tcW w:w="2258" w:type="dxa"/>
             <w:tcBorders>
-              <w:top w:val="single" w:sz="6" w:space="0" w:color="000000"/>
-              <w:left w:val="single" w:sz="6" w:space="0" w:color="000000"/>
-              <w:bottom w:val="single" w:sz="6" w:space="0" w:color="000000"/>
-              <w:right w:val="single" w:sz="6" w:space="0" w:color="000000"/>
+              <w:top w:val="single" w:sz="2" w:space="0" w:color="000000"/>
+              <w:left w:val="single" w:sz="2" w:space="0" w:color="000000"/>
+              <w:bottom w:val="single" w:sz="2" w:space="0" w:color="000000"/>
+              <w:right w:val="single" w:sz="2" w:space="0" w:color="000000"/>
             </w:tcBorders>
             <w:vAlign w:val="center"/>
           </w:tcPr>
           <w:p>
             <w:pPr>
-              <w:pStyle w:val="Normal"/>
-              <w:spacing w:lineRule="auto" w:line="240" w:before="0" w:after="0"/>
+              <w:pStyle w:val="TableContents"/>
+              <w:spacing w:lineRule="auto" w:line="274" w:before="0" w:after="140"/>
+              <w:ind w:hanging="0" w:left="0" w:right="0"/>
               <w:rPr>
-                <w:rFonts w:ascii="Arial" w:hAnsi="Arial" w:eastAsia="Times New Roman" w:cs="Arial"/>
-                <w:kern w:val="0"/>
-                <w14:ligatures w14:val="none"/>
+                <w:rFonts w:ascii="Google Sans Text;sans-serif" w:hAnsi="Google Sans Text;sans-serif"/>
               </w:rPr>
             </w:pPr>
             <w:r>
               <w:rPr>
-                <w:rFonts w:eastAsia="Times New Roman" w:cs="Arial" w:ascii="Arial" w:hAnsi="Arial"/>
+                <w:rFonts w:ascii="Google Sans Text;sans-serif" w:hAnsi="Google Sans Text;sans-serif"/>
+              </w:rPr>
+              <w:t>SIO Pin 5</w:t>
+            </w:r>
+          </w:p>
+        </w:tc>
+        <w:tc>
+          <w:tcPr>
+            <w:tcW w:w="1963" w:type="dxa"/>
+            <w:tcBorders>
+              <w:top w:val="single" w:sz="2" w:space="0" w:color="000000"/>
+              <w:left w:val="single" w:sz="2" w:space="0" w:color="000000"/>
+              <w:bottom w:val="single" w:sz="2" w:space="0" w:color="000000"/>
+              <w:right w:val="single" w:sz="2" w:space="0" w:color="000000"/>
+            </w:tcBorders>
+            <w:vAlign w:val="center"/>
+          </w:tcPr>
+          <w:p>
+            <w:pPr>
+              <w:pStyle w:val="TableContents"/>
+              <w:spacing w:lineRule="auto" w:line="274" w:before="0" w:after="140"/>
+              <w:ind w:hanging="0" w:left="0" w:right="0"/>
+              <w:rPr>
+                <w:rFonts w:ascii="Google Sans Text;sans-serif" w:hAnsi="Google Sans Text;sans-serif"/>
                 <w:b/>
-                <w:bCs/>
-                <w:kern w:val="0"/>
-                <w14:ligatures w14:val="none"/>
+              </w:rPr>
+            </w:pPr>
+            <w:r>
+              <w:rPr>
+                <w:rFonts w:ascii="Google Sans Text;sans-serif" w:hAnsi="Google Sans Text;sans-serif"/>
+                <w:b/>
+              </w:rPr>
+              <w:t>HV2 &lt;---&gt; LV2</w:t>
+            </w:r>
+          </w:p>
+        </w:tc>
+        <w:tc>
+          <w:tcPr>
+            <w:tcW w:w="2650" w:type="dxa"/>
+            <w:tcBorders>
+              <w:top w:val="single" w:sz="2" w:space="0" w:color="000000"/>
+              <w:left w:val="single" w:sz="2" w:space="0" w:color="000000"/>
+              <w:bottom w:val="single" w:sz="2" w:space="0" w:color="000000"/>
+              <w:right w:val="single" w:sz="2" w:space="0" w:color="000000"/>
+            </w:tcBorders>
+            <w:vAlign w:val="center"/>
+          </w:tcPr>
+          <w:p>
+            <w:pPr>
+              <w:pStyle w:val="TableContents"/>
+              <w:spacing w:lineRule="auto" w:line="274" w:before="0" w:after="140"/>
+              <w:ind w:hanging="0" w:left="0" w:right="0"/>
+              <w:rPr>
+                <w:rFonts w:ascii="Google Sans Text;sans-serif" w:hAnsi="Google Sans Text;sans-serif"/>
+              </w:rPr>
+            </w:pPr>
+            <w:r>
+              <w:rPr>
+                <w:rFonts w:ascii="Google Sans Text;sans-serif" w:hAnsi="Google Sans Text;sans-serif"/>
               </w:rPr>
               <w:t>Pin 8 (GPIO 14 / TXD)</w:t>
             </w:r>
@@ -1332,98 +1344,236 @@
         <w:trPr/>
         <w:tc>
           <w:tcPr>
-            <w:tcW w:w="1571" w:type="dxa"/>
+            <w:tcW w:w="2388" w:type="dxa"/>
             <w:tcBorders>
-              <w:top w:val="single" w:sz="6" w:space="0" w:color="000000"/>
-              <w:left w:val="single" w:sz="6" w:space="0" w:color="000000"/>
-              <w:bottom w:val="single" w:sz="6" w:space="0" w:color="000000"/>
-              <w:right w:val="single" w:sz="6" w:space="0" w:color="000000"/>
+              <w:top w:val="single" w:sz="2" w:space="0" w:color="000000"/>
+              <w:left w:val="single" w:sz="2" w:space="0" w:color="000000"/>
+              <w:bottom w:val="single" w:sz="2" w:space="0" w:color="000000"/>
+              <w:right w:val="single" w:sz="2" w:space="0" w:color="000000"/>
             </w:tcBorders>
             <w:vAlign w:val="center"/>
           </w:tcPr>
           <w:p>
             <w:pPr>
-              <w:pStyle w:val="Normal"/>
-              <w:spacing w:lineRule="auto" w:line="240" w:before="0" w:after="0"/>
+              <w:pStyle w:val="TableContents"/>
+              <w:spacing w:lineRule="auto" w:line="274" w:before="0" w:after="140"/>
+              <w:ind w:hanging="0" w:left="0" w:right="0"/>
               <w:rPr>
-                <w:rFonts w:ascii="Arial" w:hAnsi="Arial" w:eastAsia="Times New Roman" w:cs="Arial"/>
-                <w:kern w:val="0"/>
-                <w14:ligatures w14:val="none"/>
+                <w:rFonts w:ascii="Google Sans Text;sans-serif" w:hAnsi="Google Sans Text;sans-serif"/>
+                <w:b/>
               </w:rPr>
             </w:pPr>
             <w:r>
               <w:rPr>
-                <w:rFonts w:eastAsia="Times New Roman" w:cs="Arial" w:ascii="Arial" w:hAnsi="Arial"/>
+                <w:rFonts w:ascii="Google Sans Text;sans-serif" w:hAnsi="Google Sans Text;sans-serif"/>
                 <w:b/>
-                <w:bCs/>
-                <w:kern w:val="0"/>
-                <w14:ligatures w14:val="none"/>
               </w:rPr>
-              <w:t>Pin 4</w:t>
+              <w:t>Reference Power</w:t>
             </w:r>
           </w:p>
         </w:tc>
         <w:tc>
           <w:tcPr>
-            <w:tcW w:w="2199" w:type="dxa"/>
+            <w:tcW w:w="2258" w:type="dxa"/>
             <w:tcBorders>
-              <w:top w:val="single" w:sz="6" w:space="0" w:color="000000"/>
-              <w:left w:val="single" w:sz="6" w:space="0" w:color="000000"/>
-              <w:bottom w:val="single" w:sz="6" w:space="0" w:color="000000"/>
-              <w:right w:val="single" w:sz="6" w:space="0" w:color="000000"/>
+              <w:top w:val="single" w:sz="2" w:space="0" w:color="000000"/>
+              <w:left w:val="single" w:sz="2" w:space="0" w:color="000000"/>
+              <w:bottom w:val="single" w:sz="2" w:space="0" w:color="000000"/>
+              <w:right w:val="single" w:sz="2" w:space="0" w:color="000000"/>
             </w:tcBorders>
             <w:vAlign w:val="center"/>
           </w:tcPr>
           <w:p>
             <w:pPr>
-              <w:pStyle w:val="Normal"/>
-              <w:spacing w:lineRule="auto" w:line="240" w:before="0" w:after="0"/>
+              <w:pStyle w:val="TableContents"/>
+              <w:spacing w:lineRule="auto" w:line="274" w:before="0" w:after="140"/>
+              <w:ind w:hanging="0" w:left="0" w:right="0"/>
               <w:rPr>
-                <w:rFonts w:ascii="Arial" w:hAnsi="Arial" w:eastAsia="Times New Roman" w:cs="Arial"/>
-                <w:kern w:val="0"/>
-                <w14:ligatures w14:val="none"/>
+                <w:rFonts w:ascii="Google Sans Text;sans-serif" w:hAnsi="Google Sans Text;sans-serif"/>
               </w:rPr>
             </w:pPr>
             <w:r>
               <w:rPr>
-                <w:rFonts w:eastAsia="Times New Roman" w:cs="Arial" w:ascii="Arial" w:hAnsi="Arial"/>
-                <w:kern w:val="0"/>
-                <w14:ligatures w14:val="none"/>
+                <w:rFonts w:ascii="Google Sans Text;sans-serif" w:hAnsi="Google Sans Text;sans-serif"/>
               </w:rPr>
-              <w:t>Ground (GND)</w:t>
+              <w:t>SIO Pin 10 (+5V)</w:t>
             </w:r>
           </w:p>
         </w:tc>
         <w:tc>
           <w:tcPr>
-            <w:tcW w:w="3893" w:type="dxa"/>
+            <w:tcW w:w="1963" w:type="dxa"/>
             <w:tcBorders>
-              <w:top w:val="single" w:sz="6" w:space="0" w:color="000000"/>
-              <w:left w:val="single" w:sz="6" w:space="0" w:color="000000"/>
-              <w:bottom w:val="single" w:sz="6" w:space="0" w:color="000000"/>
-              <w:right w:val="single" w:sz="6" w:space="0" w:color="000000"/>
+              <w:top w:val="single" w:sz="2" w:space="0" w:color="000000"/>
+              <w:left w:val="single" w:sz="2" w:space="0" w:color="000000"/>
+              <w:bottom w:val="single" w:sz="2" w:space="0" w:color="000000"/>
+              <w:right w:val="single" w:sz="2" w:space="0" w:color="000000"/>
             </w:tcBorders>
             <w:vAlign w:val="center"/>
           </w:tcPr>
           <w:p>
             <w:pPr>
-              <w:pStyle w:val="Normal"/>
-              <w:spacing w:lineRule="auto" w:line="240" w:before="0" w:after="0"/>
+              <w:pStyle w:val="TableContents"/>
+              <w:spacing w:lineRule="auto" w:line="274" w:before="0" w:after="140"/>
+              <w:ind w:hanging="0" w:left="0" w:right="0"/>
               <w:rPr>
-                <w:rFonts w:ascii="Arial" w:hAnsi="Arial" w:eastAsia="Times New Roman" w:cs="Arial"/>
-                <w:kern w:val="0"/>
-                <w14:ligatures w14:val="none"/>
+                <w:rFonts w:ascii="Google Sans Text;sans-serif" w:hAnsi="Google Sans Text;sans-serif"/>
+                <w:b/>
               </w:rPr>
             </w:pPr>
             <w:r>
               <w:rPr>
-                <w:rFonts w:eastAsia="Times New Roman" w:cs="Arial" w:ascii="Arial" w:hAnsi="Arial"/>
+                <w:rFonts w:ascii="Google Sans Text;sans-serif" w:hAnsi="Google Sans Text;sans-serif"/>
                 <w:b/>
-                <w:bCs/>
-                <w:kern w:val="0"/>
-                <w14:ligatures w14:val="none"/>
               </w:rPr>
-              <w:t>Pin 6 (Ground)</w:t>
+              <w:t>HV &lt;---&gt; LV</w:t>
+            </w:r>
+          </w:p>
+        </w:tc>
+        <w:tc>
+          <w:tcPr>
+            <w:tcW w:w="2650" w:type="dxa"/>
+            <w:tcBorders>
+              <w:top w:val="single" w:sz="2" w:space="0" w:color="000000"/>
+              <w:left w:val="single" w:sz="2" w:space="0" w:color="000000"/>
+              <w:bottom w:val="single" w:sz="2" w:space="0" w:color="000000"/>
+              <w:right w:val="single" w:sz="2" w:space="0" w:color="000000"/>
+            </w:tcBorders>
+            <w:vAlign w:val="center"/>
+          </w:tcPr>
+          <w:p>
+            <w:pPr>
+              <w:pStyle w:val="TableContents"/>
+              <w:spacing w:lineRule="auto" w:line="274" w:before="0" w:after="140"/>
+              <w:ind w:hanging="0" w:left="0" w:right="0"/>
+              <w:rPr>
+                <w:rFonts w:ascii="Google Sans Text;sans-serif" w:hAnsi="Google Sans Text;sans-serif"/>
+              </w:rPr>
+            </w:pPr>
+            <w:r>
+              <w:rPr>
+                <w:rFonts w:ascii="Google Sans Text;sans-serif" w:hAnsi="Google Sans Text;sans-serif"/>
+              </w:rPr>
+              <w:t>Pi Pin 1 (+3.3V)</w:t>
+            </w:r>
+          </w:p>
+        </w:tc>
+      </w:tr>
+      <w:tr>
+        <w:trPr/>
+        <w:tc>
+          <w:tcPr>
+            <w:tcW w:w="2388" w:type="dxa"/>
+            <w:tcBorders>
+              <w:top w:val="single" w:sz="2" w:space="0" w:color="000000"/>
+              <w:left w:val="single" w:sz="2" w:space="0" w:color="000000"/>
+              <w:bottom w:val="single" w:sz="2" w:space="0" w:color="000000"/>
+              <w:right w:val="single" w:sz="2" w:space="0" w:color="000000"/>
+            </w:tcBorders>
+            <w:vAlign w:val="center"/>
+          </w:tcPr>
+          <w:p>
+            <w:pPr>
+              <w:pStyle w:val="TableContents"/>
+              <w:spacing w:lineRule="auto" w:line="274" w:before="0" w:after="140"/>
+              <w:ind w:hanging="0" w:left="0" w:right="0"/>
+              <w:rPr>
+                <w:rFonts w:ascii="Google Sans Text;sans-serif" w:hAnsi="Google Sans Text;sans-serif"/>
+                <w:b/>
+              </w:rPr>
+            </w:pPr>
+            <w:r>
+              <w:rPr>
+                <w:rFonts w:ascii="Google Sans Text;sans-serif" w:hAnsi="Google Sans Text;sans-serif"/>
+                <w:b/>
+              </w:rPr>
+              <w:t>Common Ground</w:t>
+            </w:r>
+          </w:p>
+        </w:tc>
+        <w:tc>
+          <w:tcPr>
+            <w:tcW w:w="2258" w:type="dxa"/>
+            <w:tcBorders>
+              <w:top w:val="single" w:sz="2" w:space="0" w:color="000000"/>
+              <w:left w:val="single" w:sz="2" w:space="0" w:color="000000"/>
+              <w:bottom w:val="single" w:sz="2" w:space="0" w:color="000000"/>
+              <w:right w:val="single" w:sz="2" w:space="0" w:color="000000"/>
+            </w:tcBorders>
+            <w:vAlign w:val="center"/>
+          </w:tcPr>
+          <w:p>
+            <w:pPr>
+              <w:pStyle w:val="TableContents"/>
+              <w:spacing w:lineRule="auto" w:line="274" w:before="0" w:after="140"/>
+              <w:ind w:hanging="0" w:left="0" w:right="0"/>
+              <w:rPr>
+                <w:rFonts w:ascii="Google Sans Text;sans-serif" w:hAnsi="Google Sans Text;sans-serif"/>
+              </w:rPr>
+            </w:pPr>
+            <w:r>
+              <w:rPr>
+                <w:rFonts w:ascii="Google Sans Text;sans-serif" w:hAnsi="Google Sans Text;sans-serif"/>
+              </w:rPr>
+              <w:t>SIO Pin 4 (GND)</w:t>
+            </w:r>
+          </w:p>
+        </w:tc>
+        <w:tc>
+          <w:tcPr>
+            <w:tcW w:w="1963" w:type="dxa"/>
+            <w:tcBorders>
+              <w:top w:val="single" w:sz="2" w:space="0" w:color="000000"/>
+              <w:left w:val="single" w:sz="2" w:space="0" w:color="000000"/>
+              <w:bottom w:val="single" w:sz="2" w:space="0" w:color="000000"/>
+              <w:right w:val="single" w:sz="2" w:space="0" w:color="000000"/>
+            </w:tcBorders>
+            <w:vAlign w:val="center"/>
+          </w:tcPr>
+          <w:p>
+            <w:pPr>
+              <w:pStyle w:val="TableContents"/>
+              <w:spacing w:lineRule="auto" w:line="274" w:before="0" w:after="140"/>
+              <w:ind w:hanging="0" w:left="0" w:right="0"/>
+              <w:rPr>
+                <w:rFonts w:ascii="Google Sans Text;sans-serif" w:hAnsi="Google Sans Text;sans-serif"/>
+                <w:b/>
+              </w:rPr>
+            </w:pPr>
+            <w:r>
+              <w:rPr>
+                <w:rFonts w:ascii="Google Sans Text;sans-serif" w:hAnsi="Google Sans Text;sans-serif"/>
+                <w:b/>
+              </w:rPr>
+              <w:t>GND &lt;---&gt; GND</w:t>
+            </w:r>
+          </w:p>
+        </w:tc>
+        <w:tc>
+          <w:tcPr>
+            <w:tcW w:w="2650" w:type="dxa"/>
+            <w:tcBorders>
+              <w:top w:val="single" w:sz="2" w:space="0" w:color="000000"/>
+              <w:left w:val="single" w:sz="2" w:space="0" w:color="000000"/>
+              <w:bottom w:val="single" w:sz="2" w:space="0" w:color="000000"/>
+              <w:right w:val="single" w:sz="2" w:space="0" w:color="000000"/>
+            </w:tcBorders>
+            <w:vAlign w:val="center"/>
+          </w:tcPr>
+          <w:p>
+            <w:pPr>
+              <w:pStyle w:val="TableContents"/>
+              <w:spacing w:lineRule="auto" w:line="274" w:before="0" w:after="140"/>
+              <w:ind w:hanging="0" w:left="0" w:right="0"/>
+              <w:rPr>
+                <w:rFonts w:ascii="Google Sans Text;sans-serif" w:hAnsi="Google Sans Text;sans-serif"/>
+              </w:rPr>
+            </w:pPr>
+            <w:r>
+              <w:rPr>
+                <w:rFonts w:ascii="Google Sans Text;sans-serif" w:hAnsi="Google Sans Text;sans-serif"/>
+              </w:rPr>
+              <w:t>Pi Pin 6 (GND)</w:t>
             </w:r>
           </w:p>
         </w:tc>
@@ -1431,33 +1581,56 @@
     </w:tbl>
     <w:p>
       <w:pPr>
+        <w:pStyle w:val="Heading3"/>
+        <w:spacing w:lineRule="auto" w:line="274" w:before="0" w:after="80"/>
+        <w:ind w:hanging="0" w:left="0" w:right="0"/>
+        <w:rPr>
+          <w:color w:val="auto"/>
+        </w:rPr>
+      </w:pPr>
+      <w:r>
+        <w:rPr>
+          <w:rFonts w:eastAsia="Times New Roman" w:cs="Arial" w:ascii="Google Sans Text;sans-serif" w:hAnsi="Google Sans Text;sans-serif"/>
+          <w:b/>
+          <w:bCs/>
+          <w:kern w:val="0"/>
+          <w:sz w:val="27"/>
+          <w:szCs w:val="27"/>
+          <w14:ligatures w14:val="none"/>
+        </w:rPr>
+      </w:r>
+    </w:p>
+    <w:p>
+      <w:pPr>
         <w:pStyle w:val="Normal"/>
         <w:numPr>
           <w:ilvl w:val="0"/>
           <w:numId w:val="0"/>
         </w:numPr>
         <w:spacing w:lineRule="auto" w:line="240" w:before="0" w:afterAutospacing="1"/>
-        <w:outlineLvl w:val="1"/>
+        <w:ind w:hanging="0" w:left="0"/>
+        <w:outlineLvl w:val="2"/>
         <w:rPr>
           <w:rFonts w:ascii="Arial" w:hAnsi="Arial" w:eastAsia="Times New Roman" w:cs="Arial"/>
-          <w:b/>
-          <w:bCs/>
-          <w:kern w:val="0"/>
-          <w:sz w:val="36"/>
-          <w:szCs w:val="36"/>
-          <w14:ligatures w14:val="none"/>
-        </w:rPr>
-      </w:pPr>
-      <w:r>
-        <w:rPr>
-          <w:rFonts w:eastAsia="Times New Roman" w:cs="Arial" w:ascii="Arial" w:hAnsi="Arial"/>
-          <w:b/>
-          <w:bCs/>
-          <w:kern w:val="0"/>
-          <w:sz w:val="36"/>
-          <w:szCs w:val="36"/>
-          <w14:ligatures w14:val="none"/>
-        </w:rPr>
+          <w:b w:val="false"/>
+          <w:bCs w:val="false"/>
+          <w:kern w:val="0"/>
+          <w:sz w:val="24"/>
+          <w:szCs w:val="24"/>
+          <w14:ligatures w14:val="none"/>
+        </w:rPr>
+      </w:pPr>
+      <w:r>
+        <w:rPr>
+          <w:rFonts w:eastAsia="Times New Roman" w:cs="Arial" w:ascii="Arial" w:hAnsi="Arial"/>
+          <w:b w:val="false"/>
+          <w:bCs w:val="false"/>
+          <w:kern w:val="0"/>
+          <w:sz w:val="24"/>
+          <w:szCs w:val="24"/>
+          <w14:ligatures w14:val="none"/>
+        </w:rPr>
+        <w:t>The Raspberry Pi GPIO header operates at 3.3V, while the Atari SIO bus operates at 5V. Connecting these directly will cause permanent hardware failure on the Raspberry Pi. A Bi-directional.</w:t>
       </w:r>
     </w:p>
     <w:p>
@@ -1468,25 +1641,26 @@
           <w:numId w:val="0"/>
         </w:numPr>
         <w:spacing w:lineRule="auto" w:line="240" w:before="0" w:afterAutospacing="1"/>
+        <w:ind w:hanging="0" w:left="0"/>
         <w:outlineLvl w:val="1"/>
         <w:rPr>
           <w:rFonts w:ascii="Arial" w:hAnsi="Arial" w:eastAsia="Times New Roman" w:cs="Arial"/>
           <w:b/>
           <w:bCs/>
           <w:kern w:val="0"/>
-          <w:sz w:val="36"/>
-          <w:szCs w:val="36"/>
-          <w14:ligatures w14:val="none"/>
-        </w:rPr>
-      </w:pPr>
-      <w:r>
-        <w:rPr>
-          <w:rFonts w:eastAsia="Times New Roman" w:cs="Arial" w:ascii="Arial" w:hAnsi="Arial"/>
-          <w:b/>
-          <w:bCs/>
-          <w:kern w:val="0"/>
-          <w:sz w:val="36"/>
-          <w:szCs w:val="36"/>
+          <w:sz w:val="28"/>
+          <w:szCs w:val="28"/>
+          <w14:ligatures w14:val="none"/>
+        </w:rPr>
+      </w:pPr>
+      <w:r>
+        <w:rPr>
+          <w:rFonts w:eastAsia="Times New Roman" w:cs="Arial" w:ascii="Arial" w:hAnsi="Arial"/>
+          <w:b/>
+          <w:bCs/>
+          <w:kern w:val="0"/>
+          <w:sz w:val="28"/>
+          <w:szCs w:val="28"/>
           <w14:ligatures w14:val="none"/>
         </w:rPr>
       </w:r>
@@ -1499,6 +1673,71 @@
           <w:numId w:val="0"/>
         </w:numPr>
         <w:spacing w:lineRule="auto" w:line="240" w:before="0" w:afterAutospacing="1"/>
+        <w:ind w:hanging="0" w:left="0"/>
+        <w:outlineLvl w:val="1"/>
+        <w:rPr>
+          <w:rFonts w:ascii="Arial" w:hAnsi="Arial" w:eastAsia="Times New Roman" w:cs="Arial"/>
+          <w:b/>
+          <w:bCs/>
+          <w:kern w:val="0"/>
+          <w:sz w:val="28"/>
+          <w:szCs w:val="28"/>
+          <w14:ligatures w14:val="none"/>
+        </w:rPr>
+      </w:pPr>
+      <w:r>
+        <w:rPr>
+          <w:rFonts w:eastAsia="Times New Roman" w:cs="Arial" w:ascii="Arial" w:hAnsi="Arial"/>
+          <w:b/>
+          <w:bCs/>
+          <w:kern w:val="0"/>
+          <w:sz w:val="28"/>
+          <w:szCs w:val="28"/>
+          <w14:ligatures w14:val="none"/>
+        </w:rPr>
+      </w:r>
+    </w:p>
+    <w:p>
+      <w:pPr>
+        <w:pStyle w:val="Normal"/>
+        <w:numPr>
+          <w:ilvl w:val="0"/>
+          <w:numId w:val="0"/>
+        </w:numPr>
+        <w:spacing w:lineRule="auto" w:line="240" w:before="0" w:afterAutospacing="1"/>
+        <w:ind w:hanging="0" w:left="0"/>
+        <w:outlineLvl w:val="1"/>
+        <w:rPr>
+          <w:rFonts w:ascii="Arial" w:hAnsi="Arial" w:eastAsia="Times New Roman" w:cs="Arial"/>
+          <w:b/>
+          <w:bCs/>
+          <w:kern w:val="0"/>
+          <w:sz w:val="28"/>
+          <w:szCs w:val="28"/>
+          <w14:ligatures w14:val="none"/>
+        </w:rPr>
+      </w:pPr>
+      <w:r>
+        <w:rPr>
+          <w:rFonts w:eastAsia="Times New Roman" w:cs="Arial" w:ascii="Arial" w:hAnsi="Arial"/>
+          <w:b/>
+          <w:bCs/>
+          <w:kern w:val="0"/>
+          <w:sz w:val="28"/>
+          <w:szCs w:val="28"/>
+          <w14:ligatures w14:val="none"/>
+        </w:rPr>
+      </w:r>
+    </w:p>
+    <w:p>
+      <w:pPr>
+        <w:pStyle w:val="Normal"/>
+        <w:numPr>
+          <w:ilvl w:val="0"/>
+          <w:numId w:val="0"/>
+        </w:numPr>
+        <w:spacing w:lineRule="auto" w:line="240" w:before="0" w:afterAutospacing="1"/>
+        <w:ind w:hanging="0" w:left="0"/>
         <w:outlineLvl w:val="1"/>
         <w:rPr>
           <w:rFonts w:ascii="Arial" w:hAnsi="Arial" w:eastAsia="Times New Roman" w:cs="Arial"/>
@@ -1847,6 +2086,7 @@
           <w:numId w:val="0"/>
         </w:numPr>
         <w:spacing w:lineRule="auto" w:line="240" w:before="0" w:afterAutospacing="1"/>
+        <w:ind w:hanging="0" w:left="0"/>
         <w:outlineLvl w:val="1"/>
         <w:rPr>
           <w:rFonts w:ascii="Arial" w:hAnsi="Arial" w:eastAsia="Times New Roman" w:cs="Arial"/>
@@ -2110,6 +2350,7 @@
           <w:numId w:val="0"/>
         </w:numPr>
         <w:spacing w:lineRule="auto" w:line="240" w:beforeAutospacing="1" w:afterAutospacing="1"/>
+        <w:ind w:hanging="0" w:left="0"/>
         <w:outlineLvl w:val="1"/>
         <w:rPr>
           <w:rFonts w:ascii="Times New Roman" w:hAnsi="Times New Roman" w:eastAsia="Times New Roman" w:cs="Times New Roman"/>
@@ -2161,6 +2402,7 @@
           <w:numId w:val="0"/>
         </w:numPr>
         <w:spacing w:lineRule="auto" w:line="240" w:beforeAutospacing="1" w:afterAutospacing="1"/>
+        <w:ind w:hanging="0" w:left="0"/>
         <w:outlineLvl w:val="2"/>
         <w:rPr>
           <w:rFonts w:ascii="Times New Roman" w:hAnsi="Times New Roman" w:eastAsia="Times New Roman" w:cs="Times New Roman"/>
@@ -2354,8 +2596,6 @@
         <w:rPr>
           <w:rFonts w:eastAsia="Times New Roman" w:cs="Times New Roman" w:ascii="Times New Roman" w:hAnsi="Times New Roman"/>
           <w:kern w:val="0"/>
-          <w:sz w:val="20"/>
-          <w:szCs w:val="20"/>
           <w14:ligatures w14:val="none"/>
         </w:rPr>
       </w:r>
@@ -2401,6 +2641,7 @@
           <w:numId w:val="0"/>
         </w:numPr>
         <w:spacing w:lineRule="auto" w:line="240" w:beforeAutospacing="1" w:afterAutospacing="1"/>
+        <w:ind w:hanging="0" w:left="0"/>
         <w:outlineLvl w:val="2"/>
         <w:rPr>
           <w:rFonts w:ascii="Times New Roman" w:hAnsi="Times New Roman" w:eastAsia="Times New Roman" w:cs="Times New Roman"/>
@@ -2510,7 +2751,11 @@
         </w:rPr>
       </w:pPr>
       <w:r>
-        <w:rPr/>
+        <w:rPr>
+          <w:rFonts w:eastAsia="Times New Roman" w:cs="Times New Roman" w:ascii="Times New Roman" w:hAnsi="Times New Roman"/>
+          <w:kern w:val="0"/>
+          <w14:ligatures w14:val="none"/>
+        </w:rPr>
       </w:r>
     </w:p>
     <w:p>
@@ -2524,7 +2769,11 @@
         </w:rPr>
       </w:pPr>
       <w:r>
-        <w:rPr/>
+        <w:rPr>
+          <w:rFonts w:eastAsia="Times New Roman" w:cs="Times New Roman" w:ascii="Times New Roman" w:hAnsi="Times New Roman"/>
+          <w:kern w:val="0"/>
+          <w14:ligatures w14:val="none"/>
+        </w:rPr>
       </w:r>
     </w:p>
     <w:p>
@@ -2545,15 +2794,11 @@
               <wp:inline distT="0" distB="0" distL="0" distR="0">
                 <wp:extent cx="5943600" cy="635"/>
                 <wp:effectExtent l="0" t="0" r="0" b="0"/>
-                <wp:docPr id="3" name=""/>
+                <wp:docPr id="2" name="Shape2"/>
                 <a:graphic xmlns:a="http://schemas.openxmlformats.org/drawingml/2006/main">
                   <a:graphicData uri="http://schemas.microsoft.com/office/word/2010/wordprocessingShape">
                     <wps:wsp>
                       <wps:cNvSpPr/>
-                      <wps:nvSpPr>
-                        <wps:cNvPr id="4" name=""/>
-                        <wps:cNvSpPr/>
-                      </wps:nvSpPr>
                       <wps:spPr>
                         <a:xfrm>
                           <a:off x="0" y="0"/>
@@ -2569,6 +2814,12 @@
                           <a:noFill/>
                         </a:ln>
                       </wps:spPr>
+                      <wps:style>
+                        <a:lnRef idx="0"/>
+                        <a:fillRef idx="0"/>
+                        <a:effectRef idx="0"/>
+                        <a:fontRef idx="minor"/>
+                      </wps:style>
                       <wps:bodyPr/>
                     </wps:wsp>
                   </a:graphicData>
@@ -2581,10 +2832,10 @@
           </mc:Choice>
           <mc:Fallback>
             <w:pict>
-              <v:rect id="shape_0" fillcolor="#a0a0a0" stroked="f" o:allowincell="f" style="position:absolute;margin-left:0pt;margin-top:-0.1pt;width:467.95pt;height:0pt;mso-wrap-style:none;v-text-anchor:middle;mso-position-horizontal:center;mso-position-vertical:top">
+              <v:rect id="shape_0" ID="Shape2" path="m0,0l-2147483645,0l-2147483645,-2147483646l0,-2147483646xe" fillcolor="#a0a0a0" stroked="f" o:allowincell="f" style="position:absolute;margin-left:0pt;margin-top:-0.1pt;width:467.95pt;height:0pt;mso-wrap-style:none;v-text-anchor:middle;mso-position-vertical:top">
                 <v:fill o:detectmouseclick="t" type="solid" color2="#5f5f5f"/>
                 <v:stroke color="#3465a4" joinstyle="round" endcap="flat"/>
-                <w10:wrap type="topAndBottom"/>
+                <w10:wrap type="square"/>
               </v:rect>
             </w:pict>
           </mc:Fallback>
@@ -3876,6 +4127,7 @@
     <w:qFormat/>
     <w:pPr>
       <w:widowControl/>
+      <w:suppressAutoHyphens w:val="true"/>
       <w:bidi w:val="0"/>
       <w:spacing w:lineRule="auto" w:line="278" w:before="0" w:after="160"/>
       <w:jc w:val="left"/>
@@ -4352,6 +4604,20 @@
       <w:shd w:fill="E1DFDD" w:val="clear"/>
     </w:rPr>
   </w:style>
+  <w:style w:type="character" w:styleId="Bullets">
+    <w:name w:val="Bullets"/>
+    <w:qFormat/>
+    <w:rPr>
+      <w:rFonts w:ascii="OpenSymbol" w:hAnsi="OpenSymbol" w:eastAsia="OpenSymbol" w:cs="OpenSymbol"/>
+    </w:rPr>
+  </w:style>
+  <w:style w:type="character" w:styleId="SourceText">
+    <w:name w:val="Source Text"/>
+    <w:qFormat/>
+    <w:rPr>
+      <w:rFonts w:ascii="Liberation Mono" w:hAnsi="Liberation Mono" w:eastAsia="Liberation Mono" w:cs="Liberation Mono"/>
+    </w:rPr>
+  </w:style>
   <w:style w:type="paragraph" w:styleId="Heading">
     <w:name w:val="Heading"/>
     <w:basedOn w:val="Normal"/>
@@ -4516,6 +4782,29 @@
       <w:rFonts w:ascii="Times New Roman" w:hAnsi="Times New Roman" w:eastAsia="Times New Roman" w:cs="Times New Roman"/>
       <w:kern w:val="0"/>
       <w14:ligatures w14:val="none"/>
+    </w:rPr>
+  </w:style>
+  <w:style w:type="paragraph" w:styleId="TableContents">
+    <w:name w:val="Table Contents"/>
+    <w:basedOn w:val="Normal"/>
+    <w:qFormat/>
+    <w:pPr>
+      <w:widowControl w:val="false"/>
+      <w:suppressLineNumbers/>
+    </w:pPr>
+    <w:rPr/>
+  </w:style>
+  <w:style w:type="paragraph" w:styleId="TableHeading">
+    <w:name w:val="Table Heading"/>
+    <w:basedOn w:val="TableContents"/>
+    <w:qFormat/>
+    <w:pPr>
+      <w:suppressLineNumbers/>
+      <w:jc w:val="center"/>
+    </w:pPr>
+    <w:rPr>
+      <w:b/>
+      <w:bCs/>
     </w:rPr>
   </w:style>
   <w:style w:type="numbering" w:styleId="NoList" w:default="1">

--- a/res/RaspberryPi.docx
+++ b/res/RaspberryPi.docx
@@ -912,19 +912,7 @@
           <w:szCs w:val="27"/>
           <w14:ligatures w14:val="none"/>
         </w:rPr>
-        <w:t xml:space="preserve">Wiring Diagram Reference </w:t>
-      </w:r>
-      <w:r>
-        <w:rPr>
-          <w:rFonts w:eastAsia="Times New Roman" w:cs="Arial" w:ascii="Arial" w:hAnsi="Arial"/>
-          <w:b/>
-          <w:bCs/>
-          <w:kern w:val="0"/>
-          <w:sz w:val="27"/>
-          <w:szCs w:val="27"/>
-          <w14:ligatures w14:val="none"/>
-        </w:rPr>
-        <w:t>(t</w:t>
+        <w:t>Wiring Diagram Reference (t</w:t>
       </w:r>
       <w:r>
         <w:rPr>
@@ -984,10 +972,10 @@
         </w:tblCellMar>
       </w:tblPr>
       <w:tblGrid>
-        <w:gridCol w:w="2388"/>
-        <w:gridCol w:w="2258"/>
+        <w:gridCol w:w="2387"/>
+        <w:gridCol w:w="2259"/>
         <w:gridCol w:w="1963"/>
-        <w:gridCol w:w="2650"/>
+        <w:gridCol w:w="2649"/>
       </w:tblGrid>
       <w:tr>
         <w:trPr>
@@ -995,7 +983,7 @@
         </w:trPr>
         <w:tc>
           <w:tcPr>
-            <w:tcW w:w="2388" w:type="dxa"/>
+            <w:tcW w:w="2387" w:type="dxa"/>
             <w:tcBorders>
               <w:top w:val="single" w:sz="2" w:space="0" w:color="000000"/>
               <w:left w:val="single" w:sz="2" w:space="0" w:color="000000"/>
@@ -1022,7 +1010,7 @@
         </w:tc>
         <w:tc>
           <w:tcPr>
-            <w:tcW w:w="2258" w:type="dxa"/>
+            <w:tcW w:w="2259" w:type="dxa"/>
             <w:tcBorders>
               <w:top w:val="single" w:sz="2" w:space="0" w:color="000000"/>
               <w:left w:val="single" w:sz="2" w:space="0" w:color="000000"/>
@@ -1076,7 +1064,7 @@
         </w:tc>
         <w:tc>
           <w:tcPr>
-            <w:tcW w:w="2650" w:type="dxa"/>
+            <w:tcW w:w="2649" w:type="dxa"/>
             <w:tcBorders>
               <w:top w:val="single" w:sz="2" w:space="0" w:color="000000"/>
               <w:left w:val="single" w:sz="2" w:space="0" w:color="000000"/>
@@ -1106,7 +1094,7 @@
         <w:trPr/>
         <w:tc>
           <w:tcPr>
-            <w:tcW w:w="2388" w:type="dxa"/>
+            <w:tcW w:w="2387" w:type="dxa"/>
             <w:tcBorders>
               <w:top w:val="single" w:sz="2" w:space="0" w:color="000000"/>
               <w:left w:val="single" w:sz="2" w:space="0" w:color="000000"/>
@@ -1136,7 +1124,7 @@
         </w:tc>
         <w:tc>
           <w:tcPr>
-            <w:tcW w:w="2258" w:type="dxa"/>
+            <w:tcW w:w="2259" w:type="dxa"/>
             <w:tcBorders>
               <w:top w:val="single" w:sz="2" w:space="0" w:color="000000"/>
               <w:left w:val="single" w:sz="2" w:space="0" w:color="000000"/>
@@ -1194,7 +1182,7 @@
         </w:tc>
         <w:tc>
           <w:tcPr>
-            <w:tcW w:w="2650" w:type="dxa"/>
+            <w:tcW w:w="2649" w:type="dxa"/>
             <w:tcBorders>
               <w:top w:val="single" w:sz="2" w:space="0" w:color="000000"/>
               <w:left w:val="single" w:sz="2" w:space="0" w:color="000000"/>
@@ -1225,7 +1213,7 @@
         <w:trPr/>
         <w:tc>
           <w:tcPr>
-            <w:tcW w:w="2388" w:type="dxa"/>
+            <w:tcW w:w="2387" w:type="dxa"/>
             <w:tcBorders>
               <w:top w:val="single" w:sz="2" w:space="0" w:color="000000"/>
               <w:left w:val="single" w:sz="2" w:space="0" w:color="000000"/>
@@ -1255,7 +1243,7 @@
         </w:tc>
         <w:tc>
           <w:tcPr>
-            <w:tcW w:w="2258" w:type="dxa"/>
+            <w:tcW w:w="2259" w:type="dxa"/>
             <w:tcBorders>
               <w:top w:val="single" w:sz="2" w:space="0" w:color="000000"/>
               <w:left w:val="single" w:sz="2" w:space="0" w:color="000000"/>
@@ -1313,7 +1301,7 @@
         </w:tc>
         <w:tc>
           <w:tcPr>
-            <w:tcW w:w="2650" w:type="dxa"/>
+            <w:tcW w:w="2649" w:type="dxa"/>
             <w:tcBorders>
               <w:top w:val="single" w:sz="2" w:space="0" w:color="000000"/>
               <w:left w:val="single" w:sz="2" w:space="0" w:color="000000"/>
@@ -1344,7 +1332,7 @@
         <w:trPr/>
         <w:tc>
           <w:tcPr>
-            <w:tcW w:w="2388" w:type="dxa"/>
+            <w:tcW w:w="2387" w:type="dxa"/>
             <w:tcBorders>
               <w:top w:val="single" w:sz="2" w:space="0" w:color="000000"/>
               <w:left w:val="single" w:sz="2" w:space="0" w:color="000000"/>
@@ -1374,7 +1362,7 @@
         </w:tc>
         <w:tc>
           <w:tcPr>
-            <w:tcW w:w="2258" w:type="dxa"/>
+            <w:tcW w:w="2259" w:type="dxa"/>
             <w:tcBorders>
               <w:top w:val="single" w:sz="2" w:space="0" w:color="000000"/>
               <w:left w:val="single" w:sz="2" w:space="0" w:color="000000"/>
@@ -1432,7 +1420,7 @@
         </w:tc>
         <w:tc>
           <w:tcPr>
-            <w:tcW w:w="2650" w:type="dxa"/>
+            <w:tcW w:w="2649" w:type="dxa"/>
             <w:tcBorders>
               <w:top w:val="single" w:sz="2" w:space="0" w:color="000000"/>
               <w:left w:val="single" w:sz="2" w:space="0" w:color="000000"/>
@@ -1463,7 +1451,7 @@
         <w:trPr/>
         <w:tc>
           <w:tcPr>
-            <w:tcW w:w="2388" w:type="dxa"/>
+            <w:tcW w:w="2387" w:type="dxa"/>
             <w:tcBorders>
               <w:top w:val="single" w:sz="2" w:space="0" w:color="000000"/>
               <w:left w:val="single" w:sz="2" w:space="0" w:color="000000"/>
@@ -1493,7 +1481,7 @@
         </w:tc>
         <w:tc>
           <w:tcPr>
-            <w:tcW w:w="2258" w:type="dxa"/>
+            <w:tcW w:w="2259" w:type="dxa"/>
             <w:tcBorders>
               <w:top w:val="single" w:sz="2" w:space="0" w:color="000000"/>
               <w:left w:val="single" w:sz="2" w:space="0" w:color="000000"/>
@@ -1551,7 +1539,7 @@
         </w:tc>
         <w:tc>
           <w:tcPr>
-            <w:tcW w:w="2650" w:type="dxa"/>
+            <w:tcW w:w="2649" w:type="dxa"/>
             <w:tcBorders>
               <w:top w:val="single" w:sz="2" w:space="0" w:color="000000"/>
               <w:left w:val="single" w:sz="2" w:space="0" w:color="000000"/>
@@ -1590,13 +1578,7 @@
       </w:pPr>
       <w:r>
         <w:rPr>
-          <w:rFonts w:eastAsia="Times New Roman" w:cs="Arial" w:ascii="Google Sans Text;sans-serif" w:hAnsi="Google Sans Text;sans-serif"/>
-          <w:b/>
-          <w:bCs/>
-          <w:kern w:val="0"/>
-          <w:sz w:val="27"/>
-          <w:szCs w:val="27"/>
-          <w14:ligatures w14:val="none"/>
+          <w:color w:themeColor="accent1" w:themeShade="bf" w:val="auto"/>
         </w:rPr>
       </w:r>
     </w:p>
@@ -1630,7 +1612,44 @@
           <w:szCs w:val="24"/>
           <w14:ligatures w14:val="none"/>
         </w:rPr>
-        <w:t>The Raspberry Pi GPIO header operates at 3.3V, while the Atari SIO bus operates at 5V. Connecting these directly will cause permanent hardware failure on the Raspberry Pi. A Bi-directional.</w:t>
+        <w:t xml:space="preserve">The Raspberry Pi GPIO header operates at 3.3V, while the Atari SIO bus operates at 5V. Connecting these directly </w:t>
+      </w:r>
+      <w:r>
+        <w:rPr>
+          <w:rFonts w:eastAsia="Times New Roman" w:cs="Arial" w:ascii="Arial" w:hAnsi="Arial"/>
+          <w:b/>
+          <w:bCs/>
+          <w:kern w:val="0"/>
+          <w:sz w:val="24"/>
+          <w:szCs w:val="24"/>
+          <w:u w:val="single"/>
+          <w14:ligatures w14:val="none"/>
+        </w:rPr>
+        <w:t>will cause permanent hardware failure</w:t>
+      </w:r>
+      <w:r>
+        <w:rPr>
+          <w:rFonts w:eastAsia="Times New Roman" w:cs="Arial" w:ascii="Arial" w:hAnsi="Arial"/>
+          <w:b w:val="false"/>
+          <w:bCs w:val="false"/>
+          <w:kern w:val="0"/>
+          <w:sz w:val="24"/>
+          <w:szCs w:val="24"/>
+          <w14:ligatures w14:val="none"/>
+        </w:rPr>
+        <w:t xml:space="preserve"> on the Raspberry P </w:t>
+      </w:r>
+      <w:r>
+        <w:rPr>
+          <w:rFonts w:eastAsia="Times New Roman" w:cs="Arial" w:ascii="Arial" w:hAnsi="Arial"/>
+          <w:b w:val="false"/>
+          <w:bCs w:val="false"/>
+          <w:kern w:val="0"/>
+          <w:sz w:val="24"/>
+          <w:szCs w:val="24"/>
+          <w14:ligatures w14:val="none"/>
+        </w:rPr>
+        <w:t>4/5.</w:t>
       </w:r>
     </w:p>
     <w:p>
@@ -4604,8 +4623,8 @@
       <w:shd w:fill="E1DFDD" w:val="clear"/>
     </w:rPr>
   </w:style>
-  <w:style w:type="character" w:styleId="Bullets">
-    <w:name w:val="Bullets"/>
+  <w:style w:type="character" w:styleId="Bulletsuser">
+    <w:name w:val="Bullets (user)"/>
     <w:qFormat/>
     <w:rPr>
       <w:rFonts w:ascii="OpenSymbol" w:hAnsi="OpenSymbol" w:eastAsia="OpenSymbol" w:cs="OpenSymbol"/>

--- a/res/RaspberryPi.docx
+++ b/res/RaspberryPi.docx
@@ -972,10 +972,10 @@
         </w:tblCellMar>
       </w:tblPr>
       <w:tblGrid>
-        <w:gridCol w:w="2387"/>
-        <w:gridCol w:w="2259"/>
-        <w:gridCol w:w="1963"/>
-        <w:gridCol w:w="2649"/>
+        <w:gridCol w:w="2386"/>
+        <w:gridCol w:w="2260"/>
+        <w:gridCol w:w="1964"/>
+        <w:gridCol w:w="2648"/>
       </w:tblGrid>
       <w:tr>
         <w:trPr>
@@ -983,7 +983,7 @@
         </w:trPr>
         <w:tc>
           <w:tcPr>
-            <w:tcW w:w="2387" w:type="dxa"/>
+            <w:tcW w:w="2386" w:type="dxa"/>
             <w:tcBorders>
               <w:top w:val="single" w:sz="2" w:space="0" w:color="000000"/>
               <w:left w:val="single" w:sz="2" w:space="0" w:color="000000"/>
@@ -1010,7 +1010,7 @@
         </w:tc>
         <w:tc>
           <w:tcPr>
-            <w:tcW w:w="2259" w:type="dxa"/>
+            <w:tcW w:w="2260" w:type="dxa"/>
             <w:tcBorders>
               <w:top w:val="single" w:sz="2" w:space="0" w:color="000000"/>
               <w:left w:val="single" w:sz="2" w:space="0" w:color="000000"/>
@@ -1037,7 +1037,7 @@
         </w:tc>
         <w:tc>
           <w:tcPr>
-            <w:tcW w:w="1963" w:type="dxa"/>
+            <w:tcW w:w="1964" w:type="dxa"/>
             <w:tcBorders>
               <w:top w:val="single" w:sz="2" w:space="0" w:color="000000"/>
               <w:left w:val="single" w:sz="2" w:space="0" w:color="000000"/>
@@ -1064,7 +1064,7 @@
         </w:tc>
         <w:tc>
           <w:tcPr>
-            <w:tcW w:w="2649" w:type="dxa"/>
+            <w:tcW w:w="2648" w:type="dxa"/>
             <w:tcBorders>
               <w:top w:val="single" w:sz="2" w:space="0" w:color="000000"/>
               <w:left w:val="single" w:sz="2" w:space="0" w:color="000000"/>
@@ -1094,7 +1094,7 @@
         <w:trPr/>
         <w:tc>
           <w:tcPr>
-            <w:tcW w:w="2387" w:type="dxa"/>
+            <w:tcW w:w="2386" w:type="dxa"/>
             <w:tcBorders>
               <w:top w:val="single" w:sz="2" w:space="0" w:color="000000"/>
               <w:left w:val="single" w:sz="2" w:space="0" w:color="000000"/>
@@ -1124,7 +1124,7 @@
         </w:tc>
         <w:tc>
           <w:tcPr>
-            <w:tcW w:w="2259" w:type="dxa"/>
+            <w:tcW w:w="2260" w:type="dxa"/>
             <w:tcBorders>
               <w:top w:val="single" w:sz="2" w:space="0" w:color="000000"/>
               <w:left w:val="single" w:sz="2" w:space="0" w:color="000000"/>
@@ -1152,7 +1152,7 @@
         </w:tc>
         <w:tc>
           <w:tcPr>
-            <w:tcW w:w="1963" w:type="dxa"/>
+            <w:tcW w:w="1964" w:type="dxa"/>
             <w:tcBorders>
               <w:top w:val="single" w:sz="2" w:space="0" w:color="000000"/>
               <w:left w:val="single" w:sz="2" w:space="0" w:color="000000"/>
@@ -1182,7 +1182,7 @@
         </w:tc>
         <w:tc>
           <w:tcPr>
-            <w:tcW w:w="2649" w:type="dxa"/>
+            <w:tcW w:w="2648" w:type="dxa"/>
             <w:tcBorders>
               <w:top w:val="single" w:sz="2" w:space="0" w:color="000000"/>
               <w:left w:val="single" w:sz="2" w:space="0" w:color="000000"/>
@@ -1204,7 +1204,7 @@
               <w:rPr>
                 <w:rFonts w:ascii="Google Sans Text;sans-serif" w:hAnsi="Google Sans Text;sans-serif"/>
               </w:rPr>
-              <w:t>Pin 10 (GPIO 15 / RXD)</w:t>
+              <w:t>Pin 8 (GPIO 14 / TX)</w:t>
             </w:r>
           </w:p>
         </w:tc>
@@ -1213,7 +1213,7 @@
         <w:trPr/>
         <w:tc>
           <w:tcPr>
-            <w:tcW w:w="2387" w:type="dxa"/>
+            <w:tcW w:w="2386" w:type="dxa"/>
             <w:tcBorders>
               <w:top w:val="single" w:sz="2" w:space="0" w:color="000000"/>
               <w:left w:val="single" w:sz="2" w:space="0" w:color="000000"/>
@@ -1243,7 +1243,7 @@
         </w:tc>
         <w:tc>
           <w:tcPr>
-            <w:tcW w:w="2259" w:type="dxa"/>
+            <w:tcW w:w="2260" w:type="dxa"/>
             <w:tcBorders>
               <w:top w:val="single" w:sz="2" w:space="0" w:color="000000"/>
               <w:left w:val="single" w:sz="2" w:space="0" w:color="000000"/>
@@ -1271,7 +1271,7 @@
         </w:tc>
         <w:tc>
           <w:tcPr>
-            <w:tcW w:w="1963" w:type="dxa"/>
+            <w:tcW w:w="1964" w:type="dxa"/>
             <w:tcBorders>
               <w:top w:val="single" w:sz="2" w:space="0" w:color="000000"/>
               <w:left w:val="single" w:sz="2" w:space="0" w:color="000000"/>
@@ -1301,7 +1301,7 @@
         </w:tc>
         <w:tc>
           <w:tcPr>
-            <w:tcW w:w="2649" w:type="dxa"/>
+            <w:tcW w:w="2648" w:type="dxa"/>
             <w:tcBorders>
               <w:top w:val="single" w:sz="2" w:space="0" w:color="000000"/>
               <w:left w:val="single" w:sz="2" w:space="0" w:color="000000"/>
@@ -1323,7 +1323,7 @@
               <w:rPr>
                 <w:rFonts w:ascii="Google Sans Text;sans-serif" w:hAnsi="Google Sans Text;sans-serif"/>
               </w:rPr>
-              <w:t>Pin 8 (GPIO 14 / TXD)</w:t>
+              <w:t>Pin 10 (GPIO 15 / RX)</w:t>
             </w:r>
           </w:p>
         </w:tc>
@@ -1332,7 +1332,7 @@
         <w:trPr/>
         <w:tc>
           <w:tcPr>
-            <w:tcW w:w="2387" w:type="dxa"/>
+            <w:tcW w:w="2386" w:type="dxa"/>
             <w:tcBorders>
               <w:top w:val="single" w:sz="2" w:space="0" w:color="000000"/>
               <w:left w:val="single" w:sz="2" w:space="0" w:color="000000"/>
@@ -1362,7 +1362,7 @@
         </w:tc>
         <w:tc>
           <w:tcPr>
-            <w:tcW w:w="2259" w:type="dxa"/>
+            <w:tcW w:w="2260" w:type="dxa"/>
             <w:tcBorders>
               <w:top w:val="single" w:sz="2" w:space="0" w:color="000000"/>
               <w:left w:val="single" w:sz="2" w:space="0" w:color="000000"/>
@@ -1390,7 +1390,7 @@
         </w:tc>
         <w:tc>
           <w:tcPr>
-            <w:tcW w:w="1963" w:type="dxa"/>
+            <w:tcW w:w="1964" w:type="dxa"/>
             <w:tcBorders>
               <w:top w:val="single" w:sz="2" w:space="0" w:color="000000"/>
               <w:left w:val="single" w:sz="2" w:space="0" w:color="000000"/>
@@ -1420,7 +1420,7 @@
         </w:tc>
         <w:tc>
           <w:tcPr>
-            <w:tcW w:w="2649" w:type="dxa"/>
+            <w:tcW w:w="2648" w:type="dxa"/>
             <w:tcBorders>
               <w:top w:val="single" w:sz="2" w:space="0" w:color="000000"/>
               <w:left w:val="single" w:sz="2" w:space="0" w:color="000000"/>
@@ -1451,7 +1451,7 @@
         <w:trPr/>
         <w:tc>
           <w:tcPr>
-            <w:tcW w:w="2387" w:type="dxa"/>
+            <w:tcW w:w="2386" w:type="dxa"/>
             <w:tcBorders>
               <w:top w:val="single" w:sz="2" w:space="0" w:color="000000"/>
               <w:left w:val="single" w:sz="2" w:space="0" w:color="000000"/>
@@ -1481,7 +1481,7 @@
         </w:tc>
         <w:tc>
           <w:tcPr>
-            <w:tcW w:w="2259" w:type="dxa"/>
+            <w:tcW w:w="2260" w:type="dxa"/>
             <w:tcBorders>
               <w:top w:val="single" w:sz="2" w:space="0" w:color="000000"/>
               <w:left w:val="single" w:sz="2" w:space="0" w:color="000000"/>
@@ -1509,7 +1509,7 @@
         </w:tc>
         <w:tc>
           <w:tcPr>
-            <w:tcW w:w="1963" w:type="dxa"/>
+            <w:tcW w:w="1964" w:type="dxa"/>
             <w:tcBorders>
               <w:top w:val="single" w:sz="2" w:space="0" w:color="000000"/>
               <w:left w:val="single" w:sz="2" w:space="0" w:color="000000"/>
@@ -1539,7 +1539,7 @@
         </w:tc>
         <w:tc>
           <w:tcPr>
-            <w:tcW w:w="2649" w:type="dxa"/>
+            <w:tcW w:w="2648" w:type="dxa"/>
             <w:tcBorders>
               <w:top w:val="single" w:sz="2" w:space="0" w:color="000000"/>
               <w:left w:val="single" w:sz="2" w:space="0" w:color="000000"/>
@@ -1637,19 +1637,7 @@
           <w:szCs w:val="24"/>
           <w14:ligatures w14:val="none"/>
         </w:rPr>
-        <w:t xml:space="preserve"> on the Raspberry P </w:t>
-      </w:r>
-      <w:r>
-        <w:rPr>
-          <w:rFonts w:eastAsia="Times New Roman" w:cs="Arial" w:ascii="Arial" w:hAnsi="Arial"/>
-          <w:b w:val="false"/>
-          <w:bCs w:val="false"/>
-          <w:kern w:val="0"/>
-          <w:sz w:val="24"/>
-          <w:szCs w:val="24"/>
-          <w14:ligatures w14:val="none"/>
-        </w:rPr>
-        <w:t>4/5.</w:t>
+        <w:t xml:space="preserve"> on the Raspberry P 4/5.</w:t>
       </w:r>
     </w:p>
     <w:p>
@@ -4623,8 +4611,8 @@
       <w:shd w:fill="E1DFDD" w:val="clear"/>
     </w:rPr>
   </w:style>
-  <w:style w:type="character" w:styleId="Bulletsuser">
-    <w:name w:val="Bullets (user)"/>
+  <w:style w:type="character" w:styleId="Bullets">
+    <w:name w:val="Bullets"/>
     <w:qFormat/>
     <w:rPr>
       <w:rFonts w:ascii="OpenSymbol" w:hAnsi="OpenSymbol" w:eastAsia="OpenSymbol" w:cs="OpenSymbol"/>

--- a/res/RaspberryPi.docx
+++ b/res/RaspberryPi.docx
@@ -236,7 +236,7 @@
     </w:p>
     <w:p>
       <w:pPr>
-        <w:pStyle w:val="Normal"/>
+        <w:pStyle w:val="BodyText"/>
         <w:numPr>
           <w:ilvl w:val="0"/>
           <w:numId w:val="0"/>
@@ -245,722 +245,596 @@
         <w:ind w:hanging="0" w:left="0"/>
         <w:outlineLvl w:val="1"/>
         <w:rPr>
-          <w:rFonts w:ascii="Arial" w:hAnsi="Arial" w:eastAsia="Times New Roman" w:cs="Arial"/>
+          <w:rFonts w:ascii="Google Sans Text;sans-serif" w:hAnsi="Google Sans Text;sans-serif"/>
           <w:b/>
           <w:bCs/>
-          <w:kern w:val="0"/>
-          <w:sz w:val="36"/>
-          <w:szCs w:val="36"/>
-          <w14:ligatures w14:val="none"/>
-        </w:rPr>
-      </w:pPr>
-      <w:r>
-        <w:rPr>
-          <w:rFonts w:eastAsia="Times New Roman" w:cs="Arial" w:ascii="Arial" w:hAnsi="Arial"/>
-          <w:b/>
-          <w:bCs/>
-          <w:kern w:val="0"/>
-          <w:sz w:val="36"/>
-          <w:szCs w:val="36"/>
-          <w14:ligatures w14:val="none"/>
-        </w:rPr>
-      </w:r>
-    </w:p>
-    <w:p>
-      <w:pPr>
-        <w:pStyle w:val="Normal"/>
-        <w:numPr>
-          <w:ilvl w:val="0"/>
-          <w:numId w:val="0"/>
-        </w:numPr>
-        <w:spacing w:lineRule="auto" w:line="240" w:before="0" w:afterAutospacing="1"/>
-        <w:ind w:hanging="0" w:left="0"/>
-        <w:outlineLvl w:val="1"/>
-        <w:rPr>
-          <w:rFonts w:ascii="Arial" w:hAnsi="Arial" w:eastAsia="Times New Roman" w:cs="Arial"/>
-          <w:b/>
-          <w:bCs/>
-          <w:kern w:val="0"/>
-          <w:sz w:val="28"/>
-          <w:szCs w:val="28"/>
-          <w14:ligatures w14:val="none"/>
-        </w:rPr>
-      </w:pPr>
-      <w:r>
-        <w:rPr>
-          <w:rFonts w:eastAsia="Times New Roman" w:cs="Arial" w:ascii="Arial" w:hAnsi="Arial"/>
-          <w:b/>
-          <w:bCs/>
-          <w:kern w:val="0"/>
-          <w:sz w:val="28"/>
-          <w:szCs w:val="28"/>
-          <w14:ligatures w14:val="none"/>
-        </w:rPr>
-        <w:t>1. Overview</w:t>
-      </w:r>
-    </w:p>
-    <w:p>
-      <w:pPr>
-        <w:pStyle w:val="Normal"/>
-        <w:spacing w:lineRule="auto" w:line="240" w:before="0" w:afterAutospacing="1"/>
-        <w:rPr>
-          <w:rFonts w:ascii="Arial" w:hAnsi="Arial" w:eastAsia="Times New Roman" w:cs="Arial"/>
-          <w:kern w:val="0"/>
-          <w14:ligatures w14:val="none"/>
-        </w:rPr>
-      </w:pPr>
-      <w:r>
-        <w:rPr>
-          <w:rFonts w:eastAsia="Times New Roman" w:cs="Arial" w:ascii="Arial" w:hAnsi="Arial"/>
-          <w:kern w:val="0"/>
-          <w14:ligatures w14:val="none"/>
-        </w:rPr>
-        <w:t xml:space="preserve">As modern operating systems deprecate the Qt5 libraries, maintaining stable SIO (Serial Input/Output) connectivity for the Atari 8-bit family requires a transition to Qt6. </w:t>
-      </w:r>
-      <w:r>
-        <w:rPr>
-          <w:rFonts w:eastAsia="Times New Roman" w:cs="Arial" w:ascii="Arial" w:hAnsi="Arial"/>
-          <w:b/>
-          <w:bCs/>
-          <w:kern w:val="0"/>
-          <w14:ligatures w14:val="none"/>
-        </w:rPr>
-        <w:t>AspeQt-2k26</w:t>
-      </w:r>
-      <w:r>
-        <w:rPr>
-          <w:rFonts w:eastAsia="Times New Roman" w:cs="Arial" w:ascii="Arial" w:hAnsi="Arial"/>
-          <w:kern w:val="0"/>
-          <w14:ligatures w14:val="none"/>
-        </w:rPr>
-        <w:t xml:space="preserve"> provides this future-proofing while introducing native TNFS browsing. This document outlines the steps to install the portable 64-bit build on a Raspberry Pi and interface it directly with Atari hardware via the GPIO header.</w:t>
-      </w:r>
-    </w:p>
-    <w:p>
-      <w:pPr>
-        <w:pStyle w:val="Normal"/>
-        <w:spacing w:lineRule="auto" w:line="240" w:before="0" w:afterAutospacing="1"/>
-        <w:rPr>
-          <w:rFonts w:ascii="Arial" w:hAnsi="Arial" w:eastAsia="Times New Roman" w:cs="Arial"/>
-          <w:kern w:val="0"/>
-          <w:sz w:val="21"/>
-          <w:szCs w:val="21"/>
-          <w14:ligatures w14:val="none"/>
-        </w:rPr>
-      </w:pPr>
-      <w:r>
-        <w:rPr>
-          <w:rFonts w:eastAsia="Times New Roman" w:cs="Arial" w:ascii="Arial" w:hAnsi="Arial"/>
-          <w:kern w:val="0"/>
-          <w:sz w:val="21"/>
-          <w:szCs w:val="21"/>
-          <w14:ligatures w14:val="none"/>
-        </w:rPr>
-      </w:r>
-    </w:p>
-    <w:p>
-      <w:pPr>
-        <w:pStyle w:val="Normal"/>
-        <w:numPr>
-          <w:ilvl w:val="0"/>
-          <w:numId w:val="0"/>
-        </w:numPr>
-        <w:spacing w:lineRule="auto" w:line="240" w:before="0" w:afterAutospacing="1"/>
-        <w:ind w:hanging="0" w:left="0"/>
-        <w:outlineLvl w:val="1"/>
-        <w:rPr>
-          <w:rFonts w:ascii="Arial" w:hAnsi="Arial" w:eastAsia="Times New Roman" w:cs="Arial"/>
-          <w:b/>
-          <w:bCs/>
-          <w:kern w:val="0"/>
-          <w:sz w:val="28"/>
-          <w:szCs w:val="28"/>
-          <w14:ligatures w14:val="none"/>
-        </w:rPr>
-      </w:pPr>
-      <w:r>
-        <w:rPr>
-          <w:rFonts w:eastAsia="Times New Roman" w:cs="Arial" w:ascii="Arial" w:hAnsi="Arial"/>
-          <w:b/>
-          <w:bCs/>
-          <w:kern w:val="0"/>
-          <w:sz w:val="28"/>
-          <w:szCs w:val="28"/>
-          <w14:ligatures w14:val="none"/>
-        </w:rPr>
-        <w:t>2. Installation (ARM64 Portable)</w:t>
-      </w:r>
-    </w:p>
-    <w:p>
-      <w:pPr>
-        <w:pStyle w:val="Normal"/>
-        <w:spacing w:lineRule="auto" w:line="240" w:before="0" w:afterAutospacing="1"/>
-        <w:rPr>
-          <w:rFonts w:ascii="Arial" w:hAnsi="Arial" w:eastAsia="Times New Roman" w:cs="Arial"/>
-          <w:kern w:val="0"/>
-          <w14:ligatures w14:val="none"/>
-        </w:rPr>
-      </w:pPr>
-      <w:r>
-        <w:rPr>
-          <w:rFonts w:eastAsia="Times New Roman" w:cs="Arial" w:ascii="Arial" w:hAnsi="Arial"/>
-          <w:kern w:val="0"/>
-          <w14:ligatures w14:val="none"/>
-        </w:rPr>
-        <w:t>Instead of utilizing standard repository installs which may carry legacy dependencies, use the optimized portable tarball:</w:t>
-      </w:r>
-    </w:p>
-    <w:p>
-      <w:pPr>
-        <w:pStyle w:val="Normal"/>
-        <w:numPr>
-          <w:ilvl w:val="0"/>
-          <w:numId w:val="1"/>
-        </w:numPr>
-        <w:spacing w:lineRule="auto" w:line="240" w:before="0" w:afterAutospacing="1"/>
-        <w:rPr>
-          <w:rFonts w:ascii="Arial" w:hAnsi="Arial" w:eastAsia="Times New Roman" w:cs="Arial"/>
-          <w:kern w:val="0"/>
-          <w14:ligatures w14:val="none"/>
-        </w:rPr>
-      </w:pPr>
-      <w:r>
-        <w:rPr>
-          <w:rFonts w:eastAsia="Times New Roman" w:cs="Arial" w:ascii="Arial" w:hAnsi="Arial"/>
-          <w:b/>
-          <w:bCs/>
-          <w:kern w:val="0"/>
-          <w14:ligatures w14:val="none"/>
-        </w:rPr>
-        <w:t>Download:</w:t>
-      </w:r>
-    </w:p>
-    <w:p>
-      <w:pPr>
-        <w:pStyle w:val="Normal"/>
-        <w:spacing w:lineRule="auto" w:line="240" w:before="0" w:afterAutospacing="1"/>
-        <w:ind w:left="720"/>
-        <w:rPr>
-          <w:rFonts w:ascii="Tlwg Mono" w:hAnsi="Tlwg Mono"/>
           <w:sz w:val="24"/>
           <w:szCs w:val="24"/>
         </w:rPr>
       </w:pPr>
-      <w:r>
-        <w:rPr>
-          <w:rFonts w:eastAsia="Times New Roman" w:cs="Arial" w:ascii="Tlwg Mono" w:hAnsi="Tlwg Mono"/>
-          <w:kern w:val="0"/>
+      <w:bookmarkStart w:id="0" w:name="p-rc_4b5cbae0aad0c3bc-49"/>
+      <w:bookmarkEnd w:id="0"/>
+      <w:r>
+        <w:rPr>
+          <w:rFonts w:ascii="Google Sans Text;sans-serif" w:hAnsi="Google Sans Text;sans-serif"/>
+          <w:b/>
+          <w:bCs/>
           <w:sz w:val="24"/>
           <w:szCs w:val="24"/>
-          <w14:ligatures w14:val="none"/>
-        </w:rPr>
-        <w:t>$ sudo apt update</w:t>
-      </w:r>
-    </w:p>
-    <w:p>
-      <w:pPr>
-        <w:pStyle w:val="Normal"/>
-        <w:spacing w:lineRule="auto" w:line="240" w:before="0" w:afterAutospacing="1"/>
-        <w:ind w:left="720"/>
-        <w:rPr>
-          <w:rFonts w:ascii="Tlwg Mono" w:hAnsi="Tlwg Mono"/>
+        </w:rPr>
+        <w:t xml:space="preserve">1. Overview </w:t>
+      </w:r>
+    </w:p>
+    <w:p>
+      <w:pPr>
+        <w:pStyle w:val="BodyText"/>
+        <w:spacing w:lineRule="auto" w:line="274" w:before="0" w:after="140"/>
+        <w:ind w:hanging="0" w:left="0" w:right="0"/>
+        <w:rPr>
+          <w:rFonts w:ascii="Google Sans Text;sans-serif" w:hAnsi="Google Sans Text;sans-serif"/>
+          <w:sz w:val="21"/>
+          <w:szCs w:val="21"/>
+        </w:rPr>
+      </w:pPr>
+      <w:bookmarkStart w:id="1" w:name="p-rc_4b5cbae0aad0c3bc-50"/>
+      <w:bookmarkEnd w:id="1"/>
+      <w:r>
+        <w:rPr>
+          <w:rFonts w:ascii="Google Sans Text;sans-serif" w:hAnsi="Google Sans Text;sans-serif"/>
+          <w:sz w:val="21"/>
+          <w:szCs w:val="21"/>
+        </w:rPr>
+        <w:t xml:space="preserve">As modern operating systems deprecate the Qt5 libraries, maintaining stable SIO (Serial Input/Output) connectivity for the Atari 8-bit family requires a transition to Qt6. AspeQt-2k26 provides this future-proofing while introducing native TNFS browsing. This document outlines the steps to install the portable 64-bit build on a Raspberry Pi and interface it directly with Atari hardware via the GPIO header. </w:t>
+      </w:r>
+    </w:p>
+    <w:p>
+      <w:pPr>
+        <w:pStyle w:val="BodyText"/>
+        <w:spacing w:lineRule="auto" w:line="274" w:before="0" w:after="140"/>
+        <w:ind w:hanging="0" w:left="0" w:right="0"/>
+        <w:rPr>
+          <w:rFonts w:ascii="Google Sans Text;sans-serif" w:hAnsi="Google Sans Text;sans-serif"/>
+          <w:sz w:val="21"/>
+          <w:szCs w:val="21"/>
+        </w:rPr>
+      </w:pPr>
+      <w:r>
+        <w:rPr>
+          <w:rFonts w:ascii="Google Sans Text;sans-serif" w:hAnsi="Google Sans Text;sans-serif"/>
+          <w:sz w:val="21"/>
+          <w:szCs w:val="21"/>
+        </w:rPr>
+      </w:r>
+    </w:p>
+    <w:p>
+      <w:pPr>
+        <w:pStyle w:val="BodyText"/>
+        <w:spacing w:lineRule="auto" w:line="274" w:before="0" w:after="140"/>
+        <w:ind w:hanging="0" w:left="0" w:right="0"/>
+        <w:rPr>
+          <w:rFonts w:ascii="Google Sans Text;sans-serif" w:hAnsi="Google Sans Text;sans-serif"/>
+          <w:b/>
+          <w:bCs/>
           <w:sz w:val="24"/>
           <w:szCs w:val="24"/>
         </w:rPr>
       </w:pPr>
-      <w:r>
-        <w:rPr>
-          <w:rFonts w:eastAsia="Times New Roman" w:cs="Arial" w:ascii="Tlwg Mono" w:hAnsi="Tlwg Mono"/>
-          <w:kern w:val="0"/>
+      <w:bookmarkStart w:id="2" w:name="p-rc_4b5cbae0aad0c3bc-51"/>
+      <w:bookmarkEnd w:id="2"/>
+      <w:r>
+        <w:rPr>
+          <w:rFonts w:ascii="Google Sans Text;sans-serif" w:hAnsi="Google Sans Text;sans-serif"/>
+          <w:b/>
+          <w:bCs/>
           <w:sz w:val="24"/>
           <w:szCs w:val="24"/>
-          <w14:ligatures w14:val="none"/>
+        </w:rPr>
+        <w:t xml:space="preserve">2. Installation (ARM64 Portable) </w:t>
+      </w:r>
+    </w:p>
+    <w:p>
+      <w:pPr>
+        <w:pStyle w:val="BodyText"/>
+        <w:spacing w:lineRule="auto" w:line="274" w:before="0" w:after="140"/>
+        <w:ind w:hanging="0" w:left="0" w:right="0"/>
+        <w:rPr>
+          <w:sz w:val="21"/>
+          <w:szCs w:val="21"/>
+        </w:rPr>
+      </w:pPr>
+      <w:bookmarkStart w:id="3" w:name="p-rc_4b5cbae0aad0c3bc-52"/>
+      <w:bookmarkEnd w:id="3"/>
+      <w:r>
+        <w:rPr>
+          <w:rFonts w:ascii="Google Sans Text;sans-serif" w:hAnsi="Google Sans Text;sans-serif"/>
+          <w:sz w:val="21"/>
+          <w:szCs w:val="21"/>
+        </w:rPr>
+        <w:t xml:space="preserve">Instead of utilizing standard repository installs which may carry legacy dependencies, use the optimized portable tarball: Download: </w:t>
+      </w:r>
+      <w:r>
+        <w:rPr>
+          <w:rStyle w:val="SourceText"/>
+          <w:rFonts w:ascii="Google Sans Text;sans-serif" w:hAnsi="Google Sans Text;sans-serif"/>
+          <w:sz w:val="21"/>
+          <w:szCs w:val="21"/>
+        </w:rPr>
+        <w:t>$ sudo apt update</w:t>
+      </w:r>
+      <w:r>
+        <w:rPr>
+          <w:rFonts w:ascii="Google Sans Text;sans-serif" w:hAnsi="Google Sans Text;sans-serif"/>
+          <w:sz w:val="21"/>
+          <w:szCs w:val="21"/>
+        </w:rPr>
+        <w:t xml:space="preserve"> </w:t>
+      </w:r>
+      <w:r>
+        <w:rPr>
+          <w:rStyle w:val="SourceText"/>
+          <w:rFonts w:ascii="Google Sans Text;sans-serif" w:hAnsi="Google Sans Text;sans-serif"/>
+          <w:sz w:val="21"/>
+          <w:szCs w:val="21"/>
         </w:rPr>
         <w:t>$ sudo apt install qt6-base-dev qt6-base-private-dev libqt6gui6 libqt6widgets6 libqt6network6</w:t>
       </w:r>
-    </w:p>
-    <w:p>
-      <w:pPr>
-        <w:pStyle w:val="Normal"/>
-        <w:spacing w:lineRule="auto" w:line="240" w:before="0" w:afterAutospacing="1"/>
-        <w:ind w:left="720"/>
-        <w:rPr/>
-      </w:pPr>
-      <w:r>
-        <w:rPr>
-          <w:rFonts w:eastAsia="Times New Roman" w:cs="Arial" w:ascii="Tlwg Mono" w:hAnsi="Tlwg Mono"/>
-          <w:kern w:val="0"/>
+      <w:r>
+        <w:rPr>
+          <w:rFonts w:ascii="Google Sans Text;sans-serif" w:hAnsi="Google Sans Text;sans-serif"/>
+          <w:sz w:val="21"/>
+          <w:szCs w:val="21"/>
+        </w:rPr>
+        <w:t xml:space="preserve"> </w:t>
+      </w:r>
+      <w:r>
+        <w:rPr>
+          <w:rStyle w:val="SourceText"/>
+          <w:rFonts w:ascii="Google Sans Text;sans-serif" w:hAnsi="Google Sans Text;sans-serif"/>
+          <w:sz w:val="21"/>
+          <w:szCs w:val="21"/>
+        </w:rPr>
+        <w:t>$ wget https://github.com/pjones1063/AspeQt-2k26/release</w:t>
+      </w:r>
+      <w:r>
+        <w:rPr>
+          <w:rFonts w:ascii="Google Sans Text;sans-serif" w:hAnsi="Google Sans Text;sans-serif"/>
+          <w:sz w:val="21"/>
+          <w:szCs w:val="21"/>
+        </w:rPr>
+        <w:t xml:space="preserve"> (add current release – Pi tarball) </w:t>
+      </w:r>
+    </w:p>
+    <w:p>
+      <w:pPr>
+        <w:pStyle w:val="BodyText"/>
+        <w:spacing w:lineRule="auto" w:line="274" w:before="0" w:after="140"/>
+        <w:ind w:hanging="0" w:left="0" w:right="0"/>
+        <w:rPr>
+          <w:sz w:val="21"/>
+          <w:szCs w:val="21"/>
+        </w:rPr>
+      </w:pPr>
+      <w:bookmarkStart w:id="4" w:name="p-rc_4b5cbae0aad0c3bc-53"/>
+      <w:bookmarkEnd w:id="4"/>
+      <w:r>
+        <w:rPr>
+          <w:rFonts w:ascii="Google Sans Text;sans-serif" w:hAnsi="Google Sans Text;sans-serif"/>
+          <w:sz w:val="21"/>
+          <w:szCs w:val="21"/>
+        </w:rPr>
+        <w:t xml:space="preserve">Extract: </w:t>
+      </w:r>
+      <w:r>
+        <w:rPr>
+          <w:rStyle w:val="SourceText"/>
+          <w:rFonts w:ascii="Google Sans Text;sans-serif" w:hAnsi="Google Sans Text;sans-serif"/>
+          <w:sz w:val="21"/>
+          <w:szCs w:val="21"/>
+        </w:rPr>
+        <w:t>$ tar -xzvf AspeQt-2K26-pi.64-portable.tar.gz</w:t>
+      </w:r>
+      <w:r>
+        <w:rPr>
+          <w:rFonts w:ascii="Google Sans Text;sans-serif" w:hAnsi="Google Sans Text;sans-serif"/>
+          <w:sz w:val="21"/>
+          <w:szCs w:val="21"/>
+        </w:rPr>
+        <w:t xml:space="preserve"> </w:t>
+      </w:r>
+    </w:p>
+    <w:p>
+      <w:pPr>
+        <w:pStyle w:val="BodyText"/>
+        <w:spacing w:lineRule="auto" w:line="274" w:before="0" w:after="140"/>
+        <w:ind w:hanging="0" w:left="0" w:right="0"/>
+        <w:rPr>
+          <w:sz w:val="21"/>
+          <w:szCs w:val="21"/>
+        </w:rPr>
+      </w:pPr>
+      <w:bookmarkStart w:id="5" w:name="p-rc_4b5cbae0aad0c3bc-54"/>
+      <w:bookmarkEnd w:id="5"/>
+      <w:r>
+        <w:rPr>
+          <w:rFonts w:ascii="Google Sans Text;sans-serif" w:hAnsi="Google Sans Text;sans-serif"/>
+          <w:sz w:val="21"/>
+          <w:szCs w:val="21"/>
+        </w:rPr>
+        <w:t xml:space="preserve">Execute: </w:t>
+      </w:r>
+      <w:r>
+        <w:rPr>
+          <w:rStyle w:val="SourceText"/>
+          <w:rFonts w:ascii="Google Sans Text;sans-serif" w:hAnsi="Google Sans Text;sans-serif"/>
+          <w:sz w:val="21"/>
+          <w:szCs w:val="21"/>
+        </w:rPr>
+        <w:t>$ cd AspeQt-2K26-pi.64-portable</w:t>
+      </w:r>
+      <w:r>
+        <w:rPr>
+          <w:rFonts w:ascii="Google Sans Text;sans-serif" w:hAnsi="Google Sans Text;sans-serif"/>
+          <w:sz w:val="21"/>
+          <w:szCs w:val="21"/>
+        </w:rPr>
+        <w:t xml:space="preserve"> </w:t>
+      </w:r>
+      <w:r>
+        <w:rPr>
+          <w:rStyle w:val="SourceText"/>
+          <w:rFonts w:ascii="Google Sans Text;sans-serif" w:hAnsi="Google Sans Text;sans-serif"/>
+          <w:sz w:val="21"/>
+          <w:szCs w:val="21"/>
+        </w:rPr>
+        <w:t>$ ./AspeQt</w:t>
+      </w:r>
+      <w:r>
+        <w:rPr>
+          <w:rFonts w:ascii="Google Sans Text;sans-serif" w:hAnsi="Google Sans Text;sans-serif"/>
+          <w:sz w:val="21"/>
+          <w:szCs w:val="21"/>
+        </w:rPr>
+        <w:t xml:space="preserve"> </w:t>
+      </w:r>
+    </w:p>
+    <w:p>
+      <w:pPr>
+        <w:pStyle w:val="BodyText"/>
+        <w:spacing w:lineRule="auto" w:line="274" w:before="0" w:after="140"/>
+        <w:ind w:hanging="0" w:left="0" w:right="0"/>
+        <w:rPr>
+          <w:rFonts w:ascii="Google Sans Text;sans-serif" w:hAnsi="Google Sans Text;sans-serif"/>
+          <w:sz w:val="21"/>
+          <w:szCs w:val="21"/>
+        </w:rPr>
+      </w:pPr>
+      <w:r>
+        <w:rPr>
+          <w:rFonts w:ascii="Google Sans Text;sans-serif" w:hAnsi="Google Sans Text;sans-serif"/>
+          <w:sz w:val="21"/>
+          <w:szCs w:val="21"/>
+        </w:rPr>
+      </w:r>
+    </w:p>
+    <w:p>
+      <w:pPr>
+        <w:pStyle w:val="BodyText"/>
+        <w:spacing w:lineRule="auto" w:line="274" w:before="0" w:after="140"/>
+        <w:ind w:hanging="0" w:left="0" w:right="0"/>
+        <w:rPr>
+          <w:rFonts w:ascii="Google Sans Text;sans-serif" w:hAnsi="Google Sans Text;sans-serif"/>
+          <w:sz w:val="21"/>
+          <w:szCs w:val="21"/>
+        </w:rPr>
+      </w:pPr>
+      <w:r>
+        <w:rPr>
+          <w:rFonts w:ascii="Google Sans Text;sans-serif" w:hAnsi="Google Sans Text;sans-serif"/>
+          <w:sz w:val="21"/>
+          <w:szCs w:val="21"/>
+        </w:rPr>
+      </w:r>
+    </w:p>
+    <w:p>
+      <w:pPr>
+        <w:pStyle w:val="BodyText"/>
+        <w:spacing w:lineRule="auto" w:line="274" w:before="0" w:after="140"/>
+        <w:ind w:hanging="0" w:left="0" w:right="0"/>
+        <w:rPr>
+          <w:rFonts w:ascii="Google Sans Text;sans-serif" w:hAnsi="Google Sans Text;sans-serif"/>
+          <w:sz w:val="21"/>
+          <w:szCs w:val="21"/>
+        </w:rPr>
+      </w:pPr>
+      <w:r>
+        <w:rPr>
+          <w:rFonts w:ascii="Google Sans Text;sans-serif" w:hAnsi="Google Sans Text;sans-serif"/>
+          <w:sz w:val="21"/>
+          <w:szCs w:val="21"/>
+        </w:rPr>
+      </w:r>
+    </w:p>
+    <w:p>
+      <w:pPr>
+        <w:pStyle w:val="BodyText"/>
+        <w:spacing w:lineRule="auto" w:line="274" w:before="0" w:after="140"/>
+        <w:ind w:hanging="0" w:left="0" w:right="0"/>
+        <w:rPr>
+          <w:rFonts w:ascii="Google Sans Text;sans-serif" w:hAnsi="Google Sans Text;sans-serif"/>
+          <w:sz w:val="21"/>
+          <w:szCs w:val="21"/>
+        </w:rPr>
+      </w:pPr>
+      <w:r>
+        <w:rPr>
+          <w:rFonts w:ascii="Google Sans Text;sans-serif" w:hAnsi="Google Sans Text;sans-serif"/>
+          <w:sz w:val="21"/>
+          <w:szCs w:val="21"/>
+        </w:rPr>
+      </w:r>
+    </w:p>
+    <w:p>
+      <w:pPr>
+        <w:pStyle w:val="BodyText"/>
+        <w:spacing w:lineRule="auto" w:line="274" w:before="0" w:after="140"/>
+        <w:ind w:hanging="0" w:left="0" w:right="0"/>
+        <w:rPr>
+          <w:rFonts w:ascii="Google Sans Text;sans-serif" w:hAnsi="Google Sans Text;sans-serif"/>
+          <w:sz w:val="21"/>
+          <w:szCs w:val="21"/>
+        </w:rPr>
+      </w:pPr>
+      <w:r>
+        <w:rPr>
+          <w:rFonts w:ascii="Google Sans Text;sans-serif" w:hAnsi="Google Sans Text;sans-serif"/>
+          <w:sz w:val="21"/>
+          <w:szCs w:val="21"/>
+        </w:rPr>
+      </w:r>
+    </w:p>
+    <w:p>
+      <w:pPr>
+        <w:pStyle w:val="BodyText"/>
+        <w:spacing w:lineRule="auto" w:line="274" w:before="0" w:after="140"/>
+        <w:ind w:hanging="0" w:left="0" w:right="0"/>
+        <w:rPr>
+          <w:rFonts w:ascii="Google Sans Text;sans-serif" w:hAnsi="Google Sans Text;sans-serif"/>
+          <w:sz w:val="21"/>
+          <w:szCs w:val="21"/>
+        </w:rPr>
+      </w:pPr>
+      <w:r>
+        <w:rPr>
+          <w:rFonts w:ascii="Google Sans Text;sans-serif" w:hAnsi="Google Sans Text;sans-serif"/>
+          <w:sz w:val="21"/>
+          <w:szCs w:val="21"/>
+        </w:rPr>
+      </w:r>
+    </w:p>
+    <w:p>
+      <w:pPr>
+        <w:pStyle w:val="BodyText"/>
+        <w:spacing w:lineRule="auto" w:line="274" w:before="0" w:after="140"/>
+        <w:ind w:hanging="0" w:left="0" w:right="0"/>
+        <w:rPr>
+          <w:rFonts w:ascii="Google Sans Text;sans-serif" w:hAnsi="Google Sans Text;sans-serif"/>
+          <w:sz w:val="21"/>
+          <w:szCs w:val="21"/>
+        </w:rPr>
+      </w:pPr>
+      <w:r>
+        <w:rPr>
+          <w:rFonts w:ascii="Google Sans Text;sans-serif" w:hAnsi="Google Sans Text;sans-serif"/>
+          <w:sz w:val="21"/>
+          <w:szCs w:val="21"/>
+        </w:rPr>
+      </w:r>
+    </w:p>
+    <w:p>
+      <w:pPr>
+        <w:pStyle w:val="BodyText"/>
+        <w:spacing w:lineRule="auto" w:line="274" w:before="0" w:after="140"/>
+        <w:ind w:hanging="0" w:left="0" w:right="0"/>
+        <w:rPr>
+          <w:rFonts w:ascii="Google Sans Text;sans-serif" w:hAnsi="Google Sans Text;sans-serif"/>
+          <w:sz w:val="21"/>
+          <w:szCs w:val="21"/>
+        </w:rPr>
+      </w:pPr>
+      <w:r>
+        <w:rPr>
+          <w:rFonts w:ascii="Google Sans Text;sans-serif" w:hAnsi="Google Sans Text;sans-serif"/>
+          <w:sz w:val="21"/>
+          <w:szCs w:val="21"/>
+        </w:rPr>
+      </w:r>
+    </w:p>
+    <w:p>
+      <w:pPr>
+        <w:pStyle w:val="BodyText"/>
+        <w:spacing w:lineRule="auto" w:line="274" w:before="0" w:after="140"/>
+        <w:ind w:hanging="0" w:left="0" w:right="0"/>
+        <w:rPr>
+          <w:rFonts w:ascii="Google Sans Text;sans-serif" w:hAnsi="Google Sans Text;sans-serif"/>
+          <w:b/>
+          <w:bCs/>
           <w:sz w:val="24"/>
           <w:szCs w:val="24"/>
-          <w14:ligatures w14:val="none"/>
-        </w:rPr>
-        <w:t xml:space="preserve">$ wget </w:t>
-      </w:r>
-      <w:hyperlink r:id="rId3">
-        <w:r>
-          <w:rPr>
-            <w:rStyle w:val="Hyperlink"/>
-            <w:rFonts w:eastAsia="Times New Roman" w:cs="Arial" w:ascii="Tlwg Mono" w:hAnsi="Tlwg Mono"/>
-            <w:color w:val="000000"/>
-            <w:kern w:val="0"/>
-            <w:sz w:val="24"/>
-            <w:szCs w:val="24"/>
-            <w:u w:val="none"/>
-            <w14:ligatures w14:val="none"/>
-          </w:rPr>
-          <w:t>https://github.com/pjones1063/AspeQt-2k26/release</w:t>
-        </w:r>
-      </w:hyperlink>
-      <w:r>
-        <w:rPr>
-          <w:rStyle w:val="Hyperlink"/>
-          <w:rFonts w:eastAsia="Times New Roman" w:cs="Arial" w:ascii="Tlwg Mono" w:hAnsi="Tlwg Mono"/>
-          <w:color w:val="000000"/>
-          <w:kern w:val="0"/>
+        </w:rPr>
+      </w:pPr>
+      <w:bookmarkStart w:id="6" w:name="p-rc_4b5cbae0aad0c3bc-55"/>
+      <w:bookmarkEnd w:id="6"/>
+      <w:r>
+        <w:rPr>
+          <w:rFonts w:ascii="Google Sans Text;sans-serif" w:hAnsi="Google Sans Text;sans-serif"/>
+          <w:b/>
+          <w:bCs/>
           <w:sz w:val="24"/>
           <w:szCs w:val="24"/>
-          <w:u w:val="none"/>
-          <w14:ligatures w14:val="none"/>
-        </w:rPr>
-        <w:t xml:space="preserve"> (add current release – Pi tarball) </w:t>
-      </w:r>
-    </w:p>
-    <w:p>
-      <w:pPr>
-        <w:pStyle w:val="Normal"/>
-        <w:spacing w:lineRule="auto" w:line="240" w:before="0" w:afterAutospacing="1"/>
-        <w:ind w:left="720"/>
-        <w:rPr>
-          <w:rFonts w:ascii="Arial" w:hAnsi="Arial" w:eastAsia="Times New Roman" w:cs="Arial"/>
-          <w:kern w:val="0"/>
-          <w:sz w:val="20"/>
-          <w:szCs w:val="20"/>
-          <w14:ligatures w14:val="none"/>
-        </w:rPr>
-      </w:pPr>
-      <w:r>
-        <w:rPr>
-          <w:rFonts w:eastAsia="Times New Roman" w:cs="Arial" w:ascii="Arial" w:hAnsi="Arial"/>
-          <w:kern w:val="0"/>
-          <w:sz w:val="20"/>
-          <w:szCs w:val="20"/>
-          <w14:ligatures w14:val="none"/>
-        </w:rPr>
-      </w:r>
-    </w:p>
-    <w:p>
-      <w:pPr>
-        <w:pStyle w:val="Normal"/>
-        <w:numPr>
-          <w:ilvl w:val="0"/>
-          <w:numId w:val="1"/>
-        </w:numPr>
-        <w:spacing w:lineRule="auto" w:line="240" w:before="0" w:afterAutospacing="1"/>
-        <w:rPr>
-          <w:rFonts w:ascii="Arial" w:hAnsi="Arial" w:eastAsia="Times New Roman" w:cs="Arial"/>
-          <w:kern w:val="0"/>
-          <w14:ligatures w14:val="none"/>
-        </w:rPr>
-      </w:pPr>
-      <w:r>
-        <w:rPr>
-          <w:rFonts w:eastAsia="Times New Roman" w:cs="Arial" w:ascii="Arial" w:hAnsi="Arial"/>
+        </w:rPr>
+        <w:t xml:space="preserve">3. Hardware Interfacing (GPIO to SIO) </w:t>
+      </w:r>
+    </w:p>
+    <w:p>
+      <w:pPr>
+        <w:pStyle w:val="BodyText"/>
+        <w:spacing w:lineRule="auto" w:line="274" w:before="0" w:after="140"/>
+        <w:ind w:hanging="0" w:left="0" w:right="0"/>
+        <w:rPr>
+          <w:rFonts w:ascii="Google Sans Text;sans-serif" w:hAnsi="Google Sans Text;sans-serif"/>
+          <w:sz w:val="21"/>
+          <w:szCs w:val="21"/>
+        </w:rPr>
+      </w:pPr>
+      <w:bookmarkStart w:id="7" w:name="p-rc_4b5cbae0aad0c3bc-56"/>
+      <w:bookmarkEnd w:id="7"/>
+      <w:r>
+        <w:rPr>
+          <w:rFonts w:ascii="Google Sans Text;sans-serif" w:hAnsi="Google Sans Text;sans-serif"/>
+          <w:sz w:val="21"/>
+          <w:szCs w:val="21"/>
+        </w:rPr>
+        <w:t xml:space="preserve">The Raspberry Pi 4/5 can communicate directly with the Atari SIO bus using its internal UART. </w:t>
+      </w:r>
+    </w:p>
+    <w:p>
+      <w:pPr>
+        <w:pStyle w:val="BodyText"/>
+        <w:spacing w:lineRule="auto" w:line="274" w:before="0" w:after="140"/>
+        <w:ind w:hanging="0" w:left="0" w:right="0"/>
+        <w:rPr>
+          <w:rFonts w:ascii="Google Sans Text;sans-serif" w:hAnsi="Google Sans Text;sans-serif"/>
           <w:b/>
           <w:bCs/>
-          <w:kern w:val="0"/>
-          <w14:ligatures w14:val="none"/>
-        </w:rPr>
-        <w:t>Extract:</w:t>
-      </w:r>
-    </w:p>
-    <w:p>
-      <w:pPr>
-        <w:pStyle w:val="Normal"/>
-        <w:spacing w:lineRule="auto" w:line="240" w:before="0" w:afterAutospacing="1"/>
-        <w:ind w:left="720"/>
-        <w:rPr>
-          <w:rFonts w:ascii="Arial" w:hAnsi="Arial" w:eastAsia="Times New Roman" w:cs="Arial"/>
-          <w:kern w:val="0"/>
-          <w:sz w:val="18"/>
-          <w:szCs w:val="18"/>
-          <w14:ligatures w14:val="none"/>
-        </w:rPr>
-      </w:pPr>
-      <w:r>
-        <w:rPr>
-          <w:rFonts w:eastAsia="Times New Roman" w:cs="Arial" w:ascii="Tlwg Mono" w:hAnsi="Tlwg Mono"/>
-          <w:kern w:val="0"/>
-          <w:sz w:val="20"/>
-          <w:szCs w:val="20"/>
-          <w14:ligatures w14:val="none"/>
-        </w:rPr>
-        <w:t>$ tar -xzvf AspeQt-2K26-pi.64-portable.tar.g</w:t>
-      </w:r>
-      <w:r>
-        <w:rPr>
-          <w:rFonts w:eastAsia="Times New Roman" w:cs="Arial" w:ascii="Arial" w:hAnsi="Arial"/>
-          <w:kern w:val="0"/>
-          <w:sz w:val="20"/>
-          <w:szCs w:val="20"/>
-          <w14:ligatures w14:val="none"/>
-        </w:rPr>
-        <w:t>z</w:t>
-      </w:r>
-    </w:p>
-    <w:p>
-      <w:pPr>
-        <w:pStyle w:val="Normal"/>
-        <w:spacing w:lineRule="auto" w:line="240" w:before="0" w:afterAutospacing="1"/>
-        <w:ind w:left="720"/>
-        <w:rPr>
-          <w:rFonts w:ascii="Arial" w:hAnsi="Arial" w:eastAsia="Times New Roman" w:cs="Arial"/>
-          <w:kern w:val="0"/>
-          <w:sz w:val="18"/>
-          <w:szCs w:val="18"/>
-          <w14:ligatures w14:val="none"/>
-        </w:rPr>
-      </w:pPr>
-      <w:r>
-        <w:rPr>
-          <w:rFonts w:eastAsia="Times New Roman" w:cs="Arial" w:ascii="Arial" w:hAnsi="Arial"/>
-          <w:kern w:val="0"/>
-          <w:sz w:val="18"/>
-          <w:szCs w:val="18"/>
-          <w14:ligatures w14:val="none"/>
-        </w:rPr>
-      </w:r>
-    </w:p>
-    <w:p>
-      <w:pPr>
-        <w:pStyle w:val="Normal"/>
-        <w:numPr>
-          <w:ilvl w:val="0"/>
-          <w:numId w:val="1"/>
-        </w:numPr>
-        <w:spacing w:lineRule="auto" w:line="240" w:before="0" w:afterAutospacing="1"/>
-        <w:rPr>
-          <w:rFonts w:ascii="Arial" w:hAnsi="Arial" w:eastAsia="Times New Roman" w:cs="Arial"/>
-          <w:kern w:val="0"/>
-          <w14:ligatures w14:val="none"/>
-        </w:rPr>
-      </w:pPr>
-      <w:r>
-        <w:rPr>
-          <w:rFonts w:eastAsia="Times New Roman" w:cs="Arial" w:ascii="Arial" w:hAnsi="Arial"/>
-          <w:b/>
-          <w:bCs/>
-          <w:kern w:val="0"/>
-          <w14:ligatures w14:val="none"/>
-        </w:rPr>
-        <w:t>Execute:</w:t>
-      </w:r>
-    </w:p>
-    <w:p>
-      <w:pPr>
-        <w:pStyle w:val="Normal"/>
-        <w:spacing w:lineRule="auto" w:line="240" w:before="0" w:afterAutospacing="1"/>
-        <w:ind w:left="720"/>
-        <w:rPr>
-          <w:rFonts w:ascii="Tlwg Mono" w:hAnsi="Tlwg Mono"/>
-        </w:rPr>
-      </w:pPr>
-      <w:r>
-        <w:rPr>
-          <w:rFonts w:eastAsia="Times New Roman" w:cs="Arial" w:ascii="Tlwg Mono" w:hAnsi="Tlwg Mono"/>
-          <w:kern w:val="0"/>
-          <w:sz w:val="20"/>
-          <w:szCs w:val="20"/>
-          <w14:ligatures w14:val="none"/>
-        </w:rPr>
-        <w:t>$ cd AspeQt-2K26-pi.64-portable</w:t>
-      </w:r>
-    </w:p>
-    <w:p>
-      <w:pPr>
-        <w:pStyle w:val="Normal"/>
-        <w:spacing w:lineRule="auto" w:line="240" w:before="0" w:afterAutospacing="1"/>
-        <w:ind w:left="720"/>
-        <w:rPr>
-          <w:rFonts w:ascii="Tlwg Mono" w:hAnsi="Tlwg Mono"/>
-        </w:rPr>
-      </w:pPr>
-      <w:r>
-        <w:rPr>
-          <w:rFonts w:eastAsia="Times New Roman" w:cs="Arial" w:ascii="Tlwg Mono" w:hAnsi="Tlwg Mono"/>
-          <w:kern w:val="0"/>
-          <w:sz w:val="20"/>
-          <w:szCs w:val="20"/>
-          <w14:ligatures w14:val="none"/>
-        </w:rPr>
-        <w:t>$ ./AspeQt</w:t>
-      </w:r>
-    </w:p>
-    <w:p>
-      <w:pPr>
-        <w:pStyle w:val="Normal"/>
-        <w:spacing w:lineRule="auto" w:line="240" w:before="0" w:afterAutospacing="1"/>
-        <w:ind w:left="720"/>
-        <w:rPr>
-          <w:rFonts w:ascii="Arial" w:hAnsi="Arial" w:eastAsia="Times New Roman" w:cs="Arial"/>
-          <w:kern w:val="0"/>
-          <w14:ligatures w14:val="none"/>
-        </w:rPr>
-      </w:pPr>
-      <w:r>
-        <w:rPr>
-          <w:rFonts w:eastAsia="Times New Roman" w:cs="Arial" w:ascii="Arial" w:hAnsi="Arial"/>
-          <w:kern w:val="0"/>
-          <w14:ligatures w14:val="none"/>
-        </w:rPr>
-      </w:r>
-    </w:p>
-    <w:p>
-      <w:pPr>
-        <w:pStyle w:val="Normal"/>
-        <w:numPr>
-          <w:ilvl w:val="0"/>
-          <w:numId w:val="0"/>
-        </w:numPr>
-        <w:spacing w:lineRule="auto" w:line="240" w:before="0" w:afterAutospacing="1"/>
-        <w:ind w:hanging="0" w:left="0"/>
-        <w:outlineLvl w:val="1"/>
-        <w:rPr>
-          <w:rFonts w:ascii="Arial" w:hAnsi="Arial" w:eastAsia="Times New Roman" w:cs="Arial"/>
-          <w:b/>
-          <w:bCs/>
-          <w:kern w:val="0"/>
-          <w:sz w:val="28"/>
-          <w:szCs w:val="28"/>
-          <w14:ligatures w14:val="none"/>
-        </w:rPr>
-      </w:pPr>
-      <w:r>
-        <w:rPr>
-          <w:rFonts w:eastAsia="Times New Roman" w:cs="Arial" w:ascii="Arial" w:hAnsi="Arial"/>
-          <w:b/>
-          <w:bCs/>
-          <w:kern w:val="0"/>
-          <w:sz w:val="28"/>
-          <w:szCs w:val="28"/>
-          <w14:ligatures w14:val="none"/>
-        </w:rPr>
-        <w:t>3. Hardware Interfacing (GPIO to SIO)</w:t>
-      </w:r>
-    </w:p>
-    <w:p>
-      <w:pPr>
-        <w:pStyle w:val="Normal"/>
-        <w:spacing w:lineRule="auto" w:line="240" w:before="0" w:afterAutospacing="1"/>
-        <w:rPr>
-          <w:rFonts w:ascii="Arial" w:hAnsi="Arial" w:eastAsia="Times New Roman" w:cs="Arial"/>
-          <w:kern w:val="0"/>
-          <w14:ligatures w14:val="none"/>
-        </w:rPr>
-      </w:pPr>
-      <w:r>
-        <w:rPr>
-          <w:rFonts w:eastAsia="Times New Roman" w:cs="Arial" w:ascii="Arial" w:hAnsi="Arial"/>
-          <w:kern w:val="0"/>
-          <w14:ligatures w14:val="none"/>
-        </w:rPr>
-        <w:t>The Raspberry Pi 4/5 can communicate directly with the Atari SIO bus using its internal UART.</w:t>
-      </w:r>
-    </w:p>
-    <w:p>
-      <w:pPr>
-        <w:pStyle w:val="Normal"/>
-        <w:spacing w:lineRule="auto" w:line="240" w:before="0" w:afterAutospacing="1"/>
-        <w:rPr>
-          <w:rFonts w:ascii="Arial" w:hAnsi="Arial" w:eastAsia="Times New Roman" w:cs="Arial"/>
-          <w:kern w:val="0"/>
-          <w14:ligatures w14:val="none"/>
-        </w:rPr>
-      </w:pPr>
-      <w:r>
-        <w:rPr>
-          <w:rFonts w:eastAsia="Times New Roman" w:cs="Arial" w:ascii="Arial" w:hAnsi="Arial"/>
-          <w:kern w:val="0"/>
-          <w14:ligatures w14:val="none"/>
-        </w:rPr>
-      </w:r>
-    </w:p>
-    <w:p>
-      <w:pPr>
-        <w:pStyle w:val="Normal"/>
-        <w:numPr>
-          <w:ilvl w:val="0"/>
-          <w:numId w:val="0"/>
-        </w:numPr>
-        <w:spacing w:lineRule="auto" w:line="240" w:before="0" w:afterAutospacing="1"/>
-        <w:ind w:hanging="0" w:left="0"/>
-        <w:outlineLvl w:val="2"/>
-        <w:rPr>
-          <w:rFonts w:ascii="Arial" w:hAnsi="Arial" w:eastAsia="Times New Roman" w:cs="Arial"/>
-          <w:b/>
-          <w:bCs/>
-          <w:kern w:val="0"/>
-          <w:sz w:val="27"/>
-          <w:szCs w:val="27"/>
-          <w14:ligatures w14:val="none"/>
-        </w:rPr>
-      </w:pPr>
-      <w:r>
-        <w:rPr>
-          <w:rFonts w:eastAsia="Times New Roman" w:cs="Arial" w:ascii="Arial" w:hAnsi="Arial"/>
-          <w:b/>
-          <w:bCs/>
-          <w:kern w:val="0"/>
-          <w:sz w:val="27"/>
-          <w:szCs w:val="27"/>
-          <w14:ligatures w14:val="none"/>
-        </w:rPr>
-        <w:t>[CRITICAL SAFETY NOTE]</w:t>
-      </w:r>
-    </w:p>
-    <w:p>
-      <w:pPr>
-        <w:pStyle w:val="Normal"/>
-        <w:spacing w:lineRule="auto" w:line="240" w:before="0" w:afterAutospacing="1"/>
-        <w:rPr>
-          <w:rFonts w:ascii="Arial" w:hAnsi="Arial" w:eastAsia="Times New Roman" w:cs="Arial"/>
-          <w:kern w:val="0"/>
-          <w14:ligatures w14:val="none"/>
-        </w:rPr>
-      </w:pPr>
-      <w:r>
-        <w:rPr>
-          <w:rFonts w:eastAsia="Times New Roman" w:cs="Arial" w:ascii="Arial" w:hAnsi="Arial"/>
-          <w:b/>
-          <w:bCs/>
-          <w:kern w:val="0"/>
-          <w14:ligatures w14:val="none"/>
-        </w:rPr>
-        <w:t>Atari SIO logic levels are 5V.</w:t>
-      </w:r>
-      <w:r>
-        <w:rPr>
-          <w:rFonts w:eastAsia="Times New Roman" w:cs="Arial" w:ascii="Arial" w:hAnsi="Arial"/>
-          <w:kern w:val="0"/>
-          <w14:ligatures w14:val="none"/>
-        </w:rPr>
-        <w:t xml:space="preserve"> The Raspberry Pi GPIO header operates at </w:t>
-      </w:r>
-      <w:r>
-        <w:rPr>
-          <w:rFonts w:eastAsia="Times New Roman" w:cs="Arial" w:ascii="Arial" w:hAnsi="Arial"/>
-          <w:b/>
-          <w:bCs/>
-          <w:kern w:val="0"/>
-          <w14:ligatures w14:val="none"/>
-        </w:rPr>
-        <w:t>3.3V</w:t>
-      </w:r>
-      <w:r>
-        <w:rPr>
-          <w:rFonts w:eastAsia="Times New Roman" w:cs="Arial" w:ascii="Arial" w:hAnsi="Arial"/>
-          <w:kern w:val="0"/>
-          <w14:ligatures w14:val="none"/>
-        </w:rPr>
-        <w:t xml:space="preserve">. Connecting these directly will result in permanent damage to the Pi's SoC. A </w:t>
-      </w:r>
-      <w:r>
-        <w:rPr>
-          <w:rFonts w:eastAsia="Times New Roman" w:cs="Arial" w:ascii="Arial" w:hAnsi="Arial"/>
-          <w:b/>
-          <w:bCs/>
-          <w:kern w:val="0"/>
-          <w14:ligatures w14:val="none"/>
-        </w:rPr>
-        <w:t>Logic Level Shifter</w:t>
-      </w:r>
-      <w:r>
-        <w:rPr>
-          <w:rFonts w:eastAsia="Times New Roman" w:cs="Arial" w:ascii="Arial" w:hAnsi="Arial"/>
-          <w:kern w:val="0"/>
-          <w14:ligatures w14:val="none"/>
-        </w:rPr>
-        <w:t xml:space="preserve"> is mandatory for this project.</w:t>
-      </w:r>
-    </w:p>
-    <w:p>
-      <w:pPr>
-        <w:pStyle w:val="Normal"/>
-        <w:numPr>
-          <w:ilvl w:val="0"/>
-          <w:numId w:val="0"/>
-        </w:numPr>
-        <w:spacing w:lineRule="auto" w:line="240" w:before="0" w:afterAutospacing="1"/>
-        <w:ind w:hanging="0" w:left="0"/>
-        <w:outlineLvl w:val="2"/>
-        <w:rPr>
-          <w:rFonts w:ascii="Arial" w:hAnsi="Arial" w:eastAsia="Times New Roman" w:cs="Arial"/>
-          <w:b/>
-          <w:bCs/>
-          <w:kern w:val="0"/>
-          <w:sz w:val="27"/>
-          <w:szCs w:val="27"/>
-          <w14:ligatures w14:val="none"/>
-        </w:rPr>
-      </w:pPr>
-      <w:r>
-        <w:rPr>
-          <w:rFonts w:eastAsia="Times New Roman" w:cs="Arial" w:ascii="Arial" w:hAnsi="Arial"/>
-          <w:b/>
-          <w:bCs/>
-          <w:kern w:val="0"/>
-          <w:sz w:val="27"/>
-          <w:szCs w:val="27"/>
-          <w14:ligatures w14:val="none"/>
-        </w:rPr>
-        <w:t>Wiring Diagram Reference (t</w:t>
-      </w:r>
-      <w:r>
-        <w:rPr>
-          <w:rFonts w:eastAsia="Times New Roman" w:cs="Arial" w:ascii="Google Sans Text;sans-serif" w:hAnsi="Google Sans Text;sans-serif"/>
-          <w:b/>
-          <w:bCs/>
-          <w:color w:val="auto"/>
-          <w:kern w:val="0"/>
-          <w:sz w:val="27"/>
-          <w:szCs w:val="27"/>
-          <w14:ligatures w14:val="none"/>
-        </w:rPr>
-        <w:t>he 3.3V vs 5V Requirement)</w:t>
-      </w:r>
-    </w:p>
-    <w:p>
-      <w:pPr>
-        <w:pStyle w:val="Heading3"/>
-        <w:spacing w:lineRule="auto" w:line="274" w:before="0" w:after="80"/>
-        <w:ind w:hanging="0" w:left="0" w:right="0"/>
-        <w:rPr>
-          <w:rFonts w:ascii="Google Sans Text;sans-serif" w:hAnsi="Google Sans Text;sans-serif" w:eastAsia="Times New Roman" w:cs="Arial"/>
-          <w:b/>
-          <w:bCs/>
-          <w:color w:val="auto"/>
-          <w:kern w:val="0"/>
           <w:sz w:val="24"/>
           <w:szCs w:val="24"/>
-          <w14:ligatures w14:val="none"/>
-        </w:rPr>
-      </w:pPr>
-      <w:r>
-        <w:rPr>
-          <w:rFonts w:eastAsia="Times New Roman" w:cs="Arial" w:ascii="Google Sans Text;sans-serif" w:hAnsi="Google Sans Text;sans-serif"/>
+        </w:rPr>
+      </w:pPr>
+      <w:bookmarkStart w:id="8" w:name="p-rc_4b5cbae0aad0c3bc-57"/>
+      <w:bookmarkEnd w:id="8"/>
+      <w:r>
+        <w:rPr>
+          <w:rFonts w:ascii="Google Sans Text;sans-serif" w:hAnsi="Google Sans Text;sans-serif"/>
           <w:b/>
           <w:bCs/>
-          <w:color w:val="auto"/>
-          <w:kern w:val="0"/>
           <w:sz w:val="24"/>
           <w:szCs w:val="24"/>
-          <w14:ligatures w14:val="none"/>
+        </w:rPr>
+        <w:t xml:space="preserve">[CRITICAL SAFETY NOTE] </w:t>
+      </w:r>
+    </w:p>
+    <w:p>
+      <w:pPr>
+        <w:pStyle w:val="BodyText"/>
+        <w:spacing w:lineRule="auto" w:line="274" w:before="0" w:after="140"/>
+        <w:ind w:hanging="0" w:left="0" w:right="0"/>
+        <w:rPr>
+          <w:rFonts w:ascii="Google Sans Text;sans-serif" w:hAnsi="Google Sans Text;sans-serif"/>
+          <w:sz w:val="21"/>
+          <w:szCs w:val="21"/>
+        </w:rPr>
+      </w:pPr>
+      <w:r>
+        <w:rPr>
+          <w:rFonts w:ascii="Google Sans Text;sans-serif" w:hAnsi="Google Sans Text;sans-serif"/>
+          <w:sz w:val="21"/>
+          <w:szCs w:val="21"/>
+        </w:rPr>
+        <w:t xml:space="preserve">Atari SIO logic levels are 5V. The Raspberry Pi GPIO header operates at 3.3V. Connecting these directly will result in permanent damage to the Pi's SoC. A Logic Level Shifter is mandatory for this project. </w:t>
+      </w:r>
+    </w:p>
+    <w:p>
+      <w:pPr>
+        <w:pStyle w:val="BodyText"/>
+        <w:spacing w:lineRule="auto" w:line="274" w:before="0" w:after="140"/>
+        <w:ind w:hanging="0" w:left="0" w:right="0"/>
+        <w:rPr>
+          <w:rFonts w:ascii="Google Sans Text;sans-serif" w:hAnsi="Google Sans Text;sans-serif"/>
+          <w:b/>
+          <w:sz w:val="21"/>
+          <w:szCs w:val="21"/>
+        </w:rPr>
+      </w:pPr>
+      <w:r>
+        <w:rPr>
+          <w:rFonts w:ascii="Google Sans Text;sans-serif" w:hAnsi="Google Sans Text;sans-serif"/>
+          <w:b/>
+          <w:sz w:val="21"/>
+          <w:szCs w:val="21"/>
+        </w:rPr>
+      </w:r>
+    </w:p>
+    <w:p>
+      <w:pPr>
+        <w:pStyle w:val="BodyText"/>
+        <w:spacing w:lineRule="auto" w:line="274" w:before="0" w:after="140"/>
+        <w:ind w:hanging="0" w:left="0" w:right="0"/>
+        <w:rPr>
+          <w:rFonts w:ascii="Google Sans Text;sans-serif" w:hAnsi="Google Sans Text;sans-serif"/>
+          <w:sz w:val="21"/>
+          <w:szCs w:val="21"/>
+        </w:rPr>
+      </w:pPr>
+      <w:bookmarkStart w:id="9" w:name="p-rc_4b5cbae0aad0c3bc-58"/>
+      <w:bookmarkEnd w:id="9"/>
+      <w:r>
+        <w:rPr>
+          <w:rFonts w:ascii="Google Sans Text;sans-serif" w:hAnsi="Google Sans Text;sans-serif"/>
+          <w:b/>
+          <w:sz w:val="21"/>
+          <w:szCs w:val="21"/>
+        </w:rPr>
+        <w:t>Wiring Diagram Reference (the 3.3V vs 5V Requirement)</w:t>
+      </w:r>
+      <w:r>
+        <w:rPr>
+          <w:rFonts w:ascii="Google Sans Text;sans-serif" w:hAnsi="Google Sans Text;sans-serif"/>
+          <w:sz w:val="21"/>
+          <w:szCs w:val="21"/>
+        </w:rPr>
+        <w:t xml:space="preserve"> </w:t>
+      </w:r>
+      <w:r>
+        <w:rPr>
+          <w:rFonts w:ascii="Google Sans Text;sans-serif" w:hAnsi="Google Sans Text;sans-serif"/>
+          <w:b/>
+          <w:sz w:val="21"/>
+          <w:szCs w:val="21"/>
         </w:rPr>
         <w:t>Logic Shifter Wiring Table</w:t>
+      </w:r>
+      <w:r>
+        <w:rPr>
+          <w:rFonts w:ascii="Google Sans Text;sans-serif" w:hAnsi="Google Sans Text;sans-serif"/>
+          <w:sz w:val="21"/>
+          <w:szCs w:val="21"/>
+        </w:rPr>
+        <w:t xml:space="preserve"> </w:t>
+      </w:r>
+    </w:p>
+    <w:p>
+      <w:pPr>
+        <w:pStyle w:val="BodyText"/>
+        <w:spacing w:lineRule="auto" w:line="274" w:before="0" w:after="140"/>
+        <w:ind w:hanging="0" w:left="0" w:right="0"/>
+        <w:rPr>
+          <w:rFonts w:ascii="Google Sans Text;sans-serif" w:hAnsi="Google Sans Text;sans-serif"/>
+          <w:sz w:val="21"/>
+          <w:szCs w:val="21"/>
+        </w:rPr>
+      </w:pPr>
+      <w:r>
+        <w:rPr>
+          <w:rFonts w:ascii="Google Sans Text;sans-serif" w:hAnsi="Google Sans Text;sans-serif"/>
+          <w:sz w:val="21"/>
+          <w:szCs w:val="21"/>
+        </w:rPr>
+        <w:t xml:space="preserve">The following table: </w:t>
       </w:r>
     </w:p>
     <w:tbl>
       <w:tblPr>
-        <w:tblW w:w="9259" w:type="dxa"/>
+        <w:tblW w:w="9360" w:type="dxa"/>
         <w:jc w:val="left"/>
         <w:tblInd w:w="28" w:type="dxa"/>
         <w:tblLayout w:type="fixed"/>
@@ -972,10 +846,10 @@
         </w:tblCellMar>
       </w:tblPr>
       <w:tblGrid>
-        <w:gridCol w:w="2386"/>
-        <w:gridCol w:w="2260"/>
-        <w:gridCol w:w="1964"/>
-        <w:gridCol w:w="2648"/>
+        <w:gridCol w:w="2756"/>
+        <w:gridCol w:w="2221"/>
+        <w:gridCol w:w="1945"/>
+        <w:gridCol w:w="2438"/>
       </w:tblGrid>
       <w:tr>
         <w:trPr>
@@ -983,7 +857,7 @@
         </w:trPr>
         <w:tc>
           <w:tcPr>
-            <w:tcW w:w="2386" w:type="dxa"/>
+            <w:tcW w:w="2756" w:type="dxa"/>
             <w:tcBorders>
               <w:top w:val="single" w:sz="2" w:space="0" w:color="000000"/>
               <w:left w:val="single" w:sz="2" w:space="0" w:color="000000"/>
@@ -1010,7 +884,7 @@
         </w:tc>
         <w:tc>
           <w:tcPr>
-            <w:tcW w:w="2260" w:type="dxa"/>
+            <w:tcW w:w="2221" w:type="dxa"/>
             <w:tcBorders>
               <w:top w:val="single" w:sz="2" w:space="0" w:color="000000"/>
               <w:left w:val="single" w:sz="2" w:space="0" w:color="000000"/>
@@ -1037,7 +911,7 @@
         </w:tc>
         <w:tc>
           <w:tcPr>
-            <w:tcW w:w="1964" w:type="dxa"/>
+            <w:tcW w:w="1945" w:type="dxa"/>
             <w:tcBorders>
               <w:top w:val="single" w:sz="2" w:space="0" w:color="000000"/>
               <w:left w:val="single" w:sz="2" w:space="0" w:color="000000"/>
@@ -1064,7 +938,7 @@
         </w:tc>
         <w:tc>
           <w:tcPr>
-            <w:tcW w:w="2648" w:type="dxa"/>
+            <w:tcW w:w="2438" w:type="dxa"/>
             <w:tcBorders>
               <w:top w:val="single" w:sz="2" w:space="0" w:color="000000"/>
               <w:left w:val="single" w:sz="2" w:space="0" w:color="000000"/>
@@ -1094,7 +968,7 @@
         <w:trPr/>
         <w:tc>
           <w:tcPr>
-            <w:tcW w:w="2386" w:type="dxa"/>
+            <w:tcW w:w="2756" w:type="dxa"/>
             <w:tcBorders>
               <w:top w:val="single" w:sz="2" w:space="0" w:color="000000"/>
               <w:left w:val="single" w:sz="2" w:space="0" w:color="000000"/>
@@ -1110,21 +984,19 @@
               <w:ind w:hanging="0" w:left="0" w:right="0"/>
               <w:rPr>
                 <w:rFonts w:ascii="Google Sans Text;sans-serif" w:hAnsi="Google Sans Text;sans-serif"/>
-                <w:b/>
               </w:rPr>
             </w:pPr>
             <w:r>
               <w:rPr>
                 <w:rFonts w:ascii="Google Sans Text;sans-serif" w:hAnsi="Google Sans Text;sans-serif"/>
-                <w:b/>
               </w:rPr>
-              <w:t>Data Out (Atari TX)</w:t>
+              <w:t>Data In (Atari RX)</w:t>
             </w:r>
           </w:p>
         </w:tc>
         <w:tc>
           <w:tcPr>
-            <w:tcW w:w="2260" w:type="dxa"/>
+            <w:tcW w:w="2221" w:type="dxa"/>
             <w:tcBorders>
               <w:top w:val="single" w:sz="2" w:space="0" w:color="000000"/>
               <w:left w:val="single" w:sz="2" w:space="0" w:color="000000"/>
@@ -1152,7 +1024,7 @@
         </w:tc>
         <w:tc>
           <w:tcPr>
-            <w:tcW w:w="1964" w:type="dxa"/>
+            <w:tcW w:w="1945" w:type="dxa"/>
             <w:tcBorders>
               <w:top w:val="single" w:sz="2" w:space="0" w:color="000000"/>
               <w:left w:val="single" w:sz="2" w:space="0" w:color="000000"/>
@@ -1168,13 +1040,11 @@
               <w:ind w:hanging="0" w:left="0" w:right="0"/>
               <w:rPr>
                 <w:rFonts w:ascii="Google Sans Text;sans-serif" w:hAnsi="Google Sans Text;sans-serif"/>
-                <w:b/>
               </w:rPr>
             </w:pPr>
             <w:r>
               <w:rPr>
                 <w:rFonts w:ascii="Google Sans Text;sans-serif" w:hAnsi="Google Sans Text;sans-serif"/>
-                <w:b/>
               </w:rPr>
               <w:t>HV1 &lt;---&gt; LV1</w:t>
             </w:r>
@@ -1182,7 +1052,7 @@
         </w:tc>
         <w:tc>
           <w:tcPr>
-            <w:tcW w:w="2648" w:type="dxa"/>
+            <w:tcW w:w="2438" w:type="dxa"/>
             <w:tcBorders>
               <w:top w:val="single" w:sz="2" w:space="0" w:color="000000"/>
               <w:left w:val="single" w:sz="2" w:space="0" w:color="000000"/>
@@ -1213,7 +1083,7 @@
         <w:trPr/>
         <w:tc>
           <w:tcPr>
-            <w:tcW w:w="2386" w:type="dxa"/>
+            <w:tcW w:w="2756" w:type="dxa"/>
             <w:tcBorders>
               <w:top w:val="single" w:sz="2" w:space="0" w:color="000000"/>
               <w:left w:val="single" w:sz="2" w:space="0" w:color="000000"/>
@@ -1229,21 +1099,19 @@
               <w:ind w:hanging="0" w:left="0" w:right="0"/>
               <w:rPr>
                 <w:rFonts w:ascii="Google Sans Text;sans-serif" w:hAnsi="Google Sans Text;sans-serif"/>
-                <w:b/>
               </w:rPr>
             </w:pPr>
             <w:r>
               <w:rPr>
                 <w:rFonts w:ascii="Google Sans Text;sans-serif" w:hAnsi="Google Sans Text;sans-serif"/>
-                <w:b/>
               </w:rPr>
-              <w:t>Data In (Atari RX)</w:t>
+              <w:t>Data Out (Atari TX)</w:t>
             </w:r>
           </w:p>
         </w:tc>
         <w:tc>
           <w:tcPr>
-            <w:tcW w:w="2260" w:type="dxa"/>
+            <w:tcW w:w="2221" w:type="dxa"/>
             <w:tcBorders>
               <w:top w:val="single" w:sz="2" w:space="0" w:color="000000"/>
               <w:left w:val="single" w:sz="2" w:space="0" w:color="000000"/>
@@ -1271,7 +1139,7 @@
         </w:tc>
         <w:tc>
           <w:tcPr>
-            <w:tcW w:w="1964" w:type="dxa"/>
+            <w:tcW w:w="1945" w:type="dxa"/>
             <w:tcBorders>
               <w:top w:val="single" w:sz="2" w:space="0" w:color="000000"/>
               <w:left w:val="single" w:sz="2" w:space="0" w:color="000000"/>
@@ -1287,13 +1155,11 @@
               <w:ind w:hanging="0" w:left="0" w:right="0"/>
               <w:rPr>
                 <w:rFonts w:ascii="Google Sans Text;sans-serif" w:hAnsi="Google Sans Text;sans-serif"/>
-                <w:b/>
               </w:rPr>
             </w:pPr>
             <w:r>
               <w:rPr>
                 <w:rFonts w:ascii="Google Sans Text;sans-serif" w:hAnsi="Google Sans Text;sans-serif"/>
-                <w:b/>
               </w:rPr>
               <w:t>HV2 &lt;---&gt; LV2</w:t>
             </w:r>
@@ -1301,7 +1167,7 @@
         </w:tc>
         <w:tc>
           <w:tcPr>
-            <w:tcW w:w="2648" w:type="dxa"/>
+            <w:tcW w:w="2438" w:type="dxa"/>
             <w:tcBorders>
               <w:top w:val="single" w:sz="2" w:space="0" w:color="000000"/>
               <w:left w:val="single" w:sz="2" w:space="0" w:color="000000"/>
@@ -1332,7 +1198,7 @@
         <w:trPr/>
         <w:tc>
           <w:tcPr>
-            <w:tcW w:w="2386" w:type="dxa"/>
+            <w:tcW w:w="2756" w:type="dxa"/>
             <w:tcBorders>
               <w:top w:val="single" w:sz="2" w:space="0" w:color="000000"/>
               <w:left w:val="single" w:sz="2" w:space="0" w:color="000000"/>
@@ -1348,13 +1214,142 @@
               <w:ind w:hanging="0" w:left="0" w:right="0"/>
               <w:rPr>
                 <w:rFonts w:ascii="Google Sans Text;sans-serif" w:hAnsi="Google Sans Text;sans-serif"/>
-                <w:b/>
+                <w:b w:val="false"/>
+                <w:bCs w:val="false"/>
               </w:rPr>
             </w:pPr>
             <w:r>
               <w:rPr>
                 <w:rFonts w:ascii="Google Sans Text;sans-serif" w:hAnsi="Google Sans Text;sans-serif"/>
-                <w:b/>
+                <w:b w:val="false"/>
+                <w:bCs w:val="false"/>
+              </w:rPr>
+              <w:t>Command (Atari CMD)</w:t>
+            </w:r>
+          </w:p>
+        </w:tc>
+        <w:tc>
+          <w:tcPr>
+            <w:tcW w:w="2221" w:type="dxa"/>
+            <w:tcBorders>
+              <w:top w:val="single" w:sz="2" w:space="0" w:color="000000"/>
+              <w:left w:val="single" w:sz="2" w:space="0" w:color="000000"/>
+              <w:bottom w:val="single" w:sz="2" w:space="0" w:color="000000"/>
+              <w:right w:val="single" w:sz="2" w:space="0" w:color="000000"/>
+            </w:tcBorders>
+            <w:vAlign w:val="center"/>
+          </w:tcPr>
+          <w:p>
+            <w:pPr>
+              <w:pStyle w:val="TableContents"/>
+              <w:spacing w:lineRule="auto" w:line="274" w:before="0" w:after="140"/>
+              <w:ind w:hanging="0" w:left="0" w:right="0"/>
+              <w:rPr>
+                <w:rFonts w:ascii="Google Sans Text;sans-serif" w:hAnsi="Google Sans Text;sans-serif"/>
+                <w:b w:val="false"/>
+                <w:bCs w:val="false"/>
+              </w:rPr>
+            </w:pPr>
+            <w:r>
+              <w:rPr>
+                <w:rFonts w:ascii="Google Sans Text;sans-serif" w:hAnsi="Google Sans Text;sans-serif"/>
+                <w:b w:val="false"/>
+                <w:bCs w:val="false"/>
+              </w:rPr>
+              <w:t>SIO Pin 7</w:t>
+            </w:r>
+          </w:p>
+        </w:tc>
+        <w:tc>
+          <w:tcPr>
+            <w:tcW w:w="1945" w:type="dxa"/>
+            <w:tcBorders>
+              <w:top w:val="single" w:sz="2" w:space="0" w:color="000000"/>
+              <w:left w:val="single" w:sz="2" w:space="0" w:color="000000"/>
+              <w:bottom w:val="single" w:sz="2" w:space="0" w:color="000000"/>
+              <w:right w:val="single" w:sz="2" w:space="0" w:color="000000"/>
+            </w:tcBorders>
+            <w:vAlign w:val="center"/>
+          </w:tcPr>
+          <w:p>
+            <w:pPr>
+              <w:pStyle w:val="TableContents"/>
+              <w:spacing w:lineRule="auto" w:line="274" w:before="0" w:after="140"/>
+              <w:ind w:hanging="0" w:left="0" w:right="0"/>
+              <w:rPr>
+                <w:rFonts w:ascii="Google Sans Text;sans-serif" w:hAnsi="Google Sans Text;sans-serif"/>
+                <w:b w:val="false"/>
+                <w:bCs w:val="false"/>
+              </w:rPr>
+            </w:pPr>
+            <w:r>
+              <w:rPr>
+                <w:rFonts w:ascii="Google Sans Text;sans-serif" w:hAnsi="Google Sans Text;sans-serif"/>
+                <w:b w:val="false"/>
+                <w:bCs w:val="false"/>
+              </w:rPr>
+              <w:t>HV3 &lt;---&gt; LV3</w:t>
+            </w:r>
+          </w:p>
+        </w:tc>
+        <w:tc>
+          <w:tcPr>
+            <w:tcW w:w="2438" w:type="dxa"/>
+            <w:tcBorders>
+              <w:top w:val="single" w:sz="2" w:space="0" w:color="000000"/>
+              <w:left w:val="single" w:sz="2" w:space="0" w:color="000000"/>
+              <w:bottom w:val="single" w:sz="2" w:space="0" w:color="000000"/>
+              <w:right w:val="single" w:sz="2" w:space="0" w:color="000000"/>
+            </w:tcBorders>
+            <w:vAlign w:val="center"/>
+          </w:tcPr>
+          <w:p>
+            <w:pPr>
+              <w:pStyle w:val="TableContents"/>
+              <w:spacing w:lineRule="auto" w:line="274" w:before="0" w:after="140"/>
+              <w:ind w:hanging="0" w:left="0" w:right="0"/>
+              <w:rPr>
+                <w:rFonts w:ascii="Google Sans Text;sans-serif" w:hAnsi="Google Sans Text;sans-serif"/>
+                <w:b w:val="false"/>
+                <w:bCs w:val="false"/>
+              </w:rPr>
+            </w:pPr>
+            <w:r>
+              <w:rPr>
+                <w:rFonts w:ascii="Google Sans Text;sans-serif" w:hAnsi="Google Sans Text;sans-serif"/>
+                <w:b w:val="false"/>
+                <w:bCs w:val="false"/>
+              </w:rPr>
+              <w:t>Pin 12 (GPIO 18)</w:t>
+            </w:r>
+          </w:p>
+        </w:tc>
+      </w:tr>
+      <w:tr>
+        <w:trPr/>
+        <w:tc>
+          <w:tcPr>
+            <w:tcW w:w="2756" w:type="dxa"/>
+            <w:tcBorders>
+              <w:top w:val="single" w:sz="2" w:space="0" w:color="000000"/>
+              <w:left w:val="single" w:sz="2" w:space="0" w:color="000000"/>
+              <w:bottom w:val="single" w:sz="2" w:space="0" w:color="000000"/>
+              <w:right w:val="single" w:sz="2" w:space="0" w:color="000000"/>
+            </w:tcBorders>
+            <w:vAlign w:val="center"/>
+          </w:tcPr>
+          <w:p>
+            <w:pPr>
+              <w:pStyle w:val="TableContents"/>
+              <w:spacing w:lineRule="auto" w:line="274" w:before="0" w:after="140"/>
+              <w:ind w:hanging="0" w:left="0" w:right="0"/>
+              <w:rPr>
+                <w:rFonts w:ascii="Google Sans Text;sans-serif" w:hAnsi="Google Sans Text;sans-serif"/>
+              </w:rPr>
+            </w:pPr>
+            <w:r>
+              <w:rPr>
+                <w:rFonts w:ascii="Google Sans Text;sans-serif" w:hAnsi="Google Sans Text;sans-serif"/>
               </w:rPr>
               <w:t>Reference Power</w:t>
             </w:r>
@@ -1362,7 +1357,7 @@
         </w:tc>
         <w:tc>
           <w:tcPr>
-            <w:tcW w:w="2260" w:type="dxa"/>
+            <w:tcW w:w="2221" w:type="dxa"/>
             <w:tcBorders>
               <w:top w:val="single" w:sz="2" w:space="0" w:color="000000"/>
               <w:left w:val="single" w:sz="2" w:space="0" w:color="000000"/>
@@ -1390,7 +1385,7 @@
         </w:tc>
         <w:tc>
           <w:tcPr>
-            <w:tcW w:w="1964" w:type="dxa"/>
+            <w:tcW w:w="1945" w:type="dxa"/>
             <w:tcBorders>
               <w:top w:val="single" w:sz="2" w:space="0" w:color="000000"/>
               <w:left w:val="single" w:sz="2" w:space="0" w:color="000000"/>
@@ -1406,13 +1401,11 @@
               <w:ind w:hanging="0" w:left="0" w:right="0"/>
               <w:rPr>
                 <w:rFonts w:ascii="Google Sans Text;sans-serif" w:hAnsi="Google Sans Text;sans-serif"/>
-                <w:b/>
               </w:rPr>
             </w:pPr>
             <w:r>
               <w:rPr>
                 <w:rFonts w:ascii="Google Sans Text;sans-serif" w:hAnsi="Google Sans Text;sans-serif"/>
-                <w:b/>
               </w:rPr>
               <w:t>HV &lt;---&gt; LV</w:t>
             </w:r>
@@ -1420,7 +1413,7 @@
         </w:tc>
         <w:tc>
           <w:tcPr>
-            <w:tcW w:w="2648" w:type="dxa"/>
+            <w:tcW w:w="2438" w:type="dxa"/>
             <w:tcBorders>
               <w:top w:val="single" w:sz="2" w:space="0" w:color="000000"/>
               <w:left w:val="single" w:sz="2" w:space="0" w:color="000000"/>
@@ -1451,7 +1444,7 @@
         <w:trPr/>
         <w:tc>
           <w:tcPr>
-            <w:tcW w:w="2386" w:type="dxa"/>
+            <w:tcW w:w="2756" w:type="dxa"/>
             <w:tcBorders>
               <w:top w:val="single" w:sz="2" w:space="0" w:color="000000"/>
               <w:left w:val="single" w:sz="2" w:space="0" w:color="000000"/>
@@ -1467,13 +1460,11 @@
               <w:ind w:hanging="0" w:left="0" w:right="0"/>
               <w:rPr>
                 <w:rFonts w:ascii="Google Sans Text;sans-serif" w:hAnsi="Google Sans Text;sans-serif"/>
-                <w:b/>
               </w:rPr>
             </w:pPr>
             <w:r>
               <w:rPr>
                 <w:rFonts w:ascii="Google Sans Text;sans-serif" w:hAnsi="Google Sans Text;sans-serif"/>
-                <w:b/>
               </w:rPr>
               <w:t>Common Ground</w:t>
             </w:r>
@@ -1481,7 +1472,7 @@
         </w:tc>
         <w:tc>
           <w:tcPr>
-            <w:tcW w:w="2260" w:type="dxa"/>
+            <w:tcW w:w="2221" w:type="dxa"/>
             <w:tcBorders>
               <w:top w:val="single" w:sz="2" w:space="0" w:color="000000"/>
               <w:left w:val="single" w:sz="2" w:space="0" w:color="000000"/>
@@ -1509,7 +1500,7 @@
         </w:tc>
         <w:tc>
           <w:tcPr>
-            <w:tcW w:w="1964" w:type="dxa"/>
+            <w:tcW w:w="1945" w:type="dxa"/>
             <w:tcBorders>
               <w:top w:val="single" w:sz="2" w:space="0" w:color="000000"/>
               <w:left w:val="single" w:sz="2" w:space="0" w:color="000000"/>
@@ -1525,13 +1516,11 @@
               <w:ind w:hanging="0" w:left="0" w:right="0"/>
               <w:rPr>
                 <w:rFonts w:ascii="Google Sans Text;sans-serif" w:hAnsi="Google Sans Text;sans-serif"/>
-                <w:b/>
               </w:rPr>
             </w:pPr>
             <w:r>
               <w:rPr>
                 <w:rFonts w:ascii="Google Sans Text;sans-serif" w:hAnsi="Google Sans Text;sans-serif"/>
-                <w:b/>
               </w:rPr>
               <w:t>GND &lt;---&gt; GND</w:t>
             </w:r>
@@ -1539,7 +1528,7 @@
         </w:tc>
         <w:tc>
           <w:tcPr>
-            <w:tcW w:w="2648" w:type="dxa"/>
+            <w:tcW w:w="2438" w:type="dxa"/>
             <w:tcBorders>
               <w:top w:val="single" w:sz="2" w:space="0" w:color="000000"/>
               <w:left w:val="single" w:sz="2" w:space="0" w:color="000000"/>
@@ -1569,1336 +1558,1008 @@
     </w:tbl>
     <w:p>
       <w:pPr>
-        <w:pStyle w:val="Heading3"/>
-        <w:spacing w:lineRule="auto" w:line="274" w:before="0" w:after="80"/>
+        <w:pStyle w:val="BodyText"/>
+        <w:spacing w:lineRule="auto" w:line="274" w:before="0" w:after="140"/>
         <w:ind w:hanging="0" w:left="0" w:right="0"/>
         <w:rPr>
-          <w:color w:val="auto"/>
-        </w:rPr>
-      </w:pPr>
-      <w:r>
-        <w:rPr>
-          <w:color w:themeColor="accent1" w:themeShade="bf" w:val="auto"/>
-        </w:rPr>
-      </w:r>
-    </w:p>
-    <w:p>
-      <w:pPr>
-        <w:pStyle w:val="Normal"/>
+          <w:rFonts w:ascii="Google Sans Text;sans-serif" w:hAnsi="Google Sans Text;sans-serif"/>
+          <w:b/>
+          <w:sz w:val="21"/>
+          <w:szCs w:val="21"/>
+        </w:rPr>
+      </w:pPr>
+      <w:r>
+        <w:rPr>
+          <w:rFonts w:ascii="Google Sans Text;sans-serif" w:hAnsi="Google Sans Text;sans-serif"/>
+          <w:b/>
+          <w:sz w:val="21"/>
+          <w:szCs w:val="21"/>
+        </w:rPr>
+      </w:r>
+    </w:p>
+    <w:p>
+      <w:pPr>
+        <w:pStyle w:val="BodyText"/>
+        <w:spacing w:lineRule="auto" w:line="274" w:before="0" w:after="140"/>
+        <w:ind w:hanging="0" w:left="0" w:right="0"/>
+        <w:rPr>
+          <w:rFonts w:ascii="Google Sans Text;sans-serif" w:hAnsi="Google Sans Text;sans-serif"/>
+          <w:sz w:val="21"/>
+          <w:szCs w:val="21"/>
+        </w:rPr>
+      </w:pPr>
+      <w:r>
+        <w:rPr>
+          <w:rFonts w:ascii="Google Sans Text;sans-serif" w:hAnsi="Google Sans Text;sans-serif"/>
+          <w:b/>
+          <w:sz w:val="21"/>
+          <w:szCs w:val="21"/>
+        </w:rPr>
+        <w:t>[CRITICAL HARDWARE REQUIREMENT: The Bus Contention Diode]</w:t>
+      </w:r>
+    </w:p>
+    <w:p>
+      <w:pPr>
+        <w:pStyle w:val="BodyText"/>
+        <w:spacing w:lineRule="auto" w:line="274" w:before="0" w:after="140"/>
+        <w:ind w:hanging="0" w:left="0" w:right="0"/>
+        <w:rPr>
+          <w:rFonts w:ascii="Google Sans Text;sans-serif" w:hAnsi="Google Sans Text;sans-serif"/>
+          <w:sz w:val="21"/>
+          <w:szCs w:val="21"/>
+        </w:rPr>
+      </w:pPr>
+      <w:r>
+        <w:rPr>
+          <w:rFonts w:ascii="Google Sans Text;sans-serif" w:hAnsi="Google Sans Text;sans-serif"/>
+          <w:sz w:val="21"/>
+          <w:szCs w:val="21"/>
+        </w:rPr>
+        <w:t>Because the Atari SIO bus is a shared daisy-chain, modern push-pull logic shifters will forcefully hold the SIO data line at 5V, overpowering vintage hardware (like the 1050 disk drive or 850 interface) and causing short circuits.</w:t>
+      </w:r>
+    </w:p>
+    <w:p>
+      <w:pPr>
+        <w:pStyle w:val="BodyText"/>
+        <w:spacing w:lineRule="auto" w:line="274" w:before="0" w:after="140"/>
+        <w:ind w:hanging="0" w:left="0" w:right="0"/>
+        <w:rPr>
+          <w:rFonts w:ascii="Google Sans Text;sans-serif" w:hAnsi="Google Sans Text;sans-serif"/>
+          <w:sz w:val="21"/>
+          <w:szCs w:val="21"/>
+        </w:rPr>
+      </w:pPr>
+      <w:r>
+        <w:rPr>
+          <w:rFonts w:ascii="Google Sans Text;sans-serif" w:hAnsi="Google Sans Text;sans-serif"/>
+          <w:sz w:val="21"/>
+          <w:szCs w:val="21"/>
+        </w:rPr>
+        <w:t xml:space="preserve">To safely emulate an open-collector output and protect your vintage hardware, </w:t>
+      </w:r>
+      <w:r>
+        <w:rPr>
+          <w:rFonts w:ascii="Google Sans Text;sans-serif" w:hAnsi="Google Sans Text;sans-serif"/>
+          <w:b/>
+          <w:bCs/>
+          <w:sz w:val="21"/>
+          <w:szCs w:val="21"/>
+        </w:rPr>
+        <w:t xml:space="preserve">you </w:t>
+      </w:r>
+      <w:r>
+        <w:rPr>
+          <w:rFonts w:ascii="Google Sans Text;sans-serif" w:hAnsi="Google Sans Text;sans-serif"/>
+          <w:b/>
+          <w:bCs/>
+          <w:sz w:val="21"/>
+          <w:szCs w:val="21"/>
+        </w:rPr>
+        <w:t>must</w:t>
+      </w:r>
+      <w:r>
+        <w:rPr>
+          <w:rFonts w:ascii="Google Sans Text;sans-serif" w:hAnsi="Google Sans Text;sans-serif"/>
+          <w:b/>
+          <w:bCs/>
+          <w:sz w:val="21"/>
+          <w:szCs w:val="21"/>
+        </w:rPr>
+        <w:t xml:space="preserve"> install a switching diode (1N4148 or 1N914) inline on the Pi's Transmit </w:t>
+      </w:r>
+      <w:r>
+        <w:rPr>
+          <w:rFonts w:ascii="Google Sans Text;sans-serif" w:hAnsi="Google Sans Text;sans-serif"/>
+          <w:b/>
+          <w:bCs/>
+          <w:sz w:val="21"/>
+          <w:szCs w:val="21"/>
+        </w:rPr>
+        <w:t xml:space="preserve">TX </w:t>
+      </w:r>
+      <w:r>
+        <w:rPr>
+          <w:rFonts w:ascii="Google Sans Text;sans-serif" w:hAnsi="Google Sans Text;sans-serif"/>
+          <w:b/>
+          <w:bCs/>
+          <w:sz w:val="21"/>
+          <w:szCs w:val="21"/>
+        </w:rPr>
+        <w:t>line (</w:t>
+      </w:r>
+      <w:r>
+        <w:rPr>
+          <w:rFonts w:ascii="Google Sans Text;sans-serif" w:hAnsi="Google Sans Text;sans-serif"/>
+          <w:b/>
+          <w:bCs/>
+          <w:sz w:val="21"/>
+          <w:szCs w:val="21"/>
+        </w:rPr>
+        <w:t>Pin 8 GPIO 14)</w:t>
+      </w:r>
+    </w:p>
+    <w:p>
+      <w:pPr>
+        <w:pStyle w:val="BodyText"/>
         <w:numPr>
           <w:ilvl w:val="0"/>
-          <w:numId w:val="0"/>
+          <w:numId w:val="1"/>
         </w:numPr>
-        <w:spacing w:lineRule="auto" w:line="240" w:before="0" w:afterAutospacing="1"/>
-        <w:ind w:hanging="0" w:left="0"/>
-        <w:outlineLvl w:val="2"/>
-        <w:rPr>
-          <w:rFonts w:ascii="Arial" w:hAnsi="Arial" w:eastAsia="Times New Roman" w:cs="Arial"/>
-          <w:b w:val="false"/>
-          <w:bCs w:val="false"/>
-          <w:kern w:val="0"/>
+        <w:pBdr/>
+        <w:tabs>
+          <w:tab w:val="clear" w:pos="720"/>
+          <w:tab w:val="left" w:pos="0" w:leader="none"/>
+        </w:tabs>
+        <w:spacing w:lineRule="auto" w:line="274" w:before="0" w:after="140"/>
+        <w:ind w:hanging="283" w:left="709" w:right="0"/>
+        <w:rPr>
+          <w:rFonts w:ascii="Google Sans Text;sans-serif" w:hAnsi="Google Sans Text;sans-serif"/>
+          <w:sz w:val="21"/>
+          <w:szCs w:val="21"/>
+        </w:rPr>
+      </w:pPr>
+      <w:r>
+        <w:rPr>
+          <w:rFonts w:ascii="Google Sans Text;sans-serif" w:hAnsi="Google Sans Text;sans-serif"/>
+          <w:b/>
+          <w:sz w:val="21"/>
+          <w:szCs w:val="21"/>
+        </w:rPr>
+        <w:t>Location:</w:t>
+      </w:r>
+      <w:r>
+        <w:rPr>
+          <w:rFonts w:ascii="Google Sans Text;sans-serif" w:hAnsi="Google Sans Text;sans-serif"/>
+          <w:sz w:val="21"/>
+          <w:szCs w:val="21"/>
+        </w:rPr>
+        <w:t xml:space="preserve"> Between the Logic Shifter's HV1 output and Atari SIO Pin 3.</w:t>
+      </w:r>
+    </w:p>
+    <w:p>
+      <w:pPr>
+        <w:pStyle w:val="BodyText"/>
+        <w:numPr>
+          <w:ilvl w:val="0"/>
+          <w:numId w:val="1"/>
+        </w:numPr>
+        <w:pBdr/>
+        <w:tabs>
+          <w:tab w:val="clear" w:pos="720"/>
+          <w:tab w:val="left" w:pos="0" w:leader="none"/>
+        </w:tabs>
+        <w:spacing w:lineRule="auto" w:line="274" w:before="0" w:after="140"/>
+        <w:ind w:hanging="283" w:left="709" w:right="0"/>
+        <w:rPr>
+          <w:rFonts w:ascii="Google Sans Text;sans-serif" w:hAnsi="Google Sans Text;sans-serif"/>
+          <w:sz w:val="21"/>
+          <w:szCs w:val="21"/>
+        </w:rPr>
+      </w:pPr>
+      <w:r>
+        <w:rPr>
+          <w:rFonts w:ascii="Google Sans Text;sans-serif" w:hAnsi="Google Sans Text;sans-serif"/>
+          <w:b/>
+          <w:sz w:val="21"/>
+          <w:szCs w:val="21"/>
+        </w:rPr>
+        <w:t>Orientation:</w:t>
+      </w:r>
+      <w:r>
+        <w:rPr>
+          <w:rFonts w:ascii="Google Sans Text;sans-serif" w:hAnsi="Google Sans Text;sans-serif"/>
+          <w:sz w:val="21"/>
+          <w:szCs w:val="21"/>
+        </w:rPr>
+        <w:t xml:space="preserve"> The diode's </w:t>
+      </w:r>
+      <w:r>
+        <w:rPr>
+          <w:rFonts w:ascii="Google Sans Text;sans-serif" w:hAnsi="Google Sans Text;sans-serif"/>
+          <w:b/>
+          <w:sz w:val="21"/>
+          <w:szCs w:val="21"/>
+        </w:rPr>
+        <w:t>black stripe (Cathode)</w:t>
+      </w:r>
+      <w:r>
+        <w:rPr>
+          <w:rFonts w:ascii="Google Sans Text;sans-serif" w:hAnsi="Google Sans Text;sans-serif"/>
+          <w:sz w:val="21"/>
+          <w:szCs w:val="21"/>
+        </w:rPr>
+        <w:t xml:space="preserve"> must point </w:t>
+      </w:r>
+      <w:r>
+        <w:rPr>
+          <w:rFonts w:ascii="Google Sans Text;sans-serif" w:hAnsi="Google Sans Text;sans-serif"/>
+          <w:i/>
+          <w:sz w:val="21"/>
+          <w:szCs w:val="21"/>
+        </w:rPr>
+        <w:t>towards</w:t>
+      </w:r>
+      <w:r>
+        <w:rPr>
+          <w:rFonts w:ascii="Google Sans Text;sans-serif" w:hAnsi="Google Sans Text;sans-serif"/>
+          <w:sz w:val="21"/>
+          <w:szCs w:val="21"/>
+        </w:rPr>
+        <w:t xml:space="preserve"> the Raspberry Pi's logic shifter. The non-stripe side (Anode) connects to the Atari.</w:t>
+      </w:r>
+    </w:p>
+    <w:p>
+      <w:pPr>
+        <w:pStyle w:val="BodyText"/>
+        <w:spacing w:lineRule="auto" w:line="274" w:before="0" w:after="140"/>
+        <w:ind w:hanging="0" w:left="0" w:right="0"/>
+        <w:rPr>
+          <w:rFonts w:ascii="Google Sans Text;sans-serif" w:hAnsi="Google Sans Text;sans-serif"/>
+          <w:sz w:val="21"/>
+          <w:szCs w:val="21"/>
+        </w:rPr>
+      </w:pPr>
+      <w:bookmarkStart w:id="10" w:name="p-rc_4b5cbae0aad0c3bc-59"/>
+      <w:bookmarkEnd w:id="10"/>
+      <w:r>
+        <w:rPr>
+          <w:rFonts w:ascii="Google Sans Text;sans-serif" w:hAnsi="Google Sans Text;sans-serif"/>
+          <w:sz w:val="21"/>
+          <w:szCs w:val="21"/>
+        </w:rPr>
+        <w:t xml:space="preserve">The Raspberry Pi GPIO header operates at 3.3V, while the Atari SIO bus operates at 5V. Connecting these directly will cause permanent hardware failure on the Raspberry P 4/5. </w:t>
+      </w:r>
+    </w:p>
+    <w:p>
+      <w:pPr>
+        <w:pStyle w:val="BodyText"/>
+        <w:spacing w:lineRule="auto" w:line="274" w:before="0" w:after="140"/>
+        <w:ind w:hanging="0" w:left="0" w:right="0"/>
+        <w:rPr>
+          <w:rFonts w:ascii="Google Sans Text;sans-serif" w:hAnsi="Google Sans Text;sans-serif"/>
+          <w:sz w:val="21"/>
+          <w:szCs w:val="21"/>
+        </w:rPr>
+      </w:pPr>
+      <w:r>
+        <w:rPr>
+          <w:rFonts w:ascii="Google Sans Text;sans-serif" w:hAnsi="Google Sans Text;sans-serif"/>
+          <w:sz w:val="21"/>
+          <w:szCs w:val="21"/>
+        </w:rPr>
+      </w:r>
+      <w:r>
+        <w:br w:type="page"/>
+      </w:r>
+    </w:p>
+    <w:p>
+      <w:pPr>
+        <w:pStyle w:val="BodyText"/>
+        <w:spacing w:lineRule="auto" w:line="274" w:before="0" w:after="140"/>
+        <w:ind w:hanging="0" w:left="0" w:right="0"/>
+        <w:rPr>
+          <w:rFonts w:ascii="Google Sans Text;sans-serif" w:hAnsi="Google Sans Text;sans-serif"/>
+          <w:sz w:val="21"/>
+          <w:szCs w:val="21"/>
+        </w:rPr>
+      </w:pPr>
+      <w:r>
+        <w:rPr>
+          <w:rFonts w:ascii="Google Sans Text;sans-serif" w:hAnsi="Google Sans Text;sans-serif"/>
+          <w:sz w:val="21"/>
+          <w:szCs w:val="21"/>
+        </w:rPr>
+      </w:r>
+    </w:p>
+    <w:p>
+      <w:pPr>
+        <w:pStyle w:val="BodyText"/>
+        <w:spacing w:lineRule="auto" w:line="274" w:before="0" w:after="140"/>
+        <w:ind w:hanging="0" w:left="0" w:right="0"/>
+        <w:rPr>
+          <w:rFonts w:ascii="Google Sans Text;sans-serif" w:hAnsi="Google Sans Text;sans-serif"/>
+          <w:b/>
+          <w:bCs/>
           <w:sz w:val="24"/>
           <w:szCs w:val="24"/>
-          <w14:ligatures w14:val="none"/>
-        </w:rPr>
-      </w:pPr>
-      <w:r>
-        <w:rPr>
-          <w:rFonts w:eastAsia="Times New Roman" w:cs="Arial" w:ascii="Arial" w:hAnsi="Arial"/>
-          <w:b w:val="false"/>
-          <w:bCs w:val="false"/>
-          <w:kern w:val="0"/>
+        </w:rPr>
+      </w:pPr>
+      <w:bookmarkStart w:id="11" w:name="p-rc_4b5cbae0aad0c3bc-60"/>
+      <w:bookmarkEnd w:id="11"/>
+      <w:r>
+        <w:rPr>
+          <w:rFonts w:ascii="Google Sans Text;sans-serif" w:hAnsi="Google Sans Text;sans-serif"/>
+          <w:b/>
+          <w:bCs/>
           <w:sz w:val="24"/>
           <w:szCs w:val="24"/>
-          <w14:ligatures w14:val="none"/>
-        </w:rPr>
-        <w:t xml:space="preserve">The Raspberry Pi GPIO header operates at 3.3V, while the Atari SIO bus operates at 5V. Connecting these directly </w:t>
-      </w:r>
-      <w:r>
-        <w:rPr>
-          <w:rFonts w:eastAsia="Times New Roman" w:cs="Arial" w:ascii="Arial" w:hAnsi="Arial"/>
+        </w:rPr>
+        <w:t xml:space="preserve">4. System Configuration </w:t>
+      </w:r>
+    </w:p>
+    <w:p>
+      <w:pPr>
+        <w:pStyle w:val="BodyText"/>
+        <w:spacing w:lineRule="auto" w:line="274" w:before="0" w:after="140"/>
+        <w:ind w:hanging="0" w:left="0" w:right="0"/>
+        <w:rPr>
+          <w:sz w:val="21"/>
+          <w:szCs w:val="21"/>
+        </w:rPr>
+      </w:pPr>
+      <w:bookmarkStart w:id="12" w:name="p-rc_4b5cbae0aad0c3bc-61"/>
+      <w:bookmarkEnd w:id="12"/>
+      <w:r>
+        <w:rPr>
+          <w:rFonts w:ascii="Google Sans Text;sans-serif" w:hAnsi="Google Sans Text;sans-serif"/>
+          <w:sz w:val="21"/>
+          <w:szCs w:val="21"/>
+        </w:rPr>
+        <w:t xml:space="preserve">Before AspeQt can access the serial hardware, the Pi’s default "Serial Console" must be disabled to release /dev/serial0. Open the configuration tool: </w:t>
+      </w:r>
+      <w:r>
+        <w:rPr>
+          <w:rStyle w:val="SourceText"/>
+          <w:rFonts w:ascii="Google Sans Text;sans-serif" w:hAnsi="Google Sans Text;sans-serif"/>
+          <w:sz w:val="21"/>
+          <w:szCs w:val="21"/>
+        </w:rPr>
+        <w:t>sudo raspi-config</w:t>
+      </w:r>
+      <w:r>
+        <w:rPr>
+          <w:rFonts w:ascii="Google Sans Text;sans-serif" w:hAnsi="Google Sans Text;sans-serif"/>
+          <w:sz w:val="21"/>
+          <w:szCs w:val="21"/>
+        </w:rPr>
+        <w:t xml:space="preserve"> Navigate to Interface Options -&gt; Serial Port. Set Login shell over serial to NO. Set Hardware serial port to YES. Finish and Reboot. </w:t>
+      </w:r>
+    </w:p>
+    <w:p>
+      <w:pPr>
+        <w:pStyle w:val="BodyText"/>
+        <w:spacing w:lineRule="auto" w:line="274" w:before="0" w:after="140"/>
+        <w:ind w:hanging="0" w:left="0" w:right="0"/>
+        <w:rPr>
+          <w:rFonts w:ascii="Google Sans Text;sans-serif" w:hAnsi="Google Sans Text;sans-serif"/>
           <w:b/>
           <w:bCs/>
-          <w:kern w:val="0"/>
           <w:sz w:val="24"/>
           <w:szCs w:val="24"/>
-          <w:u w:val="single"/>
-          <w14:ligatures w14:val="none"/>
-        </w:rPr>
-        <w:t>will cause permanent hardware failure</w:t>
-      </w:r>
-      <w:r>
-        <w:rPr>
-          <w:rFonts w:eastAsia="Times New Roman" w:cs="Arial" w:ascii="Arial" w:hAnsi="Arial"/>
-          <w:b w:val="false"/>
-          <w:bCs w:val="false"/>
-          <w:kern w:val="0"/>
+        </w:rPr>
+      </w:pPr>
+      <w:r>
+        <w:rPr>
+          <w:rFonts w:ascii="Google Sans Text;sans-serif" w:hAnsi="Google Sans Text;sans-serif"/>
+          <w:b/>
+          <w:bCs/>
           <w:sz w:val="24"/>
           <w:szCs w:val="24"/>
-          <w14:ligatures w14:val="none"/>
-        </w:rPr>
-        <w:t xml:space="preserve"> on the Raspberry P 4/5.</w:t>
-      </w:r>
-    </w:p>
-    <w:p>
-      <w:pPr>
-        <w:pStyle w:val="Normal"/>
-        <w:numPr>
-          <w:ilvl w:val="0"/>
-          <w:numId w:val="0"/>
-        </w:numPr>
-        <w:spacing w:lineRule="auto" w:line="240" w:before="0" w:afterAutospacing="1"/>
-        <w:ind w:hanging="0" w:left="0"/>
-        <w:outlineLvl w:val="1"/>
-        <w:rPr>
-          <w:rFonts w:ascii="Arial" w:hAnsi="Arial" w:eastAsia="Times New Roman" w:cs="Arial"/>
+        </w:rPr>
+      </w:r>
+    </w:p>
+    <w:p>
+      <w:pPr>
+        <w:pStyle w:val="BodyText"/>
+        <w:spacing w:lineRule="auto" w:line="274" w:before="0" w:after="140"/>
+        <w:ind w:hanging="0" w:left="0" w:right="0"/>
+        <w:rPr>
+          <w:rFonts w:ascii="Google Sans Text;sans-serif" w:hAnsi="Google Sans Text;sans-serif"/>
           <w:b/>
           <w:bCs/>
-          <w:kern w:val="0"/>
-          <w:sz w:val="28"/>
-          <w:szCs w:val="28"/>
-          <w14:ligatures w14:val="none"/>
-        </w:rPr>
-      </w:pPr>
-      <w:r>
-        <w:rPr>
-          <w:rFonts w:eastAsia="Times New Roman" w:cs="Arial" w:ascii="Arial" w:hAnsi="Arial"/>
+          <w:sz w:val="24"/>
+          <w:szCs w:val="24"/>
+        </w:rPr>
+      </w:pPr>
+      <w:bookmarkStart w:id="13" w:name="p-rc_4b5cbae0aad0c3bc-62"/>
+      <w:bookmarkEnd w:id="13"/>
+      <w:r>
+        <w:rPr>
+          <w:rFonts w:ascii="Google Sans Text;sans-serif" w:hAnsi="Google Sans Text;sans-serif"/>
           <w:b/>
           <w:bCs/>
-          <w:kern w:val="0"/>
-          <w:sz w:val="28"/>
-          <w:szCs w:val="28"/>
-          <w14:ligatures w14:val="none"/>
-        </w:rPr>
-      </w:r>
-    </w:p>
-    <w:p>
-      <w:pPr>
-        <w:pStyle w:val="Normal"/>
-        <w:numPr>
-          <w:ilvl w:val="0"/>
-          <w:numId w:val="0"/>
-        </w:numPr>
-        <w:spacing w:lineRule="auto" w:line="240" w:before="0" w:afterAutospacing="1"/>
-        <w:ind w:hanging="0" w:left="0"/>
-        <w:outlineLvl w:val="1"/>
-        <w:rPr>
-          <w:rFonts w:ascii="Arial" w:hAnsi="Arial" w:eastAsia="Times New Roman" w:cs="Arial"/>
-          <w:b/>
-          <w:bCs/>
-          <w:kern w:val="0"/>
-          <w:sz w:val="28"/>
-          <w:szCs w:val="28"/>
-          <w14:ligatures w14:val="none"/>
-        </w:rPr>
-      </w:pPr>
-      <w:r>
-        <w:rPr>
-          <w:rFonts w:eastAsia="Times New Roman" w:cs="Arial" w:ascii="Arial" w:hAnsi="Arial"/>
-          <w:b/>
-          <w:bCs/>
-          <w:kern w:val="0"/>
-          <w:sz w:val="28"/>
-          <w:szCs w:val="28"/>
-          <w14:ligatures w14:val="none"/>
-        </w:rPr>
-      </w:r>
-    </w:p>
-    <w:p>
-      <w:pPr>
-        <w:pStyle w:val="Normal"/>
-        <w:numPr>
-          <w:ilvl w:val="0"/>
-          <w:numId w:val="0"/>
-        </w:numPr>
-        <w:spacing w:lineRule="auto" w:line="240" w:before="0" w:afterAutospacing="1"/>
-        <w:ind w:hanging="0" w:left="0"/>
-        <w:outlineLvl w:val="1"/>
-        <w:rPr>
-          <w:rFonts w:ascii="Arial" w:hAnsi="Arial" w:eastAsia="Times New Roman" w:cs="Arial"/>
-          <w:b/>
-          <w:bCs/>
-          <w:kern w:val="0"/>
-          <w:sz w:val="28"/>
-          <w:szCs w:val="28"/>
-          <w14:ligatures w14:val="none"/>
-        </w:rPr>
-      </w:pPr>
-      <w:r>
-        <w:rPr>
-          <w:rFonts w:eastAsia="Times New Roman" w:cs="Arial" w:ascii="Arial" w:hAnsi="Arial"/>
-          <w:b/>
-          <w:bCs/>
-          <w:kern w:val="0"/>
-          <w:sz w:val="28"/>
-          <w:szCs w:val="28"/>
-          <w14:ligatures w14:val="none"/>
-        </w:rPr>
-      </w:r>
-    </w:p>
-    <w:p>
-      <w:pPr>
-        <w:pStyle w:val="Normal"/>
-        <w:numPr>
-          <w:ilvl w:val="0"/>
-          <w:numId w:val="0"/>
-        </w:numPr>
-        <w:spacing w:lineRule="auto" w:line="240" w:before="0" w:afterAutospacing="1"/>
-        <w:ind w:hanging="0" w:left="0"/>
-        <w:outlineLvl w:val="1"/>
-        <w:rPr>
-          <w:rFonts w:ascii="Arial" w:hAnsi="Arial" w:eastAsia="Times New Roman" w:cs="Arial"/>
-          <w:b/>
-          <w:bCs/>
-          <w:kern w:val="0"/>
-          <w:sz w:val="28"/>
-          <w:szCs w:val="28"/>
-          <w14:ligatures w14:val="none"/>
-        </w:rPr>
-      </w:pPr>
-      <w:r>
-        <w:rPr>
-          <w:rFonts w:eastAsia="Times New Roman" w:cs="Arial" w:ascii="Arial" w:hAnsi="Arial"/>
-          <w:b/>
-          <w:bCs/>
-          <w:kern w:val="0"/>
-          <w:sz w:val="28"/>
-          <w:szCs w:val="28"/>
-          <w14:ligatures w14:val="none"/>
-        </w:rPr>
-        <w:t>4. System Configuration</w:t>
-      </w:r>
-    </w:p>
-    <w:p>
-      <w:pPr>
-        <w:pStyle w:val="Normal"/>
-        <w:spacing w:lineRule="auto" w:line="240" w:before="0" w:afterAutospacing="1"/>
-        <w:rPr>
-          <w:rFonts w:ascii="Arial" w:hAnsi="Arial" w:eastAsia="Times New Roman" w:cs="Arial"/>
-          <w:kern w:val="0"/>
-          <w14:ligatures w14:val="none"/>
-        </w:rPr>
-      </w:pPr>
-      <w:r>
-        <w:rPr>
-          <w:rFonts w:eastAsia="Times New Roman" w:cs="Arial" w:ascii="Arial" w:hAnsi="Arial"/>
-          <w:kern w:val="0"/>
-          <w14:ligatures w14:val="none"/>
-        </w:rPr>
-        <w:t xml:space="preserve">Before AspeQt can access the serial hardware, the Pi’s default "Serial Console" must be disabled to release </w:t>
-      </w:r>
-      <w:r>
-        <w:rPr>
-          <w:rFonts w:eastAsia="Times New Roman" w:cs="Arial" w:ascii="Arial" w:hAnsi="Arial"/>
-          <w:kern w:val="0"/>
-          <w:sz w:val="20"/>
-          <w:szCs w:val="20"/>
-          <w14:ligatures w14:val="none"/>
-        </w:rPr>
-        <w:t>/dev/serial0</w:t>
-      </w:r>
-      <w:r>
-        <w:rPr>
-          <w:rFonts w:eastAsia="Times New Roman" w:cs="Arial" w:ascii="Arial" w:hAnsi="Arial"/>
-          <w:kern w:val="0"/>
-          <w14:ligatures w14:val="none"/>
-        </w:rPr>
-        <w:t>.</w:t>
-      </w:r>
-    </w:p>
-    <w:p>
-      <w:pPr>
-        <w:pStyle w:val="Normal"/>
+          <w:sz w:val="24"/>
+          <w:szCs w:val="24"/>
+        </w:rPr>
+        <w:t xml:space="preserve">5. Software Configuration </w:t>
+      </w:r>
+    </w:p>
+    <w:p>
+      <w:pPr>
+        <w:pStyle w:val="BodyText"/>
+        <w:spacing w:lineRule="auto" w:line="274" w:before="0" w:after="140"/>
+        <w:ind w:hanging="0" w:left="0" w:right="0"/>
+        <w:rPr>
+          <w:rFonts w:ascii="Google Sans Text;sans-serif" w:hAnsi="Google Sans Text;sans-serif"/>
+          <w:sz w:val="21"/>
+          <w:szCs w:val="21"/>
+        </w:rPr>
+      </w:pPr>
+      <w:bookmarkStart w:id="14" w:name="p-rc_4b5cbae0aad0c3bc-63"/>
+      <w:bookmarkEnd w:id="14"/>
+      <w:r>
+        <w:rPr>
+          <w:rFonts w:ascii="Google Sans Text;sans-serif" w:hAnsi="Google Sans Text;sans-serif"/>
+          <w:sz w:val="21"/>
+          <w:szCs w:val="21"/>
+        </w:rPr>
+        <w:t xml:space="preserve">Launch AspeQt-2k26 and enter the Options &gt; Configure menu: </w:t>
+      </w:r>
+    </w:p>
+    <w:p>
+      <w:pPr>
+        <w:pStyle w:val="BodyText"/>
         <w:numPr>
           <w:ilvl w:val="0"/>
           <w:numId w:val="2"/>
         </w:numPr>
-        <w:spacing w:lineRule="auto" w:line="240" w:before="0" w:after="0"/>
-        <w:rPr>
-          <w:rFonts w:ascii="Arial" w:hAnsi="Arial" w:eastAsia="Times New Roman" w:cs="Arial"/>
-          <w:kern w:val="0"/>
-          <w14:ligatures w14:val="none"/>
-        </w:rPr>
-      </w:pPr>
-      <w:r>
-        <w:rPr>
-          <w:rFonts w:eastAsia="Times New Roman" w:cs="Arial" w:ascii="Arial" w:hAnsi="Arial"/>
-          <w:kern w:val="0"/>
-          <w14:ligatures w14:val="none"/>
-        </w:rPr>
-        <w:t xml:space="preserve">Open the configuration tool: </w:t>
-      </w:r>
-      <w:r>
-        <w:rPr>
-          <w:rFonts w:eastAsia="Times New Roman" w:cs="Arial" w:ascii="Arial" w:hAnsi="Arial"/>
-          <w:kern w:val="0"/>
-          <w:sz w:val="20"/>
-          <w:szCs w:val="20"/>
-          <w14:ligatures w14:val="none"/>
-        </w:rPr>
-        <w:t>sudo raspi-config</w:t>
-      </w:r>
-    </w:p>
-    <w:p>
-      <w:pPr>
-        <w:pStyle w:val="Normal"/>
+        <w:pBdr/>
+        <w:tabs>
+          <w:tab w:val="clear" w:pos="720"/>
+          <w:tab w:val="left" w:pos="0" w:leader="none"/>
+        </w:tabs>
+        <w:spacing w:lineRule="auto" w:line="274" w:before="0" w:after="140"/>
+        <w:ind w:hanging="283" w:left="709" w:right="0"/>
+        <w:rPr>
+          <w:rFonts w:ascii="Google Sans Text;sans-serif" w:hAnsi="Google Sans Text;sans-serif"/>
+          <w:sz w:val="21"/>
+          <w:szCs w:val="21"/>
+        </w:rPr>
+      </w:pPr>
+      <w:bookmarkStart w:id="15" w:name="p-rc_4b5cbae0aad0c3bc-64"/>
+      <w:bookmarkEnd w:id="15"/>
+      <w:r>
+        <w:rPr>
+          <w:rFonts w:ascii="Google Sans Text;sans-serif" w:hAnsi="Google Sans Text;sans-serif"/>
+          <w:b/>
+          <w:sz w:val="21"/>
+          <w:szCs w:val="21"/>
+        </w:rPr>
+        <w:t>Serial Port:</w:t>
+      </w:r>
+      <w:r>
+        <w:rPr>
+          <w:rFonts w:ascii="Google Sans Text;sans-serif" w:hAnsi="Google Sans Text;sans-serif"/>
+          <w:sz w:val="21"/>
+          <w:szCs w:val="21"/>
+        </w:rPr>
+        <w:t xml:space="preserve"> Select /dev/serial0. </w:t>
+      </w:r>
+    </w:p>
+    <w:p>
+      <w:pPr>
+        <w:pStyle w:val="BodyText"/>
         <w:numPr>
           <w:ilvl w:val="0"/>
           <w:numId w:val="2"/>
         </w:numPr>
-        <w:spacing w:lineRule="auto" w:line="240" w:before="0" w:after="0"/>
-        <w:rPr>
-          <w:rFonts w:ascii="Arial" w:hAnsi="Arial" w:eastAsia="Times New Roman" w:cs="Arial"/>
-          <w:kern w:val="0"/>
-          <w14:ligatures w14:val="none"/>
-        </w:rPr>
-      </w:pPr>
-      <w:r>
-        <w:rPr>
-          <w:rFonts w:eastAsia="Times New Roman" w:cs="Arial" w:ascii="Arial" w:hAnsi="Arial"/>
-          <w:kern w:val="0"/>
-          <w14:ligatures w14:val="none"/>
-        </w:rPr>
-        <w:t xml:space="preserve">Navigate to </w:t>
-      </w:r>
-      <w:r>
-        <w:rPr>
-          <w:rFonts w:eastAsia="Times New Roman" w:cs="Arial" w:ascii="Arial" w:hAnsi="Arial"/>
-          <w:b/>
-          <w:bCs/>
-          <w:kern w:val="0"/>
-          <w14:ligatures w14:val="none"/>
-        </w:rPr>
-        <w:t>Interface Options</w:t>
-      </w:r>
-      <w:r>
-        <w:rPr>
-          <w:rFonts w:eastAsia="Times New Roman" w:cs="Arial" w:ascii="Arial" w:hAnsi="Arial"/>
-          <w:kern w:val="0"/>
-          <w14:ligatures w14:val="none"/>
-        </w:rPr>
-        <w:t xml:space="preserve"> -&gt; </w:t>
-      </w:r>
-      <w:r>
-        <w:rPr>
-          <w:rFonts w:eastAsia="Times New Roman" w:cs="Arial" w:ascii="Arial" w:hAnsi="Arial"/>
-          <w:b/>
-          <w:bCs/>
-          <w:kern w:val="0"/>
-          <w14:ligatures w14:val="none"/>
-        </w:rPr>
-        <w:t>Serial Port</w:t>
-      </w:r>
-      <w:r>
-        <w:rPr>
-          <w:rFonts w:eastAsia="Times New Roman" w:cs="Arial" w:ascii="Arial" w:hAnsi="Arial"/>
-          <w:kern w:val="0"/>
-          <w14:ligatures w14:val="none"/>
-        </w:rPr>
-        <w:t>.</w:t>
-      </w:r>
-    </w:p>
-    <w:p>
-      <w:pPr>
-        <w:pStyle w:val="Normal"/>
+        <w:pBdr/>
+        <w:tabs>
+          <w:tab w:val="clear" w:pos="720"/>
+          <w:tab w:val="left" w:pos="0" w:leader="none"/>
+        </w:tabs>
+        <w:spacing w:lineRule="auto" w:line="274" w:before="0" w:after="140"/>
+        <w:ind w:hanging="283" w:left="709" w:right="0"/>
+        <w:rPr>
+          <w:rFonts w:ascii="Google Sans Text;sans-serif" w:hAnsi="Google Sans Text;sans-serif"/>
+          <w:sz w:val="21"/>
+          <w:szCs w:val="21"/>
+        </w:rPr>
+      </w:pPr>
+      <w:bookmarkStart w:id="16" w:name="p-rc_4b5cbae0aad0c3bc-65"/>
+      <w:bookmarkEnd w:id="16"/>
+      <w:r>
+        <w:rPr>
+          <w:rFonts w:ascii="Google Sans Text;sans-serif" w:hAnsi="Google Sans Text;sans-serif"/>
+          <w:b/>
+          <w:sz w:val="21"/>
+          <w:szCs w:val="21"/>
+        </w:rPr>
+        <w:t>Handshake:</w:t>
+      </w:r>
+      <w:r>
+        <w:rPr>
+          <w:rFonts w:ascii="Google Sans Text;sans-serif" w:hAnsi="Google Sans Text;sans-serif"/>
+          <w:sz w:val="21"/>
+          <w:szCs w:val="21"/>
+        </w:rPr>
+        <w:t xml:space="preserve"> Set to None (unless you have wired the PROCEED/INTERRUPT lines). </w:t>
+      </w:r>
+    </w:p>
+    <w:p>
+      <w:pPr>
+        <w:pStyle w:val="BodyText"/>
         <w:numPr>
           <w:ilvl w:val="0"/>
           <w:numId w:val="2"/>
         </w:numPr>
-        <w:spacing w:lineRule="auto" w:line="240" w:before="0" w:after="0"/>
-        <w:rPr>
-          <w:rFonts w:ascii="Arial" w:hAnsi="Arial" w:eastAsia="Times New Roman" w:cs="Arial"/>
-          <w:kern w:val="0"/>
-          <w14:ligatures w14:val="none"/>
-        </w:rPr>
-      </w:pPr>
-      <w:r>
-        <w:rPr>
-          <w:rFonts w:eastAsia="Times New Roman" w:cs="Arial" w:ascii="Arial" w:hAnsi="Arial"/>
-          <w:kern w:val="0"/>
-          <w14:ligatures w14:val="none"/>
-        </w:rPr>
-        <w:t xml:space="preserve">Set </w:t>
-      </w:r>
-      <w:r>
-        <w:rPr>
-          <w:rFonts w:eastAsia="Times New Roman" w:cs="Arial" w:ascii="Arial" w:hAnsi="Arial"/>
-          <w:b/>
-          <w:bCs/>
-          <w:kern w:val="0"/>
-          <w14:ligatures w14:val="none"/>
-        </w:rPr>
-        <w:t>Login shell over serial</w:t>
-      </w:r>
-      <w:r>
-        <w:rPr>
-          <w:rFonts w:eastAsia="Times New Roman" w:cs="Arial" w:ascii="Arial" w:hAnsi="Arial"/>
-          <w:kern w:val="0"/>
-          <w14:ligatures w14:val="none"/>
-        </w:rPr>
-        <w:t xml:space="preserve"> to </w:t>
-      </w:r>
-      <w:r>
-        <w:rPr>
-          <w:rFonts w:eastAsia="Times New Roman" w:cs="Arial" w:ascii="Arial" w:hAnsi="Arial"/>
-          <w:b/>
-          <w:bCs/>
-          <w:kern w:val="0"/>
-          <w14:ligatures w14:val="none"/>
-        </w:rPr>
-        <w:t>NO</w:t>
-      </w:r>
-      <w:r>
-        <w:rPr>
-          <w:rFonts w:eastAsia="Times New Roman" w:cs="Arial" w:ascii="Arial" w:hAnsi="Arial"/>
-          <w:kern w:val="0"/>
-          <w14:ligatures w14:val="none"/>
-        </w:rPr>
-        <w:t>.</w:t>
-      </w:r>
-    </w:p>
-    <w:p>
-      <w:pPr>
-        <w:pStyle w:val="Normal"/>
-        <w:numPr>
-          <w:ilvl w:val="0"/>
-          <w:numId w:val="2"/>
-        </w:numPr>
-        <w:spacing w:lineRule="auto" w:line="240" w:before="0" w:after="0"/>
-        <w:rPr>
-          <w:rFonts w:ascii="Arial" w:hAnsi="Arial" w:eastAsia="Times New Roman" w:cs="Arial"/>
-          <w:kern w:val="0"/>
-          <w14:ligatures w14:val="none"/>
-        </w:rPr>
-      </w:pPr>
-      <w:r>
-        <w:rPr>
-          <w:rFonts w:eastAsia="Times New Roman" w:cs="Arial" w:ascii="Arial" w:hAnsi="Arial"/>
-          <w:kern w:val="0"/>
-          <w14:ligatures w14:val="none"/>
-        </w:rPr>
-        <w:t xml:space="preserve">Set </w:t>
-      </w:r>
-      <w:r>
-        <w:rPr>
-          <w:rFonts w:eastAsia="Times New Roman" w:cs="Arial" w:ascii="Arial" w:hAnsi="Arial"/>
-          <w:b/>
-          <w:bCs/>
-          <w:kern w:val="0"/>
-          <w14:ligatures w14:val="none"/>
-        </w:rPr>
-        <w:t>Hardware serial port</w:t>
-      </w:r>
-      <w:r>
-        <w:rPr>
-          <w:rFonts w:eastAsia="Times New Roman" w:cs="Arial" w:ascii="Arial" w:hAnsi="Arial"/>
-          <w:kern w:val="0"/>
-          <w14:ligatures w14:val="none"/>
-        </w:rPr>
-        <w:t xml:space="preserve"> to </w:t>
-      </w:r>
-      <w:r>
-        <w:rPr>
-          <w:rFonts w:eastAsia="Times New Roman" w:cs="Arial" w:ascii="Arial" w:hAnsi="Arial"/>
-          <w:b/>
-          <w:bCs/>
-          <w:kern w:val="0"/>
-          <w14:ligatures w14:val="none"/>
-        </w:rPr>
-        <w:t>YES</w:t>
-      </w:r>
-      <w:r>
-        <w:rPr>
-          <w:rFonts w:eastAsia="Times New Roman" w:cs="Arial" w:ascii="Arial" w:hAnsi="Arial"/>
-          <w:kern w:val="0"/>
-          <w14:ligatures w14:val="none"/>
-        </w:rPr>
-        <w:t>.</w:t>
-      </w:r>
-    </w:p>
-    <w:p>
-      <w:pPr>
-        <w:pStyle w:val="Normal"/>
-        <w:numPr>
-          <w:ilvl w:val="0"/>
-          <w:numId w:val="2"/>
-        </w:numPr>
-        <w:spacing w:lineRule="auto" w:line="240" w:before="0" w:afterAutospacing="1"/>
-        <w:rPr>
-          <w:rFonts w:ascii="Arial" w:hAnsi="Arial" w:eastAsia="Times New Roman" w:cs="Arial"/>
-          <w:kern w:val="0"/>
-          <w14:ligatures w14:val="none"/>
-        </w:rPr>
-      </w:pPr>
-      <w:r>
-        <w:rPr>
-          <w:rFonts w:eastAsia="Times New Roman" w:cs="Arial" w:ascii="Arial" w:hAnsi="Arial"/>
-          <w:b/>
-          <w:bCs/>
-          <w:kern w:val="0"/>
-          <w14:ligatures w14:val="none"/>
-        </w:rPr>
-        <w:t>Finish</w:t>
-      </w:r>
-      <w:r>
-        <w:rPr>
-          <w:rFonts w:eastAsia="Times New Roman" w:cs="Arial" w:ascii="Arial" w:hAnsi="Arial"/>
-          <w:kern w:val="0"/>
-          <w14:ligatures w14:val="none"/>
-        </w:rPr>
-        <w:t xml:space="preserve"> and </w:t>
-      </w:r>
-      <w:r>
-        <w:rPr>
-          <w:rFonts w:eastAsia="Times New Roman" w:cs="Arial" w:ascii="Arial" w:hAnsi="Arial"/>
-          <w:b/>
-          <w:bCs/>
-          <w:kern w:val="0"/>
-          <w14:ligatures w14:val="none"/>
-        </w:rPr>
-        <w:t>Reboot</w:t>
-      </w:r>
-      <w:r>
-        <w:rPr>
-          <w:rFonts w:eastAsia="Times New Roman" w:cs="Arial" w:ascii="Arial" w:hAnsi="Arial"/>
-          <w:kern w:val="0"/>
-          <w14:ligatures w14:val="none"/>
-        </w:rPr>
-        <w:t>.</w:t>
-      </w:r>
-    </w:p>
-    <w:p>
-      <w:pPr>
-        <w:pStyle w:val="Normal"/>
-        <w:spacing w:lineRule="auto" w:line="240" w:before="0" w:afterAutospacing="1"/>
-        <w:rPr>
-          <w:rFonts w:ascii="Arial" w:hAnsi="Arial" w:eastAsia="Times New Roman" w:cs="Arial"/>
-          <w:kern w:val="0"/>
-          <w14:ligatures w14:val="none"/>
-        </w:rPr>
-      </w:pPr>
-      <w:r>
-        <w:rPr>
-          <w:rFonts w:eastAsia="Times New Roman" w:cs="Arial" w:ascii="Arial" w:hAnsi="Arial"/>
-          <w:kern w:val="0"/>
-          <w14:ligatures w14:val="none"/>
-        </w:rPr>
-      </w:r>
-    </w:p>
-    <w:p>
-      <w:pPr>
-        <w:pStyle w:val="Normal"/>
-        <w:numPr>
-          <w:ilvl w:val="0"/>
-          <w:numId w:val="0"/>
-        </w:numPr>
-        <w:spacing w:lineRule="auto" w:line="240" w:before="0" w:afterAutospacing="1"/>
-        <w:ind w:hanging="0" w:left="0"/>
-        <w:outlineLvl w:val="1"/>
-        <w:rPr>
-          <w:rFonts w:ascii="Arial" w:hAnsi="Arial" w:eastAsia="Times New Roman" w:cs="Arial"/>
-          <w:b/>
-          <w:bCs/>
-          <w:kern w:val="0"/>
-          <w:sz w:val="28"/>
-          <w:szCs w:val="28"/>
-          <w14:ligatures w14:val="none"/>
-        </w:rPr>
-      </w:pPr>
-      <w:r>
-        <w:rPr>
-          <w:rFonts w:eastAsia="Times New Roman" w:cs="Arial" w:ascii="Arial" w:hAnsi="Arial"/>
-          <w:b/>
-          <w:bCs/>
-          <w:kern w:val="0"/>
-          <w:sz w:val="28"/>
-          <w:szCs w:val="28"/>
-          <w14:ligatures w14:val="none"/>
-        </w:rPr>
-        <w:t>5. Software Configuration</w:t>
-      </w:r>
-    </w:p>
-    <w:p>
-      <w:pPr>
-        <w:pStyle w:val="Normal"/>
-        <w:spacing w:lineRule="auto" w:line="240" w:before="0" w:afterAutospacing="1"/>
-        <w:rPr>
-          <w:rFonts w:ascii="Arial" w:hAnsi="Arial" w:eastAsia="Times New Roman" w:cs="Arial"/>
-          <w:kern w:val="0"/>
-          <w14:ligatures w14:val="none"/>
-        </w:rPr>
-      </w:pPr>
-      <w:r>
-        <w:rPr>
-          <w:rFonts w:eastAsia="Times New Roman" w:cs="Arial" w:ascii="Arial" w:hAnsi="Arial"/>
-          <w:kern w:val="0"/>
-          <w14:ligatures w14:val="none"/>
-        </w:rPr>
-        <w:t xml:space="preserve">Launch </w:t>
-      </w:r>
-      <w:r>
-        <w:rPr>
-          <w:rFonts w:eastAsia="Times New Roman" w:cs="Arial" w:ascii="Arial" w:hAnsi="Arial"/>
-          <w:b/>
-          <w:bCs/>
-          <w:kern w:val="0"/>
-          <w14:ligatures w14:val="none"/>
-        </w:rPr>
-        <w:t>AspeQt-2k26</w:t>
-      </w:r>
-      <w:r>
-        <w:rPr>
-          <w:rFonts w:eastAsia="Times New Roman" w:cs="Arial" w:ascii="Arial" w:hAnsi="Arial"/>
-          <w:kern w:val="0"/>
-          <w14:ligatures w14:val="none"/>
-        </w:rPr>
-        <w:t xml:space="preserve"> and enter the </w:t>
-      </w:r>
-      <w:r>
-        <w:rPr>
-          <w:rFonts w:eastAsia="Times New Roman" w:cs="Arial" w:ascii="Arial" w:hAnsi="Arial"/>
-          <w:b/>
-          <w:bCs/>
-          <w:kern w:val="0"/>
-          <w14:ligatures w14:val="none"/>
-        </w:rPr>
-        <w:t>Options &gt; Configure</w:t>
-      </w:r>
-      <w:r>
-        <w:rPr>
-          <w:rFonts w:eastAsia="Times New Roman" w:cs="Arial" w:ascii="Arial" w:hAnsi="Arial"/>
-          <w:kern w:val="0"/>
-          <w14:ligatures w14:val="none"/>
-        </w:rPr>
-        <w:t xml:space="preserve"> menu:</w:t>
-      </w:r>
-    </w:p>
-    <w:p>
-      <w:pPr>
-        <w:pStyle w:val="Normal"/>
+        <w:pBdr/>
+        <w:tabs>
+          <w:tab w:val="clear" w:pos="720"/>
+          <w:tab w:val="left" w:pos="0" w:leader="none"/>
+        </w:tabs>
+        <w:spacing w:lineRule="auto" w:line="274" w:before="0" w:after="140"/>
+        <w:ind w:hanging="283" w:left="709" w:right="0"/>
+        <w:rPr>
+          <w:rFonts w:ascii="Google Sans Text;sans-serif" w:hAnsi="Google Sans Text;sans-serif"/>
+          <w:sz w:val="21"/>
+          <w:szCs w:val="21"/>
+        </w:rPr>
+      </w:pPr>
+      <w:bookmarkStart w:id="17" w:name="p-rc_4b5cbae0aad0c3bc-66"/>
+      <w:bookmarkEnd w:id="17"/>
+      <w:r>
+        <w:rPr>
+          <w:rFonts w:ascii="Google Sans Text;sans-serif" w:hAnsi="Google Sans Text;sans-serif"/>
+          <w:b/>
+          <w:sz w:val="21"/>
+          <w:szCs w:val="21"/>
+        </w:rPr>
+        <w:t>Baud Rate:</w:t>
+      </w:r>
+      <w:r>
+        <w:rPr>
+          <w:rFonts w:ascii="Google Sans Text;sans-serif" w:hAnsi="Google Sans Text;sans-serif"/>
+          <w:sz w:val="21"/>
+          <w:szCs w:val="21"/>
+        </w:rPr>
+        <w:t xml:space="preserve"> Standard start is 19,200. Once verified, the Qt6 engine and Pi 4/5 hardware comfortably support high-speed divisors (up to 127kbps+). </w:t>
+      </w:r>
+    </w:p>
+    <w:p>
+      <w:pPr>
+        <w:pStyle w:val="BodyText"/>
+        <w:spacing w:lineRule="auto" w:line="274" w:before="0" w:after="140"/>
+        <w:ind w:hanging="0" w:left="0" w:right="0"/>
+        <w:rPr>
+          <w:rFonts w:ascii="Google Sans Text;sans-serif" w:hAnsi="Google Sans Text;sans-serif"/>
+          <w:sz w:val="21"/>
+          <w:szCs w:val="21"/>
+        </w:rPr>
+      </w:pPr>
+      <w:bookmarkStart w:id="18" w:name="p-rc_4b5cbae0aad0c3bc-67"/>
+      <w:bookmarkEnd w:id="18"/>
+      <w:r>
+        <w:rPr>
+          <w:rFonts w:ascii="Google Sans Text;sans-serif" w:hAnsi="Google Sans Text;sans-serif"/>
+          <w:sz w:val="21"/>
+          <w:szCs w:val="21"/>
+        </w:rPr>
+        <w:t xml:space="preserve">6. Troubleshooting &amp; Performance Tuning </w:t>
+      </w:r>
+    </w:p>
+    <w:p>
+      <w:pPr>
+        <w:pStyle w:val="BodyText"/>
+        <w:spacing w:lineRule="auto" w:line="274" w:before="0" w:after="140"/>
+        <w:ind w:hanging="0" w:left="0" w:right="0"/>
+        <w:rPr>
+          <w:rFonts w:ascii="Google Sans Text;sans-serif" w:hAnsi="Google Sans Text;sans-serif"/>
+          <w:sz w:val="21"/>
+          <w:szCs w:val="21"/>
+        </w:rPr>
+      </w:pPr>
+      <w:bookmarkStart w:id="19" w:name="p-rc_4b5cbae0aad0c3bc-68"/>
+      <w:bookmarkEnd w:id="19"/>
+      <w:r>
+        <w:rPr>
+          <w:rFonts w:ascii="Google Sans Text;sans-serif" w:hAnsi="Google Sans Text;sans-serif"/>
+          <w:sz w:val="21"/>
+          <w:szCs w:val="21"/>
+        </w:rPr>
+        <w:t xml:space="preserve">Interfacing vintage 1980s hardware with a modern 64-bit Linux environment can sometimes present timing hurdles. If you encounter "Timeout" errors or "Checksum" failures, check the following: </w:t>
+      </w:r>
+    </w:p>
+    <w:p>
+      <w:pPr>
+        <w:pStyle w:val="BodyText"/>
+        <w:spacing w:lineRule="auto" w:line="274" w:before="0" w:after="140"/>
+        <w:ind w:hanging="0" w:left="0" w:right="0"/>
+        <w:rPr>
+          <w:rFonts w:ascii="Google Sans Text;sans-serif" w:hAnsi="Google Sans Text;sans-serif"/>
+          <w:sz w:val="21"/>
+          <w:szCs w:val="21"/>
+        </w:rPr>
+      </w:pPr>
+      <w:r>
+        <w:rPr>
+          <w:rFonts w:ascii="Google Sans Text;sans-serif" w:hAnsi="Google Sans Text;sans-serif"/>
+          <w:sz w:val="21"/>
+          <w:szCs w:val="21"/>
+        </w:rPr>
+      </w:r>
+    </w:p>
+    <w:p>
+      <w:pPr>
+        <w:pStyle w:val="BodyText"/>
+        <w:spacing w:lineRule="auto" w:line="274" w:before="0" w:after="140"/>
+        <w:ind w:hanging="0" w:left="0" w:right="0"/>
+        <w:rPr>
+          <w:rFonts w:ascii="Google Sans Text;sans-serif" w:hAnsi="Google Sans Text;sans-serif"/>
+          <w:sz w:val="21"/>
+          <w:szCs w:val="21"/>
+        </w:rPr>
+      </w:pPr>
+      <w:bookmarkStart w:id="20" w:name="p-rc_4b5cbae0aad0c3bc-69"/>
+      <w:bookmarkEnd w:id="20"/>
+      <w:r>
+        <w:rPr>
+          <w:rFonts w:ascii="Google Sans Text;sans-serif" w:hAnsi="Google Sans Text;sans-serif"/>
+          <w:b/>
+          <w:sz w:val="21"/>
+          <w:szCs w:val="21"/>
+        </w:rPr>
+        <w:t>Common SIO Timing Issues</w:t>
+      </w:r>
+      <w:r>
+        <w:rPr>
+          <w:rFonts w:ascii="Google Sans Text;sans-serif" w:hAnsi="Google Sans Text;sans-serif"/>
+          <w:sz w:val="21"/>
+          <w:szCs w:val="21"/>
+        </w:rPr>
+        <w:t xml:space="preserve"> </w:t>
+      </w:r>
+    </w:p>
+    <w:p>
+      <w:pPr>
+        <w:pStyle w:val="BodyText"/>
         <w:numPr>
           <w:ilvl w:val="0"/>
           <w:numId w:val="3"/>
         </w:numPr>
-        <w:spacing w:lineRule="auto" w:line="240" w:before="0" w:after="0"/>
-        <w:rPr>
-          <w:rFonts w:ascii="Arial" w:hAnsi="Arial" w:eastAsia="Times New Roman" w:cs="Arial"/>
-          <w:kern w:val="0"/>
-          <w14:ligatures w14:val="none"/>
-        </w:rPr>
-      </w:pPr>
-      <w:r>
-        <w:rPr>
-          <w:rFonts w:eastAsia="Times New Roman" w:cs="Arial" w:ascii="Arial" w:hAnsi="Arial"/>
-          <w:b/>
-          <w:bCs/>
-          <w:kern w:val="0"/>
-          <w14:ligatures w14:val="none"/>
-        </w:rPr>
-        <w:t>Serial Port:</w:t>
-      </w:r>
-      <w:r>
-        <w:rPr>
-          <w:rFonts w:eastAsia="Times New Roman" w:cs="Arial" w:ascii="Arial" w:hAnsi="Arial"/>
-          <w:kern w:val="0"/>
-          <w14:ligatures w14:val="none"/>
-        </w:rPr>
-        <w:t xml:space="preserve"> Select </w:t>
-      </w:r>
-      <w:r>
-        <w:rPr>
-          <w:rFonts w:eastAsia="Times New Roman" w:cs="Arial" w:ascii="Arial" w:hAnsi="Arial"/>
-          <w:kern w:val="0"/>
-          <w:sz w:val="20"/>
-          <w:szCs w:val="20"/>
-          <w14:ligatures w14:val="none"/>
-        </w:rPr>
-        <w:t>/dev/serial0</w:t>
-      </w:r>
-      <w:r>
-        <w:rPr>
-          <w:rFonts w:eastAsia="Times New Roman" w:cs="Arial" w:ascii="Arial" w:hAnsi="Arial"/>
-          <w:kern w:val="0"/>
-          <w14:ligatures w14:val="none"/>
-        </w:rPr>
-        <w:t>.</w:t>
-      </w:r>
-    </w:p>
-    <w:p>
-      <w:pPr>
-        <w:pStyle w:val="Normal"/>
+        <w:pBdr/>
+        <w:tabs>
+          <w:tab w:val="clear" w:pos="720"/>
+          <w:tab w:val="left" w:pos="0" w:leader="none"/>
+        </w:tabs>
+        <w:spacing w:lineRule="auto" w:line="274" w:before="0" w:after="140"/>
+        <w:ind w:hanging="283" w:left="709" w:right="0"/>
+        <w:rPr>
+          <w:rFonts w:ascii="Google Sans Text;sans-serif" w:hAnsi="Google Sans Text;sans-serif"/>
+          <w:sz w:val="21"/>
+          <w:szCs w:val="21"/>
+        </w:rPr>
+      </w:pPr>
+      <w:bookmarkStart w:id="21" w:name="p-rc_4b5cbae0aad0c3bc-70"/>
+      <w:bookmarkEnd w:id="21"/>
+      <w:r>
+        <w:rPr>
+          <w:rFonts w:ascii="Google Sans Text;sans-serif" w:hAnsi="Google Sans Text;sans-serif"/>
+          <w:b/>
+          <w:sz w:val="21"/>
+          <w:szCs w:val="21"/>
+        </w:rPr>
+        <w:t>The "Slow-Speed" Fallback:</w:t>
+      </w:r>
+      <w:r>
+        <w:rPr>
+          <w:rFonts w:ascii="Google Sans Text;sans-serif" w:hAnsi="Google Sans Text;sans-serif"/>
+          <w:sz w:val="21"/>
+          <w:szCs w:val="21"/>
+        </w:rPr>
+        <w:t xml:space="preserve"> If your Atari fails to boot the first time, ensure the baud rate is locked at 19,200. Some OS loaders require the initial handshake to be strictly at the standard speed before switching to high-speed routines. </w:t>
+      </w:r>
+    </w:p>
+    <w:p>
+      <w:pPr>
+        <w:pStyle w:val="BodyText"/>
         <w:numPr>
           <w:ilvl w:val="0"/>
           <w:numId w:val="3"/>
         </w:numPr>
-        <w:spacing w:lineRule="auto" w:line="240" w:before="0" w:after="0"/>
-        <w:rPr>
-          <w:rFonts w:ascii="Arial" w:hAnsi="Arial" w:eastAsia="Times New Roman" w:cs="Arial"/>
-          <w:kern w:val="0"/>
-          <w14:ligatures w14:val="none"/>
-        </w:rPr>
-      </w:pPr>
-      <w:r>
-        <w:rPr>
-          <w:rFonts w:eastAsia="Times New Roman" w:cs="Arial" w:ascii="Arial" w:hAnsi="Arial"/>
-          <w:b/>
-          <w:bCs/>
-          <w:kern w:val="0"/>
-          <w14:ligatures w14:val="none"/>
-        </w:rPr>
-        <w:t>Handshake:</w:t>
-      </w:r>
-      <w:r>
-        <w:rPr>
-          <w:rFonts w:eastAsia="Times New Roman" w:cs="Arial" w:ascii="Arial" w:hAnsi="Arial"/>
-          <w:kern w:val="0"/>
-          <w14:ligatures w14:val="none"/>
-        </w:rPr>
-        <w:t xml:space="preserve"> Set to </w:t>
-      </w:r>
-      <w:r>
-        <w:rPr>
-          <w:rFonts w:eastAsia="Times New Roman" w:cs="Arial" w:ascii="Arial" w:hAnsi="Arial"/>
-          <w:b/>
-          <w:bCs/>
-          <w:kern w:val="0"/>
-          <w14:ligatures w14:val="none"/>
-        </w:rPr>
-        <w:t>None</w:t>
-      </w:r>
-      <w:r>
-        <w:rPr>
-          <w:rFonts w:eastAsia="Times New Roman" w:cs="Arial" w:ascii="Arial" w:hAnsi="Arial"/>
-          <w:kern w:val="0"/>
-          <w14:ligatures w14:val="none"/>
-        </w:rPr>
-        <w:t xml:space="preserve"> (unless you have wired the PROCEED/INTERRUPT lines).</w:t>
-      </w:r>
-    </w:p>
-    <w:p>
-      <w:pPr>
-        <w:pStyle w:val="Normal"/>
+        <w:pBdr/>
+        <w:tabs>
+          <w:tab w:val="clear" w:pos="720"/>
+          <w:tab w:val="left" w:pos="0" w:leader="none"/>
+        </w:tabs>
+        <w:spacing w:lineRule="auto" w:line="274" w:before="0" w:after="140"/>
+        <w:ind w:hanging="283" w:left="709" w:right="0"/>
+        <w:rPr>
+          <w:rFonts w:ascii="Google Sans Text;sans-serif" w:hAnsi="Google Sans Text;sans-serif"/>
+          <w:sz w:val="21"/>
+          <w:szCs w:val="21"/>
+        </w:rPr>
+      </w:pPr>
+      <w:bookmarkStart w:id="22" w:name="p-rc_4b5cbae0aad0c3bc-71"/>
+      <w:bookmarkEnd w:id="22"/>
+      <w:r>
+        <w:rPr>
+          <w:rFonts w:ascii="Google Sans Text;sans-serif" w:hAnsi="Google Sans Text;sans-serif"/>
+          <w:b/>
+          <w:sz w:val="21"/>
+          <w:szCs w:val="21"/>
+        </w:rPr>
+        <w:t>Linux Latency (CPU Scaling):</w:t>
+      </w:r>
+      <w:r>
+        <w:rPr>
+          <w:rFonts w:ascii="Google Sans Text;sans-serif" w:hAnsi="Google Sans Text;sans-serif"/>
+          <w:sz w:val="21"/>
+          <w:szCs w:val="21"/>
+        </w:rPr>
+        <w:t xml:space="preserve"> By default, the Pi may throttle its CPU to save power, which can jitter the bit-banging timing of the UART. </w:t>
+      </w:r>
+    </w:p>
+    <w:p>
+      <w:pPr>
+        <w:pStyle w:val="BodyText"/>
+        <w:numPr>
+          <w:ilvl w:val="1"/>
+          <w:numId w:val="3"/>
+        </w:numPr>
+        <w:pBdr/>
+        <w:tabs>
+          <w:tab w:val="clear" w:pos="720"/>
+          <w:tab w:val="left" w:pos="0" w:leader="none"/>
+        </w:tabs>
+        <w:spacing w:lineRule="auto" w:line="274" w:before="0" w:after="140"/>
+        <w:ind w:hanging="283" w:left="1418" w:right="0"/>
+        <w:rPr>
+          <w:sz w:val="21"/>
+          <w:szCs w:val="21"/>
+        </w:rPr>
+      </w:pPr>
+      <w:bookmarkStart w:id="23" w:name="p-rc_4b5cbae0aad0c3bc-72"/>
+      <w:bookmarkEnd w:id="23"/>
+      <w:r>
+        <w:rPr>
+          <w:rFonts w:ascii="Google Sans Text;sans-serif" w:hAnsi="Google Sans Text;sans-serif"/>
+          <w:b/>
+          <w:sz w:val="21"/>
+          <w:szCs w:val="21"/>
+        </w:rPr>
+        <w:t>Fix:</w:t>
+      </w:r>
+      <w:r>
+        <w:rPr>
+          <w:rFonts w:ascii="Google Sans Text;sans-serif" w:hAnsi="Google Sans Text;sans-serif"/>
+          <w:sz w:val="21"/>
+          <w:szCs w:val="21"/>
+        </w:rPr>
+        <w:t xml:space="preserve"> Set your Pi to "Performance" mode by running: </w:t>
+      </w:r>
+      <w:r>
+        <w:rPr>
+          <w:rStyle w:val="SourceText"/>
+          <w:rFonts w:ascii="Google Sans Text;sans-serif" w:hAnsi="Google Sans Text;sans-serif"/>
+          <w:sz w:val="21"/>
+          <w:szCs w:val="21"/>
+        </w:rPr>
+        <w:t>echo performance | sudo tee /sys/devices/system/cpu/cpu*/cpufreq/scaling_governor</w:t>
+      </w:r>
+      <w:r>
+        <w:rPr>
+          <w:rFonts w:ascii="Google Sans Text;sans-serif" w:hAnsi="Google Sans Text;sans-serif"/>
+          <w:sz w:val="21"/>
+          <w:szCs w:val="21"/>
+        </w:rPr>
+        <w:t xml:space="preserve"> </w:t>
+      </w:r>
+    </w:p>
+    <w:p>
+      <w:pPr>
+        <w:pStyle w:val="BodyText"/>
         <w:numPr>
           <w:ilvl w:val="0"/>
           <w:numId w:val="3"/>
         </w:numPr>
-        <w:spacing w:lineRule="auto" w:line="240" w:before="0" w:afterAutospacing="1"/>
-        <w:rPr>
-          <w:rFonts w:ascii="Arial" w:hAnsi="Arial" w:eastAsia="Times New Roman" w:cs="Arial"/>
-          <w:kern w:val="0"/>
-          <w14:ligatures w14:val="none"/>
-        </w:rPr>
-      </w:pPr>
-      <w:r>
-        <w:rPr>
-          <w:rFonts w:eastAsia="Times New Roman" w:cs="Arial" w:ascii="Arial" w:hAnsi="Arial"/>
-          <w:b/>
-          <w:bCs/>
-          <w:kern w:val="0"/>
-          <w14:ligatures w14:val="none"/>
-        </w:rPr>
-        <w:t>Baud Rate:</w:t>
-      </w:r>
-      <w:r>
-        <w:rPr>
-          <w:rFonts w:eastAsia="Times New Roman" w:cs="Arial" w:ascii="Arial" w:hAnsi="Arial"/>
-          <w:kern w:val="0"/>
-          <w14:ligatures w14:val="none"/>
-        </w:rPr>
-        <w:t xml:space="preserve"> Standard start is </w:t>
-      </w:r>
-      <w:r>
-        <w:rPr>
-          <w:rFonts w:eastAsia="Times New Roman" w:cs="Arial" w:ascii="Arial" w:hAnsi="Arial"/>
-          <w:b/>
-          <w:bCs/>
-          <w:kern w:val="0"/>
-          <w14:ligatures w14:val="none"/>
-        </w:rPr>
-        <w:t>19,200</w:t>
-      </w:r>
-      <w:r>
-        <w:rPr>
-          <w:rFonts w:eastAsia="Times New Roman" w:cs="Arial" w:ascii="Arial" w:hAnsi="Arial"/>
-          <w:kern w:val="0"/>
-          <w14:ligatures w14:val="none"/>
-        </w:rPr>
-        <w:t>. Once verified, the Qt6 engine and Pi 4/5 hardware comfortably support high-speed divisors (up to 127kbps+).</w:t>
-      </w:r>
-    </w:p>
-    <w:p>
-      <w:pPr>
-        <w:pStyle w:val="Normal"/>
-        <w:spacing w:lineRule="auto" w:line="240" w:before="0" w:afterAutospacing="1"/>
-        <w:ind w:left="720"/>
-        <w:rPr>
-          <w:rFonts w:ascii="Arial" w:hAnsi="Arial" w:eastAsia="Times New Roman" w:cs="Arial"/>
-          <w:b/>
-          <w:bCs/>
-          <w:kern w:val="0"/>
-          <w14:ligatures w14:val="none"/>
-        </w:rPr>
-      </w:pPr>
-      <w:r>
-        <w:rPr>
-          <w:rFonts w:eastAsia="Times New Roman" w:cs="Arial" w:ascii="Arial" w:hAnsi="Arial"/>
-          <w:b/>
-          <w:bCs/>
-          <w:kern w:val="0"/>
-          <w14:ligatures w14:val="none"/>
-        </w:rPr>
-      </w:r>
-    </w:p>
-    <w:p>
-      <w:pPr>
-        <w:pStyle w:val="Normal"/>
-        <w:numPr>
-          <w:ilvl w:val="0"/>
-          <w:numId w:val="0"/>
-        </w:numPr>
-        <w:spacing w:lineRule="auto" w:line="240" w:beforeAutospacing="1" w:afterAutospacing="1"/>
-        <w:ind w:hanging="0" w:left="0"/>
-        <w:outlineLvl w:val="1"/>
-        <w:rPr>
-          <w:rFonts w:ascii="Times New Roman" w:hAnsi="Times New Roman" w:eastAsia="Times New Roman" w:cs="Times New Roman"/>
-          <w:b/>
-          <w:bCs/>
-          <w:kern w:val="0"/>
-          <w:sz w:val="28"/>
-          <w:szCs w:val="28"/>
-          <w14:ligatures w14:val="none"/>
-        </w:rPr>
-      </w:pPr>
-      <w:r>
-        <w:rPr>
-          <w:rFonts w:eastAsia="Times New Roman" w:cs="Times New Roman" w:ascii="Times New Roman" w:hAnsi="Times New Roman"/>
-          <w:b/>
-          <w:bCs/>
-          <w:kern w:val="0"/>
-          <w:sz w:val="28"/>
-          <w:szCs w:val="28"/>
-          <w14:ligatures w14:val="none"/>
-        </w:rPr>
-        <w:t>6. Troubleshooting &amp; Performance Tuning</w:t>
-      </w:r>
-    </w:p>
-    <w:p>
-      <w:pPr>
-        <w:pStyle w:val="Normal"/>
-        <w:spacing w:lineRule="auto" w:line="240" w:beforeAutospacing="1" w:afterAutospacing="1"/>
-        <w:rPr>
-          <w:rFonts w:ascii="Times New Roman" w:hAnsi="Times New Roman" w:eastAsia="Times New Roman" w:cs="Times New Roman"/>
-          <w:kern w:val="0"/>
-          <w14:ligatures w14:val="none"/>
-        </w:rPr>
-      </w:pPr>
-      <w:r>
-        <w:rPr>
-          <w:rFonts w:eastAsia="Times New Roman" w:cs="Times New Roman" w:ascii="Times New Roman" w:hAnsi="Times New Roman"/>
-          <w:kern w:val="0"/>
-          <w14:ligatures w14:val="none"/>
-        </w:rPr>
-        <w:t>Interfacing vintage 1980s hardware with a modern 64-bit Linux environment can sometimes present timing hurdles. If you encounter "Timeout" errors or "Checksum" failures, check the following:</w:t>
-      </w:r>
-    </w:p>
-    <w:p>
-      <w:pPr>
-        <w:pStyle w:val="Normal"/>
-        <w:numPr>
-          <w:ilvl w:val="0"/>
-          <w:numId w:val="0"/>
-        </w:numPr>
-        <w:spacing w:lineRule="auto" w:line="240" w:beforeAutospacing="1" w:afterAutospacing="1"/>
-        <w:ind w:hanging="0" w:left="0"/>
-        <w:outlineLvl w:val="2"/>
-        <w:rPr>
-          <w:rFonts w:ascii="Times New Roman" w:hAnsi="Times New Roman" w:eastAsia="Times New Roman" w:cs="Times New Roman"/>
-          <w:b/>
-          <w:bCs/>
-          <w:kern w:val="0"/>
-          <w:sz w:val="27"/>
-          <w:szCs w:val="27"/>
-          <w14:ligatures w14:val="none"/>
-        </w:rPr>
-      </w:pPr>
-      <w:r>
-        <w:rPr>
-          <w:rFonts w:eastAsia="Times New Roman" w:cs="Times New Roman" w:ascii="Times New Roman" w:hAnsi="Times New Roman"/>
-          <w:b/>
-          <w:bCs/>
-          <w:kern w:val="0"/>
-          <w:sz w:val="27"/>
-          <w:szCs w:val="27"/>
-          <w14:ligatures w14:val="none"/>
-        </w:rPr>
-        <w:t>Common SIO Timing Issues</w:t>
-      </w:r>
-    </w:p>
-    <w:p>
-      <w:pPr>
-        <w:pStyle w:val="Normal"/>
+        <w:pBdr/>
+        <w:tabs>
+          <w:tab w:val="clear" w:pos="720"/>
+          <w:tab w:val="left" w:pos="0" w:leader="none"/>
+        </w:tabs>
+        <w:spacing w:lineRule="auto" w:line="274" w:before="0" w:after="140"/>
+        <w:ind w:hanging="283" w:left="709" w:right="0"/>
+        <w:rPr>
+          <w:rFonts w:ascii="Google Sans Text;sans-serif" w:hAnsi="Google Sans Text;sans-serif"/>
+          <w:sz w:val="21"/>
+          <w:szCs w:val="21"/>
+        </w:rPr>
+      </w:pPr>
+      <w:bookmarkStart w:id="24" w:name="p-rc_4b5cbae0aad0c3bc-73"/>
+      <w:bookmarkEnd w:id="24"/>
+      <w:r>
+        <w:rPr>
+          <w:rFonts w:ascii="Google Sans Text;sans-serif" w:hAnsi="Google Sans Text;sans-serif"/>
+          <w:b/>
+          <w:sz w:val="21"/>
+          <w:szCs w:val="21"/>
+        </w:rPr>
+        <w:t>The Level Shifter Bottleneck:</w:t>
+      </w:r>
+      <w:r>
+        <w:rPr>
+          <w:rFonts w:ascii="Google Sans Text;sans-serif" w:hAnsi="Google Sans Text;sans-serif"/>
+          <w:sz w:val="21"/>
+          <w:szCs w:val="21"/>
+        </w:rPr>
+        <w:t xml:space="preserve"> Cheap bi-directional level shifters sometimes struggle with high-frequency signals. If you cannot reach speeds above 54kbps, ensure your shifter is rated for high-speed I2C/SPI (at least 2MHz). </w:t>
+      </w:r>
+    </w:p>
+    <w:p>
+      <w:pPr>
+        <w:pStyle w:val="BodyText"/>
+        <w:spacing w:lineRule="auto" w:line="274" w:before="0" w:after="140"/>
+        <w:ind w:hanging="0" w:left="0" w:right="0"/>
+        <w:rPr>
+          <w:rFonts w:ascii="Google Sans Text;sans-serif" w:hAnsi="Google Sans Text;sans-serif"/>
+          <w:b/>
+          <w:sz w:val="21"/>
+          <w:szCs w:val="21"/>
+        </w:rPr>
+      </w:pPr>
+      <w:r>
+        <w:rPr>
+          <w:rFonts w:ascii="Google Sans Text;sans-serif" w:hAnsi="Google Sans Text;sans-serif"/>
+          <w:b/>
+          <w:sz w:val="21"/>
+          <w:szCs w:val="21"/>
+        </w:rPr>
+      </w:r>
+    </w:p>
+    <w:p>
+      <w:pPr>
+        <w:pStyle w:val="BodyText"/>
+        <w:spacing w:lineRule="auto" w:line="274" w:before="0" w:after="140"/>
+        <w:ind w:hanging="0" w:left="0" w:right="0"/>
+        <w:rPr>
+          <w:rFonts w:ascii="Google Sans Text;sans-serif" w:hAnsi="Google Sans Text;sans-serif"/>
+          <w:b/>
+          <w:sz w:val="21"/>
+          <w:szCs w:val="21"/>
+        </w:rPr>
+      </w:pPr>
+      <w:r>
+        <w:rPr>
+          <w:rFonts w:ascii="Google Sans Text;sans-serif" w:hAnsi="Google Sans Text;sans-serif"/>
+          <w:b/>
+          <w:sz w:val="21"/>
+          <w:szCs w:val="21"/>
+        </w:rPr>
+      </w:r>
+    </w:p>
+    <w:p>
+      <w:pPr>
+        <w:pStyle w:val="BodyText"/>
+        <w:spacing w:lineRule="auto" w:line="274" w:before="0" w:after="140"/>
+        <w:ind w:hanging="0" w:left="0" w:right="0"/>
+        <w:rPr>
+          <w:rFonts w:ascii="Google Sans Text;sans-serif" w:hAnsi="Google Sans Text;sans-serif"/>
+          <w:sz w:val="21"/>
+          <w:szCs w:val="21"/>
+        </w:rPr>
+      </w:pPr>
+      <w:bookmarkStart w:id="25" w:name="p-rc_4b5cbae0aad0c3bc-74"/>
+      <w:bookmarkEnd w:id="25"/>
+      <w:r>
+        <w:rPr>
+          <w:rFonts w:ascii="Google Sans Text;sans-serif" w:hAnsi="Google Sans Text;sans-serif"/>
+          <w:b/>
+          <w:sz w:val="21"/>
+          <w:szCs w:val="21"/>
+        </w:rPr>
+        <w:t>Handshaking and GPIO 14/15</w:t>
+      </w:r>
+      <w:r>
+        <w:rPr>
+          <w:rFonts w:ascii="Google Sans Text;sans-serif" w:hAnsi="Google Sans Text;sans-serif"/>
+          <w:sz w:val="21"/>
+          <w:szCs w:val="21"/>
+        </w:rPr>
+        <w:t xml:space="preserve"> </w:t>
+      </w:r>
+    </w:p>
+    <w:p>
+      <w:pPr>
+        <w:pStyle w:val="BodyText"/>
         <w:numPr>
           <w:ilvl w:val="0"/>
           <w:numId w:val="4"/>
         </w:numPr>
-        <w:spacing w:lineRule="auto" w:line="240" w:beforeAutospacing="1" w:after="0"/>
-        <w:rPr>
-          <w:rFonts w:ascii="Times New Roman" w:hAnsi="Times New Roman" w:eastAsia="Times New Roman" w:cs="Times New Roman"/>
-          <w:kern w:val="0"/>
-          <w14:ligatures w14:val="none"/>
-        </w:rPr>
-      </w:pPr>
-      <w:r>
-        <w:rPr>
-          <w:rFonts w:eastAsia="Times New Roman" w:cs="Times New Roman" w:ascii="Times New Roman" w:hAnsi="Times New Roman"/>
-          <w:b/>
-          <w:bCs/>
-          <w:kern w:val="0"/>
-          <w14:ligatures w14:val="none"/>
-        </w:rPr>
-        <w:t>The "Slow-Speed" Fallback:</w:t>
-      </w:r>
-      <w:r>
-        <w:rPr>
-          <w:rFonts w:eastAsia="Times New Roman" w:cs="Times New Roman" w:ascii="Times New Roman" w:hAnsi="Times New Roman"/>
-          <w:kern w:val="0"/>
-          <w14:ligatures w14:val="none"/>
-        </w:rPr>
-        <w:t xml:space="preserve"> If your Atari fails to boot the first time, ensure the baud rate is locked at </w:t>
-      </w:r>
-      <w:r>
-        <w:rPr>
-          <w:rFonts w:eastAsia="Times New Roman" w:cs="Times New Roman" w:ascii="Times New Roman" w:hAnsi="Times New Roman"/>
-          <w:b/>
-          <w:bCs/>
-          <w:kern w:val="0"/>
-          <w14:ligatures w14:val="none"/>
-        </w:rPr>
-        <w:t>19,200</w:t>
-      </w:r>
-      <w:r>
-        <w:rPr>
-          <w:rFonts w:eastAsia="Times New Roman" w:cs="Times New Roman" w:ascii="Times New Roman" w:hAnsi="Times New Roman"/>
-          <w:kern w:val="0"/>
-          <w14:ligatures w14:val="none"/>
-        </w:rPr>
-        <w:t>. Some OS loaders require the initial handshake to be strictly at the standard speed before switching to high-speed routines.</w:t>
-      </w:r>
-    </w:p>
-    <w:p>
-      <w:pPr>
-        <w:pStyle w:val="Normal"/>
-        <w:numPr>
-          <w:ilvl w:val="0"/>
-          <w:numId w:val="0"/>
-        </w:numPr>
-        <w:spacing w:lineRule="auto" w:line="240" w:beforeAutospacing="1" w:after="0"/>
-        <w:ind w:hanging="0" w:left="720"/>
-        <w:rPr>
-          <w:rFonts w:ascii="Times New Roman" w:hAnsi="Times New Roman" w:eastAsia="Times New Roman" w:cs="Times New Roman"/>
-          <w:kern w:val="0"/>
-          <w14:ligatures w14:val="none"/>
-        </w:rPr>
-      </w:pPr>
-      <w:r>
-        <w:rPr>
-          <w:rFonts w:eastAsia="Times New Roman" w:cs="Times New Roman" w:ascii="Times New Roman" w:hAnsi="Times New Roman"/>
-          <w:kern w:val="0"/>
-          <w14:ligatures w14:val="none"/>
-        </w:rPr>
-      </w:r>
-    </w:p>
-    <w:p>
-      <w:pPr>
-        <w:pStyle w:val="Normal"/>
-        <w:numPr>
-          <w:ilvl w:val="0"/>
-          <w:numId w:val="4"/>
-        </w:numPr>
-        <w:spacing w:lineRule="auto" w:line="240" w:before="0" w:after="0"/>
-        <w:rPr>
-          <w:rFonts w:ascii="Times New Roman" w:hAnsi="Times New Roman" w:eastAsia="Times New Roman" w:cs="Times New Roman"/>
-          <w:kern w:val="0"/>
-          <w14:ligatures w14:val="none"/>
-        </w:rPr>
-      </w:pPr>
-      <w:r>
-        <w:rPr>
-          <w:rFonts w:eastAsia="Times New Roman" w:cs="Times New Roman" w:ascii="Times New Roman" w:hAnsi="Times New Roman"/>
-          <w:b/>
-          <w:bCs/>
-          <w:kern w:val="0"/>
-          <w14:ligatures w14:val="none"/>
-        </w:rPr>
-        <w:t>Linux Latency (CPU Scaling):</w:t>
-      </w:r>
-      <w:r>
-        <w:rPr>
-          <w:rFonts w:eastAsia="Times New Roman" w:cs="Times New Roman" w:ascii="Times New Roman" w:hAnsi="Times New Roman"/>
-          <w:kern w:val="0"/>
-          <w14:ligatures w14:val="none"/>
-        </w:rPr>
-        <w:t xml:space="preserve"> By default, the Pi may throttle its CPU to save power, which can jitter the bit-banging timing of the UART.</w:t>
-      </w:r>
-    </w:p>
-    <w:p>
-      <w:pPr>
-        <w:pStyle w:val="Normal"/>
-        <w:numPr>
-          <w:ilvl w:val="1"/>
-          <w:numId w:val="4"/>
-        </w:numPr>
-        <w:spacing w:lineRule="auto" w:line="240" w:before="0" w:after="0"/>
-        <w:rPr>
-          <w:rFonts w:ascii="Times New Roman" w:hAnsi="Times New Roman" w:eastAsia="Times New Roman" w:cs="Times New Roman"/>
-          <w:kern w:val="0"/>
-          <w14:ligatures w14:val="none"/>
-        </w:rPr>
-      </w:pPr>
-      <w:r>
-        <w:rPr>
-          <w:rFonts w:eastAsia="Times New Roman" w:cs="Times New Roman" w:ascii="Times New Roman" w:hAnsi="Times New Roman"/>
-          <w:i/>
-          <w:iCs/>
-          <w:kern w:val="0"/>
-          <w14:ligatures w14:val="none"/>
-        </w:rPr>
-        <w:t>Fix:</w:t>
-      </w:r>
-      <w:r>
-        <w:rPr>
-          <w:rFonts w:eastAsia="Times New Roman" w:cs="Times New Roman" w:ascii="Times New Roman" w:hAnsi="Times New Roman"/>
-          <w:kern w:val="0"/>
-          <w14:ligatures w14:val="none"/>
-        </w:rPr>
-        <w:t xml:space="preserve"> Set your Pi to "Performance" mode by running: </w:t>
-      </w:r>
-      <w:r>
-        <w:rPr>
-          <w:rFonts w:eastAsia="Times New Roman" w:cs="Courier New" w:ascii="Courier New" w:hAnsi="Courier New"/>
-          <w:kern w:val="0"/>
-          <w:sz w:val="20"/>
-          <w:szCs w:val="20"/>
-          <w14:ligatures w14:val="none"/>
-        </w:rPr>
-        <w:t>echo performance | sudo tee /sys/devices/system/cpu/cpu*/cpufreq/scaling_governor</w:t>
-      </w:r>
-    </w:p>
-    <w:p>
-      <w:pPr>
-        <w:pStyle w:val="Normal"/>
-        <w:numPr>
-          <w:ilvl w:val="0"/>
-          <w:numId w:val="0"/>
-        </w:numPr>
-        <w:spacing w:lineRule="auto" w:line="240" w:before="0" w:after="0"/>
-        <w:ind w:hanging="0" w:left="1440"/>
-        <w:rPr>
-          <w:rFonts w:ascii="Times New Roman" w:hAnsi="Times New Roman" w:eastAsia="Times New Roman" w:cs="Times New Roman"/>
-          <w:kern w:val="0"/>
-          <w14:ligatures w14:val="none"/>
-        </w:rPr>
-      </w:pPr>
-      <w:r>
-        <w:rPr>
-          <w:rFonts w:eastAsia="Times New Roman" w:cs="Times New Roman" w:ascii="Times New Roman" w:hAnsi="Times New Roman"/>
-          <w:kern w:val="0"/>
-          <w14:ligatures w14:val="none"/>
-        </w:rPr>
-      </w:r>
-    </w:p>
-    <w:p>
-      <w:pPr>
-        <w:pStyle w:val="Normal"/>
-        <w:numPr>
-          <w:ilvl w:val="0"/>
-          <w:numId w:val="4"/>
-        </w:numPr>
-        <w:spacing w:lineRule="auto" w:line="240" w:before="0" w:afterAutospacing="1"/>
-        <w:rPr>
-          <w:rFonts w:ascii="Times New Roman" w:hAnsi="Times New Roman" w:eastAsia="Times New Roman" w:cs="Times New Roman"/>
-          <w:kern w:val="0"/>
-          <w14:ligatures w14:val="none"/>
-        </w:rPr>
-      </w:pPr>
-      <w:r>
-        <w:rPr>
-          <w:rFonts w:eastAsia="Times New Roman" w:cs="Times New Roman" w:ascii="Times New Roman" w:hAnsi="Times New Roman"/>
-          <w:b/>
-          <w:bCs/>
-          <w:kern w:val="0"/>
-          <w14:ligatures w14:val="none"/>
-        </w:rPr>
-        <w:t>The Level Shifter Bottleneck:</w:t>
-      </w:r>
-      <w:r>
-        <w:rPr>
-          <w:rFonts w:eastAsia="Times New Roman" w:cs="Times New Roman" w:ascii="Times New Roman" w:hAnsi="Times New Roman"/>
-          <w:kern w:val="0"/>
-          <w14:ligatures w14:val="none"/>
-        </w:rPr>
-        <w:t xml:space="preserve"> Cheap bi-directional level shifters sometimes struggle with high-frequency signals. If you cannot reach speeds above 54kbps, ensure your shifter is rated for high-speed I2C/SPI (at least 2MHz).</w:t>
-      </w:r>
-    </w:p>
-    <w:p>
-      <w:pPr>
-        <w:pStyle w:val="Normal"/>
-        <w:numPr>
-          <w:ilvl w:val="0"/>
-          <w:numId w:val="0"/>
-        </w:numPr>
-        <w:spacing w:lineRule="auto" w:line="240" w:beforeAutospacing="1" w:afterAutospacing="1"/>
-        <w:ind w:hanging="0" w:left="0"/>
-        <w:outlineLvl w:val="2"/>
-        <w:rPr>
-          <w:rFonts w:ascii="Times New Roman" w:hAnsi="Times New Roman" w:eastAsia="Times New Roman" w:cs="Times New Roman"/>
-          <w:b/>
-          <w:bCs/>
-          <w:kern w:val="0"/>
-          <w:sz w:val="27"/>
-          <w:szCs w:val="27"/>
-          <w14:ligatures w14:val="none"/>
-        </w:rPr>
-      </w:pPr>
-      <w:r>
-        <w:rPr>
-          <w:rFonts w:eastAsia="Times New Roman" w:cs="Times New Roman" w:ascii="Times New Roman" w:hAnsi="Times New Roman"/>
-          <w:b/>
-          <w:bCs/>
-          <w:kern w:val="0"/>
-          <w:sz w:val="27"/>
-          <w:szCs w:val="27"/>
-          <w14:ligatures w14:val="none"/>
-        </w:rPr>
-        <w:t>Handshaking and GPIO 14/15</w:t>
-      </w:r>
-    </w:p>
-    <w:p>
-      <w:pPr>
-        <w:pStyle w:val="Normal"/>
-        <w:numPr>
-          <w:ilvl w:val="0"/>
-          <w:numId w:val="5"/>
-        </w:numPr>
-        <w:spacing w:lineRule="auto" w:line="240" w:beforeAutospacing="1" w:after="0"/>
-        <w:rPr>
-          <w:rFonts w:ascii="Times New Roman" w:hAnsi="Times New Roman" w:eastAsia="Times New Roman" w:cs="Times New Roman"/>
-          <w:kern w:val="0"/>
-          <w14:ligatures w14:val="none"/>
-        </w:rPr>
-      </w:pPr>
-      <w:r>
-        <w:rPr>
-          <w:rFonts w:eastAsia="Times New Roman" w:cs="Times New Roman" w:ascii="Times New Roman" w:hAnsi="Times New Roman"/>
-          <w:b/>
-          <w:bCs/>
-          <w:kern w:val="0"/>
-          <w14:ligatures w14:val="none"/>
+        <w:pBdr/>
+        <w:tabs>
+          <w:tab w:val="clear" w:pos="720"/>
+          <w:tab w:val="left" w:pos="0" w:leader="none"/>
+        </w:tabs>
+        <w:spacing w:lineRule="auto" w:line="274" w:before="0" w:after="140"/>
+        <w:ind w:hanging="283" w:left="709" w:right="0"/>
+        <w:rPr>
+          <w:sz w:val="21"/>
+          <w:szCs w:val="21"/>
+        </w:rPr>
+      </w:pPr>
+      <w:bookmarkStart w:id="26" w:name="p-rc_4b5cbae0aad0c3bc-75"/>
+      <w:bookmarkEnd w:id="26"/>
+      <w:r>
+        <w:rPr>
+          <w:rFonts w:ascii="Google Sans Text;sans-serif" w:hAnsi="Google Sans Text;sans-serif"/>
+          <w:b/>
+          <w:sz w:val="21"/>
+          <w:szCs w:val="21"/>
         </w:rPr>
         <w:t>Permissions:</w:t>
       </w:r>
       <w:r>
         <w:rPr>
-          <w:rFonts w:eastAsia="Times New Roman" w:cs="Times New Roman" w:ascii="Times New Roman" w:hAnsi="Times New Roman"/>
-          <w:kern w:val="0"/>
-          <w14:ligatures w14:val="none"/>
-        </w:rPr>
-        <w:t xml:space="preserve"> If AspeQt cannot open </w:t>
-      </w:r>
-      <w:r>
-        <w:rPr>
-          <w:rFonts w:eastAsia="Times New Roman" w:cs="Courier New" w:ascii="Courier New" w:hAnsi="Courier New"/>
-          <w:kern w:val="0"/>
-          <w:sz w:val="20"/>
-          <w:szCs w:val="20"/>
-          <w14:ligatures w14:val="none"/>
-        </w:rPr>
-        <w:t>/dev/serial0</w:t>
-      </w:r>
-      <w:r>
-        <w:rPr>
-          <w:rFonts w:eastAsia="Times New Roman" w:cs="Times New Roman" w:ascii="Times New Roman" w:hAnsi="Times New Roman"/>
-          <w:kern w:val="0"/>
-          <w14:ligatures w14:val="none"/>
-        </w:rPr>
-        <w:t xml:space="preserve">, ensure your user is part of the dialout group: </w:t>
-      </w:r>
-      <w:r>
-        <w:rPr>
-          <w:rFonts w:eastAsia="Times New Roman" w:cs="Courier New" w:ascii="Courier New" w:hAnsi="Courier New"/>
-          <w:kern w:val="0"/>
-          <w:sz w:val="20"/>
-          <w:szCs w:val="20"/>
-          <w14:ligatures w14:val="none"/>
+          <w:rFonts w:ascii="Google Sans Text;sans-serif" w:hAnsi="Google Sans Text;sans-serif"/>
+          <w:sz w:val="21"/>
+          <w:szCs w:val="21"/>
+        </w:rPr>
+        <w:t xml:space="preserve"> If AspeQt cannot open /dev/serial0, ensure your user is part of the dialout group: </w:t>
+      </w:r>
+      <w:r>
+        <w:rPr>
+          <w:rStyle w:val="SourceText"/>
+          <w:rFonts w:ascii="Google Sans Text;sans-serif" w:hAnsi="Google Sans Text;sans-serif"/>
+          <w:sz w:val="21"/>
+          <w:szCs w:val="21"/>
         </w:rPr>
         <w:t>sudo usermod -a -G dialout $USER</w:t>
       </w:r>
       <w:r>
         <w:rPr>
-          <w:rFonts w:eastAsia="Times New Roman" w:cs="Times New Roman" w:ascii="Times New Roman" w:hAnsi="Times New Roman"/>
-          <w:kern w:val="0"/>
-          <w14:ligatures w14:val="none"/>
-        </w:rPr>
-        <w:t xml:space="preserve"> (requires a log-out/log-in to take effect).</w:t>
-      </w:r>
-    </w:p>
-    <w:p>
-      <w:pPr>
-        <w:pStyle w:val="Normal"/>
-        <w:numPr>
-          <w:ilvl w:val="0"/>
-          <w:numId w:val="0"/>
-        </w:numPr>
-        <w:spacing w:lineRule="auto" w:line="240" w:before="0" w:afterAutospacing="1"/>
-        <w:ind w:hanging="0" w:left="720"/>
-        <w:rPr>
-          <w:rFonts w:ascii="Times New Roman" w:hAnsi="Times New Roman" w:eastAsia="Times New Roman" w:cs="Times New Roman"/>
-          <w:kern w:val="0"/>
-          <w14:ligatures w14:val="none"/>
-        </w:rPr>
-      </w:pPr>
-      <w:r>
-        <w:rPr>
-          <w:rFonts w:eastAsia="Times New Roman" w:cs="Times New Roman" w:ascii="Times New Roman" w:hAnsi="Times New Roman"/>
-          <w:kern w:val="0"/>
-          <w14:ligatures w14:val="none"/>
-        </w:rPr>
-      </w:r>
-    </w:p>
-    <w:p>
-      <w:pPr>
-        <w:pStyle w:val="Normal"/>
-        <w:spacing w:lineRule="auto" w:line="240" w:before="0" w:after="0"/>
-        <w:rPr>
-          <w:rFonts w:ascii="Times New Roman" w:hAnsi="Times New Roman" w:eastAsia="Times New Roman" w:cs="Times New Roman"/>
-          <w:kern w:val="0"/>
-          <w14:ligatures w14:val="none"/>
-        </w:rPr>
-      </w:pPr>
-      <w:r>
-        <w:rPr>
-          <w:rFonts w:eastAsia="Times New Roman" w:cs="Times New Roman" w:ascii="Times New Roman" w:hAnsi="Times New Roman"/>
-          <w:kern w:val="0"/>
-          <w14:ligatures w14:val="none"/>
-        </w:rPr>
-      </w:r>
-    </w:p>
-    <w:p>
-      <w:pPr>
-        <w:pStyle w:val="Normal"/>
-        <w:spacing w:lineRule="auto" w:line="240" w:before="0" w:after="0"/>
-        <w:rPr>
-          <w:rFonts w:ascii="Arial" w:hAnsi="Arial" w:eastAsia="Times New Roman" w:cs="Arial"/>
-          <w:kern w:val="0"/>
-          <w14:ligatures w14:val="none"/>
-        </w:rPr>
-      </w:pPr>
-      <w:r>
-        <w:rPr/>
-        <mc:AlternateContent>
-          <mc:Choice Requires="wps">
-            <w:drawing>
-              <wp:inline distT="0" distB="0" distL="0" distR="0">
-                <wp:extent cx="5943600" cy="635"/>
-                <wp:effectExtent l="0" t="0" r="0" b="0"/>
-                <wp:docPr id="2" name="Shape2"/>
-                <a:graphic xmlns:a="http://schemas.openxmlformats.org/drawingml/2006/main">
-                  <a:graphicData uri="http://schemas.microsoft.com/office/word/2010/wordprocessingShape">
-                    <wps:wsp>
-                      <wps:cNvSpPr/>
-                      <wps:spPr>
-                        <a:xfrm>
-                          <a:off x="0" y="0"/>
-                          <a:ext cx="5943600" cy="720"/>
-                        </a:xfrm>
-                        <a:prstGeom prst="rect">
-                          <a:avLst/>
-                        </a:prstGeom>
-                        <a:solidFill>
-                          <a:srgbClr val="a0a0a0"/>
-                        </a:solidFill>
-                        <a:ln w="0">
-                          <a:noFill/>
-                        </a:ln>
-                      </wps:spPr>
-                      <wps:style>
-                        <a:lnRef idx="0"/>
-                        <a:fillRef idx="0"/>
-                        <a:effectRef idx="0"/>
-                        <a:fontRef idx="minor"/>
-                      </wps:style>
-                      <wps:bodyPr/>
-                    </wps:wsp>
-                  </a:graphicData>
-                </a:graphic>
-                <wp14:sizeRelH relativeFrom="page">
-                  <wp14:pctWidth>100000</wp14:pctWidth>
-                </wp14:sizeRelH>
-              </wp:inline>
-            </w:drawing>
-          </mc:Choice>
-          <mc:Fallback>
-            <w:pict>
-              <v:rect id="shape_0" ID="Shape2" path="m0,0l-2147483645,0l-2147483645,-2147483646l0,-2147483646xe" fillcolor="#a0a0a0" stroked="f" o:allowincell="f" style="position:absolute;margin-left:0pt;margin-top:-0.1pt;width:467.95pt;height:0pt;mso-wrap-style:none;v-text-anchor:middle;mso-position-vertical:top">
-                <v:fill o:detectmouseclick="t" type="solid" color2="#5f5f5f"/>
-                <v:stroke color="#3465a4" joinstyle="round" endcap="flat"/>
-                <w10:wrap type="square"/>
-              </v:rect>
-            </w:pict>
-          </mc:Fallback>
-        </mc:AlternateContent>
-      </w:r>
-    </w:p>
-    <w:p>
-      <w:pPr>
-        <w:pStyle w:val="Normal"/>
-        <w:spacing w:lineRule="auto" w:line="240" w:before="0" w:afterAutospacing="1"/>
-        <w:rPr>
-          <w:rFonts w:ascii="Arial" w:hAnsi="Arial" w:eastAsia="Times New Roman" w:cs="Arial"/>
-          <w:kern w:val="0"/>
-          <w14:ligatures w14:val="none"/>
-        </w:rPr>
-      </w:pPr>
-      <w:r>
-        <w:rPr>
-          <w:rFonts w:eastAsia="Times New Roman" w:cs="Arial" w:ascii="Arial" w:hAnsi="Arial"/>
-          <w:b/>
-          <w:bCs/>
-          <w:kern w:val="0"/>
-          <w14:ligatures w14:val="none"/>
-        </w:rPr>
-        <w:t>Document provided by 13leader.net</w:t>
-      </w:r>
-      <w:r>
-        <w:rPr>
-          <w:rFonts w:eastAsia="Times New Roman" w:cs="Arial" w:ascii="Arial" w:hAnsi="Arial"/>
-          <w:kern w:val="0"/>
-          <w14:ligatures w14:val="none"/>
-        </w:rPr>
-        <w:t xml:space="preserve"> </w:t>
-      </w:r>
-      <w:r>
-        <w:rPr>
-          <w:rFonts w:eastAsia="Times New Roman" w:cs="Arial" w:ascii="Arial" w:hAnsi="Arial"/>
-          <w:i/>
-          <w:iCs/>
-          <w:kern w:val="0"/>
-          <w14:ligatures w14:val="none"/>
-        </w:rPr>
-        <w:t>Visit the BBS via Telnet for community support and TNFS updates.</w:t>
-      </w:r>
-    </w:p>
-    <w:p>
-      <w:pPr>
-        <w:pStyle w:val="Normal"/>
-        <w:widowControl/>
-        <w:bidi w:val="0"/>
-        <w:spacing w:lineRule="auto" w:line="278" w:before="0" w:after="160"/>
-        <w:jc w:val="left"/>
-        <w:rPr/>
-      </w:pPr>
-      <w:r>
-        <w:rPr/>
+          <w:rFonts w:ascii="Google Sans Text;sans-serif" w:hAnsi="Google Sans Text;sans-serif"/>
+          <w:sz w:val="21"/>
+          <w:szCs w:val="21"/>
+        </w:rPr>
+        <w:t xml:space="preserve"> (requires a log-out/log-in to take effect). </w:t>
+      </w:r>
+    </w:p>
+    <w:p>
+      <w:pPr>
+        <w:pStyle w:val="HorizontalLine"/>
+        <w:spacing w:lineRule="auto" w:line="240" w:before="0" w:after="280"/>
+        <w:rPr>
+          <w:sz w:val="21"/>
+          <w:szCs w:val="21"/>
+        </w:rPr>
+      </w:pPr>
+      <w:r>
+        <w:rPr>
+          <w:sz w:val="21"/>
+          <w:szCs w:val="21"/>
+        </w:rPr>
+      </w:r>
+    </w:p>
+    <w:p>
+      <w:pPr>
+        <w:pStyle w:val="BodyText"/>
+        <w:spacing w:lineRule="auto" w:line="274" w:before="0" w:after="140"/>
+        <w:ind w:hanging="0" w:left="0" w:right="0"/>
+        <w:rPr>
+          <w:sz w:val="21"/>
+          <w:szCs w:val="21"/>
+        </w:rPr>
+      </w:pPr>
+      <w:bookmarkStart w:id="27" w:name="p-rc_4b5cbae0aad0c3bc-76"/>
+      <w:bookmarkEnd w:id="27"/>
+      <w:r>
+        <w:rPr>
+          <w:rFonts w:ascii="Google Sans Text;sans-serif" w:hAnsi="Google Sans Text;sans-serif"/>
+          <w:sz w:val="21"/>
+          <w:szCs w:val="21"/>
+        </w:rPr>
+        <w:t xml:space="preserve">Document provided by 13leader.net. Visit the BBS via Telnet for community support and TNFS updates. </w:t>
       </w:r>
     </w:p>
     <w:sectPr>
@@ -2919,239 +2580,275 @@
   <w:abstractNum w:abstractNumId="1">
     <w:lvl w:ilvl="0">
       <w:start w:val="1"/>
-      <w:numFmt w:val="decimal"/>
-      <w:lvlText w:val="%1."/>
+      <w:numFmt w:val="bullet"/>
+      <w:lvlText w:val=""/>
       <w:lvlJc w:val="left"/>
       <w:pPr>
         <w:tabs>
-          <w:tab w:val="num" w:pos="720"/>
-        </w:tabs>
-        <w:ind w:left="720" w:hanging="360"/>
-      </w:pPr>
-      <w:rPr/>
+          <w:tab w:val="num" w:pos="709"/>
+        </w:tabs>
+        <w:ind w:left="709" w:hanging="283"/>
+      </w:pPr>
+      <w:rPr>
+        <w:rFonts w:ascii="Symbol" w:hAnsi="Symbol" w:cs="Symbol" w:hint="default"/>
+      </w:rPr>
     </w:lvl>
     <w:lvl w:ilvl="1">
       <w:start w:val="1"/>
-      <w:numFmt w:val="decimal"/>
-      <w:lvlText w:val="%2."/>
+      <w:numFmt w:val="bullet"/>
+      <w:lvlText w:val=""/>
       <w:lvlJc w:val="left"/>
       <w:pPr>
         <w:tabs>
-          <w:tab w:val="num" w:pos="1440"/>
-        </w:tabs>
-        <w:ind w:left="1440" w:hanging="360"/>
-      </w:pPr>
-      <w:rPr/>
+          <w:tab w:val="num" w:pos="1418"/>
+        </w:tabs>
+        <w:ind w:left="1418" w:hanging="283"/>
+      </w:pPr>
+      <w:rPr>
+        <w:rFonts w:ascii="Symbol" w:hAnsi="Symbol" w:cs="Symbol" w:hint="default"/>
+      </w:rPr>
     </w:lvl>
     <w:lvl w:ilvl="2">
       <w:start w:val="1"/>
-      <w:numFmt w:val="decimal"/>
-      <w:lvlText w:val="%3."/>
+      <w:numFmt w:val="bullet"/>
+      <w:lvlText w:val=""/>
       <w:lvlJc w:val="left"/>
       <w:pPr>
         <w:tabs>
-          <w:tab w:val="num" w:pos="2160"/>
-        </w:tabs>
-        <w:ind w:left="2160" w:hanging="360"/>
-      </w:pPr>
-      <w:rPr/>
+          <w:tab w:val="num" w:pos="2127"/>
+        </w:tabs>
+        <w:ind w:left="2127" w:hanging="283"/>
+      </w:pPr>
+      <w:rPr>
+        <w:rFonts w:ascii="Symbol" w:hAnsi="Symbol" w:cs="Symbol" w:hint="default"/>
+      </w:rPr>
     </w:lvl>
     <w:lvl w:ilvl="3">
       <w:start w:val="1"/>
-      <w:numFmt w:val="decimal"/>
-      <w:lvlText w:val="%4."/>
+      <w:numFmt w:val="bullet"/>
+      <w:lvlText w:val=""/>
       <w:lvlJc w:val="left"/>
       <w:pPr>
         <w:tabs>
-          <w:tab w:val="num" w:pos="2880"/>
-        </w:tabs>
-        <w:ind w:left="2880" w:hanging="360"/>
-      </w:pPr>
-      <w:rPr/>
+          <w:tab w:val="num" w:pos="2836"/>
+        </w:tabs>
+        <w:ind w:left="2836" w:hanging="283"/>
+      </w:pPr>
+      <w:rPr>
+        <w:rFonts w:ascii="Symbol" w:hAnsi="Symbol" w:cs="Symbol" w:hint="default"/>
+      </w:rPr>
     </w:lvl>
     <w:lvl w:ilvl="4">
       <w:start w:val="1"/>
-      <w:numFmt w:val="decimal"/>
-      <w:lvlText w:val="%5."/>
+      <w:numFmt w:val="bullet"/>
+      <w:lvlText w:val=""/>
       <w:lvlJc w:val="left"/>
       <w:pPr>
         <w:tabs>
-          <w:tab w:val="num" w:pos="3600"/>
-        </w:tabs>
-        <w:ind w:left="3600" w:hanging="360"/>
-      </w:pPr>
-      <w:rPr/>
+          <w:tab w:val="num" w:pos="3545"/>
+        </w:tabs>
+        <w:ind w:left="3545" w:hanging="283"/>
+      </w:pPr>
+      <w:rPr>
+        <w:rFonts w:ascii="Symbol" w:hAnsi="Symbol" w:cs="Symbol" w:hint="default"/>
+      </w:rPr>
     </w:lvl>
     <w:lvl w:ilvl="5">
       <w:start w:val="1"/>
-      <w:numFmt w:val="decimal"/>
-      <w:lvlText w:val="%6."/>
+      <w:numFmt w:val="bullet"/>
+      <w:lvlText w:val=""/>
       <w:lvlJc w:val="left"/>
       <w:pPr>
         <w:tabs>
-          <w:tab w:val="num" w:pos="4320"/>
-        </w:tabs>
-        <w:ind w:left="4320" w:hanging="360"/>
-      </w:pPr>
-      <w:rPr/>
+          <w:tab w:val="num" w:pos="4254"/>
+        </w:tabs>
+        <w:ind w:left="4254" w:hanging="283"/>
+      </w:pPr>
+      <w:rPr>
+        <w:rFonts w:ascii="Symbol" w:hAnsi="Symbol" w:cs="Symbol" w:hint="default"/>
+      </w:rPr>
     </w:lvl>
     <w:lvl w:ilvl="6">
       <w:start w:val="1"/>
-      <w:numFmt w:val="decimal"/>
-      <w:lvlText w:val="%7."/>
+      <w:numFmt w:val="bullet"/>
+      <w:lvlText w:val=""/>
       <w:lvlJc w:val="left"/>
       <w:pPr>
         <w:tabs>
-          <w:tab w:val="num" w:pos="5040"/>
-        </w:tabs>
-        <w:ind w:left="5040" w:hanging="360"/>
-      </w:pPr>
-      <w:rPr/>
+          <w:tab w:val="num" w:pos="4963"/>
+        </w:tabs>
+        <w:ind w:left="4963" w:hanging="283"/>
+      </w:pPr>
+      <w:rPr>
+        <w:rFonts w:ascii="Symbol" w:hAnsi="Symbol" w:cs="Symbol" w:hint="default"/>
+      </w:rPr>
     </w:lvl>
     <w:lvl w:ilvl="7">
       <w:start w:val="1"/>
-      <w:numFmt w:val="decimal"/>
-      <w:lvlText w:val="%8."/>
+      <w:numFmt w:val="bullet"/>
+      <w:lvlText w:val=""/>
       <w:lvlJc w:val="left"/>
       <w:pPr>
         <w:tabs>
-          <w:tab w:val="num" w:pos="5760"/>
-        </w:tabs>
-        <w:ind w:left="5760" w:hanging="360"/>
-      </w:pPr>
-      <w:rPr/>
+          <w:tab w:val="num" w:pos="5672"/>
+        </w:tabs>
+        <w:ind w:left="5672" w:hanging="283"/>
+      </w:pPr>
+      <w:rPr>
+        <w:rFonts w:ascii="Symbol" w:hAnsi="Symbol" w:cs="Symbol" w:hint="default"/>
+      </w:rPr>
     </w:lvl>
     <w:lvl w:ilvl="8">
       <w:start w:val="1"/>
-      <w:numFmt w:val="decimal"/>
-      <w:lvlText w:val="%9."/>
+      <w:numFmt w:val="bullet"/>
+      <w:lvlText w:val=""/>
       <w:lvlJc w:val="left"/>
       <w:pPr>
         <w:tabs>
-          <w:tab w:val="num" w:pos="6480"/>
-        </w:tabs>
-        <w:ind w:left="6480" w:hanging="360"/>
-      </w:pPr>
-      <w:rPr/>
+          <w:tab w:val="num" w:pos="6381"/>
+        </w:tabs>
+        <w:ind w:left="6381" w:hanging="283"/>
+      </w:pPr>
+      <w:rPr>
+        <w:rFonts w:ascii="Symbol" w:hAnsi="Symbol" w:cs="Symbol" w:hint="default"/>
+      </w:rPr>
     </w:lvl>
   </w:abstractNum>
   <w:abstractNum w:abstractNumId="2">
     <w:lvl w:ilvl="0">
       <w:start w:val="1"/>
-      <w:numFmt w:val="decimal"/>
-      <w:lvlText w:val="%1."/>
+      <w:numFmt w:val="bullet"/>
+      <w:lvlText w:val=""/>
       <w:lvlJc w:val="left"/>
       <w:pPr>
         <w:tabs>
-          <w:tab w:val="num" w:pos="720"/>
-        </w:tabs>
-        <w:ind w:left="720" w:hanging="360"/>
-      </w:pPr>
-      <w:rPr/>
+          <w:tab w:val="num" w:pos="709"/>
+        </w:tabs>
+        <w:ind w:left="709" w:hanging="283"/>
+      </w:pPr>
+      <w:rPr>
+        <w:rFonts w:ascii="Symbol" w:hAnsi="Symbol" w:cs="Symbol" w:hint="default"/>
+      </w:rPr>
     </w:lvl>
     <w:lvl w:ilvl="1">
       <w:start w:val="1"/>
-      <w:numFmt w:val="decimal"/>
-      <w:lvlText w:val="%2."/>
+      <w:numFmt w:val="bullet"/>
+      <w:lvlText w:val=""/>
       <w:lvlJc w:val="left"/>
       <w:pPr>
         <w:tabs>
-          <w:tab w:val="num" w:pos="1440"/>
-        </w:tabs>
-        <w:ind w:left="1440" w:hanging="360"/>
-      </w:pPr>
-      <w:rPr/>
+          <w:tab w:val="num" w:pos="1418"/>
+        </w:tabs>
+        <w:ind w:left="1418" w:hanging="283"/>
+      </w:pPr>
+      <w:rPr>
+        <w:rFonts w:ascii="Symbol" w:hAnsi="Symbol" w:cs="Symbol" w:hint="default"/>
+      </w:rPr>
     </w:lvl>
     <w:lvl w:ilvl="2">
       <w:start w:val="1"/>
-      <w:numFmt w:val="decimal"/>
-      <w:lvlText w:val="%3."/>
+      <w:numFmt w:val="bullet"/>
+      <w:lvlText w:val=""/>
       <w:lvlJc w:val="left"/>
       <w:pPr>
         <w:tabs>
-          <w:tab w:val="num" w:pos="2160"/>
-        </w:tabs>
-        <w:ind w:left="2160" w:hanging="360"/>
-      </w:pPr>
-      <w:rPr/>
+          <w:tab w:val="num" w:pos="2127"/>
+        </w:tabs>
+        <w:ind w:left="2127" w:hanging="283"/>
+      </w:pPr>
+      <w:rPr>
+        <w:rFonts w:ascii="Symbol" w:hAnsi="Symbol" w:cs="Symbol" w:hint="default"/>
+      </w:rPr>
     </w:lvl>
     <w:lvl w:ilvl="3">
       <w:start w:val="1"/>
-      <w:numFmt w:val="decimal"/>
-      <w:lvlText w:val="%4."/>
+      <w:numFmt w:val="bullet"/>
+      <w:lvlText w:val=""/>
       <w:lvlJc w:val="left"/>
       <w:pPr>
         <w:tabs>
-          <w:tab w:val="num" w:pos="2880"/>
-        </w:tabs>
-        <w:ind w:left="2880" w:hanging="360"/>
-      </w:pPr>
-      <w:rPr/>
+          <w:tab w:val="num" w:pos="2836"/>
+        </w:tabs>
+        <w:ind w:left="2836" w:hanging="283"/>
+      </w:pPr>
+      <w:rPr>
+        <w:rFonts w:ascii="Symbol" w:hAnsi="Symbol" w:cs="Symbol" w:hint="default"/>
+      </w:rPr>
     </w:lvl>
     <w:lvl w:ilvl="4">
       <w:start w:val="1"/>
-      <w:numFmt w:val="decimal"/>
-      <w:lvlText w:val="%5."/>
+      <w:numFmt w:val="bullet"/>
+      <w:lvlText w:val=""/>
       <w:lvlJc w:val="left"/>
       <w:pPr>
         <w:tabs>
-          <w:tab w:val="num" w:pos="3600"/>
-        </w:tabs>
-        <w:ind w:left="3600" w:hanging="360"/>
-      </w:pPr>
-      <w:rPr/>
+          <w:tab w:val="num" w:pos="3545"/>
+        </w:tabs>
+        <w:ind w:left="3545" w:hanging="283"/>
+      </w:pPr>
+      <w:rPr>
+        <w:rFonts w:ascii="Symbol" w:hAnsi="Symbol" w:cs="Symbol" w:hint="default"/>
+      </w:rPr>
     </w:lvl>
     <w:lvl w:ilvl="5">
       <w:start w:val="1"/>
-      <w:numFmt w:val="decimal"/>
-      <w:lvlText w:val="%6."/>
+      <w:numFmt w:val="bullet"/>
+      <w:lvlText w:val=""/>
       <w:lvlJc w:val="left"/>
       <w:pPr>
         <w:tabs>
-          <w:tab w:val="num" w:pos="4320"/>
-        </w:tabs>
-        <w:ind w:left="4320" w:hanging="360"/>
-      </w:pPr>
-      <w:rPr/>
+          <w:tab w:val="num" w:pos="4254"/>
+        </w:tabs>
+        <w:ind w:left="4254" w:hanging="283"/>
+      </w:pPr>
+      <w:rPr>
+        <w:rFonts w:ascii="Symbol" w:hAnsi="Symbol" w:cs="Symbol" w:hint="default"/>
+      </w:rPr>
     </w:lvl>
     <w:lvl w:ilvl="6">
       <w:start w:val="1"/>
-      <w:numFmt w:val="decimal"/>
-      <w:lvlText w:val="%7."/>
+      <w:numFmt w:val="bullet"/>
+      <w:lvlText w:val=""/>
       <w:lvlJc w:val="left"/>
       <w:pPr>
         <w:tabs>
-          <w:tab w:val="num" w:pos="5040"/>
-        </w:tabs>
-        <w:ind w:left="5040" w:hanging="360"/>
-      </w:pPr>
-      <w:rPr/>
+          <w:tab w:val="num" w:pos="4963"/>
+        </w:tabs>
+        <w:ind w:left="4963" w:hanging="283"/>
+      </w:pPr>
+      <w:rPr>
+        <w:rFonts w:ascii="Symbol" w:hAnsi="Symbol" w:cs="Symbol" w:hint="default"/>
+      </w:rPr>
     </w:lvl>
     <w:lvl w:ilvl="7">
       <w:start w:val="1"/>
-      <w:numFmt w:val="decimal"/>
-      <w:lvlText w:val="%8."/>
+      <w:numFmt w:val="bullet"/>
+      <w:lvlText w:val=""/>
       <w:lvlJc w:val="left"/>
       <w:pPr>
         <w:tabs>
-          <w:tab w:val="num" w:pos="5760"/>
-        </w:tabs>
-        <w:ind w:left="5760" w:hanging="360"/>
-      </w:pPr>
-      <w:rPr/>
+          <w:tab w:val="num" w:pos="5672"/>
+        </w:tabs>
+        <w:ind w:left="5672" w:hanging="283"/>
+      </w:pPr>
+      <w:rPr>
+        <w:rFonts w:ascii="Symbol" w:hAnsi="Symbol" w:cs="Symbol" w:hint="default"/>
+      </w:rPr>
     </w:lvl>
     <w:lvl w:ilvl="8">
       <w:start w:val="1"/>
-      <w:numFmt w:val="decimal"/>
-      <w:lvlText w:val="%9."/>
+      <w:numFmt w:val="bullet"/>
+      <w:lvlText w:val=""/>
       <w:lvlJc w:val="left"/>
       <w:pPr>
         <w:tabs>
-          <w:tab w:val="num" w:pos="6480"/>
-        </w:tabs>
-        <w:ind w:left="6480" w:hanging="360"/>
-      </w:pPr>
-      <w:rPr/>
+          <w:tab w:val="num" w:pos="6381"/>
+        </w:tabs>
+        <w:ind w:left="6381" w:hanging="283"/>
+      </w:pPr>
+      <w:rPr>
+        <w:rFonts w:ascii="Symbol" w:hAnsi="Symbol" w:cs="Symbol" w:hint="default"/>
+      </w:rPr>
     </w:lvl>
   </w:abstractNum>
   <w:abstractNum w:abstractNumId="3">
@@ -3162,141 +2859,132 @@
       <w:lvlJc w:val="left"/>
       <w:pPr>
         <w:tabs>
-          <w:tab w:val="num" w:pos="720"/>
-        </w:tabs>
-        <w:ind w:left="720" w:hanging="360"/>
+          <w:tab w:val="num" w:pos="709"/>
+        </w:tabs>
+        <w:ind w:left="709" w:hanging="283"/>
       </w:pPr>
       <w:rPr>
         <w:rFonts w:ascii="Symbol" w:hAnsi="Symbol" w:cs="Symbol" w:hint="default"/>
-        <w:sz w:val="20"/>
       </w:rPr>
     </w:lvl>
     <w:lvl w:ilvl="1">
       <w:start w:val="1"/>
       <w:numFmt w:val="bullet"/>
-      <w:lvlText w:val="o"/>
+      <w:lvlText w:val=""/>
       <w:lvlJc w:val="left"/>
       <w:pPr>
         <w:tabs>
-          <w:tab w:val="num" w:pos="1440"/>
-        </w:tabs>
-        <w:ind w:left="1440" w:hanging="360"/>
+          <w:tab w:val="num" w:pos="1418"/>
+        </w:tabs>
+        <w:ind w:left="1418" w:hanging="283"/>
       </w:pPr>
       <w:rPr>
-        <w:rFonts w:ascii="Courier New" w:hAnsi="Courier New" w:cs="Courier New" w:hint="default"/>
-        <w:sz w:val="20"/>
+        <w:rFonts w:ascii="Symbol" w:hAnsi="Symbol" w:cs="Symbol" w:hint="default"/>
       </w:rPr>
     </w:lvl>
     <w:lvl w:ilvl="2">
       <w:start w:val="1"/>
       <w:numFmt w:val="bullet"/>
-      <w:lvlText w:val=""/>
+      <w:lvlText w:val=""/>
       <w:lvlJc w:val="left"/>
       <w:pPr>
         <w:tabs>
-          <w:tab w:val="num" w:pos="2160"/>
-        </w:tabs>
-        <w:ind w:left="2160" w:hanging="360"/>
+          <w:tab w:val="num" w:pos="2127"/>
+        </w:tabs>
+        <w:ind w:left="2127" w:hanging="283"/>
       </w:pPr>
       <w:rPr>
-        <w:rFonts w:ascii="Wingdings" w:hAnsi="Wingdings" w:cs="Wingdings" w:hint="default"/>
-        <w:sz w:val="20"/>
+        <w:rFonts w:ascii="Symbol" w:hAnsi="Symbol" w:cs="Symbol" w:hint="default"/>
       </w:rPr>
     </w:lvl>
     <w:lvl w:ilvl="3">
       <w:start w:val="1"/>
       <w:numFmt w:val="bullet"/>
-      <w:lvlText w:val=""/>
+      <w:lvlText w:val=""/>
       <w:lvlJc w:val="left"/>
       <w:pPr>
         <w:tabs>
-          <w:tab w:val="num" w:pos="2880"/>
-        </w:tabs>
-        <w:ind w:left="2880" w:hanging="360"/>
+          <w:tab w:val="num" w:pos="2836"/>
+        </w:tabs>
+        <w:ind w:left="2836" w:hanging="283"/>
       </w:pPr>
       <w:rPr>
-        <w:rFonts w:ascii="Wingdings" w:hAnsi="Wingdings" w:cs="Wingdings" w:hint="default"/>
-        <w:sz w:val="20"/>
+        <w:rFonts w:ascii="Symbol" w:hAnsi="Symbol" w:cs="Symbol" w:hint="default"/>
       </w:rPr>
     </w:lvl>
     <w:lvl w:ilvl="4">
       <w:start w:val="1"/>
       <w:numFmt w:val="bullet"/>
-      <w:lvlText w:val=""/>
+      <w:lvlText w:val=""/>
       <w:lvlJc w:val="left"/>
       <w:pPr>
         <w:tabs>
-          <w:tab w:val="num" w:pos="3600"/>
-        </w:tabs>
-        <w:ind w:left="3600" w:hanging="360"/>
+          <w:tab w:val="num" w:pos="3545"/>
+        </w:tabs>
+        <w:ind w:left="3545" w:hanging="283"/>
       </w:pPr>
       <w:rPr>
-        <w:rFonts w:ascii="Wingdings" w:hAnsi="Wingdings" w:cs="Wingdings" w:hint="default"/>
-        <w:sz w:val="20"/>
+        <w:rFonts w:ascii="Symbol" w:hAnsi="Symbol" w:cs="Symbol" w:hint="default"/>
       </w:rPr>
     </w:lvl>
     <w:lvl w:ilvl="5">
       <w:start w:val="1"/>
       <w:numFmt w:val="bullet"/>
-      <w:lvlText w:val=""/>
+      <w:lvlText w:val=""/>
       <w:lvlJc w:val="left"/>
       <w:pPr>
         <w:tabs>
-          <w:tab w:val="num" w:pos="4320"/>
-        </w:tabs>
-        <w:ind w:left="4320" w:hanging="360"/>
+          <w:tab w:val="num" w:pos="4254"/>
+        </w:tabs>
+        <w:ind w:left="4254" w:hanging="283"/>
       </w:pPr>
       <w:rPr>
-        <w:rFonts w:ascii="Wingdings" w:hAnsi="Wingdings" w:cs="Wingdings" w:hint="default"/>
-        <w:sz w:val="20"/>
+        <w:rFonts w:ascii="Symbol" w:hAnsi="Symbol" w:cs="Symbol" w:hint="default"/>
       </w:rPr>
     </w:lvl>
     <w:lvl w:ilvl="6">
       <w:start w:val="1"/>
       <w:numFmt w:val="bullet"/>
-      <w:lvlText w:val=""/>
+      <w:lvlText w:val=""/>
       <w:lvlJc w:val="left"/>
       <w:pPr>
         <w:tabs>
-          <w:tab w:val="num" w:pos="5040"/>
-        </w:tabs>
-        <w:ind w:left="5040" w:hanging="360"/>
+          <w:tab w:val="num" w:pos="4963"/>
+        </w:tabs>
+        <w:ind w:left="4963" w:hanging="283"/>
       </w:pPr>
       <w:rPr>
-        <w:rFonts w:ascii="Wingdings" w:hAnsi="Wingdings" w:cs="Wingdings" w:hint="default"/>
-        <w:sz w:val="20"/>
+        <w:rFonts w:ascii="Symbol" w:hAnsi="Symbol" w:cs="Symbol" w:hint="default"/>
       </w:rPr>
     </w:lvl>
     <w:lvl w:ilvl="7">
       <w:start w:val="1"/>
       <w:numFmt w:val="bullet"/>
-      <w:lvlText w:val=""/>
+      <w:lvlText w:val=""/>
       <w:lvlJc w:val="left"/>
       <w:pPr>
         <w:tabs>
-          <w:tab w:val="num" w:pos="5760"/>
-        </w:tabs>
-        <w:ind w:left="5760" w:hanging="360"/>
+          <w:tab w:val="num" w:pos="5672"/>
+        </w:tabs>
+        <w:ind w:left="5672" w:hanging="283"/>
       </w:pPr>
       <w:rPr>
-        <w:rFonts w:ascii="Wingdings" w:hAnsi="Wingdings" w:cs="Wingdings" w:hint="default"/>
-        <w:sz w:val="20"/>
+        <w:rFonts w:ascii="Symbol" w:hAnsi="Symbol" w:cs="Symbol" w:hint="default"/>
       </w:rPr>
     </w:lvl>
     <w:lvl w:ilvl="8">
       <w:start w:val="1"/>
       <w:numFmt w:val="bullet"/>
-      <w:lvlText w:val=""/>
+      <w:lvlText w:val=""/>
       <w:lvlJc w:val="left"/>
       <w:pPr>
         <w:tabs>
-          <w:tab w:val="num" w:pos="6480"/>
-        </w:tabs>
-        <w:ind w:left="6480" w:hanging="360"/>
+          <w:tab w:val="num" w:pos="6381"/>
+        </w:tabs>
+        <w:ind w:left="6381" w:hanging="283"/>
       </w:pPr>
       <w:rPr>
-        <w:rFonts w:ascii="Wingdings" w:hAnsi="Wingdings" w:cs="Wingdings" w:hint="default"/>
-        <w:sz w:val="20"/>
+        <w:rFonts w:ascii="Symbol" w:hAnsi="Symbol" w:cs="Symbol" w:hint="default"/>
       </w:rPr>
     </w:lvl>
   </w:abstractNum>
@@ -3308,291 +2996,136 @@
       <w:lvlJc w:val="left"/>
       <w:pPr>
         <w:tabs>
-          <w:tab w:val="num" w:pos="720"/>
-        </w:tabs>
-        <w:ind w:left="720" w:hanging="360"/>
+          <w:tab w:val="num" w:pos="709"/>
+        </w:tabs>
+        <w:ind w:left="709" w:hanging="283"/>
       </w:pPr>
       <w:rPr>
         <w:rFonts w:ascii="Symbol" w:hAnsi="Symbol" w:cs="Symbol" w:hint="default"/>
-        <w:sz w:val="20"/>
       </w:rPr>
     </w:lvl>
     <w:lvl w:ilvl="1">
       <w:start w:val="1"/>
       <w:numFmt w:val="bullet"/>
-      <w:lvlText w:val="o"/>
+      <w:lvlText w:val=""/>
       <w:lvlJc w:val="left"/>
       <w:pPr>
         <w:tabs>
-          <w:tab w:val="num" w:pos="1440"/>
-        </w:tabs>
-        <w:ind w:left="1440" w:hanging="360"/>
+          <w:tab w:val="num" w:pos="1418"/>
+        </w:tabs>
+        <w:ind w:left="1418" w:hanging="283"/>
       </w:pPr>
       <w:rPr>
-        <w:rFonts w:ascii="Courier New" w:hAnsi="Courier New" w:cs="Courier New" w:hint="default"/>
-        <w:sz w:val="20"/>
+        <w:rFonts w:ascii="Symbol" w:hAnsi="Symbol" w:cs="Symbol" w:hint="default"/>
       </w:rPr>
     </w:lvl>
     <w:lvl w:ilvl="2">
       <w:start w:val="1"/>
       <w:numFmt w:val="bullet"/>
-      <w:lvlText w:val=""/>
+      <w:lvlText w:val=""/>
       <w:lvlJc w:val="left"/>
       <w:pPr>
         <w:tabs>
-          <w:tab w:val="num" w:pos="2160"/>
-        </w:tabs>
-        <w:ind w:left="2160" w:hanging="360"/>
+          <w:tab w:val="num" w:pos="2127"/>
+        </w:tabs>
+        <w:ind w:left="2127" w:hanging="283"/>
       </w:pPr>
       <w:rPr>
-        <w:rFonts w:ascii="Wingdings" w:hAnsi="Wingdings" w:cs="Wingdings" w:hint="default"/>
-        <w:sz w:val="20"/>
+        <w:rFonts w:ascii="Symbol" w:hAnsi="Symbol" w:cs="Symbol" w:hint="default"/>
       </w:rPr>
     </w:lvl>
     <w:lvl w:ilvl="3">
       <w:start w:val="1"/>
       <w:numFmt w:val="bullet"/>
-      <w:lvlText w:val=""/>
+      <w:lvlText w:val=""/>
       <w:lvlJc w:val="left"/>
       <w:pPr>
         <w:tabs>
-          <w:tab w:val="num" w:pos="2880"/>
-        </w:tabs>
-        <w:ind w:left="2880" w:hanging="360"/>
+          <w:tab w:val="num" w:pos="2836"/>
+        </w:tabs>
+        <w:ind w:left="2836" w:hanging="283"/>
       </w:pPr>
       <w:rPr>
-        <w:rFonts w:ascii="Wingdings" w:hAnsi="Wingdings" w:cs="Wingdings" w:hint="default"/>
-        <w:sz w:val="20"/>
+        <w:rFonts w:ascii="Symbol" w:hAnsi="Symbol" w:cs="Symbol" w:hint="default"/>
       </w:rPr>
     </w:lvl>
     <w:lvl w:ilvl="4">
       <w:start w:val="1"/>
       <w:numFmt w:val="bullet"/>
-      <w:lvlText w:val=""/>
+      <w:lvlText w:val=""/>
       <w:lvlJc w:val="left"/>
       <w:pPr>
         <w:tabs>
-          <w:tab w:val="num" w:pos="3600"/>
-        </w:tabs>
-        <w:ind w:left="3600" w:hanging="360"/>
+          <w:tab w:val="num" w:pos="3545"/>
+        </w:tabs>
+        <w:ind w:left="3545" w:hanging="283"/>
       </w:pPr>
       <w:rPr>
-        <w:rFonts w:ascii="Wingdings" w:hAnsi="Wingdings" w:cs="Wingdings" w:hint="default"/>
-        <w:sz w:val="20"/>
+        <w:rFonts w:ascii="Symbol" w:hAnsi="Symbol" w:cs="Symbol" w:hint="default"/>
       </w:rPr>
     </w:lvl>
     <w:lvl w:ilvl="5">
       <w:start w:val="1"/>
       <w:numFmt w:val="bullet"/>
-      <w:lvlText w:val=""/>
+      <w:lvlText w:val=""/>
       <w:lvlJc w:val="left"/>
       <w:pPr>
         <w:tabs>
-          <w:tab w:val="num" w:pos="4320"/>
-        </w:tabs>
-        <w:ind w:left="4320" w:hanging="360"/>
+          <w:tab w:val="num" w:pos="4254"/>
+        </w:tabs>
+        <w:ind w:left="4254" w:hanging="283"/>
       </w:pPr>
       <w:rPr>
-        <w:rFonts w:ascii="Wingdings" w:hAnsi="Wingdings" w:cs="Wingdings" w:hint="default"/>
-        <w:sz w:val="20"/>
+        <w:rFonts w:ascii="Symbol" w:hAnsi="Symbol" w:cs="Symbol" w:hint="default"/>
       </w:rPr>
     </w:lvl>
     <w:lvl w:ilvl="6">
       <w:start w:val="1"/>
       <w:numFmt w:val="bullet"/>
-      <w:lvlText w:val=""/>
+      <w:lvlText w:val=""/>
       <w:lvlJc w:val="left"/>
       <w:pPr>
         <w:tabs>
-          <w:tab w:val="num" w:pos="5040"/>
-        </w:tabs>
-        <w:ind w:left="5040" w:hanging="360"/>
+          <w:tab w:val="num" w:pos="4963"/>
+        </w:tabs>
+        <w:ind w:left="4963" w:hanging="283"/>
       </w:pPr>
       <w:rPr>
-        <w:rFonts w:ascii="Wingdings" w:hAnsi="Wingdings" w:cs="Wingdings" w:hint="default"/>
-        <w:sz w:val="20"/>
+        <w:rFonts w:ascii="Symbol" w:hAnsi="Symbol" w:cs="Symbol" w:hint="default"/>
       </w:rPr>
     </w:lvl>
     <w:lvl w:ilvl="7">
       <w:start w:val="1"/>
       <w:numFmt w:val="bullet"/>
-      <w:lvlText w:val=""/>
+      <w:lvlText w:val=""/>
       <w:lvlJc w:val="left"/>
       <w:pPr>
         <w:tabs>
-          <w:tab w:val="num" w:pos="5760"/>
-        </w:tabs>
-        <w:ind w:left="5760" w:hanging="360"/>
+          <w:tab w:val="num" w:pos="5672"/>
+        </w:tabs>
+        <w:ind w:left="5672" w:hanging="283"/>
       </w:pPr>
       <w:rPr>
-        <w:rFonts w:ascii="Wingdings" w:hAnsi="Wingdings" w:cs="Wingdings" w:hint="default"/>
-        <w:sz w:val="20"/>
+        <w:rFonts w:ascii="Symbol" w:hAnsi="Symbol" w:cs="Symbol" w:hint="default"/>
       </w:rPr>
     </w:lvl>
     <w:lvl w:ilvl="8">
       <w:start w:val="1"/>
       <w:numFmt w:val="bullet"/>
-      <w:lvlText w:val=""/>
+      <w:lvlText w:val=""/>
       <w:lvlJc w:val="left"/>
       <w:pPr>
         <w:tabs>
-          <w:tab w:val="num" w:pos="6480"/>
-        </w:tabs>
-        <w:ind w:left="6480" w:hanging="360"/>
+          <w:tab w:val="num" w:pos="6381"/>
+        </w:tabs>
+        <w:ind w:left="6381" w:hanging="283"/>
       </w:pPr>
       <w:rPr>
-        <w:rFonts w:ascii="Wingdings" w:hAnsi="Wingdings" w:cs="Wingdings" w:hint="default"/>
-        <w:sz w:val="20"/>
+        <w:rFonts w:ascii="Symbol" w:hAnsi="Symbol" w:cs="Symbol" w:hint="default"/>
       </w:rPr>
     </w:lvl>
   </w:abstractNum>
   <w:abstractNum w:abstractNumId="5">
-    <w:lvl w:ilvl="0">
-      <w:start w:val="1"/>
-      <w:numFmt w:val="bullet"/>
-      <w:lvlText w:val=""/>
-      <w:lvlJc w:val="left"/>
-      <w:pPr>
-        <w:tabs>
-          <w:tab w:val="num" w:pos="720"/>
-        </w:tabs>
-        <w:ind w:left="720" w:hanging="360"/>
-      </w:pPr>
-      <w:rPr>
-        <w:rFonts w:ascii="Symbol" w:hAnsi="Symbol" w:cs="Symbol" w:hint="default"/>
-        <w:sz w:val="20"/>
-      </w:rPr>
-    </w:lvl>
-    <w:lvl w:ilvl="1">
-      <w:start w:val="1"/>
-      <w:numFmt w:val="bullet"/>
-      <w:lvlText w:val="o"/>
-      <w:lvlJc w:val="left"/>
-      <w:pPr>
-        <w:tabs>
-          <w:tab w:val="num" w:pos="1440"/>
-        </w:tabs>
-        <w:ind w:left="1440" w:hanging="360"/>
-      </w:pPr>
-      <w:rPr>
-        <w:rFonts w:ascii="Courier New" w:hAnsi="Courier New" w:cs="Courier New" w:hint="default"/>
-        <w:sz w:val="20"/>
-      </w:rPr>
-    </w:lvl>
-    <w:lvl w:ilvl="2">
-      <w:start w:val="1"/>
-      <w:numFmt w:val="bullet"/>
-      <w:lvlText w:val=""/>
-      <w:lvlJc w:val="left"/>
-      <w:pPr>
-        <w:tabs>
-          <w:tab w:val="num" w:pos="2160"/>
-        </w:tabs>
-        <w:ind w:left="2160" w:hanging="360"/>
-      </w:pPr>
-      <w:rPr>
-        <w:rFonts w:ascii="Wingdings" w:hAnsi="Wingdings" w:cs="Wingdings" w:hint="default"/>
-        <w:sz w:val="20"/>
-      </w:rPr>
-    </w:lvl>
-    <w:lvl w:ilvl="3">
-      <w:start w:val="1"/>
-      <w:numFmt w:val="bullet"/>
-      <w:lvlText w:val=""/>
-      <w:lvlJc w:val="left"/>
-      <w:pPr>
-        <w:tabs>
-          <w:tab w:val="num" w:pos="2880"/>
-        </w:tabs>
-        <w:ind w:left="2880" w:hanging="360"/>
-      </w:pPr>
-      <w:rPr>
-        <w:rFonts w:ascii="Wingdings" w:hAnsi="Wingdings" w:cs="Wingdings" w:hint="default"/>
-        <w:sz w:val="20"/>
-      </w:rPr>
-    </w:lvl>
-    <w:lvl w:ilvl="4">
-      <w:start w:val="1"/>
-      <w:numFmt w:val="bullet"/>
-      <w:lvlText w:val=""/>
-      <w:lvlJc w:val="left"/>
-      <w:pPr>
-        <w:tabs>
-          <w:tab w:val="num" w:pos="3600"/>
-        </w:tabs>
-        <w:ind w:left="3600" w:hanging="360"/>
-      </w:pPr>
-      <w:rPr>
-        <w:rFonts w:ascii="Wingdings" w:hAnsi="Wingdings" w:cs="Wingdings" w:hint="default"/>
-        <w:sz w:val="20"/>
-      </w:rPr>
-    </w:lvl>
-    <w:lvl w:ilvl="5">
-      <w:start w:val="1"/>
-      <w:numFmt w:val="bullet"/>
-      <w:lvlText w:val=""/>
-      <w:lvlJc w:val="left"/>
-      <w:pPr>
-        <w:tabs>
-          <w:tab w:val="num" w:pos="4320"/>
-        </w:tabs>
-        <w:ind w:left="4320" w:hanging="360"/>
-      </w:pPr>
-      <w:rPr>
-        <w:rFonts w:ascii="Wingdings" w:hAnsi="Wingdings" w:cs="Wingdings" w:hint="default"/>
-        <w:sz w:val="20"/>
-      </w:rPr>
-    </w:lvl>
-    <w:lvl w:ilvl="6">
-      <w:start w:val="1"/>
-      <w:numFmt w:val="bullet"/>
-      <w:lvlText w:val=""/>
-      <w:lvlJc w:val="left"/>
-      <w:pPr>
-        <w:tabs>
-          <w:tab w:val="num" w:pos="5040"/>
-        </w:tabs>
-        <w:ind w:left="5040" w:hanging="360"/>
-      </w:pPr>
-      <w:rPr>
-        <w:rFonts w:ascii="Wingdings" w:hAnsi="Wingdings" w:cs="Wingdings" w:hint="default"/>
-        <w:sz w:val="20"/>
-      </w:rPr>
-    </w:lvl>
-    <w:lvl w:ilvl="7">
-      <w:start w:val="1"/>
-      <w:numFmt w:val="bullet"/>
-      <w:lvlText w:val=""/>
-      <w:lvlJc w:val="left"/>
-      <w:pPr>
-        <w:tabs>
-          <w:tab w:val="num" w:pos="5760"/>
-        </w:tabs>
-        <w:ind w:left="5760" w:hanging="360"/>
-      </w:pPr>
-      <w:rPr>
-        <w:rFonts w:ascii="Wingdings" w:hAnsi="Wingdings" w:cs="Wingdings" w:hint="default"/>
-        <w:sz w:val="20"/>
-      </w:rPr>
-    </w:lvl>
-    <w:lvl w:ilvl="8">
-      <w:start w:val="1"/>
-      <w:numFmt w:val="bullet"/>
-      <w:lvlText w:val=""/>
-      <w:lvlJc w:val="left"/>
-      <w:pPr>
-        <w:tabs>
-          <w:tab w:val="num" w:pos="6480"/>
-        </w:tabs>
-        <w:ind w:left="6480" w:hanging="360"/>
-      </w:pPr>
-      <w:rPr>
-        <w:rFonts w:ascii="Wingdings" w:hAnsi="Wingdings" w:cs="Wingdings" w:hint="default"/>
-        <w:sz w:val="20"/>
-      </w:rPr>
-    </w:lvl>
-  </w:abstractNum>
-  <w:abstractNum w:abstractNumId="6">
     <w:lvl w:ilvl="0">
       <w:start w:val="1"/>
       <w:numFmt w:val="none"/>
@@ -3725,9 +3258,6 @@
   </w:num>
   <w:num w:numId="5">
     <w:abstractNumId w:val="5"/>
-  </w:num>
-  <w:num w:numId="6">
-    <w:abstractNumId w:val="6"/>
   </w:num>
 </w:numbering>
 </file>
@@ -4611,18 +4141,25 @@
       <w:shd w:fill="E1DFDD" w:val="clear"/>
     </w:rPr>
   </w:style>
+  <w:style w:type="character" w:styleId="Bulletsuser">
+    <w:name w:val="Bullets (user)"/>
+    <w:qFormat/>
+    <w:rPr>
+      <w:rFonts w:ascii="OpenSymbol" w:hAnsi="OpenSymbol" w:eastAsia="OpenSymbol" w:cs="OpenSymbol"/>
+    </w:rPr>
+  </w:style>
+  <w:style w:type="character" w:styleId="SourceText">
+    <w:name w:val="Source Text"/>
+    <w:qFormat/>
+    <w:rPr>
+      <w:rFonts w:ascii="Liberation Mono" w:hAnsi="Liberation Mono" w:eastAsia="Liberation Mono" w:cs="Liberation Mono"/>
+    </w:rPr>
+  </w:style>
   <w:style w:type="character" w:styleId="Bullets">
     <w:name w:val="Bullets"/>
     <w:qFormat/>
     <w:rPr>
       <w:rFonts w:ascii="OpenSymbol" w:hAnsi="OpenSymbol" w:eastAsia="OpenSymbol" w:cs="OpenSymbol"/>
-    </w:rPr>
-  </w:style>
-  <w:style w:type="character" w:styleId="SourceText">
-    <w:name w:val="Source Text"/>
-    <w:qFormat/>
-    <w:rPr>
-      <w:rFonts w:ascii="Liberation Mono" w:hAnsi="Liberation Mono" w:eastAsia="Liberation Mono" w:cs="Liberation Mono"/>
     </w:rPr>
   </w:style>
   <w:style w:type="paragraph" w:styleId="Heading">
@@ -4812,6 +4349,23 @@
     <w:rPr>
       <w:b/>
       <w:bCs/>
+    </w:rPr>
+  </w:style>
+  <w:style w:type="paragraph" w:styleId="HorizontalLine">
+    <w:name w:val="Horizontal Line"/>
+    <w:basedOn w:val="Normal"/>
+    <w:next w:val="BodyText"/>
+    <w:qFormat/>
+    <w:pPr>
+      <w:suppressLineNumbers/>
+      <w:pBdr>
+        <w:bottom w:val="double" w:sz="2" w:space="0" w:color="808080"/>
+      </w:pBdr>
+      <w:spacing w:before="0" w:after="283"/>
+    </w:pPr>
+    <w:rPr>
+      <w:sz w:val="12"/>
+      <w:szCs w:val="12"/>
     </w:rPr>
   </w:style>
   <w:style w:type="numbering" w:styleId="NoList" w:default="1">

--- a/res/RaspberryPi.docx
+++ b/res/RaspberryPi.docx
@@ -32,7 +32,7 @@
           <w:szCs w:val="28"/>
           <w14:ligatures w14:val="none"/>
         </w:rPr>
-        <w:t>Technical Guide: Implementing AspeQt-2k26 on Raspberry Pi 4/5</w:t>
+        <w:t>Technical Guide: Implementing AspeQt-2k26 on Raspberry Pi 5</w:t>
       </w:r>
     </w:p>
     <w:p>
@@ -46,26 +46,21 @@
         <w:ind w:hanging="0" w:left="0"/>
         <w:outlineLvl w:val="2"/>
         <w:rPr>
-          <w:rFonts w:ascii="Arial" w:hAnsi="Arial" w:eastAsia="Times New Roman" w:cs="Arial"/>
+          <w:sz w:val="26"/>
+          <w:szCs w:val="26"/>
+        </w:rPr>
+      </w:pPr>
+      <w:r>
+        <w:rPr>
+          <w:rFonts w:eastAsia="Times New Roman" w:cs="Arial" w:ascii="Arial" w:hAnsi="Arial"/>
           <w:b/>
           <w:bCs/>
           <w:kern w:val="0"/>
-          <w:sz w:val="28"/>
-          <w:szCs w:val="28"/>
+          <w:sz w:val="26"/>
+          <w:szCs w:val="26"/>
           <w14:ligatures w14:val="none"/>
         </w:rPr>
-      </w:pPr>
-      <w:r>
-        <w:rPr>
-          <w:rFonts w:eastAsia="Times New Roman" w:cs="Arial" w:ascii="Arial" w:hAnsi="Arial"/>
-          <w:b/>
-          <w:bCs/>
-          <w:kern w:val="0"/>
-          <w:sz w:val="28"/>
-          <w:szCs w:val="28"/>
-          <w14:ligatures w14:val="none"/>
-        </w:rPr>
-        <w:t>Subtitle: High-Speed SIO Emulation via Native GPIO and Qt6</w:t>
+        <w:t>Subtitle: High-Speed SIO R: Emulation via Native GPIO and Qt6</w:t>
       </w:r>
     </w:p>
     <w:p>
@@ -123,7 +118,7 @@
           <w:kern w:val="0"/>
           <w14:ligatures w14:val="none"/>
         </w:rPr>
-        <w:t xml:space="preserve"> January 2026</w:t>
+        <w:t xml:space="preserve"> March 2026</w:t>
       </w:r>
     </w:p>
     <w:p>
@@ -252,8 +247,6 @@
           <w:szCs w:val="24"/>
         </w:rPr>
       </w:pPr>
-      <w:bookmarkStart w:id="0" w:name="p-rc_4b5cbae0aad0c3bc-49"/>
-      <w:bookmarkEnd w:id="0"/>
       <w:r>
         <w:rPr>
           <w:rFonts w:ascii="Google Sans Text;sans-serif" w:hAnsi="Google Sans Text;sans-serif"/>
@@ -262,7 +255,446 @@
           <w:sz w:val="24"/>
           <w:szCs w:val="24"/>
         </w:rPr>
-        <w:t xml:space="preserve">1. Overview </w:t>
+        <w:t>1. Overview</w:t>
+      </w:r>
+    </w:p>
+    <w:p>
+      <w:pPr>
+        <w:pStyle w:val="BodyText"/>
+        <w:numPr>
+          <w:ilvl w:val="0"/>
+          <w:numId w:val="0"/>
+        </w:numPr>
+        <w:spacing w:lineRule="auto" w:line="240" w:before="0" w:afterAutospacing="1"/>
+        <w:ind w:hanging="0" w:left="0"/>
+        <w:outlineLvl w:val="1"/>
+        <w:rPr>
+          <w:rFonts w:ascii="Google Sans Text;sans-serif" w:hAnsi="Google Sans Text;sans-serif"/>
+          <w:b w:val="false"/>
+          <w:bCs w:val="false"/>
+          <w:sz w:val="20"/>
+          <w:szCs w:val="20"/>
+        </w:rPr>
+      </w:pPr>
+      <w:r>
+        <w:rPr>
+          <w:rFonts w:ascii="Google Sans Text;sans-serif" w:hAnsi="Google Sans Text;sans-serif"/>
+          <w:b w:val="false"/>
+          <w:bCs w:val="false"/>
+          <w:sz w:val="20"/>
+          <w:szCs w:val="20"/>
+        </w:rPr>
+        <w:t>As modern operating systems deprecate the Qt5 libraries, maintaining stable SIO (Serial Input/Output) connectivity for the Atari 8-bit family requires a transition to Qt6. AspeQt-2k26 provides this future-proofing while introducing native TNFS browsing and advanced virtual modem capabilities. This document outlines the steps to install the portable 64-bit build on a Raspberry Pi and interface it directly with Atari hardware via the GPIO header.</w:t>
+      </w:r>
+    </w:p>
+    <w:p>
+      <w:pPr>
+        <w:pStyle w:val="BodyText"/>
+        <w:spacing w:lineRule="auto" w:line="240" w:before="0" w:after="280"/>
+        <w:rPr>
+          <w:rFonts w:ascii="Google Sans Text;sans-serif" w:hAnsi="Google Sans Text;sans-serif"/>
+          <w:b/>
+          <w:bCs/>
+        </w:rPr>
+      </w:pPr>
+      <w:r>
+        <w:rPr>
+          <w:rFonts w:ascii="Google Sans Text;sans-serif" w:hAnsi="Google Sans Text;sans-serif"/>
+          <w:b/>
+          <w:bCs/>
+        </w:rPr>
+        <w:t>2. Installation (ARM64 Portable)</w:t>
+      </w:r>
+    </w:p>
+    <w:p>
+      <w:pPr>
+        <w:pStyle w:val="BodyText"/>
+        <w:spacing w:lineRule="auto" w:line="240" w:before="0" w:after="280"/>
+        <w:rPr>
+          <w:rFonts w:ascii="Google Sans Text;sans-serif" w:hAnsi="Google Sans Text;sans-serif"/>
+          <w:b/>
+          <w:bCs/>
+        </w:rPr>
+      </w:pPr>
+      <w:r>
+        <w:rPr>
+          <w:rFonts w:ascii="Google Sans Text;sans-serif" w:hAnsi="Google Sans Text;sans-serif"/>
+          <w:b w:val="false"/>
+          <w:bCs w:val="false"/>
+          <w:sz w:val="21"/>
+          <w:szCs w:val="21"/>
+        </w:rPr>
+        <w:t xml:space="preserve">Instead of utilizing standard repository installs which may carry legacy dependencies, use the optimized portable tarball. You must also install the </w:t>
+      </w:r>
+      <w:r>
+        <w:rPr>
+          <w:rStyle w:val="SourceText"/>
+          <w:rFonts w:ascii="Google Sans Text;sans-serif" w:hAnsi="Google Sans Text;sans-serif"/>
+          <w:b w:val="false"/>
+          <w:bCs w:val="false"/>
+          <w:sz w:val="21"/>
+          <w:szCs w:val="21"/>
+        </w:rPr>
+        <w:t>libgpiod</w:t>
+      </w:r>
+      <w:r>
+        <w:rPr>
+          <w:rFonts w:ascii="Google Sans Text;sans-serif" w:hAnsi="Google Sans Text;sans-serif"/>
+          <w:b w:val="false"/>
+          <w:bCs w:val="false"/>
+          <w:sz w:val="21"/>
+          <w:szCs w:val="21"/>
+        </w:rPr>
+        <w:t xml:space="preserve"> C++ v2 bindings, which are strictly required for the R: Device's hardware-level SIO COMMAND line interrupts.</w:t>
+      </w:r>
+    </w:p>
+    <w:p>
+      <w:pPr>
+        <w:pStyle w:val="BodyText"/>
+        <w:spacing w:lineRule="auto" w:line="240" w:before="0" w:after="280"/>
+        <w:rPr>
+          <w:rFonts w:ascii="Google Sans Text;sans-serif" w:hAnsi="Google Sans Text;sans-serif"/>
+          <w:b/>
+          <w:bCs/>
+        </w:rPr>
+      </w:pPr>
+      <w:r>
+        <w:rPr>
+          <w:rFonts w:ascii="Google Sans Text;sans-serif" w:hAnsi="Google Sans Text;sans-serif"/>
+          <w:b/>
+          <w:bCs/>
+        </w:rPr>
+        <w:t xml:space="preserve">Download: </w:t>
+      </w:r>
+    </w:p>
+    <w:p>
+      <w:pPr>
+        <w:pStyle w:val="BodyText"/>
+        <w:spacing w:lineRule="auto" w:line="240" w:before="0" w:after="280"/>
+        <w:rPr>
+          <w:rFonts w:ascii="Google Sans Text;sans-serif" w:hAnsi="Google Sans Text;sans-serif"/>
+          <w:b/>
+          <w:bCs/>
+        </w:rPr>
+      </w:pPr>
+      <w:r>
+        <w:rPr>
+          <w:rStyle w:val="SourceText"/>
+          <w:rFonts w:ascii="Liberation Mono" w:hAnsi="Liberation Mono"/>
+          <w:b w:val="false"/>
+          <w:bCs w:val="false"/>
+          <w:sz w:val="20"/>
+          <w:szCs w:val="20"/>
+        </w:rPr>
+        <w:t>$ sudo apt update</w:t>
+      </w:r>
+      <w:r>
+        <w:rPr>
+          <w:rFonts w:ascii="Liberation Mono" w:hAnsi="Liberation Mono"/>
+          <w:b w:val="false"/>
+          <w:bCs w:val="false"/>
+          <w:sz w:val="20"/>
+          <w:szCs w:val="20"/>
+        </w:rPr>
+        <w:t xml:space="preserve"> </w:t>
+      </w:r>
+    </w:p>
+    <w:p>
+      <w:pPr>
+        <w:pStyle w:val="BodyText"/>
+        <w:spacing w:lineRule="auto" w:line="240" w:before="0" w:after="280"/>
+        <w:rPr>
+          <w:rFonts w:ascii="Google Sans Text;sans-serif" w:hAnsi="Google Sans Text;sans-serif"/>
+          <w:b/>
+          <w:bCs/>
+        </w:rPr>
+      </w:pPr>
+      <w:r>
+        <w:rPr>
+          <w:rStyle w:val="SourceText"/>
+          <w:rFonts w:ascii="Liberation Mono" w:hAnsi="Liberation Mono"/>
+          <w:b w:val="false"/>
+          <w:bCs w:val="false"/>
+          <w:sz w:val="20"/>
+          <w:szCs w:val="20"/>
+        </w:rPr>
+        <w:t>$ sudo apt install qt6-base-dev qt6-base-private-dev libqt6gui6 libqt6widgets6 libqt6network6 libgpiod-dev libgpiodcxx-dev</w:t>
+      </w:r>
+      <w:r>
+        <w:rPr>
+          <w:rFonts w:ascii="Liberation Mono" w:hAnsi="Liberation Mono"/>
+          <w:b w:val="false"/>
+          <w:bCs w:val="false"/>
+          <w:sz w:val="20"/>
+          <w:szCs w:val="20"/>
+        </w:rPr>
+        <w:t xml:space="preserve"> </w:t>
+      </w:r>
+    </w:p>
+    <w:p>
+      <w:pPr>
+        <w:pStyle w:val="BodyText"/>
+        <w:spacing w:lineRule="auto" w:line="240" w:before="0" w:after="280"/>
+        <w:rPr>
+          <w:rFonts w:ascii="Google Sans Text;sans-serif" w:hAnsi="Google Sans Text;sans-serif"/>
+          <w:b/>
+          <w:bCs/>
+        </w:rPr>
+      </w:pPr>
+      <w:r>
+        <w:rPr>
+          <w:rStyle w:val="SourceText"/>
+          <w:rFonts w:ascii="Liberation Mono" w:hAnsi="Liberation Mono"/>
+          <w:b w:val="false"/>
+          <w:bCs w:val="false"/>
+          <w:sz w:val="20"/>
+          <w:szCs w:val="20"/>
+        </w:rPr>
+        <w:t>$ wget https://github.com/pjones1063/AspeQt-2k26/release</w:t>
+      </w:r>
+      <w:r>
+        <w:rPr>
+          <w:rFonts w:ascii="Liberation Mono" w:hAnsi="Liberation Mono"/>
+          <w:b w:val="false"/>
+          <w:bCs w:val="false"/>
+          <w:sz w:val="20"/>
+          <w:szCs w:val="20"/>
+        </w:rPr>
+        <w:t xml:space="preserve"> </w:t>
+      </w:r>
+      <w:r>
+        <w:rPr>
+          <w:rFonts w:ascii="Liberation Sans" w:hAnsi="Liberation Sans"/>
+          <w:b w:val="false"/>
+          <w:bCs w:val="false"/>
+          <w:i/>
+          <w:sz w:val="20"/>
+          <w:szCs w:val="20"/>
+        </w:rPr>
+        <w:t>(add current release – Pi tarball)</w:t>
+      </w:r>
+    </w:p>
+    <w:p>
+      <w:pPr>
+        <w:pStyle w:val="BodyText"/>
+        <w:spacing w:lineRule="auto" w:line="240" w:before="0" w:after="280"/>
+        <w:rPr>
+          <w:rFonts w:ascii="Google Sans Text;sans-serif" w:hAnsi="Google Sans Text;sans-serif"/>
+          <w:b/>
+          <w:bCs/>
+        </w:rPr>
+      </w:pPr>
+      <w:r>
+        <w:rPr>
+          <w:rFonts w:ascii="Google Sans Text;sans-serif" w:hAnsi="Google Sans Text;sans-serif"/>
+          <w:b/>
+          <w:bCs/>
+        </w:rPr>
+        <w:t xml:space="preserve">Extract: </w:t>
+      </w:r>
+    </w:p>
+    <w:p>
+      <w:pPr>
+        <w:pStyle w:val="BodyText"/>
+        <w:spacing w:lineRule="auto" w:line="240" w:before="0" w:after="280"/>
+        <w:rPr>
+          <w:rFonts w:ascii="Google Sans Text;sans-serif" w:hAnsi="Google Sans Text;sans-serif"/>
+          <w:b/>
+          <w:bCs/>
+        </w:rPr>
+      </w:pPr>
+      <w:r>
+        <w:rPr>
+          <w:rStyle w:val="SourceText"/>
+          <w:rFonts w:ascii="Liberation Mono" w:hAnsi="Liberation Mono"/>
+          <w:b w:val="false"/>
+          <w:bCs w:val="false"/>
+          <w:sz w:val="20"/>
+          <w:szCs w:val="20"/>
+        </w:rPr>
+        <w:t>$ tar -xzvf AspeQt-2K26-pi.64-portable.tar.gz</w:t>
+      </w:r>
+    </w:p>
+    <w:p>
+      <w:pPr>
+        <w:pStyle w:val="BodyText"/>
+        <w:spacing w:lineRule="auto" w:line="240" w:before="0" w:after="280"/>
+        <w:rPr>
+          <w:rFonts w:ascii="Google Sans Text;sans-serif" w:hAnsi="Google Sans Text;sans-serif"/>
+          <w:b/>
+          <w:bCs/>
+        </w:rPr>
+      </w:pPr>
+      <w:r>
+        <w:rPr>
+          <w:rFonts w:ascii="Google Sans Text;sans-serif" w:hAnsi="Google Sans Text;sans-serif"/>
+          <w:b/>
+          <w:bCs/>
+        </w:rPr>
+        <w:t xml:space="preserve">Execute: </w:t>
+      </w:r>
+    </w:p>
+    <w:p>
+      <w:pPr>
+        <w:pStyle w:val="BodyText"/>
+        <w:spacing w:lineRule="auto" w:line="240" w:before="0" w:after="280"/>
+        <w:rPr>
+          <w:rFonts w:ascii="Google Sans Text;sans-serif" w:hAnsi="Google Sans Text;sans-serif"/>
+          <w:b/>
+          <w:bCs/>
+        </w:rPr>
+      </w:pPr>
+      <w:r>
+        <w:rPr>
+          <w:rStyle w:val="SourceText"/>
+          <w:rFonts w:ascii="Liberation Mono" w:hAnsi="Liberation Mono"/>
+          <w:b w:val="false"/>
+          <w:bCs w:val="false"/>
+          <w:sz w:val="20"/>
+          <w:szCs w:val="20"/>
+        </w:rPr>
+        <w:t>$ cd AspeQt-2K26-pi.64-portable</w:t>
+      </w:r>
+      <w:r>
+        <w:rPr>
+          <w:rFonts w:ascii="Liberation Mono" w:hAnsi="Liberation Mono"/>
+          <w:b w:val="false"/>
+          <w:bCs w:val="false"/>
+          <w:sz w:val="20"/>
+          <w:szCs w:val="20"/>
+        </w:rPr>
+        <w:t xml:space="preserve"> </w:t>
+      </w:r>
+      <w:r>
+        <w:rPr>
+          <w:rStyle w:val="SourceText"/>
+          <w:rFonts w:ascii="Liberation Mono" w:hAnsi="Liberation Mono"/>
+          <w:b w:val="false"/>
+          <w:bCs w:val="false"/>
+          <w:sz w:val="20"/>
+          <w:szCs w:val="20"/>
+        </w:rPr>
+        <w:t>$ ./AspeQt</w:t>
+      </w:r>
+    </w:p>
+    <w:p>
+      <w:pPr>
+        <w:pStyle w:val="BodyText"/>
+        <w:spacing w:lineRule="auto" w:line="240" w:before="0" w:after="280"/>
+        <w:rPr>
+          <w:rFonts w:ascii="Google Sans Text;sans-serif" w:hAnsi="Google Sans Text;sans-serif"/>
+          <w:b/>
+          <w:bCs/>
+        </w:rPr>
+      </w:pPr>
+      <w:r>
+        <w:rPr>
+          <w:rFonts w:ascii="Google Sans Text;sans-serif" w:hAnsi="Google Sans Text;sans-serif"/>
+          <w:b/>
+          <w:bCs/>
+        </w:rPr>
+      </w:r>
+      <w:r>
+        <w:br w:type="page"/>
+      </w:r>
+    </w:p>
+    <w:p>
+      <w:pPr>
+        <w:pStyle w:val="BodyText"/>
+        <w:spacing w:lineRule="auto" w:line="240" w:before="0" w:after="280"/>
+        <w:rPr>
+          <w:rFonts w:ascii="Google Sans Text;sans-serif" w:hAnsi="Google Sans Text;sans-serif"/>
+          <w:b/>
+          <w:bCs/>
+        </w:rPr>
+      </w:pPr>
+      <w:r>
+        <w:rPr>
+          <w:rFonts w:ascii="Google Sans Text;sans-serif" w:hAnsi="Google Sans Text;sans-serif"/>
+          <w:b/>
+          <w:bCs/>
+        </w:rPr>
+        <w:t>3. Hardware Interfacing (GPIO to SIO)</w:t>
+      </w:r>
+    </w:p>
+    <w:p>
+      <w:pPr>
+        <w:pStyle w:val="BodyText"/>
+        <w:spacing w:lineRule="auto" w:line="240" w:before="0" w:after="280"/>
+        <w:rPr>
+          <w:rFonts w:ascii="Google Sans Text;sans-serif" w:hAnsi="Google Sans Text;sans-serif"/>
+          <w:b w:val="false"/>
+          <w:bCs w:val="false"/>
+          <w:sz w:val="21"/>
+          <w:szCs w:val="21"/>
+        </w:rPr>
+      </w:pPr>
+      <w:r>
+        <w:rPr>
+          <w:rFonts w:ascii="Google Sans Text;sans-serif" w:hAnsi="Google Sans Text;sans-serif"/>
+          <w:b w:val="false"/>
+          <w:bCs w:val="false"/>
+          <w:sz w:val="21"/>
+          <w:szCs w:val="21"/>
+        </w:rPr>
+        <w:t>The Raspberry Pi 4/5 can communicate directly with the Atari SIO bus using its internal UART.</w:t>
+      </w:r>
+    </w:p>
+    <w:p>
+      <w:pPr>
+        <w:pStyle w:val="BodyText"/>
+        <w:spacing w:lineRule="auto" w:line="240" w:before="0" w:after="280"/>
+        <w:rPr>
+          <w:rFonts w:ascii="Google Sans Text;sans-serif" w:hAnsi="Google Sans Text;sans-serif"/>
+          <w:b w:val="false"/>
+          <w:bCs w:val="false"/>
+          <w:sz w:val="21"/>
+          <w:szCs w:val="21"/>
+        </w:rPr>
+      </w:pPr>
+      <w:r>
+        <w:rPr>
+          <w:rFonts w:ascii="Google Sans Text;sans-serif" w:hAnsi="Google Sans Text;sans-serif"/>
+          <w:b w:val="false"/>
+          <w:bCs w:val="false"/>
+          <w:sz w:val="21"/>
+          <w:szCs w:val="21"/>
+        </w:rPr>
+        <w:t>[CRITICAL SAFETY NOTE] Atari SIO logic levels are 5V. The Raspberry Pi GPIO header operates at 3.3V. Connecting these directly will result in permanent damage to the Pi's SoC. A Logic Level Shifter is mandatory for this project.</w:t>
+      </w:r>
+    </w:p>
+    <w:p>
+      <w:pPr>
+        <w:pStyle w:val="BodyText"/>
+        <w:spacing w:lineRule="auto" w:line="240" w:before="0" w:after="280"/>
+        <w:rPr>
+          <w:rFonts w:ascii="Google Sans Text;sans-serif" w:hAnsi="Google Sans Text;sans-serif"/>
+          <w:b w:val="false"/>
+          <w:bCs w:val="false"/>
+          <w:sz w:val="21"/>
+          <w:szCs w:val="21"/>
+        </w:rPr>
+      </w:pPr>
+      <w:r>
+        <w:rPr>
+          <w:rFonts w:ascii="Google Sans Text;sans-serif" w:hAnsi="Google Sans Text;sans-serif"/>
+          <w:b w:val="false"/>
+          <w:bCs w:val="false"/>
+          <w:sz w:val="21"/>
+          <w:szCs w:val="21"/>
+        </w:rPr>
+        <w:t xml:space="preserve">Wiring Diagram Reference (the 3.3V vs 5V Requirement) The following table outlines the required connections. </w:t>
+      </w:r>
+      <w:r>
+        <w:rPr>
+          <w:rFonts w:ascii="Google Sans Text;sans-serif" w:hAnsi="Google Sans Text;sans-serif"/>
+          <w:b w:val="false"/>
+          <w:bCs w:val="false"/>
+          <w:i/>
+          <w:sz w:val="21"/>
+          <w:szCs w:val="21"/>
+        </w:rPr>
+        <w:t>Note: Wiring the COMMAND line (SIO Pin 7 to Pi Pin 12) is absolutely mandatory if you intend to use the R: Device 850 Emulation.</w:t>
       </w:r>
     </w:p>
     <w:p>
@@ -276,507 +708,8 @@
           <w:szCs w:val="21"/>
         </w:rPr>
       </w:pPr>
-      <w:bookmarkStart w:id="1" w:name="p-rc_4b5cbae0aad0c3bc-50"/>
-      <w:bookmarkEnd w:id="1"/>
-      <w:r>
-        <w:rPr>
-          <w:rFonts w:ascii="Google Sans Text;sans-serif" w:hAnsi="Google Sans Text;sans-serif"/>
-          <w:sz w:val="21"/>
-          <w:szCs w:val="21"/>
-        </w:rPr>
-        <w:t xml:space="preserve">As modern operating systems deprecate the Qt5 libraries, maintaining stable SIO (Serial Input/Output) connectivity for the Atari 8-bit family requires a transition to Qt6. AspeQt-2k26 provides this future-proofing while introducing native TNFS browsing. This document outlines the steps to install the portable 64-bit build on a Raspberry Pi and interface it directly with Atari hardware via the GPIO header. </w:t>
-      </w:r>
-    </w:p>
-    <w:p>
-      <w:pPr>
-        <w:pStyle w:val="BodyText"/>
-        <w:spacing w:lineRule="auto" w:line="274" w:before="0" w:after="140"/>
-        <w:ind w:hanging="0" w:left="0" w:right="0"/>
-        <w:rPr>
-          <w:rFonts w:ascii="Google Sans Text;sans-serif" w:hAnsi="Google Sans Text;sans-serif"/>
-          <w:sz w:val="21"/>
-          <w:szCs w:val="21"/>
-        </w:rPr>
-      </w:pPr>
-      <w:r>
-        <w:rPr>
-          <w:rFonts w:ascii="Google Sans Text;sans-serif" w:hAnsi="Google Sans Text;sans-serif"/>
-          <w:sz w:val="21"/>
-          <w:szCs w:val="21"/>
-        </w:rPr>
-      </w:r>
-    </w:p>
-    <w:p>
-      <w:pPr>
-        <w:pStyle w:val="BodyText"/>
-        <w:spacing w:lineRule="auto" w:line="274" w:before="0" w:after="140"/>
-        <w:ind w:hanging="0" w:left="0" w:right="0"/>
-        <w:rPr>
-          <w:rFonts w:ascii="Google Sans Text;sans-serif" w:hAnsi="Google Sans Text;sans-serif"/>
-          <w:b/>
-          <w:bCs/>
-          <w:sz w:val="24"/>
-          <w:szCs w:val="24"/>
-        </w:rPr>
-      </w:pPr>
-      <w:bookmarkStart w:id="2" w:name="p-rc_4b5cbae0aad0c3bc-51"/>
-      <w:bookmarkEnd w:id="2"/>
-      <w:r>
-        <w:rPr>
-          <w:rFonts w:ascii="Google Sans Text;sans-serif" w:hAnsi="Google Sans Text;sans-serif"/>
-          <w:b/>
-          <w:bCs/>
-          <w:sz w:val="24"/>
-          <w:szCs w:val="24"/>
-        </w:rPr>
-        <w:t xml:space="preserve">2. Installation (ARM64 Portable) </w:t>
-      </w:r>
-    </w:p>
-    <w:p>
-      <w:pPr>
-        <w:pStyle w:val="BodyText"/>
-        <w:spacing w:lineRule="auto" w:line="274" w:before="0" w:after="140"/>
-        <w:ind w:hanging="0" w:left="0" w:right="0"/>
-        <w:rPr>
-          <w:sz w:val="21"/>
-          <w:szCs w:val="21"/>
-        </w:rPr>
-      </w:pPr>
-      <w:bookmarkStart w:id="3" w:name="p-rc_4b5cbae0aad0c3bc-52"/>
-      <w:bookmarkEnd w:id="3"/>
-      <w:r>
-        <w:rPr>
-          <w:rFonts w:ascii="Google Sans Text;sans-serif" w:hAnsi="Google Sans Text;sans-serif"/>
-          <w:sz w:val="21"/>
-          <w:szCs w:val="21"/>
-        </w:rPr>
-        <w:t xml:space="preserve">Instead of utilizing standard repository installs which may carry legacy dependencies, use the optimized portable tarball: Download: </w:t>
-      </w:r>
-      <w:r>
-        <w:rPr>
-          <w:rStyle w:val="SourceText"/>
-          <w:rFonts w:ascii="Google Sans Text;sans-serif" w:hAnsi="Google Sans Text;sans-serif"/>
-          <w:sz w:val="21"/>
-          <w:szCs w:val="21"/>
-        </w:rPr>
-        <w:t>$ sudo apt update</w:t>
-      </w:r>
-      <w:r>
-        <w:rPr>
-          <w:rFonts w:ascii="Google Sans Text;sans-serif" w:hAnsi="Google Sans Text;sans-serif"/>
-          <w:sz w:val="21"/>
-          <w:szCs w:val="21"/>
-        </w:rPr>
-        <w:t xml:space="preserve"> </w:t>
-      </w:r>
-      <w:r>
-        <w:rPr>
-          <w:rStyle w:val="SourceText"/>
-          <w:rFonts w:ascii="Google Sans Text;sans-serif" w:hAnsi="Google Sans Text;sans-serif"/>
-          <w:sz w:val="21"/>
-          <w:szCs w:val="21"/>
-        </w:rPr>
-        <w:t>$ sudo apt install qt6-base-dev qt6-base-private-dev libqt6gui6 libqt6widgets6 libqt6network6</w:t>
-      </w:r>
-      <w:r>
-        <w:rPr>
-          <w:rFonts w:ascii="Google Sans Text;sans-serif" w:hAnsi="Google Sans Text;sans-serif"/>
-          <w:sz w:val="21"/>
-          <w:szCs w:val="21"/>
-        </w:rPr>
-        <w:t xml:space="preserve"> </w:t>
-      </w:r>
-      <w:r>
-        <w:rPr>
-          <w:rStyle w:val="SourceText"/>
-          <w:rFonts w:ascii="Google Sans Text;sans-serif" w:hAnsi="Google Sans Text;sans-serif"/>
-          <w:sz w:val="21"/>
-          <w:szCs w:val="21"/>
-        </w:rPr>
-        <w:t>$ wget https://github.com/pjones1063/AspeQt-2k26/release</w:t>
-      </w:r>
-      <w:r>
-        <w:rPr>
-          <w:rFonts w:ascii="Google Sans Text;sans-serif" w:hAnsi="Google Sans Text;sans-serif"/>
-          <w:sz w:val="21"/>
-          <w:szCs w:val="21"/>
-        </w:rPr>
-        <w:t xml:space="preserve"> (add current release – Pi tarball) </w:t>
-      </w:r>
-    </w:p>
-    <w:p>
-      <w:pPr>
-        <w:pStyle w:val="BodyText"/>
-        <w:spacing w:lineRule="auto" w:line="274" w:before="0" w:after="140"/>
-        <w:ind w:hanging="0" w:left="0" w:right="0"/>
-        <w:rPr>
-          <w:sz w:val="21"/>
-          <w:szCs w:val="21"/>
-        </w:rPr>
-      </w:pPr>
-      <w:bookmarkStart w:id="4" w:name="p-rc_4b5cbae0aad0c3bc-53"/>
-      <w:bookmarkEnd w:id="4"/>
-      <w:r>
-        <w:rPr>
-          <w:rFonts w:ascii="Google Sans Text;sans-serif" w:hAnsi="Google Sans Text;sans-serif"/>
-          <w:sz w:val="21"/>
-          <w:szCs w:val="21"/>
-        </w:rPr>
-        <w:t xml:space="preserve">Extract: </w:t>
-      </w:r>
-      <w:r>
-        <w:rPr>
-          <w:rStyle w:val="SourceText"/>
-          <w:rFonts w:ascii="Google Sans Text;sans-serif" w:hAnsi="Google Sans Text;sans-serif"/>
-          <w:sz w:val="21"/>
-          <w:szCs w:val="21"/>
-        </w:rPr>
-        <w:t>$ tar -xzvf AspeQt-2K26-pi.64-portable.tar.gz</w:t>
-      </w:r>
-      <w:r>
-        <w:rPr>
-          <w:rFonts w:ascii="Google Sans Text;sans-serif" w:hAnsi="Google Sans Text;sans-serif"/>
-          <w:sz w:val="21"/>
-          <w:szCs w:val="21"/>
-        </w:rPr>
-        <w:t xml:space="preserve"> </w:t>
-      </w:r>
-    </w:p>
-    <w:p>
-      <w:pPr>
-        <w:pStyle w:val="BodyText"/>
-        <w:spacing w:lineRule="auto" w:line="274" w:before="0" w:after="140"/>
-        <w:ind w:hanging="0" w:left="0" w:right="0"/>
-        <w:rPr>
-          <w:sz w:val="21"/>
-          <w:szCs w:val="21"/>
-        </w:rPr>
-      </w:pPr>
-      <w:bookmarkStart w:id="5" w:name="p-rc_4b5cbae0aad0c3bc-54"/>
-      <w:bookmarkEnd w:id="5"/>
-      <w:r>
-        <w:rPr>
-          <w:rFonts w:ascii="Google Sans Text;sans-serif" w:hAnsi="Google Sans Text;sans-serif"/>
-          <w:sz w:val="21"/>
-          <w:szCs w:val="21"/>
-        </w:rPr>
-        <w:t xml:space="preserve">Execute: </w:t>
-      </w:r>
-      <w:r>
-        <w:rPr>
-          <w:rStyle w:val="SourceText"/>
-          <w:rFonts w:ascii="Google Sans Text;sans-serif" w:hAnsi="Google Sans Text;sans-serif"/>
-          <w:sz w:val="21"/>
-          <w:szCs w:val="21"/>
-        </w:rPr>
-        <w:t>$ cd AspeQt-2K26-pi.64-portable</w:t>
-      </w:r>
-      <w:r>
-        <w:rPr>
-          <w:rFonts w:ascii="Google Sans Text;sans-serif" w:hAnsi="Google Sans Text;sans-serif"/>
-          <w:sz w:val="21"/>
-          <w:szCs w:val="21"/>
-        </w:rPr>
-        <w:t xml:space="preserve"> </w:t>
-      </w:r>
-      <w:r>
-        <w:rPr>
-          <w:rStyle w:val="SourceText"/>
-          <w:rFonts w:ascii="Google Sans Text;sans-serif" w:hAnsi="Google Sans Text;sans-serif"/>
-          <w:sz w:val="21"/>
-          <w:szCs w:val="21"/>
-        </w:rPr>
-        <w:t>$ ./AspeQt</w:t>
-      </w:r>
-      <w:r>
-        <w:rPr>
-          <w:rFonts w:ascii="Google Sans Text;sans-serif" w:hAnsi="Google Sans Text;sans-serif"/>
-          <w:sz w:val="21"/>
-          <w:szCs w:val="21"/>
-        </w:rPr>
-        <w:t xml:space="preserve"> </w:t>
-      </w:r>
-    </w:p>
-    <w:p>
-      <w:pPr>
-        <w:pStyle w:val="BodyText"/>
-        <w:spacing w:lineRule="auto" w:line="274" w:before="0" w:after="140"/>
-        <w:ind w:hanging="0" w:left="0" w:right="0"/>
-        <w:rPr>
-          <w:rFonts w:ascii="Google Sans Text;sans-serif" w:hAnsi="Google Sans Text;sans-serif"/>
-          <w:sz w:val="21"/>
-          <w:szCs w:val="21"/>
-        </w:rPr>
-      </w:pPr>
-      <w:r>
-        <w:rPr>
-          <w:rFonts w:ascii="Google Sans Text;sans-serif" w:hAnsi="Google Sans Text;sans-serif"/>
-          <w:sz w:val="21"/>
-          <w:szCs w:val="21"/>
-        </w:rPr>
-      </w:r>
-    </w:p>
-    <w:p>
-      <w:pPr>
-        <w:pStyle w:val="BodyText"/>
-        <w:spacing w:lineRule="auto" w:line="274" w:before="0" w:after="140"/>
-        <w:ind w:hanging="0" w:left="0" w:right="0"/>
-        <w:rPr>
-          <w:rFonts w:ascii="Google Sans Text;sans-serif" w:hAnsi="Google Sans Text;sans-serif"/>
-          <w:sz w:val="21"/>
-          <w:szCs w:val="21"/>
-        </w:rPr>
-      </w:pPr>
-      <w:r>
-        <w:rPr>
-          <w:rFonts w:ascii="Google Sans Text;sans-serif" w:hAnsi="Google Sans Text;sans-serif"/>
-          <w:sz w:val="21"/>
-          <w:szCs w:val="21"/>
-        </w:rPr>
-      </w:r>
-    </w:p>
-    <w:p>
-      <w:pPr>
-        <w:pStyle w:val="BodyText"/>
-        <w:spacing w:lineRule="auto" w:line="274" w:before="0" w:after="140"/>
-        <w:ind w:hanging="0" w:left="0" w:right="0"/>
-        <w:rPr>
-          <w:rFonts w:ascii="Google Sans Text;sans-serif" w:hAnsi="Google Sans Text;sans-serif"/>
-          <w:sz w:val="21"/>
-          <w:szCs w:val="21"/>
-        </w:rPr>
-      </w:pPr>
-      <w:r>
-        <w:rPr>
-          <w:rFonts w:ascii="Google Sans Text;sans-serif" w:hAnsi="Google Sans Text;sans-serif"/>
-          <w:sz w:val="21"/>
-          <w:szCs w:val="21"/>
-        </w:rPr>
-      </w:r>
-    </w:p>
-    <w:p>
-      <w:pPr>
-        <w:pStyle w:val="BodyText"/>
-        <w:spacing w:lineRule="auto" w:line="274" w:before="0" w:after="140"/>
-        <w:ind w:hanging="0" w:left="0" w:right="0"/>
-        <w:rPr>
-          <w:rFonts w:ascii="Google Sans Text;sans-serif" w:hAnsi="Google Sans Text;sans-serif"/>
-          <w:sz w:val="21"/>
-          <w:szCs w:val="21"/>
-        </w:rPr>
-      </w:pPr>
-      <w:r>
-        <w:rPr>
-          <w:rFonts w:ascii="Google Sans Text;sans-serif" w:hAnsi="Google Sans Text;sans-serif"/>
-          <w:sz w:val="21"/>
-          <w:szCs w:val="21"/>
-        </w:rPr>
-      </w:r>
-    </w:p>
-    <w:p>
-      <w:pPr>
-        <w:pStyle w:val="BodyText"/>
-        <w:spacing w:lineRule="auto" w:line="274" w:before="0" w:after="140"/>
-        <w:ind w:hanging="0" w:left="0" w:right="0"/>
-        <w:rPr>
-          <w:rFonts w:ascii="Google Sans Text;sans-serif" w:hAnsi="Google Sans Text;sans-serif"/>
-          <w:sz w:val="21"/>
-          <w:szCs w:val="21"/>
-        </w:rPr>
-      </w:pPr>
-      <w:r>
-        <w:rPr>
-          <w:rFonts w:ascii="Google Sans Text;sans-serif" w:hAnsi="Google Sans Text;sans-serif"/>
-          <w:sz w:val="21"/>
-          <w:szCs w:val="21"/>
-        </w:rPr>
-      </w:r>
-    </w:p>
-    <w:p>
-      <w:pPr>
-        <w:pStyle w:val="BodyText"/>
-        <w:spacing w:lineRule="auto" w:line="274" w:before="0" w:after="140"/>
-        <w:ind w:hanging="0" w:left="0" w:right="0"/>
-        <w:rPr>
-          <w:rFonts w:ascii="Google Sans Text;sans-serif" w:hAnsi="Google Sans Text;sans-serif"/>
-          <w:sz w:val="21"/>
-          <w:szCs w:val="21"/>
-        </w:rPr>
-      </w:pPr>
-      <w:r>
-        <w:rPr>
-          <w:rFonts w:ascii="Google Sans Text;sans-serif" w:hAnsi="Google Sans Text;sans-serif"/>
-          <w:sz w:val="21"/>
-          <w:szCs w:val="21"/>
-        </w:rPr>
-      </w:r>
-    </w:p>
-    <w:p>
-      <w:pPr>
-        <w:pStyle w:val="BodyText"/>
-        <w:spacing w:lineRule="auto" w:line="274" w:before="0" w:after="140"/>
-        <w:ind w:hanging="0" w:left="0" w:right="0"/>
-        <w:rPr>
-          <w:rFonts w:ascii="Google Sans Text;sans-serif" w:hAnsi="Google Sans Text;sans-serif"/>
-          <w:sz w:val="21"/>
-          <w:szCs w:val="21"/>
-        </w:rPr>
-      </w:pPr>
-      <w:r>
-        <w:rPr>
-          <w:rFonts w:ascii="Google Sans Text;sans-serif" w:hAnsi="Google Sans Text;sans-serif"/>
-          <w:sz w:val="21"/>
-          <w:szCs w:val="21"/>
-        </w:rPr>
-      </w:r>
-    </w:p>
-    <w:p>
-      <w:pPr>
-        <w:pStyle w:val="BodyText"/>
-        <w:spacing w:lineRule="auto" w:line="274" w:before="0" w:after="140"/>
-        <w:ind w:hanging="0" w:left="0" w:right="0"/>
-        <w:rPr>
-          <w:rFonts w:ascii="Google Sans Text;sans-serif" w:hAnsi="Google Sans Text;sans-serif"/>
-          <w:sz w:val="21"/>
-          <w:szCs w:val="21"/>
-        </w:rPr>
-      </w:pPr>
-      <w:r>
-        <w:rPr>
-          <w:rFonts w:ascii="Google Sans Text;sans-serif" w:hAnsi="Google Sans Text;sans-serif"/>
-          <w:sz w:val="21"/>
-          <w:szCs w:val="21"/>
-        </w:rPr>
-      </w:r>
-    </w:p>
-    <w:p>
-      <w:pPr>
-        <w:pStyle w:val="BodyText"/>
-        <w:spacing w:lineRule="auto" w:line="274" w:before="0" w:after="140"/>
-        <w:ind w:hanging="0" w:left="0" w:right="0"/>
-        <w:rPr>
-          <w:rFonts w:ascii="Google Sans Text;sans-serif" w:hAnsi="Google Sans Text;sans-serif"/>
-          <w:b/>
-          <w:bCs/>
-          <w:sz w:val="24"/>
-          <w:szCs w:val="24"/>
-        </w:rPr>
-      </w:pPr>
-      <w:bookmarkStart w:id="6" w:name="p-rc_4b5cbae0aad0c3bc-55"/>
-      <w:bookmarkEnd w:id="6"/>
-      <w:r>
-        <w:rPr>
-          <w:rFonts w:ascii="Google Sans Text;sans-serif" w:hAnsi="Google Sans Text;sans-serif"/>
-          <w:b/>
-          <w:bCs/>
-          <w:sz w:val="24"/>
-          <w:szCs w:val="24"/>
-        </w:rPr>
-        <w:t xml:space="preserve">3. Hardware Interfacing (GPIO to SIO) </w:t>
-      </w:r>
-    </w:p>
-    <w:p>
-      <w:pPr>
-        <w:pStyle w:val="BodyText"/>
-        <w:spacing w:lineRule="auto" w:line="274" w:before="0" w:after="140"/>
-        <w:ind w:hanging="0" w:left="0" w:right="0"/>
-        <w:rPr>
-          <w:rFonts w:ascii="Google Sans Text;sans-serif" w:hAnsi="Google Sans Text;sans-serif"/>
-          <w:sz w:val="21"/>
-          <w:szCs w:val="21"/>
-        </w:rPr>
-      </w:pPr>
-      <w:bookmarkStart w:id="7" w:name="p-rc_4b5cbae0aad0c3bc-56"/>
-      <w:bookmarkEnd w:id="7"/>
-      <w:r>
-        <w:rPr>
-          <w:rFonts w:ascii="Google Sans Text;sans-serif" w:hAnsi="Google Sans Text;sans-serif"/>
-          <w:sz w:val="21"/>
-          <w:szCs w:val="21"/>
-        </w:rPr>
-        <w:t xml:space="preserve">The Raspberry Pi 4/5 can communicate directly with the Atari SIO bus using its internal UART. </w:t>
-      </w:r>
-    </w:p>
-    <w:p>
-      <w:pPr>
-        <w:pStyle w:val="BodyText"/>
-        <w:spacing w:lineRule="auto" w:line="274" w:before="0" w:after="140"/>
-        <w:ind w:hanging="0" w:left="0" w:right="0"/>
-        <w:rPr>
-          <w:rFonts w:ascii="Google Sans Text;sans-serif" w:hAnsi="Google Sans Text;sans-serif"/>
-          <w:b/>
-          <w:bCs/>
-          <w:sz w:val="24"/>
-          <w:szCs w:val="24"/>
-        </w:rPr>
-      </w:pPr>
-      <w:bookmarkStart w:id="8" w:name="p-rc_4b5cbae0aad0c3bc-57"/>
-      <w:bookmarkEnd w:id="8"/>
-      <w:r>
-        <w:rPr>
-          <w:rFonts w:ascii="Google Sans Text;sans-serif" w:hAnsi="Google Sans Text;sans-serif"/>
-          <w:b/>
-          <w:bCs/>
-          <w:sz w:val="24"/>
-          <w:szCs w:val="24"/>
-        </w:rPr>
-        <w:t xml:space="preserve">[CRITICAL SAFETY NOTE] </w:t>
-      </w:r>
-    </w:p>
-    <w:p>
-      <w:pPr>
-        <w:pStyle w:val="BodyText"/>
-        <w:spacing w:lineRule="auto" w:line="274" w:before="0" w:after="140"/>
-        <w:ind w:hanging="0" w:left="0" w:right="0"/>
-        <w:rPr>
-          <w:rFonts w:ascii="Google Sans Text;sans-serif" w:hAnsi="Google Sans Text;sans-serif"/>
-          <w:sz w:val="21"/>
-          <w:szCs w:val="21"/>
-        </w:rPr>
-      </w:pPr>
-      <w:r>
-        <w:rPr>
-          <w:rFonts w:ascii="Google Sans Text;sans-serif" w:hAnsi="Google Sans Text;sans-serif"/>
-          <w:sz w:val="21"/>
-          <w:szCs w:val="21"/>
-        </w:rPr>
-        <w:t xml:space="preserve">Atari SIO logic levels are 5V. The Raspberry Pi GPIO header operates at 3.3V. Connecting these directly will result in permanent damage to the Pi's SoC. A Logic Level Shifter is mandatory for this project. </w:t>
-      </w:r>
-    </w:p>
-    <w:p>
-      <w:pPr>
-        <w:pStyle w:val="BodyText"/>
-        <w:spacing w:lineRule="auto" w:line="274" w:before="0" w:after="140"/>
-        <w:ind w:hanging="0" w:left="0" w:right="0"/>
-        <w:rPr>
-          <w:rFonts w:ascii="Google Sans Text;sans-serif" w:hAnsi="Google Sans Text;sans-serif"/>
-          <w:b/>
-          <w:sz w:val="21"/>
-          <w:szCs w:val="21"/>
-        </w:rPr>
-      </w:pPr>
-      <w:r>
-        <w:rPr>
-          <w:rFonts w:ascii="Google Sans Text;sans-serif" w:hAnsi="Google Sans Text;sans-serif"/>
-          <w:b/>
-          <w:sz w:val="21"/>
-          <w:szCs w:val="21"/>
-        </w:rPr>
-      </w:r>
-    </w:p>
-    <w:p>
-      <w:pPr>
-        <w:pStyle w:val="BodyText"/>
-        <w:spacing w:lineRule="auto" w:line="274" w:before="0" w:after="140"/>
-        <w:ind w:hanging="0" w:left="0" w:right="0"/>
-        <w:rPr>
-          <w:rFonts w:ascii="Google Sans Text;sans-serif" w:hAnsi="Google Sans Text;sans-serif"/>
-          <w:sz w:val="21"/>
-          <w:szCs w:val="21"/>
-        </w:rPr>
-      </w:pPr>
-      <w:bookmarkStart w:id="9" w:name="p-rc_4b5cbae0aad0c3bc-58"/>
-      <w:bookmarkEnd w:id="9"/>
+      <w:bookmarkStart w:id="0" w:name="p-rc_4b5cbae0aad0c3bc-58"/>
+      <w:bookmarkEnd w:id="0"/>
       <w:r>
         <w:rPr>
           <w:rFonts w:ascii="Google Sans Text;sans-serif" w:hAnsi="Google Sans Text;sans-serif"/>
@@ -846,7 +779,7 @@
         </w:tblCellMar>
       </w:tblPr>
       <w:tblGrid>
-        <w:gridCol w:w="2756"/>
+        <w:gridCol w:w="2755"/>
         <w:gridCol w:w="2221"/>
         <w:gridCol w:w="1945"/>
         <w:gridCol w:w="2438"/>
@@ -857,7 +790,7 @@
         </w:trPr>
         <w:tc>
           <w:tcPr>
-            <w:tcW w:w="2756" w:type="dxa"/>
+            <w:tcW w:w="2755" w:type="dxa"/>
             <w:tcBorders>
               <w:top w:val="single" w:sz="2" w:space="0" w:color="000000"/>
               <w:left w:val="single" w:sz="2" w:space="0" w:color="000000"/>
@@ -968,7 +901,7 @@
         <w:trPr/>
         <w:tc>
           <w:tcPr>
-            <w:tcW w:w="2756" w:type="dxa"/>
+            <w:tcW w:w="2755" w:type="dxa"/>
             <w:tcBorders>
               <w:top w:val="single" w:sz="2" w:space="0" w:color="000000"/>
               <w:left w:val="single" w:sz="2" w:space="0" w:color="000000"/>
@@ -1018,7 +951,17 @@
               <w:rPr>
                 <w:rFonts w:ascii="Google Sans Text;sans-serif" w:hAnsi="Google Sans Text;sans-serif"/>
               </w:rPr>
-              <w:t>SIO Pin 3</w:t>
+              <w:t xml:space="preserve">SIO Pin 3 </w:t>
+            </w:r>
+            <w:r>
+              <w:rPr>
+                <w:rFonts w:ascii="Google Sans Text;sans-serif" w:hAnsi="Google Sans Text;sans-serif"/>
+                <w:b/>
+                <w:bCs/>
+                <w:sz w:val="24"/>
+                <w:szCs w:val="24"/>
+              </w:rPr>
+              <w:t>[Diode]</w:t>
             </w:r>
           </w:p>
         </w:tc>
@@ -1083,7 +1026,7 @@
         <w:trPr/>
         <w:tc>
           <w:tcPr>
-            <w:tcW w:w="2756" w:type="dxa"/>
+            <w:tcW w:w="2755" w:type="dxa"/>
             <w:tcBorders>
               <w:top w:val="single" w:sz="2" w:space="0" w:color="000000"/>
               <w:left w:val="single" w:sz="2" w:space="0" w:color="000000"/>
@@ -1198,7 +1141,7 @@
         <w:trPr/>
         <w:tc>
           <w:tcPr>
-            <w:tcW w:w="2756" w:type="dxa"/>
+            <w:tcW w:w="2755" w:type="dxa"/>
             <w:tcBorders>
               <w:top w:val="single" w:sz="2" w:space="0" w:color="000000"/>
               <w:left w:val="single" w:sz="2" w:space="0" w:color="000000"/>
@@ -1329,7 +1272,7 @@
         <w:trPr/>
         <w:tc>
           <w:tcPr>
-            <w:tcW w:w="2756" w:type="dxa"/>
+            <w:tcW w:w="2755" w:type="dxa"/>
             <w:tcBorders>
               <w:top w:val="single" w:sz="2" w:space="0" w:color="000000"/>
               <w:left w:val="single" w:sz="2" w:space="0" w:color="000000"/>
@@ -1444,7 +1387,7 @@
         <w:trPr/>
         <w:tc>
           <w:tcPr>
-            <w:tcW w:w="2756" w:type="dxa"/>
+            <w:tcW w:w="2755" w:type="dxa"/>
             <w:tcBorders>
               <w:top w:val="single" w:sz="2" w:space="0" w:color="000000"/>
               <w:left w:val="single" w:sz="2" w:space="0" w:color="000000"/>
@@ -1584,18 +1527,21 @@
         <w:ind w:hanging="0" w:left="0" w:right="0"/>
         <w:rPr>
           <w:rFonts w:ascii="Google Sans Text;sans-serif" w:hAnsi="Google Sans Text;sans-serif"/>
-          <w:sz w:val="21"/>
-          <w:szCs w:val="21"/>
-        </w:rPr>
-      </w:pPr>
-      <w:r>
-        <w:rPr>
-          <w:rFonts w:ascii="Google Sans Text;sans-serif" w:hAnsi="Google Sans Text;sans-serif"/>
-          <w:b/>
-          <w:sz w:val="21"/>
-          <w:szCs w:val="21"/>
-        </w:rPr>
-        <w:t>[CRITICAL HARDWARE REQUIREMENT: The Bus Contention Diode]</w:t>
+          <w:b/>
+          <w:bCs/>
+          <w:sz w:val="21"/>
+          <w:szCs w:val="21"/>
+        </w:rPr>
+      </w:pPr>
+      <w:r>
+        <w:rPr>
+          <w:rFonts w:ascii="Google Sans Text;sans-serif" w:hAnsi="Google Sans Text;sans-serif"/>
+          <w:b/>
+          <w:bCs/>
+          <w:sz w:val="21"/>
+          <w:szCs w:val="21"/>
+        </w:rPr>
+        <w:t xml:space="preserve">[CRITICAL HARDWARE REQUIREMENT: The Bus Contention Diode] </w:t>
       </w:r>
     </w:p>
     <w:p>
@@ -1612,90 +1558,12 @@
       <w:r>
         <w:rPr>
           <w:rFonts w:ascii="Google Sans Text;sans-serif" w:hAnsi="Google Sans Text;sans-serif"/>
-          <w:sz w:val="21"/>
-          <w:szCs w:val="21"/>
-        </w:rPr>
-        <w:t>Because the Atari SIO bus is a shared daisy-chain, modern push-pull logic shifters will forcefully hold the SIO data line at 5V, overpowering vintage hardware (like the 1050 disk drive or 850 interface) and causing short circuits.</w:t>
-      </w:r>
-    </w:p>
-    <w:p>
-      <w:pPr>
-        <w:pStyle w:val="BodyText"/>
-        <w:spacing w:lineRule="auto" w:line="274" w:before="0" w:after="140"/>
-        <w:ind w:hanging="0" w:left="0" w:right="0"/>
-        <w:rPr>
-          <w:rFonts w:ascii="Google Sans Text;sans-serif" w:hAnsi="Google Sans Text;sans-serif"/>
-          <w:sz w:val="21"/>
-          <w:szCs w:val="21"/>
-        </w:rPr>
-      </w:pPr>
-      <w:r>
-        <w:rPr>
-          <w:rFonts w:ascii="Google Sans Text;sans-serif" w:hAnsi="Google Sans Text;sans-serif"/>
-          <w:sz w:val="21"/>
-          <w:szCs w:val="21"/>
-        </w:rPr>
-        <w:t xml:space="preserve">To safely emulate an open-collector output and protect your vintage hardware, </w:t>
-      </w:r>
-      <w:r>
-        <w:rPr>
-          <w:rFonts w:ascii="Google Sans Text;sans-serif" w:hAnsi="Google Sans Text;sans-serif"/>
-          <w:b/>
-          <w:bCs/>
-          <w:sz w:val="21"/>
-          <w:szCs w:val="21"/>
-        </w:rPr>
-        <w:t xml:space="preserve">you </w:t>
-      </w:r>
-      <w:r>
-        <w:rPr>
-          <w:rFonts w:ascii="Google Sans Text;sans-serif" w:hAnsi="Google Sans Text;sans-serif"/>
-          <w:b/>
-          <w:bCs/>
-          <w:sz w:val="21"/>
-          <w:szCs w:val="21"/>
-        </w:rPr>
-        <w:t>must</w:t>
-      </w:r>
-      <w:r>
-        <w:rPr>
-          <w:rFonts w:ascii="Google Sans Text;sans-serif" w:hAnsi="Google Sans Text;sans-serif"/>
-          <w:b/>
-          <w:bCs/>
-          <w:sz w:val="21"/>
-          <w:szCs w:val="21"/>
-        </w:rPr>
-        <w:t xml:space="preserve"> install a switching diode (1N4148 or 1N914) inline on the Pi's Transmit </w:t>
-      </w:r>
-      <w:r>
-        <w:rPr>
-          <w:rFonts w:ascii="Google Sans Text;sans-serif" w:hAnsi="Google Sans Text;sans-serif"/>
-          <w:b/>
-          <w:bCs/>
-          <w:sz w:val="21"/>
-          <w:szCs w:val="21"/>
-        </w:rPr>
-        <w:t xml:space="preserve">TX </w:t>
-      </w:r>
-      <w:r>
-        <w:rPr>
-          <w:rFonts w:ascii="Google Sans Text;sans-serif" w:hAnsi="Google Sans Text;sans-serif"/>
-          <w:b/>
-          <w:bCs/>
-          <w:sz w:val="21"/>
-          <w:szCs w:val="21"/>
-        </w:rPr>
-        <w:t>line (</w:t>
-      </w:r>
-      <w:r>
-        <w:rPr>
-          <w:rFonts w:ascii="Google Sans Text;sans-serif" w:hAnsi="Google Sans Text;sans-serif"/>
-          <w:b/>
-          <w:bCs/>
-          <w:sz w:val="21"/>
-          <w:szCs w:val="21"/>
-        </w:rPr>
-        <w:t>Pin 8 GPIO 14)</w:t>
+          <w:b w:val="false"/>
+          <w:bCs w:val="false"/>
+          <w:sz w:val="21"/>
+          <w:szCs w:val="21"/>
+        </w:rPr>
+        <w:t>Because the Atari SIO bus is a shared daisy-chain, modern push-pull logic shifters will forcefully hold the SIO data line at 5V, overpowering vintage hardware (like the 1050 disk drive or 850 interface) and causing short circuits. To safely emulate an open-collector output and protect your vintage hardware, you must install a switching diode (1N4148 or 1N914) inline on the Pi's Transmit TX line (Pin 8 GPIO 14).</w:t>
       </w:r>
     </w:p>
     <w:p>
@@ -1705,35 +1573,29 @@
           <w:ilvl w:val="0"/>
           <w:numId w:val="1"/>
         </w:numPr>
-        <w:pBdr/>
         <w:tabs>
           <w:tab w:val="clear" w:pos="720"/>
           <w:tab w:val="left" w:pos="0" w:leader="none"/>
         </w:tabs>
-        <w:spacing w:lineRule="auto" w:line="274" w:before="0" w:after="140"/>
-        <w:ind w:hanging="283" w:left="709" w:right="0"/>
-        <w:rPr>
-          <w:rFonts w:ascii="Google Sans Text;sans-serif" w:hAnsi="Google Sans Text;sans-serif"/>
-          <w:sz w:val="21"/>
-          <w:szCs w:val="21"/>
-        </w:rPr>
-      </w:pPr>
-      <w:r>
-        <w:rPr>
-          <w:rFonts w:ascii="Google Sans Text;sans-serif" w:hAnsi="Google Sans Text;sans-serif"/>
-          <w:b/>
-          <w:sz w:val="21"/>
-          <w:szCs w:val="21"/>
-        </w:rPr>
-        <w:t>Location:</w:t>
-      </w:r>
-      <w:r>
-        <w:rPr>
-          <w:rFonts w:ascii="Google Sans Text;sans-serif" w:hAnsi="Google Sans Text;sans-serif"/>
-          <w:sz w:val="21"/>
-          <w:szCs w:val="21"/>
-        </w:rPr>
-        <w:t xml:space="preserve"> Between the Logic Shifter's HV1 output and Atari SIO Pin 3.</w:t>
+        <w:spacing w:lineRule="auto" w:line="274"/>
+        <w:ind w:hanging="283" w:left="709"/>
+        <w:rPr>
+          <w:rFonts w:ascii="Google Sans Text;sans-serif" w:hAnsi="Google Sans Text;sans-serif"/>
+          <w:b w:val="false"/>
+          <w:bCs w:val="false"/>
+          <w:sz w:val="21"/>
+          <w:szCs w:val="21"/>
+        </w:rPr>
+      </w:pPr>
+      <w:r>
+        <w:rPr>
+          <w:rFonts w:ascii="Google Sans Text;sans-serif" w:hAnsi="Google Sans Text;sans-serif"/>
+          <w:b w:val="false"/>
+          <w:bCs w:val="false"/>
+          <w:sz w:val="21"/>
+          <w:szCs w:val="21"/>
+        </w:rPr>
+        <w:t>Location: Between the Logic Shifter's HV1 output and Atari SIO Pin 3.</w:t>
       </w:r>
     </w:p>
     <w:p>
@@ -1743,267 +1605,279 @@
           <w:ilvl w:val="0"/>
           <w:numId w:val="1"/>
         </w:numPr>
-        <w:pBdr/>
         <w:tabs>
           <w:tab w:val="clear" w:pos="720"/>
           <w:tab w:val="left" w:pos="0" w:leader="none"/>
         </w:tabs>
-        <w:spacing w:lineRule="auto" w:line="274" w:before="0" w:after="140"/>
-        <w:ind w:hanging="283" w:left="709" w:right="0"/>
-        <w:rPr>
-          <w:rFonts w:ascii="Google Sans Text;sans-serif" w:hAnsi="Google Sans Text;sans-serif"/>
-          <w:sz w:val="21"/>
-          <w:szCs w:val="21"/>
-        </w:rPr>
-      </w:pPr>
-      <w:r>
-        <w:rPr>
-          <w:rFonts w:ascii="Google Sans Text;sans-serif" w:hAnsi="Google Sans Text;sans-serif"/>
-          <w:b/>
-          <w:sz w:val="21"/>
-          <w:szCs w:val="21"/>
-        </w:rPr>
-        <w:t>Orientation:</w:t>
-      </w:r>
-      <w:r>
-        <w:rPr>
-          <w:rFonts w:ascii="Google Sans Text;sans-serif" w:hAnsi="Google Sans Text;sans-serif"/>
-          <w:sz w:val="21"/>
-          <w:szCs w:val="21"/>
-        </w:rPr>
-        <w:t xml:space="preserve"> The diode's </w:t>
-      </w:r>
-      <w:r>
-        <w:rPr>
-          <w:rFonts w:ascii="Google Sans Text;sans-serif" w:hAnsi="Google Sans Text;sans-serif"/>
-          <w:b/>
-          <w:sz w:val="21"/>
-          <w:szCs w:val="21"/>
-        </w:rPr>
-        <w:t>black stripe (Cathode)</w:t>
-      </w:r>
-      <w:r>
-        <w:rPr>
-          <w:rFonts w:ascii="Google Sans Text;sans-serif" w:hAnsi="Google Sans Text;sans-serif"/>
-          <w:sz w:val="21"/>
-          <w:szCs w:val="21"/>
-        </w:rPr>
-        <w:t xml:space="preserve"> must point </w:t>
-      </w:r>
-      <w:r>
-        <w:rPr>
-          <w:rFonts w:ascii="Google Sans Text;sans-serif" w:hAnsi="Google Sans Text;sans-serif"/>
+        <w:spacing w:lineRule="auto" w:line="274"/>
+        <w:ind w:hanging="283" w:left="709"/>
+        <w:rPr>
+          <w:rFonts w:ascii="Google Sans Text;sans-serif" w:hAnsi="Google Sans Text;sans-serif"/>
+          <w:b w:val="false"/>
+          <w:bCs w:val="false"/>
+          <w:sz w:val="21"/>
+          <w:szCs w:val="21"/>
+        </w:rPr>
+      </w:pPr>
+      <w:r>
+        <w:rPr>
+          <w:rFonts w:ascii="Google Sans Text;sans-serif" w:hAnsi="Google Sans Text;sans-serif"/>
+          <w:b w:val="false"/>
+          <w:bCs w:val="false"/>
+          <w:sz w:val="21"/>
+          <w:szCs w:val="21"/>
+        </w:rPr>
+        <w:t>Orientation: The diode's black stripe (Cathode) must point towards the Raspberry Pi's logic shifter. The non-stripe side (Anode) connects to the Atari.</w:t>
+      </w:r>
+    </w:p>
+    <w:p>
+      <w:pPr>
+        <w:pStyle w:val="BodyText"/>
+        <w:numPr>
+          <w:ilvl w:val="0"/>
+          <w:numId w:val="1"/>
+        </w:numPr>
+        <w:tabs>
+          <w:tab w:val="clear" w:pos="720"/>
+          <w:tab w:val="left" w:pos="0" w:leader="none"/>
+        </w:tabs>
+        <w:spacing w:lineRule="auto" w:line="274"/>
+        <w:ind w:hanging="283" w:left="709"/>
+        <w:rPr>
+          <w:rFonts w:ascii="Google Sans Text;sans-serif" w:hAnsi="Google Sans Text;sans-serif"/>
+          <w:b w:val="false"/>
+          <w:bCs w:val="false"/>
+          <w:sz w:val="21"/>
+          <w:szCs w:val="21"/>
+        </w:rPr>
+      </w:pPr>
+      <w:r>
+        <w:rPr>
+          <w:rFonts w:ascii="Google Sans Text;sans-serif" w:hAnsi="Google Sans Text;sans-serif"/>
+          <w:b w:val="false"/>
+          <w:bCs w:val="false"/>
+          <w:sz w:val="21"/>
+          <w:szCs w:val="21"/>
+        </w:rPr>
+        <w:t>The Raspberry Pi GPIO header operates at 3.3V, while the Atari SIO bus operates at 5V. Connecting these directly will cause permanent hardware failure on the Raspberry Pi 4/5.</w:t>
+      </w:r>
+    </w:p>
+    <w:p>
+      <w:pPr>
+        <w:pStyle w:val="BodyText"/>
+        <w:numPr>
+          <w:ilvl w:val="0"/>
+          <w:numId w:val="0"/>
+        </w:numPr>
+        <w:spacing w:lineRule="auto" w:line="274"/>
+        <w:ind w:hanging="0" w:left="0"/>
+        <w:rPr>
+          <w:rFonts w:ascii="Google Sans Text;sans-serif" w:hAnsi="Google Sans Text;sans-serif"/>
+          <w:b w:val="false"/>
+          <w:bCs w:val="false"/>
+          <w:sz w:val="21"/>
+          <w:szCs w:val="21"/>
+        </w:rPr>
+      </w:pPr>
+      <w:r>
+        <w:rPr>
+          <w:rFonts w:ascii="Google Sans Text;sans-serif" w:hAnsi="Google Sans Text;sans-serif"/>
+          <w:b w:val="false"/>
+          <w:bCs w:val="false"/>
+          <w:sz w:val="21"/>
+          <w:szCs w:val="21"/>
+        </w:rPr>
+      </w:r>
+    </w:p>
+    <w:p>
+      <w:pPr>
+        <w:pStyle w:val="BodyText"/>
+        <w:spacing w:lineRule="auto" w:line="274"/>
+        <w:rPr>
+          <w:rFonts w:ascii="Google Sans Text;sans-serif" w:hAnsi="Google Sans Text;sans-serif"/>
+          <w:b/>
+          <w:sz w:val="21"/>
+          <w:szCs w:val="21"/>
+        </w:rPr>
+      </w:pPr>
+      <w:r>
+        <w:rPr>
+          <w:rFonts w:ascii="Google Sans Text;sans-serif" w:hAnsi="Google Sans Text;sans-serif"/>
+          <w:b/>
+          <w:sz w:val="21"/>
+          <w:szCs w:val="21"/>
+        </w:rPr>
+        <w:t>4. System Configuration</w:t>
+      </w:r>
+    </w:p>
+    <w:p>
+      <w:pPr>
+        <w:pStyle w:val="BodyText"/>
+        <w:spacing w:lineRule="auto" w:line="274"/>
+        <w:rPr>
+          <w:rFonts w:ascii="Google Sans Text;sans-serif" w:hAnsi="Google Sans Text;sans-serif"/>
+          <w:b/>
+          <w:sz w:val="21"/>
+          <w:szCs w:val="21"/>
+        </w:rPr>
+      </w:pPr>
+      <w:r>
+        <w:rPr>
+          <w:rFonts w:ascii="Google Sans Text;sans-serif" w:hAnsi="Google Sans Text;sans-serif"/>
+          <w:b w:val="false"/>
+          <w:bCs w:val="false"/>
+          <w:sz w:val="21"/>
+          <w:szCs w:val="21"/>
+        </w:rPr>
+        <w:t xml:space="preserve">Before AspeQt can access the serial hardware, the Pi’s default "Serial Console" must be disabled to release </w:t>
+      </w:r>
+      <w:r>
+        <w:rPr>
+          <w:rStyle w:val="SourceText"/>
+          <w:rFonts w:ascii="Google Sans Text;sans-serif" w:hAnsi="Google Sans Text;sans-serif"/>
+          <w:b w:val="false"/>
+          <w:bCs w:val="false"/>
+          <w:sz w:val="21"/>
+          <w:szCs w:val="21"/>
+        </w:rPr>
+        <w:t>/dev/serial0</w:t>
+      </w:r>
+      <w:r>
+        <w:rPr>
+          <w:rFonts w:ascii="Google Sans Text;sans-serif" w:hAnsi="Google Sans Text;sans-serif"/>
+          <w:b w:val="false"/>
+          <w:bCs w:val="false"/>
+          <w:sz w:val="21"/>
+          <w:szCs w:val="21"/>
+        </w:rPr>
+        <w:t xml:space="preserve">. Open the configuration tool: </w:t>
+      </w:r>
+      <w:r>
+        <w:rPr>
+          <w:rStyle w:val="SourceText"/>
+          <w:rFonts w:ascii="Google Sans Text;sans-serif" w:hAnsi="Google Sans Text;sans-serif"/>
+          <w:b w:val="false"/>
+          <w:bCs w:val="false"/>
+          <w:sz w:val="21"/>
+          <w:szCs w:val="21"/>
+        </w:rPr>
+        <w:t>sudo raspi-config</w:t>
+      </w:r>
+      <w:r>
+        <w:rPr>
+          <w:rFonts w:ascii="Google Sans Text;sans-serif" w:hAnsi="Google Sans Text;sans-serif"/>
+          <w:b w:val="false"/>
+          <w:bCs w:val="false"/>
+          <w:sz w:val="21"/>
+          <w:szCs w:val="21"/>
+        </w:rPr>
+        <w:t xml:space="preserve"> Navigate to Interface Options -&gt; Serial Port. Set </w:t>
+      </w:r>
+      <w:r>
+        <w:rPr>
+          <w:rFonts w:ascii="Google Sans Text;sans-serif" w:hAnsi="Google Sans Text;sans-serif"/>
+          <w:b w:val="false"/>
+          <w:bCs w:val="false"/>
           <w:i/>
           <w:sz w:val="21"/>
           <w:szCs w:val="21"/>
         </w:rPr>
-        <w:t>towards</w:t>
-      </w:r>
-      <w:r>
-        <w:rPr>
-          <w:rFonts w:ascii="Google Sans Text;sans-serif" w:hAnsi="Google Sans Text;sans-serif"/>
-          <w:sz w:val="21"/>
-          <w:szCs w:val="21"/>
-        </w:rPr>
-        <w:t xml:space="preserve"> the Raspberry Pi's logic shifter. The non-stripe side (Anode) connects to the Atari.</w:t>
-      </w:r>
-    </w:p>
-    <w:p>
-      <w:pPr>
-        <w:pStyle w:val="BodyText"/>
-        <w:spacing w:lineRule="auto" w:line="274" w:before="0" w:after="140"/>
-        <w:ind w:hanging="0" w:left="0" w:right="0"/>
-        <w:rPr>
-          <w:rFonts w:ascii="Google Sans Text;sans-serif" w:hAnsi="Google Sans Text;sans-serif"/>
-          <w:sz w:val="21"/>
-          <w:szCs w:val="21"/>
-        </w:rPr>
-      </w:pPr>
-      <w:bookmarkStart w:id="10" w:name="p-rc_4b5cbae0aad0c3bc-59"/>
-      <w:bookmarkEnd w:id="10"/>
-      <w:r>
-        <w:rPr>
-          <w:rFonts w:ascii="Google Sans Text;sans-serif" w:hAnsi="Google Sans Text;sans-serif"/>
-          <w:sz w:val="21"/>
-          <w:szCs w:val="21"/>
-        </w:rPr>
-        <w:t xml:space="preserve">The Raspberry Pi GPIO header operates at 3.3V, while the Atari SIO bus operates at 5V. Connecting these directly will cause permanent hardware failure on the Raspberry P 4/5. </w:t>
-      </w:r>
-    </w:p>
-    <w:p>
-      <w:pPr>
-        <w:pStyle w:val="BodyText"/>
-        <w:spacing w:lineRule="auto" w:line="274" w:before="0" w:after="140"/>
-        <w:ind w:hanging="0" w:left="0" w:right="0"/>
-        <w:rPr>
-          <w:rFonts w:ascii="Google Sans Text;sans-serif" w:hAnsi="Google Sans Text;sans-serif"/>
-          <w:sz w:val="21"/>
-          <w:szCs w:val="21"/>
-        </w:rPr>
-      </w:pPr>
-      <w:r>
-        <w:rPr>
-          <w:rFonts w:ascii="Google Sans Text;sans-serif" w:hAnsi="Google Sans Text;sans-serif"/>
-          <w:sz w:val="21"/>
-          <w:szCs w:val="21"/>
-        </w:rPr>
-      </w:r>
-      <w:r>
-        <w:br w:type="page"/>
-      </w:r>
-    </w:p>
-    <w:p>
-      <w:pPr>
-        <w:pStyle w:val="BodyText"/>
-        <w:spacing w:lineRule="auto" w:line="274" w:before="0" w:after="140"/>
-        <w:ind w:hanging="0" w:left="0" w:right="0"/>
-        <w:rPr>
-          <w:rFonts w:ascii="Google Sans Text;sans-serif" w:hAnsi="Google Sans Text;sans-serif"/>
-          <w:sz w:val="21"/>
-          <w:szCs w:val="21"/>
-        </w:rPr>
-      </w:pPr>
-      <w:r>
-        <w:rPr>
-          <w:rFonts w:ascii="Google Sans Text;sans-serif" w:hAnsi="Google Sans Text;sans-serif"/>
-          <w:sz w:val="21"/>
-          <w:szCs w:val="21"/>
-        </w:rPr>
-      </w:r>
-    </w:p>
-    <w:p>
-      <w:pPr>
-        <w:pStyle w:val="BodyText"/>
-        <w:spacing w:lineRule="auto" w:line="274" w:before="0" w:after="140"/>
-        <w:ind w:hanging="0" w:left="0" w:right="0"/>
-        <w:rPr>
-          <w:rFonts w:ascii="Google Sans Text;sans-serif" w:hAnsi="Google Sans Text;sans-serif"/>
-          <w:b/>
-          <w:bCs/>
-          <w:sz w:val="24"/>
-          <w:szCs w:val="24"/>
-        </w:rPr>
-      </w:pPr>
-      <w:bookmarkStart w:id="11" w:name="p-rc_4b5cbae0aad0c3bc-60"/>
-      <w:bookmarkEnd w:id="11"/>
-      <w:r>
-        <w:rPr>
-          <w:rFonts w:ascii="Google Sans Text;sans-serif" w:hAnsi="Google Sans Text;sans-serif"/>
-          <w:b/>
-          <w:bCs/>
-          <w:sz w:val="24"/>
-          <w:szCs w:val="24"/>
-        </w:rPr>
-        <w:t xml:space="preserve">4. System Configuration </w:t>
-      </w:r>
-    </w:p>
-    <w:p>
-      <w:pPr>
-        <w:pStyle w:val="BodyText"/>
-        <w:spacing w:lineRule="auto" w:line="274" w:before="0" w:after="140"/>
-        <w:ind w:hanging="0" w:left="0" w:right="0"/>
-        <w:rPr>
-          <w:sz w:val="21"/>
-          <w:szCs w:val="21"/>
-        </w:rPr>
-      </w:pPr>
-      <w:bookmarkStart w:id="12" w:name="p-rc_4b5cbae0aad0c3bc-61"/>
-      <w:bookmarkEnd w:id="12"/>
-      <w:r>
-        <w:rPr>
-          <w:rFonts w:ascii="Google Sans Text;sans-serif" w:hAnsi="Google Sans Text;sans-serif"/>
-          <w:sz w:val="21"/>
-          <w:szCs w:val="21"/>
-        </w:rPr>
-        <w:t xml:space="preserve">Before AspeQt can access the serial hardware, the Pi’s default "Serial Console" must be disabled to release /dev/serial0. Open the configuration tool: </w:t>
-      </w:r>
-      <w:r>
-        <w:rPr>
-          <w:rStyle w:val="SourceText"/>
-          <w:rFonts w:ascii="Google Sans Text;sans-serif" w:hAnsi="Google Sans Text;sans-serif"/>
-          <w:sz w:val="21"/>
-          <w:szCs w:val="21"/>
-        </w:rPr>
-        <w:t>sudo raspi-config</w:t>
-      </w:r>
-      <w:r>
-        <w:rPr>
-          <w:rFonts w:ascii="Google Sans Text;sans-serif" w:hAnsi="Google Sans Text;sans-serif"/>
-          <w:sz w:val="21"/>
-          <w:szCs w:val="21"/>
-        </w:rPr>
-        <w:t xml:space="preserve"> Navigate to Interface Options -&gt; Serial Port. Set Login shell over serial to NO. Set Hardware serial port to YES. Finish and Reboot. </w:t>
-      </w:r>
-    </w:p>
-    <w:p>
-      <w:pPr>
-        <w:pStyle w:val="BodyText"/>
-        <w:spacing w:lineRule="auto" w:line="274" w:before="0" w:after="140"/>
-        <w:ind w:hanging="0" w:left="0" w:right="0"/>
-        <w:rPr>
-          <w:rFonts w:ascii="Google Sans Text;sans-serif" w:hAnsi="Google Sans Text;sans-serif"/>
-          <w:b/>
-          <w:bCs/>
-          <w:sz w:val="24"/>
-          <w:szCs w:val="24"/>
-        </w:rPr>
-      </w:pPr>
-      <w:r>
-        <w:rPr>
-          <w:rFonts w:ascii="Google Sans Text;sans-serif" w:hAnsi="Google Sans Text;sans-serif"/>
-          <w:b/>
-          <w:bCs/>
-          <w:sz w:val="24"/>
-          <w:szCs w:val="24"/>
-        </w:rPr>
-      </w:r>
-    </w:p>
-    <w:p>
-      <w:pPr>
-        <w:pStyle w:val="BodyText"/>
-        <w:spacing w:lineRule="auto" w:line="274" w:before="0" w:after="140"/>
-        <w:ind w:hanging="0" w:left="0" w:right="0"/>
-        <w:rPr>
-          <w:rFonts w:ascii="Google Sans Text;sans-serif" w:hAnsi="Google Sans Text;sans-serif"/>
-          <w:b/>
-          <w:bCs/>
-          <w:sz w:val="24"/>
-          <w:szCs w:val="24"/>
-        </w:rPr>
-      </w:pPr>
-      <w:bookmarkStart w:id="13" w:name="p-rc_4b5cbae0aad0c3bc-62"/>
-      <w:bookmarkEnd w:id="13"/>
-      <w:r>
-        <w:rPr>
-          <w:rFonts w:ascii="Google Sans Text;sans-serif" w:hAnsi="Google Sans Text;sans-serif"/>
-          <w:b/>
-          <w:bCs/>
-          <w:sz w:val="24"/>
-          <w:szCs w:val="24"/>
-        </w:rPr>
-        <w:t xml:space="preserve">5. Software Configuration </w:t>
-      </w:r>
-    </w:p>
-    <w:p>
-      <w:pPr>
-        <w:pStyle w:val="BodyText"/>
-        <w:spacing w:lineRule="auto" w:line="274" w:before="0" w:after="140"/>
-        <w:ind w:hanging="0" w:left="0" w:right="0"/>
-        <w:rPr>
-          <w:rFonts w:ascii="Google Sans Text;sans-serif" w:hAnsi="Google Sans Text;sans-serif"/>
-          <w:sz w:val="21"/>
-          <w:szCs w:val="21"/>
-        </w:rPr>
-      </w:pPr>
-      <w:bookmarkStart w:id="14" w:name="p-rc_4b5cbae0aad0c3bc-63"/>
-      <w:bookmarkEnd w:id="14"/>
-      <w:r>
-        <w:rPr>
-          <w:rFonts w:ascii="Google Sans Text;sans-serif" w:hAnsi="Google Sans Text;sans-serif"/>
-          <w:sz w:val="21"/>
-          <w:szCs w:val="21"/>
-        </w:rPr>
-        <w:t xml:space="preserve">Launch AspeQt-2k26 and enter the Options &gt; Configure menu: </w:t>
+        <w:t>Login shell over serial</w:t>
+      </w:r>
+      <w:r>
+        <w:rPr>
+          <w:rFonts w:ascii="Google Sans Text;sans-serif" w:hAnsi="Google Sans Text;sans-serif"/>
+          <w:b w:val="false"/>
+          <w:bCs w:val="false"/>
+          <w:sz w:val="21"/>
+          <w:szCs w:val="21"/>
+        </w:rPr>
+        <w:t xml:space="preserve"> to NO. Set </w:t>
+      </w:r>
+      <w:r>
+        <w:rPr>
+          <w:rFonts w:ascii="Google Sans Text;sans-serif" w:hAnsi="Google Sans Text;sans-serif"/>
+          <w:b w:val="false"/>
+          <w:bCs w:val="false"/>
+          <w:i/>
+          <w:sz w:val="21"/>
+          <w:szCs w:val="21"/>
+        </w:rPr>
+        <w:t>Hardware serial port</w:t>
+      </w:r>
+      <w:r>
+        <w:rPr>
+          <w:rFonts w:ascii="Google Sans Text;sans-serif" w:hAnsi="Google Sans Text;sans-serif"/>
+          <w:b w:val="false"/>
+          <w:bCs w:val="false"/>
+          <w:sz w:val="21"/>
+          <w:szCs w:val="21"/>
+        </w:rPr>
+        <w:t xml:space="preserve"> to YES. Finish and Reboot.</w:t>
+      </w:r>
+    </w:p>
+    <w:p>
+      <w:pPr>
+        <w:pStyle w:val="BodyText"/>
+        <w:spacing w:lineRule="auto" w:line="274"/>
+        <w:rPr>
+          <w:rFonts w:ascii="Google Sans Text;sans-serif" w:hAnsi="Google Sans Text;sans-serif"/>
+          <w:b/>
+          <w:sz w:val="21"/>
+          <w:szCs w:val="21"/>
+        </w:rPr>
+      </w:pPr>
+      <w:r>
+        <w:rPr>
+          <w:rFonts w:ascii="Google Sans Text;sans-serif" w:hAnsi="Google Sans Text;sans-serif"/>
+          <w:b/>
+          <w:sz w:val="21"/>
+          <w:szCs w:val="21"/>
+        </w:rPr>
+      </w:r>
+    </w:p>
+    <w:p>
+      <w:pPr>
+        <w:pStyle w:val="BodyText"/>
+        <w:spacing w:lineRule="auto" w:line="274"/>
+        <w:rPr>
+          <w:rFonts w:ascii="Google Sans Text;sans-serif" w:hAnsi="Google Sans Text;sans-serif"/>
+          <w:b/>
+          <w:sz w:val="21"/>
+          <w:szCs w:val="21"/>
+        </w:rPr>
+      </w:pPr>
+      <w:r>
+        <w:rPr>
+          <w:rFonts w:ascii="Google Sans Text;sans-serif" w:hAnsi="Google Sans Text;sans-serif"/>
+          <w:b/>
+          <w:sz w:val="21"/>
+          <w:szCs w:val="21"/>
+        </w:rPr>
+        <w:t>5. Software Configuration:</w:t>
+      </w:r>
+    </w:p>
+    <w:p>
+      <w:pPr>
+        <w:pStyle w:val="BodyText"/>
+        <w:spacing w:lineRule="auto" w:line="274"/>
+        <w:rPr>
+          <w:rFonts w:ascii="Google Sans Text;sans-serif" w:hAnsi="Google Sans Text;sans-serif"/>
+          <w:b w:val="false"/>
+          <w:bCs w:val="false"/>
+          <w:sz w:val="21"/>
+          <w:szCs w:val="21"/>
+        </w:rPr>
+      </w:pPr>
+      <w:r>
+        <w:rPr>
+          <w:rFonts w:ascii="Google Sans Text;sans-serif" w:hAnsi="Google Sans Text;sans-serif"/>
+          <w:b w:val="false"/>
+          <w:bCs w:val="false"/>
+          <w:sz w:val="21"/>
+          <w:szCs w:val="21"/>
+        </w:rPr>
+        <w:t>Disk Drives &amp; SIO Launch AspeQt-2k26 and enter the Options &gt; Configure menu:</w:t>
       </w:r>
     </w:p>
     <w:p>
@@ -2013,37 +1887,49 @@
           <w:ilvl w:val="0"/>
           <w:numId w:val="2"/>
         </w:numPr>
-        <w:pBdr/>
         <w:tabs>
           <w:tab w:val="clear" w:pos="720"/>
           <w:tab w:val="left" w:pos="0" w:leader="none"/>
         </w:tabs>
-        <w:spacing w:lineRule="auto" w:line="274" w:before="0" w:after="140"/>
-        <w:ind w:hanging="283" w:left="709" w:right="0"/>
-        <w:rPr>
-          <w:rFonts w:ascii="Google Sans Text;sans-serif" w:hAnsi="Google Sans Text;sans-serif"/>
-          <w:sz w:val="21"/>
-          <w:szCs w:val="21"/>
-        </w:rPr>
-      </w:pPr>
-      <w:bookmarkStart w:id="15" w:name="p-rc_4b5cbae0aad0c3bc-64"/>
-      <w:bookmarkEnd w:id="15"/>
-      <w:r>
-        <w:rPr>
-          <w:rFonts w:ascii="Google Sans Text;sans-serif" w:hAnsi="Google Sans Text;sans-serif"/>
-          <w:b/>
-          <w:sz w:val="21"/>
-          <w:szCs w:val="21"/>
-        </w:rPr>
-        <w:t>Serial Port:</w:t>
-      </w:r>
-      <w:r>
-        <w:rPr>
-          <w:rFonts w:ascii="Google Sans Text;sans-serif" w:hAnsi="Google Sans Text;sans-serif"/>
-          <w:sz w:val="21"/>
-          <w:szCs w:val="21"/>
-        </w:rPr>
-        <w:t xml:space="preserve"> Select /dev/serial0. </w:t>
+        <w:spacing w:lineRule="auto" w:line="274"/>
+        <w:ind w:hanging="283" w:left="709"/>
+        <w:rPr>
+          <w:rFonts w:ascii="Google Sans Text;sans-serif" w:hAnsi="Google Sans Text;sans-serif"/>
+          <w:b/>
+          <w:sz w:val="21"/>
+          <w:szCs w:val="21"/>
+        </w:rPr>
+      </w:pPr>
+      <w:r>
+        <w:rPr>
+          <w:rFonts w:ascii="Google Sans Text;sans-serif" w:hAnsi="Google Sans Text;sans-serif"/>
+          <w:b w:val="false"/>
+          <w:bCs w:val="false"/>
+          <w:sz w:val="21"/>
+          <w:szCs w:val="21"/>
+        </w:rPr>
+        <w:t xml:space="preserve">Serial Port: Select </w:t>
+      </w:r>
+      <w:r>
+        <w:rPr>
+          <w:rStyle w:val="SourceText"/>
+          <w:rFonts w:ascii="Google Sans Text;sans-serif" w:hAnsi="Google Sans Text;sans-serif"/>
+          <w:b w:val="false"/>
+          <w:bCs w:val="false"/>
+          <w:sz w:val="21"/>
+          <w:szCs w:val="21"/>
+        </w:rPr>
+        <w:t>/dev/serial0</w:t>
+      </w:r>
+      <w:r>
+        <w:rPr>
+          <w:rFonts w:ascii="Google Sans Text;sans-serif" w:hAnsi="Google Sans Text;sans-serif"/>
+          <w:b w:val="false"/>
+          <w:bCs w:val="false"/>
+          <w:sz w:val="21"/>
+          <w:szCs w:val="21"/>
+        </w:rPr>
+        <w:t>.</w:t>
       </w:r>
     </w:p>
     <w:p>
@@ -2053,37 +1939,29 @@
           <w:ilvl w:val="0"/>
           <w:numId w:val="2"/>
         </w:numPr>
-        <w:pBdr/>
         <w:tabs>
           <w:tab w:val="clear" w:pos="720"/>
           <w:tab w:val="left" w:pos="0" w:leader="none"/>
         </w:tabs>
-        <w:spacing w:lineRule="auto" w:line="274" w:before="0" w:after="140"/>
-        <w:ind w:hanging="283" w:left="709" w:right="0"/>
-        <w:rPr>
-          <w:rFonts w:ascii="Google Sans Text;sans-serif" w:hAnsi="Google Sans Text;sans-serif"/>
-          <w:sz w:val="21"/>
-          <w:szCs w:val="21"/>
-        </w:rPr>
-      </w:pPr>
-      <w:bookmarkStart w:id="16" w:name="p-rc_4b5cbae0aad0c3bc-65"/>
-      <w:bookmarkEnd w:id="16"/>
-      <w:r>
-        <w:rPr>
-          <w:rFonts w:ascii="Google Sans Text;sans-serif" w:hAnsi="Google Sans Text;sans-serif"/>
-          <w:b/>
-          <w:sz w:val="21"/>
-          <w:szCs w:val="21"/>
-        </w:rPr>
-        <w:t>Handshake:</w:t>
-      </w:r>
-      <w:r>
-        <w:rPr>
-          <w:rFonts w:ascii="Google Sans Text;sans-serif" w:hAnsi="Google Sans Text;sans-serif"/>
-          <w:sz w:val="21"/>
-          <w:szCs w:val="21"/>
-        </w:rPr>
-        <w:t xml:space="preserve"> Set to None (unless you have wired the PROCEED/INTERRUPT lines). </w:t>
+        <w:spacing w:lineRule="auto" w:line="274"/>
+        <w:ind w:hanging="283" w:left="709"/>
+        <w:rPr>
+          <w:rFonts w:ascii="Google Sans Text;sans-serif" w:hAnsi="Google Sans Text;sans-serif"/>
+          <w:b w:val="false"/>
+          <w:bCs w:val="false"/>
+          <w:sz w:val="21"/>
+          <w:szCs w:val="21"/>
+        </w:rPr>
+      </w:pPr>
+      <w:r>
+        <w:rPr>
+          <w:rFonts w:ascii="Google Sans Text;sans-serif" w:hAnsi="Google Sans Text;sans-serif"/>
+          <w:b w:val="false"/>
+          <w:bCs w:val="false"/>
+          <w:sz w:val="21"/>
+          <w:szCs w:val="21"/>
+        </w:rPr>
+        <w:t>Handshake: Set to None (unless you have wired the PROCEED/INTERRUPT lines).</w:t>
       </w:r>
     </w:p>
     <w:p>
@@ -2093,131 +1971,145 @@
           <w:ilvl w:val="0"/>
           <w:numId w:val="2"/>
         </w:numPr>
-        <w:pBdr/>
         <w:tabs>
           <w:tab w:val="clear" w:pos="720"/>
           <w:tab w:val="left" w:pos="0" w:leader="none"/>
         </w:tabs>
-        <w:spacing w:lineRule="auto" w:line="274" w:before="0" w:after="140"/>
-        <w:ind w:hanging="283" w:left="709" w:right="0"/>
-        <w:rPr>
-          <w:rFonts w:ascii="Google Sans Text;sans-serif" w:hAnsi="Google Sans Text;sans-serif"/>
-          <w:sz w:val="21"/>
-          <w:szCs w:val="21"/>
-        </w:rPr>
-      </w:pPr>
-      <w:bookmarkStart w:id="17" w:name="p-rc_4b5cbae0aad0c3bc-66"/>
-      <w:bookmarkEnd w:id="17"/>
-      <w:r>
-        <w:rPr>
-          <w:rFonts w:ascii="Google Sans Text;sans-serif" w:hAnsi="Google Sans Text;sans-serif"/>
-          <w:b/>
-          <w:sz w:val="21"/>
-          <w:szCs w:val="21"/>
-        </w:rPr>
-        <w:t>Baud Rate:</w:t>
-      </w:r>
-      <w:r>
-        <w:rPr>
-          <w:rFonts w:ascii="Google Sans Text;sans-serif" w:hAnsi="Google Sans Text;sans-serif"/>
-          <w:sz w:val="21"/>
-          <w:szCs w:val="21"/>
-        </w:rPr>
-        <w:t xml:space="preserve"> Standard start is 19,200. Once verified, the Qt6 engine and Pi 4/5 hardware comfortably support high-speed divisors (up to 127kbps+). </w:t>
-      </w:r>
-    </w:p>
-    <w:p>
-      <w:pPr>
-        <w:pStyle w:val="BodyText"/>
-        <w:spacing w:lineRule="auto" w:line="274" w:before="0" w:after="140"/>
-        <w:ind w:hanging="0" w:left="0" w:right="0"/>
-        <w:rPr>
-          <w:rFonts w:ascii="Google Sans Text;sans-serif" w:hAnsi="Google Sans Text;sans-serif"/>
-          <w:sz w:val="21"/>
-          <w:szCs w:val="21"/>
-        </w:rPr>
-      </w:pPr>
-      <w:bookmarkStart w:id="18" w:name="p-rc_4b5cbae0aad0c3bc-67"/>
-      <w:bookmarkEnd w:id="18"/>
-      <w:r>
-        <w:rPr>
-          <w:rFonts w:ascii="Google Sans Text;sans-serif" w:hAnsi="Google Sans Text;sans-serif"/>
-          <w:sz w:val="21"/>
-          <w:szCs w:val="21"/>
-        </w:rPr>
-        <w:t xml:space="preserve">6. Troubleshooting &amp; Performance Tuning </w:t>
-      </w:r>
-    </w:p>
-    <w:p>
-      <w:pPr>
-        <w:pStyle w:val="BodyText"/>
-        <w:spacing w:lineRule="auto" w:line="274" w:before="0" w:after="140"/>
-        <w:ind w:hanging="0" w:left="0" w:right="0"/>
-        <w:rPr>
-          <w:rFonts w:ascii="Google Sans Text;sans-serif" w:hAnsi="Google Sans Text;sans-serif"/>
-          <w:sz w:val="21"/>
-          <w:szCs w:val="21"/>
-        </w:rPr>
-      </w:pPr>
-      <w:bookmarkStart w:id="19" w:name="p-rc_4b5cbae0aad0c3bc-68"/>
-      <w:bookmarkEnd w:id="19"/>
-      <w:r>
-        <w:rPr>
-          <w:rFonts w:ascii="Google Sans Text;sans-serif" w:hAnsi="Google Sans Text;sans-serif"/>
-          <w:sz w:val="21"/>
-          <w:szCs w:val="21"/>
-        </w:rPr>
-        <w:t xml:space="preserve">Interfacing vintage 1980s hardware with a modern 64-bit Linux environment can sometimes present timing hurdles. If you encounter "Timeout" errors or "Checksum" failures, check the following: </w:t>
-      </w:r>
-    </w:p>
-    <w:p>
-      <w:pPr>
-        <w:pStyle w:val="BodyText"/>
-        <w:spacing w:lineRule="auto" w:line="274" w:before="0" w:after="140"/>
-        <w:ind w:hanging="0" w:left="0" w:right="0"/>
-        <w:rPr>
-          <w:rFonts w:ascii="Google Sans Text;sans-serif" w:hAnsi="Google Sans Text;sans-serif"/>
-          <w:sz w:val="21"/>
-          <w:szCs w:val="21"/>
-        </w:rPr>
-      </w:pPr>
-      <w:r>
-        <w:rPr>
-          <w:rFonts w:ascii="Google Sans Text;sans-serif" w:hAnsi="Google Sans Text;sans-serif"/>
-          <w:sz w:val="21"/>
-          <w:szCs w:val="21"/>
-        </w:rPr>
-      </w:r>
-    </w:p>
-    <w:p>
-      <w:pPr>
-        <w:pStyle w:val="BodyText"/>
-        <w:spacing w:lineRule="auto" w:line="274" w:before="0" w:after="140"/>
-        <w:ind w:hanging="0" w:left="0" w:right="0"/>
-        <w:rPr>
-          <w:rFonts w:ascii="Google Sans Text;sans-serif" w:hAnsi="Google Sans Text;sans-serif"/>
-          <w:sz w:val="21"/>
-          <w:szCs w:val="21"/>
-        </w:rPr>
-      </w:pPr>
-      <w:bookmarkStart w:id="20" w:name="p-rc_4b5cbae0aad0c3bc-69"/>
-      <w:bookmarkEnd w:id="20"/>
-      <w:r>
-        <w:rPr>
-          <w:rFonts w:ascii="Google Sans Text;sans-serif" w:hAnsi="Google Sans Text;sans-serif"/>
-          <w:b/>
-          <w:sz w:val="21"/>
-          <w:szCs w:val="21"/>
-        </w:rPr>
-        <w:t>Common SIO Timing Issues</w:t>
-      </w:r>
-      <w:r>
-        <w:rPr>
-          <w:rFonts w:ascii="Google Sans Text;sans-serif" w:hAnsi="Google Sans Text;sans-serif"/>
-          <w:sz w:val="21"/>
-          <w:szCs w:val="21"/>
-        </w:rPr>
-        <w:t xml:space="preserve"> </w:t>
+        <w:spacing w:lineRule="auto" w:line="274"/>
+        <w:ind w:hanging="283" w:left="709"/>
+        <w:rPr>
+          <w:rFonts w:ascii="Google Sans Text;sans-serif" w:hAnsi="Google Sans Text;sans-serif"/>
+          <w:b w:val="false"/>
+          <w:bCs w:val="false"/>
+          <w:sz w:val="21"/>
+          <w:szCs w:val="21"/>
+        </w:rPr>
+      </w:pPr>
+      <w:r>
+        <w:rPr>
+          <w:rFonts w:ascii="Google Sans Text;sans-serif" w:hAnsi="Google Sans Text;sans-serif"/>
+          <w:b w:val="false"/>
+          <w:bCs w:val="false"/>
+          <w:sz w:val="21"/>
+          <w:szCs w:val="21"/>
+        </w:rPr>
+        <w:t>Baud Rate: Standard start is 19,200. Once verified, the Qt6 engine and Pi 4/5 hardware comfortably support high-speed divisors (up to 127kbps+).</w:t>
+      </w:r>
+    </w:p>
+    <w:p>
+      <w:pPr>
+        <w:pStyle w:val="BodyText"/>
+        <w:spacing w:lineRule="auto" w:line="274"/>
+        <w:rPr>
+          <w:rFonts w:ascii="Google Sans Text;sans-serif" w:hAnsi="Google Sans Text;sans-serif"/>
+          <w:b/>
+          <w:sz w:val="21"/>
+          <w:szCs w:val="21"/>
+        </w:rPr>
+      </w:pPr>
+      <w:r>
+        <w:rPr>
+          <w:rFonts w:ascii="Google Sans Text;sans-serif" w:hAnsi="Google Sans Text;sans-serif"/>
+          <w:b/>
+          <w:sz w:val="21"/>
+          <w:szCs w:val="21"/>
+        </w:rPr>
+      </w:r>
+    </w:p>
+    <w:p>
+      <w:pPr>
+        <w:pStyle w:val="BodyText"/>
+        <w:spacing w:lineRule="auto" w:line="274"/>
+        <w:rPr>
+          <w:rFonts w:ascii="Google Sans Text;sans-serif" w:hAnsi="Google Sans Text;sans-serif"/>
+          <w:b/>
+          <w:sz w:val="21"/>
+          <w:szCs w:val="21"/>
+        </w:rPr>
+      </w:pPr>
+      <w:r>
+        <w:rPr>
+          <w:rFonts w:ascii="Google Sans Text;sans-serif" w:hAnsi="Google Sans Text;sans-serif"/>
+          <w:b/>
+          <w:sz w:val="21"/>
+          <w:szCs w:val="21"/>
+        </w:rPr>
+        <w:t>6. Telecommunications:</w:t>
+      </w:r>
+    </w:p>
+    <w:p>
+      <w:pPr>
+        <w:pStyle w:val="BodyText"/>
+        <w:spacing w:lineRule="auto" w:line="274"/>
+        <w:rPr>
+          <w:rFonts w:ascii="Google Sans Text;sans-serif" w:hAnsi="Google Sans Text;sans-serif"/>
+          <w:b w:val="false"/>
+          <w:bCs w:val="false"/>
+          <w:sz w:val="21"/>
+          <w:szCs w:val="21"/>
+        </w:rPr>
+      </w:pPr>
+      <w:r>
+        <w:rPr>
+          <w:rFonts w:ascii="Google Sans Text;sans-serif" w:hAnsi="Google Sans Text;sans-serif"/>
+          <w:b w:val="false"/>
+          <w:bCs w:val="false"/>
+          <w:sz w:val="21"/>
+          <w:szCs w:val="21"/>
+        </w:rPr>
+        <w:t>Modem Bridge vs. R: Device Emulation AspeQt-2k26 features two distinct methods for connecting your Atari to Telnet BBSs and SSH hosts over the internet. It is important to understand the difference to choose the correct setup.</w:t>
+      </w:r>
+    </w:p>
+    <w:p>
+      <w:pPr>
+        <w:pStyle w:val="BodyText"/>
+        <w:spacing w:lineRule="auto" w:line="274"/>
+        <w:rPr>
+          <w:rFonts w:ascii="Google Sans Text;sans-serif" w:hAnsi="Google Sans Text;sans-serif"/>
+          <w:b w:val="false"/>
+          <w:bCs w:val="false"/>
+          <w:sz w:val="21"/>
+          <w:szCs w:val="21"/>
+        </w:rPr>
+      </w:pPr>
+      <w:r>
+        <w:rPr>
+          <w:rFonts w:ascii="Google Sans Text;sans-serif" w:hAnsi="Google Sans Text;sans-serif"/>
+          <w:b w:val="false"/>
+          <w:bCs w:val="false"/>
+          <w:sz w:val="21"/>
+          <w:szCs w:val="21"/>
+        </w:rPr>
+      </w:r>
+    </w:p>
+    <w:p>
+      <w:pPr>
+        <w:pStyle w:val="BodyText"/>
+        <w:spacing w:lineRule="auto" w:line="274"/>
+        <w:rPr>
+          <w:rFonts w:ascii="Google Sans Text;sans-serif" w:hAnsi="Google Sans Text;sans-serif"/>
+          <w:b/>
+          <w:sz w:val="21"/>
+          <w:szCs w:val="21"/>
+        </w:rPr>
+      </w:pPr>
+      <w:r>
+        <w:rPr>
+          <w:rFonts w:ascii="Google Sans Text;sans-serif" w:hAnsi="Google Sans Text;sans-serif"/>
+          <w:b/>
+          <w:sz w:val="21"/>
+          <w:szCs w:val="21"/>
+        </w:rPr>
+        <w:t xml:space="preserve">Option A: The Legacy Modem Bridge (RS232 to TCP) – </w:t>
+      </w:r>
+      <w:r>
+        <w:rPr>
+          <w:rFonts w:ascii="Google Sans Text;sans-serif" w:hAnsi="Google Sans Text;sans-serif"/>
+          <w:b/>
+          <w:sz w:val="21"/>
+          <w:szCs w:val="21"/>
+        </w:rPr>
+        <w:t>See Modem.pdf for more detail</w:t>
       </w:r>
     </w:p>
     <w:p>
@@ -2227,37 +2119,29 @@
           <w:ilvl w:val="0"/>
           <w:numId w:val="3"/>
         </w:numPr>
-        <w:pBdr/>
         <w:tabs>
           <w:tab w:val="clear" w:pos="720"/>
           <w:tab w:val="left" w:pos="0" w:leader="none"/>
         </w:tabs>
-        <w:spacing w:lineRule="auto" w:line="274" w:before="0" w:after="140"/>
-        <w:ind w:hanging="283" w:left="709" w:right="0"/>
-        <w:rPr>
-          <w:rFonts w:ascii="Google Sans Text;sans-serif" w:hAnsi="Google Sans Text;sans-serif"/>
-          <w:sz w:val="21"/>
-          <w:szCs w:val="21"/>
-        </w:rPr>
-      </w:pPr>
-      <w:bookmarkStart w:id="21" w:name="p-rc_4b5cbae0aad0c3bc-70"/>
-      <w:bookmarkEnd w:id="21"/>
-      <w:r>
-        <w:rPr>
-          <w:rFonts w:ascii="Google Sans Text;sans-serif" w:hAnsi="Google Sans Text;sans-serif"/>
-          <w:b/>
-          <w:sz w:val="21"/>
-          <w:szCs w:val="21"/>
-        </w:rPr>
-        <w:t>The "Slow-Speed" Fallback:</w:t>
-      </w:r>
-      <w:r>
-        <w:rPr>
-          <w:rFonts w:ascii="Google Sans Text;sans-serif" w:hAnsi="Google Sans Text;sans-serif"/>
-          <w:sz w:val="21"/>
-          <w:szCs w:val="21"/>
-        </w:rPr>
-        <w:t xml:space="preserve"> If your Atari fails to boot the first time, ensure the baud rate is locked at 19,200. Some OS loaders require the initial handshake to be strictly at the standard speed before switching to high-speed routines. </w:t>
+        <w:spacing w:lineRule="auto" w:line="274"/>
+        <w:ind w:hanging="283" w:left="709"/>
+        <w:rPr>
+          <w:rFonts w:ascii="Google Sans Text;sans-serif" w:hAnsi="Google Sans Text;sans-serif"/>
+          <w:b w:val="false"/>
+          <w:bCs w:val="false"/>
+          <w:sz w:val="21"/>
+          <w:szCs w:val="21"/>
+        </w:rPr>
+      </w:pPr>
+      <w:r>
+        <w:rPr>
+          <w:rFonts w:ascii="Google Sans Text;sans-serif" w:hAnsi="Google Sans Text;sans-serif"/>
+          <w:b w:val="false"/>
+          <w:bCs w:val="false"/>
+          <w:sz w:val="21"/>
+          <w:szCs w:val="21"/>
+        </w:rPr>
+        <w:t>How it works: This mode requires you to own physical Atari interface hardware, such as an original Atari 850 Interface module, a PR:Connection, or an R-Verter. The Raspberry Pi acts purely as a "dumb" Hayes modem. You connect a USB-to-Serial cable from the Pi to your Atari 850's RS232 port.</w:t>
       </w:r>
     </w:p>
     <w:p>
@@ -2267,93 +2151,49 @@
           <w:ilvl w:val="0"/>
           <w:numId w:val="3"/>
         </w:numPr>
-        <w:pBdr/>
         <w:tabs>
           <w:tab w:val="clear" w:pos="720"/>
           <w:tab w:val="left" w:pos="0" w:leader="none"/>
         </w:tabs>
-        <w:spacing w:lineRule="auto" w:line="274" w:before="0" w:after="140"/>
-        <w:ind w:hanging="283" w:left="709" w:right="0"/>
-        <w:rPr>
-          <w:rFonts w:ascii="Google Sans Text;sans-serif" w:hAnsi="Google Sans Text;sans-serif"/>
-          <w:sz w:val="21"/>
-          <w:szCs w:val="21"/>
-        </w:rPr>
-      </w:pPr>
-      <w:bookmarkStart w:id="22" w:name="p-rc_4b5cbae0aad0c3bc-71"/>
-      <w:bookmarkEnd w:id="22"/>
-      <w:r>
-        <w:rPr>
-          <w:rFonts w:ascii="Google Sans Text;sans-serif" w:hAnsi="Google Sans Text;sans-serif"/>
-          <w:b/>
-          <w:sz w:val="21"/>
-          <w:szCs w:val="21"/>
-        </w:rPr>
-        <w:t>Linux Latency (CPU Scaling):</w:t>
-      </w:r>
-      <w:r>
-        <w:rPr>
-          <w:rFonts w:ascii="Google Sans Text;sans-serif" w:hAnsi="Google Sans Text;sans-serif"/>
-          <w:sz w:val="21"/>
-          <w:szCs w:val="21"/>
-        </w:rPr>
-        <w:t xml:space="preserve"> By default, the Pi may throttle its CPU to save power, which can jitter the bit-banging timing of the UART. </w:t>
-      </w:r>
-    </w:p>
-    <w:p>
-      <w:pPr>
-        <w:pStyle w:val="BodyText"/>
-        <w:numPr>
-          <w:ilvl w:val="1"/>
-          <w:numId w:val="3"/>
-        </w:numPr>
-        <w:pBdr/>
-        <w:tabs>
-          <w:tab w:val="clear" w:pos="720"/>
-          <w:tab w:val="left" w:pos="0" w:leader="none"/>
-        </w:tabs>
-        <w:spacing w:lineRule="auto" w:line="274" w:before="0" w:after="140"/>
-        <w:ind w:hanging="283" w:left="1418" w:right="0"/>
-        <w:rPr>
-          <w:sz w:val="21"/>
-          <w:szCs w:val="21"/>
-        </w:rPr>
-      </w:pPr>
-      <w:bookmarkStart w:id="23" w:name="p-rc_4b5cbae0aad0c3bc-72"/>
-      <w:bookmarkEnd w:id="23"/>
-      <w:r>
-        <w:rPr>
-          <w:rFonts w:ascii="Google Sans Text;sans-serif" w:hAnsi="Google Sans Text;sans-serif"/>
-          <w:b/>
-          <w:sz w:val="21"/>
-          <w:szCs w:val="21"/>
-        </w:rPr>
-        <w:t>Fix:</w:t>
-      </w:r>
-      <w:r>
-        <w:rPr>
-          <w:rFonts w:ascii="Google Sans Text;sans-serif" w:hAnsi="Google Sans Text;sans-serif"/>
-          <w:sz w:val="21"/>
-          <w:szCs w:val="21"/>
-        </w:rPr>
-        <w:t xml:space="preserve"> Set your Pi to "Performance" mode by running: </w:t>
+        <w:spacing w:lineRule="auto" w:line="274"/>
+        <w:ind w:hanging="283" w:left="709"/>
+        <w:rPr>
+          <w:rFonts w:ascii="Google Sans Text;sans-serif" w:hAnsi="Google Sans Text;sans-serif"/>
+          <w:b/>
+          <w:sz w:val="21"/>
+          <w:szCs w:val="21"/>
+        </w:rPr>
+      </w:pPr>
+      <w:r>
+        <w:rPr>
+          <w:rFonts w:ascii="Google Sans Text;sans-serif" w:hAnsi="Google Sans Text;sans-serif"/>
+          <w:b w:val="false"/>
+          <w:bCs w:val="false"/>
+          <w:sz w:val="21"/>
+          <w:szCs w:val="21"/>
+        </w:rPr>
+        <w:t xml:space="preserve">Setup: In Options &gt; Hayes Modem Emulator, check "Enable Modem Bridge". Select the USB serial port your 850 is plugged into (e.g., </w:t>
       </w:r>
       <w:r>
         <w:rPr>
           <w:rStyle w:val="SourceText"/>
           <w:rFonts w:ascii="Google Sans Text;sans-serif" w:hAnsi="Google Sans Text;sans-serif"/>
-          <w:sz w:val="21"/>
-          <w:szCs w:val="21"/>
-        </w:rPr>
-        <w:t>echo performance | sudo tee /sys/devices/system/cpu/cpu*/cpufreq/scaling_governor</w:t>
-      </w:r>
-      <w:r>
-        <w:rPr>
-          <w:rFonts w:ascii="Google Sans Text;sans-serif" w:hAnsi="Google Sans Text;sans-serif"/>
-          <w:sz w:val="21"/>
-          <w:szCs w:val="21"/>
-        </w:rPr>
-        <w:t xml:space="preserve"> </w:t>
+          <w:b w:val="false"/>
+          <w:bCs w:val="false"/>
+          <w:sz w:val="21"/>
+          <w:szCs w:val="21"/>
+        </w:rPr>
+        <w:t>ttyUSB0</w:t>
+      </w:r>
+      <w:r>
+        <w:rPr>
+          <w:rFonts w:ascii="Google Sans Text;sans-serif" w:hAnsi="Google Sans Text;sans-serif"/>
+          <w:b w:val="false"/>
+          <w:bCs w:val="false"/>
+          <w:sz w:val="21"/>
+          <w:szCs w:val="21"/>
+        </w:rPr>
+        <w:t>) and set the baud rate to match your terminal program.</w:t>
       </w:r>
     </w:p>
     <w:p>
@@ -2361,112 +2201,70 @@
         <w:pStyle w:val="BodyText"/>
         <w:numPr>
           <w:ilvl w:val="0"/>
-          <w:numId w:val="3"/>
+          <w:numId w:val="0"/>
         </w:numPr>
-        <w:pBdr/>
-        <w:tabs>
-          <w:tab w:val="clear" w:pos="720"/>
-          <w:tab w:val="left" w:pos="0" w:leader="none"/>
-        </w:tabs>
+        <w:spacing w:lineRule="auto" w:line="274"/>
+        <w:ind w:hanging="0" w:left="0"/>
+        <w:rPr>
+          <w:rFonts w:ascii="Google Sans Text;sans-serif" w:hAnsi="Google Sans Text;sans-serif"/>
+          <w:b w:val="false"/>
+          <w:bCs w:val="false"/>
+          <w:sz w:val="21"/>
+          <w:szCs w:val="21"/>
+        </w:rPr>
+      </w:pPr>
+      <w:r>
+        <w:rPr>
+          <w:rFonts w:ascii="Google Sans Text;sans-serif" w:hAnsi="Google Sans Text;sans-serif"/>
+          <w:b w:val="false"/>
+          <w:bCs w:val="false"/>
+          <w:sz w:val="21"/>
+          <w:szCs w:val="21"/>
+        </w:rPr>
+      </w:r>
+    </w:p>
+    <w:p>
+      <w:pPr>
+        <w:pStyle w:val="BodyText"/>
+        <w:spacing w:lineRule="auto" w:line="274"/>
+        <w:rPr>
+          <w:rFonts w:ascii="Google Sans Text;sans-serif" w:hAnsi="Google Sans Text;sans-serif"/>
+          <w:b/>
+          <w:sz w:val="21"/>
+          <w:szCs w:val="21"/>
+        </w:rPr>
+      </w:pPr>
+      <w:r>
+        <w:rPr>
+          <w:rFonts w:ascii="Google Sans Text;sans-serif" w:hAnsi="Google Sans Text;sans-serif"/>
+          <w:b/>
+          <w:sz w:val="21"/>
+          <w:szCs w:val="21"/>
+        </w:rPr>
+      </w:r>
+      <w:r>
+        <w:br w:type="page"/>
+      </w:r>
+    </w:p>
+    <w:p>
+      <w:pPr>
+        <w:pStyle w:val="BodyText"/>
         <w:spacing w:lineRule="auto" w:line="274" w:before="0" w:after="140"/>
-        <w:ind w:hanging="283" w:left="709" w:right="0"/>
-        <w:rPr>
-          <w:rFonts w:ascii="Google Sans Text;sans-serif" w:hAnsi="Google Sans Text;sans-serif"/>
-          <w:sz w:val="21"/>
-          <w:szCs w:val="21"/>
-        </w:rPr>
-      </w:pPr>
-      <w:bookmarkStart w:id="24" w:name="p-rc_4b5cbae0aad0c3bc-73"/>
-      <w:bookmarkEnd w:id="24"/>
-      <w:r>
-        <w:rPr>
-          <w:rFonts w:ascii="Google Sans Text;sans-serif" w:hAnsi="Google Sans Text;sans-serif"/>
-          <w:b/>
-          <w:sz w:val="21"/>
-          <w:szCs w:val="21"/>
-        </w:rPr>
-        <w:t>The Level Shifter Bottleneck:</w:t>
-      </w:r>
-      <w:r>
-        <w:rPr>
-          <w:rFonts w:ascii="Google Sans Text;sans-serif" w:hAnsi="Google Sans Text;sans-serif"/>
-          <w:sz w:val="21"/>
-          <w:szCs w:val="21"/>
-        </w:rPr>
-        <w:t xml:space="preserve"> Cheap bi-directional level shifters sometimes struggle with high-frequency signals. If you cannot reach speeds above 54kbps, ensure your shifter is rated for high-speed I2C/SPI (at least 2MHz). </w:t>
-      </w:r>
-    </w:p>
-    <w:p>
-      <w:pPr>
-        <w:pStyle w:val="BodyText"/>
-        <w:spacing w:lineRule="auto" w:line="274" w:before="0" w:after="140"/>
-        <w:ind w:hanging="0" w:left="0" w:right="0"/>
-        <w:rPr>
-          <w:rFonts w:ascii="Google Sans Text;sans-serif" w:hAnsi="Google Sans Text;sans-serif"/>
-          <w:b/>
-          <w:sz w:val="21"/>
-          <w:szCs w:val="21"/>
-        </w:rPr>
-      </w:pPr>
-      <w:r>
-        <w:rPr>
-          <w:rFonts w:ascii="Google Sans Text;sans-serif" w:hAnsi="Google Sans Text;sans-serif"/>
-          <w:b/>
-          <w:sz w:val="21"/>
-          <w:szCs w:val="21"/>
-        </w:rPr>
-      </w:r>
-    </w:p>
-    <w:p>
-      <w:pPr>
-        <w:pStyle w:val="BodyText"/>
-        <w:spacing w:lineRule="auto" w:line="274" w:before="0" w:after="140"/>
-        <w:ind w:hanging="0" w:left="0" w:right="0"/>
-        <w:rPr>
-          <w:rFonts w:ascii="Google Sans Text;sans-serif" w:hAnsi="Google Sans Text;sans-serif"/>
-          <w:b/>
-          <w:sz w:val="21"/>
-          <w:szCs w:val="21"/>
-        </w:rPr>
-      </w:pPr>
-      <w:r>
-        <w:rPr>
-          <w:rFonts w:ascii="Google Sans Text;sans-serif" w:hAnsi="Google Sans Text;sans-serif"/>
-          <w:b/>
-          <w:sz w:val="21"/>
-          <w:szCs w:val="21"/>
-        </w:rPr>
-      </w:r>
-    </w:p>
-    <w:p>
-      <w:pPr>
-        <w:pStyle w:val="BodyText"/>
-        <w:spacing w:lineRule="auto" w:line="274" w:before="0" w:after="140"/>
-        <w:ind w:hanging="0" w:left="0" w:right="0"/>
-        <w:rPr>
-          <w:rFonts w:ascii="Google Sans Text;sans-serif" w:hAnsi="Google Sans Text;sans-serif"/>
-          <w:sz w:val="21"/>
-          <w:szCs w:val="21"/>
-        </w:rPr>
-      </w:pPr>
-      <w:bookmarkStart w:id="25" w:name="p-rc_4b5cbae0aad0c3bc-74"/>
-      <w:bookmarkEnd w:id="25"/>
-      <w:r>
-        <w:rPr>
-          <w:rFonts w:ascii="Google Sans Text;sans-serif" w:hAnsi="Google Sans Text;sans-serif"/>
-          <w:b/>
-          <w:sz w:val="21"/>
-          <w:szCs w:val="21"/>
-        </w:rPr>
-        <w:t>Handshaking and GPIO 14/15</w:t>
-      </w:r>
-      <w:r>
-        <w:rPr>
-          <w:rFonts w:ascii="Google Sans Text;sans-serif" w:hAnsi="Google Sans Text;sans-serif"/>
-          <w:sz w:val="21"/>
-          <w:szCs w:val="21"/>
-        </w:rPr>
-        <w:t xml:space="preserve"> </w:t>
+        <w:rPr>
+          <w:rFonts w:ascii="Google Sans Text;sans-serif" w:hAnsi="Google Sans Text;sans-serif"/>
+          <w:b/>
+          <w:sz w:val="21"/>
+          <w:szCs w:val="21"/>
+        </w:rPr>
+      </w:pPr>
+      <w:r>
+        <w:rPr>
+          <w:rFonts w:ascii="Google Sans Text;sans-serif" w:hAnsi="Google Sans Text;sans-serif"/>
+          <w:b/>
+          <w:sz w:val="21"/>
+          <w:szCs w:val="21"/>
+        </w:rPr>
+        <w:t>Option B: The R: Device 850 Emulator (R: to TCP)</w:t>
       </w:r>
     </w:p>
     <w:p>
@@ -2476,41 +2274,611 @@
           <w:ilvl w:val="0"/>
           <w:numId w:val="4"/>
         </w:numPr>
-        <w:pBdr/>
         <w:tabs>
           <w:tab w:val="clear" w:pos="720"/>
           <w:tab w:val="left" w:pos="0" w:leader="none"/>
         </w:tabs>
-        <w:spacing w:lineRule="auto" w:line="274" w:before="0" w:after="140"/>
-        <w:ind w:hanging="283" w:left="709" w:right="0"/>
-        <w:rPr>
-          <w:sz w:val="21"/>
-          <w:szCs w:val="21"/>
-        </w:rPr>
-      </w:pPr>
-      <w:bookmarkStart w:id="26" w:name="p-rc_4b5cbae0aad0c3bc-75"/>
-      <w:bookmarkEnd w:id="26"/>
-      <w:r>
-        <w:rPr>
-          <w:rFonts w:ascii="Google Sans Text;sans-serif" w:hAnsi="Google Sans Text;sans-serif"/>
-          <w:b/>
-          <w:sz w:val="21"/>
-          <w:szCs w:val="21"/>
-        </w:rPr>
-        <w:t>Permissions:</w:t>
-      </w:r>
-      <w:r>
-        <w:rPr>
-          <w:rFonts w:ascii="Google Sans Text;sans-serif" w:hAnsi="Google Sans Text;sans-serif"/>
-          <w:sz w:val="21"/>
-          <w:szCs w:val="21"/>
-        </w:rPr>
-        <w:t xml:space="preserve"> If AspeQt cannot open /dev/serial0, ensure your user is part of the dialout group: </w:t>
+        <w:spacing w:lineRule="auto" w:line="274"/>
+        <w:ind w:hanging="283" w:left="709"/>
+        <w:rPr>
+          <w:rFonts w:ascii="Google Sans Text;sans-serif" w:hAnsi="Google Sans Text;sans-serif"/>
+          <w:b/>
+          <w:sz w:val="21"/>
+          <w:szCs w:val="21"/>
+        </w:rPr>
+      </w:pPr>
+      <w:r>
+        <w:rPr>
+          <w:rFonts w:ascii="Google Sans Text;sans-serif" w:hAnsi="Google Sans Text;sans-serif"/>
+          <w:b w:val="false"/>
+          <w:bCs w:val="false"/>
+          <w:sz w:val="21"/>
+          <w:szCs w:val="21"/>
+        </w:rPr>
+        <w:t xml:space="preserve">How it works: This mode entirely replaces the need for physical interface hardware. The Raspberry Pi intercepts the </w:t>
       </w:r>
       <w:r>
         <w:rPr>
           <w:rStyle w:val="SourceText"/>
           <w:rFonts w:ascii="Google Sans Text;sans-serif" w:hAnsi="Google Sans Text;sans-serif"/>
+          <w:b w:val="false"/>
+          <w:bCs w:val="false"/>
+          <w:sz w:val="21"/>
+          <w:szCs w:val="21"/>
+        </w:rPr>
+        <w:t>$40</w:t>
+      </w:r>
+      <w:r>
+        <w:rPr>
+          <w:rFonts w:ascii="Google Sans Text;sans-serif" w:hAnsi="Google Sans Text;sans-serif"/>
+          <w:b w:val="false"/>
+          <w:bCs w:val="false"/>
+          <w:sz w:val="21"/>
+          <w:szCs w:val="21"/>
+        </w:rPr>
+        <w:t xml:space="preserve"> (Poll) and </w:t>
+      </w:r>
+      <w:r>
+        <w:rPr>
+          <w:rStyle w:val="SourceText"/>
+          <w:rFonts w:ascii="Google Sans Text;sans-serif" w:hAnsi="Google Sans Text;sans-serif"/>
+          <w:b w:val="false"/>
+          <w:bCs w:val="false"/>
+          <w:sz w:val="21"/>
+          <w:szCs w:val="21"/>
+        </w:rPr>
+        <w:t>$58</w:t>
+      </w:r>
+      <w:r>
+        <w:rPr>
+          <w:rFonts w:ascii="Google Sans Text;sans-serif" w:hAnsi="Google Sans Text;sans-serif"/>
+          <w:b w:val="false"/>
+          <w:bCs w:val="false"/>
+          <w:sz w:val="21"/>
+          <w:szCs w:val="21"/>
+        </w:rPr>
+        <w:t xml:space="preserve"> (Stream) SIO commands directly from the SIO bus. It loads a virtual 850 handler into the Atari's memory and acts as a fully integrated concurrent-mode modem.</w:t>
+      </w:r>
+    </w:p>
+    <w:p>
+      <w:pPr>
+        <w:pStyle w:val="BodyText"/>
+        <w:numPr>
+          <w:ilvl w:val="0"/>
+          <w:numId w:val="4"/>
+        </w:numPr>
+        <w:tabs>
+          <w:tab w:val="clear" w:pos="720"/>
+          <w:tab w:val="left" w:pos="0" w:leader="none"/>
+        </w:tabs>
+        <w:spacing w:lineRule="auto" w:line="274"/>
+        <w:ind w:hanging="283" w:left="709"/>
+        <w:rPr>
+          <w:rFonts w:ascii="Google Sans Text;sans-serif" w:hAnsi="Google Sans Text;sans-serif"/>
+          <w:b w:val="false"/>
+          <w:bCs w:val="false"/>
+          <w:sz w:val="21"/>
+          <w:szCs w:val="21"/>
+        </w:rPr>
+      </w:pPr>
+      <w:r>
+        <w:rPr>
+          <w:rFonts w:ascii="Google Sans Text;sans-serif" w:hAnsi="Google Sans Text;sans-serif"/>
+          <w:b w:val="false"/>
+          <w:bCs w:val="false"/>
+          <w:sz w:val="21"/>
+          <w:szCs w:val="21"/>
+        </w:rPr>
+        <w:t xml:space="preserve">Hardware Requirement: This mode </w:t>
+      </w:r>
+      <w:r>
+        <w:rPr>
+          <w:rFonts w:ascii="Google Sans Text;sans-serif" w:hAnsi="Google Sans Text;sans-serif"/>
+          <w:b w:val="false"/>
+          <w:bCs w:val="false"/>
+          <w:i/>
+          <w:sz w:val="21"/>
+          <w:szCs w:val="21"/>
+        </w:rPr>
+        <w:t>requires</w:t>
+      </w:r>
+      <w:r>
+        <w:rPr>
+          <w:rFonts w:ascii="Google Sans Text;sans-serif" w:hAnsi="Google Sans Text;sans-serif"/>
+          <w:b w:val="false"/>
+          <w:bCs w:val="false"/>
+          <w:sz w:val="21"/>
+          <w:szCs w:val="21"/>
+        </w:rPr>
+        <w:t xml:space="preserve"> the SIO COMMAND line to be wired to GPIO 18 (Pin 12) as shown in the wiring table. The Pi uses microsecond-level hardware interrupts to detect when the Atari drops the COMMAND line to exit the stream. Standard USB SIO2PC adapters cannot do this fast enough and are incompatible with this mode.</w:t>
+      </w:r>
+    </w:p>
+    <w:p>
+      <w:pPr>
+        <w:pStyle w:val="BodyText"/>
+        <w:numPr>
+          <w:ilvl w:val="0"/>
+          <w:numId w:val="4"/>
+        </w:numPr>
+        <w:tabs>
+          <w:tab w:val="clear" w:pos="720"/>
+          <w:tab w:val="left" w:pos="0" w:leader="none"/>
+        </w:tabs>
+        <w:spacing w:lineRule="auto" w:line="274"/>
+        <w:ind w:hanging="283" w:left="709"/>
+        <w:rPr>
+          <w:rFonts w:ascii="Google Sans Text;sans-serif" w:hAnsi="Google Sans Text;sans-serif"/>
+          <w:b/>
+          <w:sz w:val="21"/>
+          <w:szCs w:val="21"/>
+        </w:rPr>
+      </w:pPr>
+      <w:r>
+        <w:rPr>
+          <w:rFonts w:ascii="Google Sans Text;sans-serif" w:hAnsi="Google Sans Text;sans-serif"/>
+          <w:b w:val="false"/>
+          <w:bCs w:val="false"/>
+          <w:sz w:val="21"/>
+          <w:szCs w:val="21"/>
+        </w:rPr>
+        <w:t xml:space="preserve">Setup: 1. In Options &gt; Hayes Modem Emulator, check "Enable 850 Device (R: to TCP)". 2. This will automatically enable "Direct Hardware UART (RasPi)" and force "CTS" handshaking to ensure the GPIO hardware interrupts are active. 3. You may select a </w:t>
+      </w:r>
+      <w:r>
+        <w:rPr>
+          <w:rStyle w:val="SourceText"/>
+          <w:rFonts w:ascii="Google Sans Text;sans-serif" w:hAnsi="Google Sans Text;sans-serif"/>
+          <w:b w:val="false"/>
+          <w:bCs w:val="false"/>
+          <w:sz w:val="21"/>
+          <w:szCs w:val="21"/>
+        </w:rPr>
+        <w:t>phonebook.xml</w:t>
+      </w:r>
+      <w:r>
+        <w:rPr>
+          <w:rFonts w:ascii="Google Sans Text;sans-serif" w:hAnsi="Google Sans Text;sans-serif"/>
+          <w:b w:val="false"/>
+          <w:bCs w:val="false"/>
+          <w:sz w:val="21"/>
+          <w:szCs w:val="21"/>
+        </w:rPr>
+        <w:t xml:space="preserve"> file to enable the built-in auto-dialer and macro injection (ESC-U for User, ESC-P for Pass).</w:t>
+      </w:r>
+    </w:p>
+    <w:p>
+      <w:pPr>
+        <w:pStyle w:val="BodyText"/>
+        <w:numPr>
+          <w:ilvl w:val="0"/>
+          <w:numId w:val="4"/>
+        </w:numPr>
+        <w:tabs>
+          <w:tab w:val="clear" w:pos="720"/>
+          <w:tab w:val="left" w:pos="0" w:leader="none"/>
+        </w:tabs>
+        <w:spacing w:lineRule="auto" w:line="274"/>
+        <w:ind w:hanging="283" w:left="709"/>
+        <w:rPr>
+          <w:rFonts w:ascii="Google Sans Text;sans-serif" w:hAnsi="Google Sans Text;sans-serif"/>
+          <w:b w:val="false"/>
+          <w:bCs w:val="false"/>
+          <w:sz w:val="21"/>
+          <w:szCs w:val="21"/>
+        </w:rPr>
+      </w:pPr>
+      <w:r>
+        <w:rPr>
+          <w:rFonts w:ascii="Google Sans Text;sans-serif" w:hAnsi="Google Sans Text;sans-serif"/>
+          <w:b w:val="false"/>
+          <w:bCs w:val="false"/>
+          <w:sz w:val="21"/>
+          <w:szCs w:val="21"/>
+        </w:rPr>
+        <w:t>Terminal Setup (Ice-T / BobTerm): When booting your terminal software on the Atari, it is highly recommended to set your terminal baud rate to 9600 baud. The Pi 5 UART will automatically detect the speed change request from the Atari and drop down from the standard 19200 SIO speed to cleanly handle the 9600 baud stream.</w:t>
+      </w:r>
+    </w:p>
+    <w:p>
+      <w:pPr>
+        <w:pStyle w:val="BodyText"/>
+        <w:numPr>
+          <w:ilvl w:val="0"/>
+          <w:numId w:val="0"/>
+        </w:numPr>
+        <w:spacing w:lineRule="auto" w:line="274"/>
+        <w:ind w:hanging="0" w:left="0"/>
+        <w:rPr>
+          <w:rFonts w:ascii="Google Sans Text;sans-serif" w:hAnsi="Google Sans Text;sans-serif"/>
+          <w:b w:val="false"/>
+          <w:bCs w:val="false"/>
+          <w:sz w:val="21"/>
+          <w:szCs w:val="21"/>
+        </w:rPr>
+      </w:pPr>
+      <w:r>
+        <w:rPr>
+          <w:rFonts w:ascii="Google Sans Text;sans-serif" w:hAnsi="Google Sans Text;sans-serif"/>
+          <w:b w:val="false"/>
+          <w:bCs w:val="false"/>
+          <w:sz w:val="21"/>
+          <w:szCs w:val="21"/>
+        </w:rPr>
+      </w:r>
+    </w:p>
+    <w:p>
+      <w:pPr>
+        <w:pStyle w:val="BodyText"/>
+        <w:spacing w:lineRule="auto" w:line="274"/>
+        <w:rPr>
+          <w:rFonts w:ascii="Google Sans Text;sans-serif" w:hAnsi="Google Sans Text;sans-serif"/>
+          <w:b/>
+          <w:sz w:val="21"/>
+          <w:szCs w:val="21"/>
+        </w:rPr>
+      </w:pPr>
+      <w:r>
+        <w:rPr>
+          <w:rFonts w:ascii="Google Sans Text;sans-serif" w:hAnsi="Google Sans Text;sans-serif"/>
+          <w:b/>
+          <w:sz w:val="21"/>
+          <w:szCs w:val="21"/>
+        </w:rPr>
+        <w:t>7. Troubleshooting &amp; Performance</w:t>
+      </w:r>
+    </w:p>
+    <w:p>
+      <w:pPr>
+        <w:pStyle w:val="BodyText"/>
+        <w:spacing w:lineRule="auto" w:line="274"/>
+        <w:rPr>
+          <w:rFonts w:ascii="Google Sans Text;sans-serif" w:hAnsi="Google Sans Text;sans-serif"/>
+          <w:b w:val="false"/>
+          <w:bCs w:val="false"/>
+          <w:sz w:val="21"/>
+          <w:szCs w:val="21"/>
+        </w:rPr>
+      </w:pPr>
+      <w:r>
+        <w:rPr>
+          <w:rFonts w:ascii="Google Sans Text;sans-serif" w:hAnsi="Google Sans Text;sans-serif"/>
+          <w:b w:val="false"/>
+          <w:bCs w:val="false"/>
+          <w:sz w:val="21"/>
+          <w:szCs w:val="21"/>
+        </w:rPr>
+        <w:t>Tuning Interfacing vintage 1980s hardware with a modern 64-bit Linux environment can sometimes present timing hurdles. If you encounter "Timeout" errors or "Checksum" failures, check the following:</w:t>
+      </w:r>
+    </w:p>
+    <w:p>
+      <w:pPr>
+        <w:pStyle w:val="BodyText"/>
+        <w:spacing w:lineRule="auto" w:line="274"/>
+        <w:rPr>
+          <w:rFonts w:ascii="Google Sans Text;sans-serif" w:hAnsi="Google Sans Text;sans-serif"/>
+          <w:b w:val="false"/>
+          <w:bCs w:val="false"/>
+          <w:sz w:val="21"/>
+          <w:szCs w:val="21"/>
+        </w:rPr>
+      </w:pPr>
+      <w:r>
+        <w:rPr>
+          <w:rFonts w:ascii="Google Sans Text;sans-serif" w:hAnsi="Google Sans Text;sans-serif"/>
+          <w:b w:val="false"/>
+          <w:bCs w:val="false"/>
+          <w:sz w:val="21"/>
+          <w:szCs w:val="21"/>
+        </w:rPr>
+      </w:r>
+    </w:p>
+    <w:p>
+      <w:pPr>
+        <w:pStyle w:val="BodyText"/>
+        <w:spacing w:lineRule="auto" w:line="274"/>
+        <w:rPr>
+          <w:rFonts w:ascii="Google Sans Text;sans-serif" w:hAnsi="Google Sans Text;sans-serif"/>
+          <w:b/>
+          <w:sz w:val="21"/>
+          <w:szCs w:val="21"/>
+        </w:rPr>
+      </w:pPr>
+      <w:r>
+        <w:rPr>
+          <w:rFonts w:ascii="Google Sans Text;sans-serif" w:hAnsi="Google Sans Text;sans-serif"/>
+          <w:b/>
+          <w:sz w:val="21"/>
+          <w:szCs w:val="21"/>
+        </w:rPr>
+        <w:t>Common SIO Timing Issues</w:t>
+      </w:r>
+    </w:p>
+    <w:p>
+      <w:pPr>
+        <w:pStyle w:val="BodyText"/>
+        <w:numPr>
+          <w:ilvl w:val="0"/>
+          <w:numId w:val="5"/>
+        </w:numPr>
+        <w:tabs>
+          <w:tab w:val="clear" w:pos="720"/>
+          <w:tab w:val="left" w:pos="0" w:leader="none"/>
+        </w:tabs>
+        <w:spacing w:lineRule="auto" w:line="274"/>
+        <w:ind w:hanging="283" w:left="709"/>
+        <w:rPr>
+          <w:rFonts w:ascii="Google Sans Text;sans-serif" w:hAnsi="Google Sans Text;sans-serif"/>
+          <w:b w:val="false"/>
+          <w:bCs w:val="false"/>
+          <w:sz w:val="21"/>
+          <w:szCs w:val="21"/>
+        </w:rPr>
+      </w:pPr>
+      <w:r>
+        <w:rPr>
+          <w:rFonts w:ascii="Google Sans Text;sans-serif" w:hAnsi="Google Sans Text;sans-serif"/>
+          <w:b w:val="false"/>
+          <w:bCs w:val="false"/>
+          <w:sz w:val="21"/>
+          <w:szCs w:val="21"/>
+        </w:rPr>
+        <w:t>The "Slow-Speed" Fallback: If your Atari fails to boot the first time, ensure the baud rate is locked at 19,200. Some OS loaders require the initial handshake to be strictly at the standard speed before switching to high-speed routines.</w:t>
+      </w:r>
+    </w:p>
+    <w:p>
+      <w:pPr>
+        <w:pStyle w:val="BodyText"/>
+        <w:numPr>
+          <w:ilvl w:val="0"/>
+          <w:numId w:val="5"/>
+        </w:numPr>
+        <w:tabs>
+          <w:tab w:val="clear" w:pos="720"/>
+          <w:tab w:val="left" w:pos="0" w:leader="none"/>
+        </w:tabs>
+        <w:spacing w:lineRule="auto" w:line="274"/>
+        <w:ind w:hanging="283" w:left="709"/>
+        <w:rPr>
+          <w:rFonts w:ascii="Google Sans Text;sans-serif" w:hAnsi="Google Sans Text;sans-serif"/>
+          <w:b w:val="false"/>
+          <w:bCs w:val="false"/>
+          <w:sz w:val="21"/>
+          <w:szCs w:val="21"/>
+        </w:rPr>
+      </w:pPr>
+      <w:r>
+        <w:rPr>
+          <w:rFonts w:ascii="Google Sans Text;sans-serif" w:hAnsi="Google Sans Text;sans-serif"/>
+          <w:b w:val="false"/>
+          <w:bCs w:val="false"/>
+          <w:sz w:val="21"/>
+          <w:szCs w:val="21"/>
+        </w:rPr>
+        <w:t>Linux Latency (CPU Scaling): By default, the Pi may throttle its CPU to save power, which can jitter the bit-banging timing of the UART.</w:t>
+      </w:r>
+    </w:p>
+    <w:p>
+      <w:pPr>
+        <w:pStyle w:val="BodyText"/>
+        <w:numPr>
+          <w:ilvl w:val="1"/>
+          <w:numId w:val="5"/>
+        </w:numPr>
+        <w:tabs>
+          <w:tab w:val="clear" w:pos="720"/>
+          <w:tab w:val="left" w:pos="0" w:leader="none"/>
+        </w:tabs>
+        <w:spacing w:lineRule="auto" w:line="274"/>
+        <w:ind w:hanging="283" w:left="1418"/>
+        <w:rPr>
+          <w:rFonts w:ascii="Google Sans Text;sans-serif" w:hAnsi="Google Sans Text;sans-serif"/>
+          <w:b/>
+          <w:sz w:val="21"/>
+          <w:szCs w:val="21"/>
+        </w:rPr>
+      </w:pPr>
+      <w:r>
+        <w:rPr>
+          <w:rFonts w:ascii="Google Sans Text;sans-serif" w:hAnsi="Google Sans Text;sans-serif"/>
+          <w:b w:val="false"/>
+          <w:bCs w:val="false"/>
+          <w:sz w:val="21"/>
+          <w:szCs w:val="21"/>
+        </w:rPr>
+        <w:t xml:space="preserve">Fix: Set your Pi to "Performance" mode by running: </w:t>
+      </w:r>
+      <w:r>
+        <w:rPr>
+          <w:rStyle w:val="SourceText"/>
+          <w:rFonts w:ascii="Google Sans Text;sans-serif" w:hAnsi="Google Sans Text;sans-serif"/>
+          <w:b w:val="false"/>
+          <w:bCs w:val="false"/>
+          <w:sz w:val="21"/>
+          <w:szCs w:val="21"/>
+        </w:rPr>
+        <w:t>echo performance | sudo tee /sys/devices/system/cpu/cpu*/cpufreq/scaling_governor</w:t>
+      </w:r>
+    </w:p>
+    <w:p>
+      <w:pPr>
+        <w:pStyle w:val="BodyText"/>
+        <w:numPr>
+          <w:ilvl w:val="0"/>
+          <w:numId w:val="5"/>
+        </w:numPr>
+        <w:tabs>
+          <w:tab w:val="clear" w:pos="720"/>
+          <w:tab w:val="left" w:pos="0" w:leader="none"/>
+        </w:tabs>
+        <w:spacing w:lineRule="auto" w:line="274"/>
+        <w:ind w:hanging="283" w:left="709"/>
+        <w:rPr>
+          <w:rFonts w:ascii="Google Sans Text;sans-serif" w:hAnsi="Google Sans Text;sans-serif"/>
+          <w:b/>
+          <w:sz w:val="21"/>
+          <w:szCs w:val="21"/>
+        </w:rPr>
+      </w:pPr>
+      <w:r>
+        <w:rPr>
+          <w:rFonts w:ascii="Google Sans Text;sans-serif" w:hAnsi="Google Sans Text;sans-serif"/>
+          <w:b w:val="false"/>
+          <w:bCs w:val="false"/>
+          <w:sz w:val="21"/>
+          <w:szCs w:val="21"/>
+        </w:rPr>
+        <w:t>The Level Shifter Bottleneck: Cheap bi-directional level shifters sometimes struggle with high-frequency signals. If you cannot reach speeds above 54kbps, ensure your shifter is rated for high-speed I2C/SPI (at least 2MHz).</w:t>
+      </w:r>
+    </w:p>
+    <w:p>
+      <w:pPr>
+        <w:pStyle w:val="BodyText"/>
+        <w:tabs>
+          <w:tab w:val="clear" w:pos="720"/>
+          <w:tab w:val="left" w:pos="0" w:leader="none"/>
+        </w:tabs>
+        <w:spacing w:lineRule="auto" w:line="274"/>
+        <w:ind w:hanging="283" w:left="709"/>
+        <w:rPr>
+          <w:rFonts w:ascii="Google Sans Text;sans-serif" w:hAnsi="Google Sans Text;sans-serif"/>
+          <w:b/>
+          <w:sz w:val="21"/>
+          <w:szCs w:val="21"/>
+        </w:rPr>
+      </w:pPr>
+      <w:r>
+        <w:rPr>
+          <w:rFonts w:ascii="Google Sans Text;sans-serif" w:hAnsi="Google Sans Text;sans-serif"/>
+          <w:b w:val="false"/>
+          <w:bCs w:val="false"/>
+          <w:sz w:val="21"/>
+          <w:szCs w:val="21"/>
+        </w:rPr>
+      </w:r>
+    </w:p>
+    <w:p>
+      <w:pPr>
+        <w:pStyle w:val="BodyText"/>
+        <w:tabs>
+          <w:tab w:val="clear" w:pos="720"/>
+          <w:tab w:val="left" w:pos="0" w:leader="none"/>
+        </w:tabs>
+        <w:spacing w:lineRule="auto" w:line="274"/>
+        <w:ind w:hanging="283" w:left="709"/>
+        <w:rPr>
+          <w:rFonts w:ascii="Google Sans Text;sans-serif" w:hAnsi="Google Sans Text;sans-serif"/>
+          <w:b/>
+          <w:sz w:val="21"/>
+          <w:szCs w:val="21"/>
+        </w:rPr>
+      </w:pPr>
+      <w:r>
+        <w:rPr>
+          <w:rFonts w:ascii="Google Sans Text;sans-serif" w:hAnsi="Google Sans Text;sans-serif"/>
+          <w:b w:val="false"/>
+          <w:bCs w:val="false"/>
+          <w:sz w:val="21"/>
+          <w:szCs w:val="21"/>
+        </w:rPr>
+      </w:r>
+    </w:p>
+    <w:p>
+      <w:pPr>
+        <w:pStyle w:val="BodyText"/>
+        <w:spacing w:lineRule="auto" w:line="274"/>
+        <w:rPr>
+          <w:rFonts w:ascii="Google Sans Text;sans-serif" w:hAnsi="Google Sans Text;sans-serif"/>
+          <w:b/>
+          <w:sz w:val="21"/>
+          <w:szCs w:val="21"/>
+        </w:rPr>
+      </w:pPr>
+      <w:r>
+        <w:rPr>
+          <w:rFonts w:ascii="Google Sans Text;sans-serif" w:hAnsi="Google Sans Text;sans-serif"/>
+          <w:b/>
+          <w:sz w:val="21"/>
+          <w:szCs w:val="21"/>
+        </w:rPr>
+        <w:t>Handshaking and GPIO 14/15</w:t>
+      </w:r>
+    </w:p>
+    <w:p>
+      <w:pPr>
+        <w:pStyle w:val="BodyText"/>
+        <w:numPr>
+          <w:ilvl w:val="0"/>
+          <w:numId w:val="6"/>
+        </w:numPr>
+        <w:tabs>
+          <w:tab w:val="clear" w:pos="720"/>
+          <w:tab w:val="left" w:pos="0" w:leader="none"/>
+        </w:tabs>
+        <w:spacing w:lineRule="auto" w:line="274"/>
+        <w:ind w:hanging="283" w:left="709"/>
+        <w:rPr>
+          <w:rFonts w:ascii="Google Sans Text;sans-serif" w:hAnsi="Google Sans Text;sans-serif"/>
+          <w:b/>
+          <w:sz w:val="21"/>
+          <w:szCs w:val="21"/>
+        </w:rPr>
+      </w:pPr>
+      <w:r>
+        <w:rPr>
+          <w:rFonts w:ascii="Google Sans Text;sans-serif" w:hAnsi="Google Sans Text;sans-serif"/>
+          <w:b w:val="false"/>
+          <w:bCs w:val="false"/>
+          <w:sz w:val="21"/>
+          <w:szCs w:val="21"/>
+        </w:rPr>
+        <w:t xml:space="preserve">Permissions: If AspeQt cannot open </w:t>
+      </w:r>
+      <w:r>
+        <w:rPr>
+          <w:rStyle w:val="SourceText"/>
+          <w:rFonts w:ascii="Google Sans Text;sans-serif" w:hAnsi="Google Sans Text;sans-serif"/>
+          <w:b w:val="false"/>
+          <w:bCs w:val="false"/>
+          <w:sz w:val="21"/>
+          <w:szCs w:val="21"/>
+        </w:rPr>
+        <w:t>/dev/serial0</w:t>
+      </w:r>
+      <w:r>
+        <w:rPr>
+          <w:rFonts w:ascii="Google Sans Text;sans-serif" w:hAnsi="Google Sans Text;sans-serif"/>
+          <w:b w:val="false"/>
+          <w:bCs w:val="false"/>
+          <w:sz w:val="21"/>
+          <w:szCs w:val="21"/>
+        </w:rPr>
+        <w:t xml:space="preserve">, ensure your user is part of the </w:t>
+      </w:r>
+      <w:r>
+        <w:rPr>
+          <w:rStyle w:val="SourceText"/>
+          <w:rFonts w:ascii="Google Sans Text;sans-serif" w:hAnsi="Google Sans Text;sans-serif"/>
+          <w:b w:val="false"/>
+          <w:bCs w:val="false"/>
+          <w:sz w:val="21"/>
+          <w:szCs w:val="21"/>
+        </w:rPr>
+        <w:t>dialout</w:t>
+      </w:r>
+      <w:r>
+        <w:rPr>
+          <w:rFonts w:ascii="Google Sans Text;sans-serif" w:hAnsi="Google Sans Text;sans-serif"/>
+          <w:b w:val="false"/>
+          <w:bCs w:val="false"/>
+          <w:sz w:val="21"/>
+          <w:szCs w:val="21"/>
+        </w:rPr>
+        <w:t xml:space="preserve"> group: </w:t>
+      </w:r>
+      <w:r>
+        <w:rPr>
+          <w:rStyle w:val="SourceText"/>
+          <w:rFonts w:ascii="Google Sans Text;sans-serif" w:hAnsi="Google Sans Text;sans-serif"/>
+          <w:b w:val="false"/>
+          <w:bCs w:val="false"/>
           <w:sz w:val="21"/>
           <w:szCs w:val="21"/>
         </w:rPr>
@@ -2519,26 +2887,121 @@
       <w:r>
         <w:rPr>
           <w:rFonts w:ascii="Google Sans Text;sans-serif" w:hAnsi="Google Sans Text;sans-serif"/>
-          <w:sz w:val="21"/>
-          <w:szCs w:val="21"/>
-        </w:rPr>
-        <w:t xml:space="preserve"> (requires a log-out/log-in to take effect). </w:t>
-      </w:r>
-    </w:p>
-    <w:p>
-      <w:pPr>
-        <w:pStyle w:val="HorizontalLine"/>
-        <w:spacing w:lineRule="auto" w:line="240" w:before="0" w:after="280"/>
-        <w:rPr>
-          <w:sz w:val="21"/>
-          <w:szCs w:val="21"/>
-        </w:rPr>
-      </w:pPr>
-      <w:r>
-        <w:rPr>
-          <w:sz w:val="21"/>
-          <w:szCs w:val="21"/>
-        </w:rPr>
+          <w:b w:val="false"/>
+          <w:bCs w:val="false"/>
+          <w:sz w:val="21"/>
+          <w:szCs w:val="21"/>
+        </w:rPr>
+        <w:t xml:space="preserve"> </w:t>
+      </w:r>
+      <w:r>
+        <w:rPr>
+          <w:rFonts w:ascii="Google Sans Text;sans-serif" w:hAnsi="Google Sans Text;sans-serif"/>
+          <w:b w:val="false"/>
+          <w:bCs w:val="false"/>
+          <w:i/>
+          <w:sz w:val="21"/>
+          <w:szCs w:val="21"/>
+        </w:rPr>
+        <w:t>(requires a log-out/log-in to take effect)</w:t>
+      </w:r>
+      <w:r>
+        <w:rPr>
+          <w:rFonts w:ascii="Google Sans Text;sans-serif" w:hAnsi="Google Sans Text;sans-serif"/>
+          <w:b w:val="false"/>
+          <w:bCs w:val="false"/>
+          <w:sz w:val="21"/>
+          <w:szCs w:val="21"/>
+        </w:rPr>
+        <w:t>.</w:t>
+      </w:r>
+    </w:p>
+    <w:p>
+      <w:pPr>
+        <w:pStyle w:val="BodyText"/>
+        <w:spacing w:lineRule="auto" w:line="274"/>
+        <w:rPr>
+          <w:rFonts w:ascii="Google Sans Text;sans-serif" w:hAnsi="Google Sans Text;sans-serif"/>
+          <w:b/>
+          <w:sz w:val="21"/>
+          <w:szCs w:val="21"/>
+        </w:rPr>
+      </w:pPr>
+      <w:r>
+        <w:rPr>
+          <w:rFonts w:ascii="Google Sans Text;sans-serif" w:hAnsi="Google Sans Text;sans-serif"/>
+          <w:b/>
+          <w:sz w:val="21"/>
+          <w:szCs w:val="21"/>
+        </w:rPr>
+      </w:r>
+    </w:p>
+    <w:p>
+      <w:pPr>
+        <w:pStyle w:val="BodyText"/>
+        <w:spacing w:lineRule="auto" w:line="274"/>
+        <w:rPr>
+          <w:rFonts w:ascii="Google Sans Text;sans-serif" w:hAnsi="Google Sans Text;sans-serif"/>
+          <w:b/>
+          <w:sz w:val="21"/>
+          <w:szCs w:val="21"/>
+        </w:rPr>
+      </w:pPr>
+      <w:r>
+        <w:rPr>
+          <w:rFonts w:ascii="Google Sans Text;sans-serif" w:hAnsi="Google Sans Text;sans-serif"/>
+          <w:b/>
+          <w:sz w:val="21"/>
+          <w:szCs w:val="21"/>
+        </w:rPr>
+      </w:r>
+    </w:p>
+    <w:p>
+      <w:pPr>
+        <w:pStyle w:val="BodyText"/>
+        <w:spacing w:lineRule="auto" w:line="274"/>
+        <w:rPr>
+          <w:rFonts w:ascii="Google Sans Text;sans-serif" w:hAnsi="Google Sans Text;sans-serif"/>
+          <w:b/>
+          <w:sz w:val="21"/>
+          <w:szCs w:val="21"/>
+        </w:rPr>
+      </w:pPr>
+      <w:r>
+        <w:rPr>
+          <w:rFonts w:ascii="Google Sans Text;sans-serif" w:hAnsi="Google Sans Text;sans-serif"/>
+          <w:b/>
+          <w:sz w:val="21"/>
+          <w:szCs w:val="21"/>
+        </w:rPr>
+      </w:r>
+    </w:p>
+    <w:p>
+      <w:pPr>
+        <w:pStyle w:val="BodyText"/>
+        <w:spacing w:lineRule="auto" w:line="274"/>
+        <w:jc w:val="center"/>
+        <w:rPr>
+          <w:sz w:val="21"/>
+          <w:szCs w:val="21"/>
+        </w:rPr>
+      </w:pPr>
+      <w:r>
+        <w:rPr>
+          <w:rFonts w:ascii="Google Sans Text;sans-serif" w:hAnsi="Google Sans Text;sans-serif"/>
+          <w:b w:val="false"/>
+          <w:bCs w:val="false"/>
+          <w:sz w:val="21"/>
+          <w:szCs w:val="21"/>
+        </w:rPr>
+        <w:t xml:space="preserve">Document provided by 13leader.net. </w:t>
+      </w:r>
+      <w:r>
+        <w:rPr>
+          <w:sz w:val="21"/>
+          <w:szCs w:val="21"/>
+        </w:rPr>
+        <w:t>Visit the BBS via Telnet for community support and TNFS updates.</w:t>
       </w:r>
     </w:p>
     <w:p>
@@ -2547,19 +3010,17 @@
         <w:spacing w:lineRule="auto" w:line="274" w:before="0" w:after="140"/>
         <w:ind w:hanging="0" w:left="0" w:right="0"/>
         <w:rPr>
-          <w:sz w:val="21"/>
-          <w:szCs w:val="21"/>
-        </w:rPr>
-      </w:pPr>
-      <w:bookmarkStart w:id="27" w:name="p-rc_4b5cbae0aad0c3bc-76"/>
-      <w:bookmarkEnd w:id="27"/>
-      <w:r>
-        <w:rPr>
-          <w:rFonts w:ascii="Google Sans Text;sans-serif" w:hAnsi="Google Sans Text;sans-serif"/>
-          <w:sz w:val="21"/>
-          <w:szCs w:val="21"/>
-        </w:rPr>
-        <w:t xml:space="preserve">Document provided by 13leader.net. Visit the BBS via Telnet for community support and TNFS updates. </w:t>
+          <w:rFonts w:ascii="Google Sans Text;sans-serif" w:hAnsi="Google Sans Text;sans-serif"/>
+          <w:sz w:val="21"/>
+          <w:szCs w:val="21"/>
+        </w:rPr>
+      </w:pPr>
+      <w:r>
+        <w:rPr>
+          <w:rFonts w:ascii="Google Sans Text;sans-serif" w:hAnsi="Google Sans Text;sans-serif"/>
+          <w:sz w:val="21"/>
+          <w:szCs w:val="21"/>
+        </w:rPr>
       </w:r>
     </w:p>
     <w:sectPr>
@@ -3128,6 +3589,280 @@
   <w:abstractNum w:abstractNumId="5">
     <w:lvl w:ilvl="0">
       <w:start w:val="1"/>
+      <w:numFmt w:val="bullet"/>
+      <w:lvlText w:val=""/>
+      <w:lvlJc w:val="left"/>
+      <w:pPr>
+        <w:tabs>
+          <w:tab w:val="num" w:pos="709"/>
+        </w:tabs>
+        <w:ind w:left="709" w:hanging="283"/>
+      </w:pPr>
+      <w:rPr>
+        <w:rFonts w:ascii="Symbol" w:hAnsi="Symbol" w:cs="Symbol" w:hint="default"/>
+      </w:rPr>
+    </w:lvl>
+    <w:lvl w:ilvl="1">
+      <w:start w:val="1"/>
+      <w:numFmt w:val="bullet"/>
+      <w:lvlText w:val=""/>
+      <w:lvlJc w:val="left"/>
+      <w:pPr>
+        <w:tabs>
+          <w:tab w:val="num" w:pos="1418"/>
+        </w:tabs>
+        <w:ind w:left="1418" w:hanging="283"/>
+      </w:pPr>
+      <w:rPr>
+        <w:rFonts w:ascii="Symbol" w:hAnsi="Symbol" w:cs="Symbol" w:hint="default"/>
+      </w:rPr>
+    </w:lvl>
+    <w:lvl w:ilvl="2">
+      <w:start w:val="1"/>
+      <w:numFmt w:val="bullet"/>
+      <w:lvlText w:val=""/>
+      <w:lvlJc w:val="left"/>
+      <w:pPr>
+        <w:tabs>
+          <w:tab w:val="num" w:pos="2127"/>
+        </w:tabs>
+        <w:ind w:left="2127" w:hanging="283"/>
+      </w:pPr>
+      <w:rPr>
+        <w:rFonts w:ascii="Symbol" w:hAnsi="Symbol" w:cs="Symbol" w:hint="default"/>
+      </w:rPr>
+    </w:lvl>
+    <w:lvl w:ilvl="3">
+      <w:start w:val="1"/>
+      <w:numFmt w:val="bullet"/>
+      <w:lvlText w:val=""/>
+      <w:lvlJc w:val="left"/>
+      <w:pPr>
+        <w:tabs>
+          <w:tab w:val="num" w:pos="2836"/>
+        </w:tabs>
+        <w:ind w:left="2836" w:hanging="283"/>
+      </w:pPr>
+      <w:rPr>
+        <w:rFonts w:ascii="Symbol" w:hAnsi="Symbol" w:cs="Symbol" w:hint="default"/>
+      </w:rPr>
+    </w:lvl>
+    <w:lvl w:ilvl="4">
+      <w:start w:val="1"/>
+      <w:numFmt w:val="bullet"/>
+      <w:lvlText w:val=""/>
+      <w:lvlJc w:val="left"/>
+      <w:pPr>
+        <w:tabs>
+          <w:tab w:val="num" w:pos="3545"/>
+        </w:tabs>
+        <w:ind w:left="3545" w:hanging="283"/>
+      </w:pPr>
+      <w:rPr>
+        <w:rFonts w:ascii="Symbol" w:hAnsi="Symbol" w:cs="Symbol" w:hint="default"/>
+      </w:rPr>
+    </w:lvl>
+    <w:lvl w:ilvl="5">
+      <w:start w:val="1"/>
+      <w:numFmt w:val="bullet"/>
+      <w:lvlText w:val=""/>
+      <w:lvlJc w:val="left"/>
+      <w:pPr>
+        <w:tabs>
+          <w:tab w:val="num" w:pos="4254"/>
+        </w:tabs>
+        <w:ind w:left="4254" w:hanging="283"/>
+      </w:pPr>
+      <w:rPr>
+        <w:rFonts w:ascii="Symbol" w:hAnsi="Symbol" w:cs="Symbol" w:hint="default"/>
+      </w:rPr>
+    </w:lvl>
+    <w:lvl w:ilvl="6">
+      <w:start w:val="1"/>
+      <w:numFmt w:val="bullet"/>
+      <w:lvlText w:val=""/>
+      <w:lvlJc w:val="left"/>
+      <w:pPr>
+        <w:tabs>
+          <w:tab w:val="num" w:pos="4963"/>
+        </w:tabs>
+        <w:ind w:left="4963" w:hanging="283"/>
+      </w:pPr>
+      <w:rPr>
+        <w:rFonts w:ascii="Symbol" w:hAnsi="Symbol" w:cs="Symbol" w:hint="default"/>
+      </w:rPr>
+    </w:lvl>
+    <w:lvl w:ilvl="7">
+      <w:start w:val="1"/>
+      <w:numFmt w:val="bullet"/>
+      <w:lvlText w:val=""/>
+      <w:lvlJc w:val="left"/>
+      <w:pPr>
+        <w:tabs>
+          <w:tab w:val="num" w:pos="5672"/>
+        </w:tabs>
+        <w:ind w:left="5672" w:hanging="283"/>
+      </w:pPr>
+      <w:rPr>
+        <w:rFonts w:ascii="Symbol" w:hAnsi="Symbol" w:cs="Symbol" w:hint="default"/>
+      </w:rPr>
+    </w:lvl>
+    <w:lvl w:ilvl="8">
+      <w:start w:val="1"/>
+      <w:numFmt w:val="bullet"/>
+      <w:lvlText w:val=""/>
+      <w:lvlJc w:val="left"/>
+      <w:pPr>
+        <w:tabs>
+          <w:tab w:val="num" w:pos="6381"/>
+        </w:tabs>
+        <w:ind w:left="6381" w:hanging="283"/>
+      </w:pPr>
+      <w:rPr>
+        <w:rFonts w:ascii="Symbol" w:hAnsi="Symbol" w:cs="Symbol" w:hint="default"/>
+      </w:rPr>
+    </w:lvl>
+  </w:abstractNum>
+  <w:abstractNum w:abstractNumId="6">
+    <w:lvl w:ilvl="0">
+      <w:start w:val="1"/>
+      <w:numFmt w:val="bullet"/>
+      <w:lvlText w:val=""/>
+      <w:lvlJc w:val="left"/>
+      <w:pPr>
+        <w:tabs>
+          <w:tab w:val="num" w:pos="709"/>
+        </w:tabs>
+        <w:ind w:left="709" w:hanging="283"/>
+      </w:pPr>
+      <w:rPr>
+        <w:rFonts w:ascii="Symbol" w:hAnsi="Symbol" w:cs="Symbol" w:hint="default"/>
+      </w:rPr>
+    </w:lvl>
+    <w:lvl w:ilvl="1">
+      <w:start w:val="1"/>
+      <w:numFmt w:val="bullet"/>
+      <w:lvlText w:val=""/>
+      <w:lvlJc w:val="left"/>
+      <w:pPr>
+        <w:tabs>
+          <w:tab w:val="num" w:pos="1418"/>
+        </w:tabs>
+        <w:ind w:left="1418" w:hanging="283"/>
+      </w:pPr>
+      <w:rPr>
+        <w:rFonts w:ascii="Symbol" w:hAnsi="Symbol" w:cs="Symbol" w:hint="default"/>
+      </w:rPr>
+    </w:lvl>
+    <w:lvl w:ilvl="2">
+      <w:start w:val="1"/>
+      <w:numFmt w:val="bullet"/>
+      <w:lvlText w:val=""/>
+      <w:lvlJc w:val="left"/>
+      <w:pPr>
+        <w:tabs>
+          <w:tab w:val="num" w:pos="2127"/>
+        </w:tabs>
+        <w:ind w:left="2127" w:hanging="283"/>
+      </w:pPr>
+      <w:rPr>
+        <w:rFonts w:ascii="Symbol" w:hAnsi="Symbol" w:cs="Symbol" w:hint="default"/>
+      </w:rPr>
+    </w:lvl>
+    <w:lvl w:ilvl="3">
+      <w:start w:val="1"/>
+      <w:numFmt w:val="bullet"/>
+      <w:lvlText w:val=""/>
+      <w:lvlJc w:val="left"/>
+      <w:pPr>
+        <w:tabs>
+          <w:tab w:val="num" w:pos="2836"/>
+        </w:tabs>
+        <w:ind w:left="2836" w:hanging="283"/>
+      </w:pPr>
+      <w:rPr>
+        <w:rFonts w:ascii="Symbol" w:hAnsi="Symbol" w:cs="Symbol" w:hint="default"/>
+      </w:rPr>
+    </w:lvl>
+    <w:lvl w:ilvl="4">
+      <w:start w:val="1"/>
+      <w:numFmt w:val="bullet"/>
+      <w:lvlText w:val=""/>
+      <w:lvlJc w:val="left"/>
+      <w:pPr>
+        <w:tabs>
+          <w:tab w:val="num" w:pos="3545"/>
+        </w:tabs>
+        <w:ind w:left="3545" w:hanging="283"/>
+      </w:pPr>
+      <w:rPr>
+        <w:rFonts w:ascii="Symbol" w:hAnsi="Symbol" w:cs="Symbol" w:hint="default"/>
+      </w:rPr>
+    </w:lvl>
+    <w:lvl w:ilvl="5">
+      <w:start w:val="1"/>
+      <w:numFmt w:val="bullet"/>
+      <w:lvlText w:val=""/>
+      <w:lvlJc w:val="left"/>
+      <w:pPr>
+        <w:tabs>
+          <w:tab w:val="num" w:pos="4254"/>
+        </w:tabs>
+        <w:ind w:left="4254" w:hanging="283"/>
+      </w:pPr>
+      <w:rPr>
+        <w:rFonts w:ascii="Symbol" w:hAnsi="Symbol" w:cs="Symbol" w:hint="default"/>
+      </w:rPr>
+    </w:lvl>
+    <w:lvl w:ilvl="6">
+      <w:start w:val="1"/>
+      <w:numFmt w:val="bullet"/>
+      <w:lvlText w:val=""/>
+      <w:lvlJc w:val="left"/>
+      <w:pPr>
+        <w:tabs>
+          <w:tab w:val="num" w:pos="4963"/>
+        </w:tabs>
+        <w:ind w:left="4963" w:hanging="283"/>
+      </w:pPr>
+      <w:rPr>
+        <w:rFonts w:ascii="Symbol" w:hAnsi="Symbol" w:cs="Symbol" w:hint="default"/>
+      </w:rPr>
+    </w:lvl>
+    <w:lvl w:ilvl="7">
+      <w:start w:val="1"/>
+      <w:numFmt w:val="bullet"/>
+      <w:lvlText w:val=""/>
+      <w:lvlJc w:val="left"/>
+      <w:pPr>
+        <w:tabs>
+          <w:tab w:val="num" w:pos="5672"/>
+        </w:tabs>
+        <w:ind w:left="5672" w:hanging="283"/>
+      </w:pPr>
+      <w:rPr>
+        <w:rFonts w:ascii="Symbol" w:hAnsi="Symbol" w:cs="Symbol" w:hint="default"/>
+      </w:rPr>
+    </w:lvl>
+    <w:lvl w:ilvl="8">
+      <w:start w:val="1"/>
+      <w:numFmt w:val="bullet"/>
+      <w:lvlText w:val=""/>
+      <w:lvlJc w:val="left"/>
+      <w:pPr>
+        <w:tabs>
+          <w:tab w:val="num" w:pos="6381"/>
+        </w:tabs>
+        <w:ind w:left="6381" w:hanging="283"/>
+      </w:pPr>
+      <w:rPr>
+        <w:rFonts w:ascii="Symbol" w:hAnsi="Symbol" w:cs="Symbol" w:hint="default"/>
+      </w:rPr>
+    </w:lvl>
+  </w:abstractNum>
+  <w:abstractNum w:abstractNumId="7">
+    <w:lvl w:ilvl="0">
+      <w:start w:val="1"/>
       <w:numFmt w:val="none"/>
       <w:suff w:val="nothing"/>
       <w:lvlText w:val=""/>
@@ -3258,6 +3993,12 @@
   </w:num>
   <w:num w:numId="5">
     <w:abstractNumId w:val="5"/>
+  </w:num>
+  <w:num w:numId="6">
+    <w:abstractNumId w:val="6"/>
+  </w:num>
+  <w:num w:numId="7">
+    <w:abstractNumId w:val="7"/>
   </w:num>
 </w:numbering>
 </file>

--- a/res/RaspberryPi.docx
+++ b/res/RaspberryPi.docx
@@ -290,6 +290,73 @@
     <w:p>
       <w:pPr>
         <w:pStyle w:val="BodyText"/>
+        <w:numPr>
+          <w:ilvl w:val="0"/>
+          <w:numId w:val="0"/>
+        </w:numPr>
+        <w:spacing w:lineRule="auto" w:line="240" w:before="0" w:afterAutospacing="1"/>
+        <w:ind w:hanging="0" w:left="0"/>
+        <w:outlineLvl w:val="1"/>
+        <w:rPr>
+          <w:rFonts w:ascii="Google Sans Text;sans-serif" w:hAnsi="Google Sans Text;sans-serif"/>
+          <w:b w:val="false"/>
+          <w:bCs w:val="false"/>
+          <w:sz w:val="20"/>
+          <w:szCs w:val="20"/>
+        </w:rPr>
+      </w:pPr>
+      <w:r>
+        <w:rPr>
+          <w:rFonts w:ascii="Google Sans Text;sans-serif" w:hAnsi="Google Sans Text;sans-serif"/>
+          <w:b/>
+          <w:bCs/>
+          <w:sz w:val="22"/>
+          <w:szCs w:val="22"/>
+        </w:rPr>
+        <w:t>Note on USB Adapters:</w:t>
+      </w:r>
+      <w:r>
+        <w:rPr>
+          <w:rFonts w:ascii="Google Sans Text;sans-serif" w:hAnsi="Google Sans Text;sans-serif"/>
+          <w:b w:val="false"/>
+          <w:bCs w:val="false"/>
+          <w:sz w:val="20"/>
+          <w:szCs w:val="20"/>
+        </w:rPr>
+        <w:t xml:space="preserve"> While this guide focuses specifically on utilizing the Raspberry Pi's native GPIO header for microsecond-accurate R: Device emulation, recent updates to AspeQt-2k26 have also unlocked this feature for standard USB FTDI adapters (by addressing legacy RS-232 logic inversion). However, the direct GPIO method outlined here remains the most robust, latency-free option for dedicated Pi setups.</w:t>
+      </w:r>
+    </w:p>
+    <w:p>
+      <w:pPr>
+        <w:pStyle w:val="BodyText"/>
+        <w:numPr>
+          <w:ilvl w:val="0"/>
+          <w:numId w:val="0"/>
+        </w:numPr>
+        <w:spacing w:lineRule="auto" w:line="240" w:before="0" w:afterAutospacing="1"/>
+        <w:ind w:hanging="0" w:left="0"/>
+        <w:outlineLvl w:val="1"/>
+        <w:rPr>
+          <w:rFonts w:ascii="Google Sans Text;sans-serif" w:hAnsi="Google Sans Text;sans-serif"/>
+          <w:b w:val="false"/>
+          <w:bCs w:val="false"/>
+          <w:sz w:val="20"/>
+          <w:szCs w:val="20"/>
+        </w:rPr>
+      </w:pPr>
+      <w:r>
+        <w:rPr>
+          <w:rFonts w:ascii="Google Sans Text;sans-serif" w:hAnsi="Google Sans Text;sans-serif"/>
+          <w:b w:val="false"/>
+          <w:bCs w:val="false"/>
+          <w:sz w:val="20"/>
+          <w:szCs w:val="20"/>
+        </w:rPr>
+      </w:r>
+    </w:p>
+    <w:p>
+      <w:pPr>
+        <w:pStyle w:val="BodyText"/>
         <w:spacing w:lineRule="auto" w:line="240" w:before="0" w:after="280"/>
         <w:rPr>
           <w:rFonts w:ascii="Google Sans Text;sans-serif" w:hAnsi="Google Sans Text;sans-serif"/>
@@ -490,6 +557,27 @@
           <w:b/>
           <w:bCs/>
         </w:rPr>
+      </w:r>
+      <w:r>
+        <w:br w:type="page"/>
+      </w:r>
+    </w:p>
+    <w:p>
+      <w:pPr>
+        <w:pStyle w:val="BodyText"/>
+        <w:spacing w:lineRule="auto" w:line="240" w:before="0" w:after="280"/>
+        <w:rPr>
+          <w:rFonts w:ascii="Google Sans Text;sans-serif" w:hAnsi="Google Sans Text;sans-serif"/>
+          <w:b/>
+          <w:bCs/>
+        </w:rPr>
+      </w:pPr>
+      <w:r>
+        <w:rPr>
+          <w:rFonts w:ascii="Google Sans Text;sans-serif" w:hAnsi="Google Sans Text;sans-serif"/>
+          <w:b/>
+          <w:bCs/>
+        </w:rPr>
         <w:t xml:space="preserve">Extract: </w:t>
       </w:r>
     </w:p>
@@ -588,14 +676,7 @@
         </w:rPr>
       </w:pPr>
       <w:r>
-        <w:rPr>
-          <w:rFonts w:ascii="Google Sans Text;sans-serif" w:hAnsi="Google Sans Text;sans-serif"/>
-          <w:b/>
-          <w:bCs/>
-        </w:rPr>
-      </w:r>
-      <w:r>
-        <w:br w:type="page"/>
+        <w:rPr/>
       </w:r>
     </w:p>
     <w:p>
@@ -2100,16 +2181,7 @@
           <w:sz w:val="21"/>
           <w:szCs w:val="21"/>
         </w:rPr>
-        <w:t xml:space="preserve">Option A: The Legacy Modem Bridge (RS232 to TCP) – </w:t>
-      </w:r>
-      <w:r>
-        <w:rPr>
-          <w:rFonts w:ascii="Google Sans Text;sans-serif" w:hAnsi="Google Sans Text;sans-serif"/>
-          <w:b/>
-          <w:sz w:val="21"/>
-          <w:szCs w:val="21"/>
-        </w:rPr>
-        <w:t>See Modem.pdf for more detail</w:t>
+        <w:t>Option A: The Legacy Modem Bridge (RS232 to TCP) – See Modem.pdf for more detail</w:t>
       </w:r>
     </w:p>
     <w:p>
@@ -2226,29 +2298,6 @@
     <w:p>
       <w:pPr>
         <w:pStyle w:val="BodyText"/>
-        <w:spacing w:lineRule="auto" w:line="274"/>
-        <w:rPr>
-          <w:rFonts w:ascii="Google Sans Text;sans-serif" w:hAnsi="Google Sans Text;sans-serif"/>
-          <w:b/>
-          <w:sz w:val="21"/>
-          <w:szCs w:val="21"/>
-        </w:rPr>
-      </w:pPr>
-      <w:r>
-        <w:rPr>
-          <w:rFonts w:ascii="Google Sans Text;sans-serif" w:hAnsi="Google Sans Text;sans-serif"/>
-          <w:b/>
-          <w:sz w:val="21"/>
-          <w:szCs w:val="21"/>
-        </w:rPr>
-      </w:r>
-      <w:r>
-        <w:br w:type="page"/>
-      </w:r>
-    </w:p>
-    <w:p>
-      <w:pPr>
-        <w:pStyle w:val="BodyText"/>
         <w:spacing w:lineRule="auto" w:line="274" w:before="0" w:after="140"/>
         <w:rPr>
           <w:rFonts w:ascii="Google Sans Text;sans-serif" w:hAnsi="Google Sans Text;sans-serif"/>
@@ -2369,28 +2418,7 @@
           <w:sz w:val="21"/>
           <w:szCs w:val="21"/>
         </w:rPr>
-        <w:t xml:space="preserve">Hardware Requirement: This mode </w:t>
-      </w:r>
-      <w:r>
-        <w:rPr>
-          <w:rFonts w:ascii="Google Sans Text;sans-serif" w:hAnsi="Google Sans Text;sans-serif"/>
-          <w:b w:val="false"/>
-          <w:bCs w:val="false"/>
-          <w:i/>
-          <w:sz w:val="21"/>
-          <w:szCs w:val="21"/>
-        </w:rPr>
-        <w:t>requires</w:t>
-      </w:r>
-      <w:r>
-        <w:rPr>
-          <w:rFonts w:ascii="Google Sans Text;sans-serif" w:hAnsi="Google Sans Text;sans-serif"/>
-          <w:b w:val="false"/>
-          <w:bCs w:val="false"/>
-          <w:sz w:val="21"/>
-          <w:szCs w:val="21"/>
-        </w:rPr>
-        <w:t xml:space="preserve"> the SIO COMMAND line to be wired to GPIO 18 (Pin 12) as shown in the wiring table. The Pi uses microsecond-level hardware interrupts to detect when the Atari drops the COMMAND line to exit the stream. Standard USB SIO2PC adapters cannot do this fast enough and are incompatible with this mode.</w:t>
+        <w:t>The Pi uses microsecond-level hardware interrupts to detect when the Atari drops the COMMAND line to exit the stream. (Note: Standard USB FTDI adapters can also achieve this emulation on modern PCs, but they require the CTS logic state to be explicitly inverted to mimic legacy RS-232 behavior—a hurdle bypassed entirely by wiring directly to the Pi's GPIO).</w:t>
       </w:r>
     </w:p>
     <w:p>
@@ -2747,8 +2775,7 @@
       <w:r>
         <w:rPr>
           <w:rFonts w:ascii="Google Sans Text;sans-serif" w:hAnsi="Google Sans Text;sans-serif"/>
-          <w:b w:val="false"/>
-          <w:bCs w:val="false"/>
+          <w:b/>
           <w:sz w:val="21"/>
           <w:szCs w:val="21"/>
         </w:rPr>
@@ -2773,8 +2800,7 @@
       <w:r>
         <w:rPr>
           <w:rFonts w:ascii="Google Sans Text;sans-serif" w:hAnsi="Google Sans Text;sans-serif"/>
-          <w:b w:val="false"/>
-          <w:bCs w:val="false"/>
+          <w:b/>
           <w:sz w:val="21"/>
           <w:szCs w:val="21"/>
         </w:rPr>
@@ -4882,8 +4908,8 @@
       <w:shd w:fill="E1DFDD" w:val="clear"/>
     </w:rPr>
   </w:style>
-  <w:style w:type="character" w:styleId="Bulletsuser">
-    <w:name w:val="Bullets (user)"/>
+  <w:style w:type="character" w:styleId="Bullets">
+    <w:name w:val="Bullets"/>
     <w:qFormat/>
     <w:rPr>
       <w:rFonts w:ascii="OpenSymbol" w:hAnsi="OpenSymbol" w:eastAsia="OpenSymbol" w:cs="OpenSymbol"/>
@@ -4896,8 +4922,8 @@
       <w:rFonts w:ascii="Liberation Mono" w:hAnsi="Liberation Mono" w:eastAsia="Liberation Mono" w:cs="Liberation Mono"/>
     </w:rPr>
   </w:style>
-  <w:style w:type="character" w:styleId="Bullets">
-    <w:name w:val="Bullets"/>
+  <w:style w:type="character" w:styleId="Bulletsuser">
+    <w:name w:val="Bullets (user)"/>
     <w:qFormat/>
     <w:rPr>
       <w:rFonts w:ascii="OpenSymbol" w:hAnsi="OpenSymbol" w:eastAsia="OpenSymbol" w:cs="OpenSymbol"/>
